--- a/Thesis/Lucrare_licenta_QLearning_Unity.docx
+++ b/Thesis/Lucrare_licenta_QLearning_Unity.docx
@@ -209,7 +209,7 @@
           <w:sz w:val="24"/>
           <w:szCs w:val="24"/>
         </w:rPr>
-        <w:t xml:space="preserve">[Titlul și numele profesorului coordonator]</w:t>
+        <w:t xml:space="preserve">Ciprian Ionuț Păduraru</w:t>
       </w:r>
     </w:p>
     <w:p>

--- a/Thesis/Lucrare_licenta_QLearning_Unity.docx
+++ b/Thesis/Lucrare_licenta_QLearning_Unity.docx
@@ -435,39 +435,36 @@
     </w:p>
     <w:p>
       <w:pPr>
-        <w:pStyle w:val="Heading3"/>
-        <w:spacing w:before="1" w:line="336" w:lineRule="auto"/>
-        <w:ind w:left="3259" w:right="2878" w:firstLine="689"/>
-        <w:rPr>
-          <w:rFonts w:ascii="Times New Roman" w:hAnsi="Times New Roman" w:cs="Times New Roman"/>
-          <w:spacing w:val="1"/>
-        </w:rPr>
-      </w:pPr>
-      <w:r>
-        <w:rPr>
-          <w:rFonts w:ascii="Times New Roman" w:hAnsi="Times New Roman" w:cs="Times New Roman"/>
-        </w:rPr>
-        <w:t>Absolvent</w:t>
-      </w:r>
-      <w:r>
-        <w:rPr>
-          <w:rFonts w:ascii="Times New Roman" w:hAnsi="Times New Roman" w:cs="Times New Roman"/>
-          <w:spacing w:val="1"/>
-        </w:rPr>
-        <w:t xml:space="preserve"> </w:t>
-      </w:r>
-    </w:p>
-    <w:p>
-      <w:pPr>
-        <w:pStyle w:val="Heading3"/>
+        <w:spacing w:before="40" w:after="40" w:line="276" w:lineRule="auto"/>
+        <w:ind w:left="0" w:right="0"/>
         <w:jc w:val="center"/>
         <w:rPr>
           <w:rFonts w:ascii="Times New Roman" w:hAnsi="Times New Roman" w:cs="Times New Roman"/>
-        </w:rPr>
-      </w:pPr>
-      <w:r>
-        <w:rPr>
-          <w:rFonts w:ascii="Times New Roman" w:hAnsi="Times New Roman" w:cs="Times New Roman"/>
+          <w:b/>
+        </w:rPr>
+      </w:pPr>
+      <w:r>
+        <w:rPr>
+          <w:rFonts w:ascii="Times New Roman" w:hAnsi="Times New Roman" w:cs="Times New Roman"/>
+          <w:b/>
+        </w:rPr>
+        <w:t xml:space="preserve">Absolvent</w:t>
+      </w:r>
+    </w:p>
+    <w:p>
+      <w:pPr>
+        <w:spacing w:before="40" w:after="40" w:line="276" w:lineRule="auto"/>
+        <w:ind w:left="0" w:right="0"/>
+        <w:jc w:val="center"/>
+        <w:rPr>
+          <w:rFonts w:ascii="Times New Roman" w:hAnsi="Times New Roman" w:cs="Times New Roman"/>
+          <w:b/>
+        </w:rPr>
+      </w:pPr>
+      <w:r>
+        <w:rPr>
+          <w:rFonts w:ascii="Times New Roman" w:hAnsi="Times New Roman" w:cs="Times New Roman"/>
+          <w:b/>
         </w:rPr>
         <w:t xml:space="preserve">Matei Bitache</w:t>
       </w:r>
@@ -484,49 +481,36 @@
     </w:p>
     <w:p>
       <w:pPr>
-        <w:ind w:left="245" w:right="245"/>
+        <w:spacing w:before="40" w:after="40" w:line="276" w:lineRule="auto"/>
+        <w:ind w:left="0" w:right="0"/>
         <w:jc w:val="center"/>
         <w:rPr>
-          <w:b/>
-          <w:sz w:val="28"/>
-        </w:rPr>
-      </w:pPr>
-      <w:r>
-        <w:rPr>
-          <w:b/>
-          <w:w w:val="95"/>
-          <w:sz w:val="28"/>
-        </w:rPr>
-        <w:t>Coordonator</w:t>
-      </w:r>
-      <w:r>
-        <w:rPr>
-          <w:b/>
-          <w:spacing w:val="46"/>
-          <w:w w:val="95"/>
-          <w:sz w:val="28"/>
-        </w:rPr>
-        <w:t xml:space="preserve"> </w:t>
-      </w:r>
-      <w:r>
-        <w:rPr>
-          <w:b/>
-          <w:w w:val="95"/>
-          <w:sz w:val="28"/>
-        </w:rPr>
-        <w:t>științific</w:t>
-      </w:r>
-    </w:p>
-    <w:p>
-      <w:pPr>
+          <w:rFonts w:ascii="Times New Roman" w:hAnsi="Times New Roman" w:cs="Times New Roman"/>
+          <w:b/>
+        </w:rPr>
+      </w:pPr>
+      <w:r>
+        <w:rPr>
+          <w:rFonts w:ascii="Times New Roman" w:hAnsi="Times New Roman" w:cs="Times New Roman"/>
+          <w:b/>
+        </w:rPr>
+        <w:t xml:space="preserve">Coordonator științific</w:t>
+      </w:r>
+    </w:p>
+    <w:p>
+      <w:pPr>
+        <w:spacing w:before="40" w:after="40" w:line="276" w:lineRule="auto"/>
+        <w:ind w:left="0" w:right="0"/>
         <w:jc w:val="center"/>
         <w:rPr>
           <w:rFonts w:ascii="Times New Roman" w:hAnsi="Times New Roman" w:cs="Times New Roman"/>
-        </w:rPr>
-      </w:pPr>
-      <w:r>
-        <w:rPr>
-          <w:rFonts w:ascii="Times New Roman" w:hAnsi="Times New Roman" w:cs="Times New Roman"/>
+          <w:b/>
+        </w:rPr>
+      </w:pPr>
+      <w:r>
+        <w:rPr>
+          <w:rFonts w:ascii="Times New Roman" w:hAnsi="Times New Roman" w:cs="Times New Roman"/>
+          <w:b/>
         </w:rPr>
         <w:t xml:space="preserve">Ciprian Ionuț Păduraru</w:t>
       </w:r>
@@ -570,6 +554,8 @@
     </w:p>
     <w:p>
       <w:pPr>
+        <w:spacing w:before="40" w:after="40" w:line="276" w:lineRule="auto"/>
+        <w:ind w:left="0" w:right="0"/>
         <w:jc w:val="center"/>
         <w:rPr>
           <w:rFonts w:ascii="Times New Roman" w:hAnsi="Times New Roman" w:cs="Times New Roman"/>

--- a/Thesis/Lucrare_licenta_QLearning_Unity.docx
+++ b/Thesis/Lucrare_licenta_QLearning_Unity.docx
@@ -933,7 +933,7 @@
           <w:rFonts w:ascii="Times New Roman" w:hAnsi="Times New Roman" w:cs="Times New Roman"/>
         </w:rPr>
         <w:tab/>
-        <w:t>4</w:t>
+        <w:t>5</w:t>
       </w:r>
     </w:p>
     <w:p>
@@ -1029,7 +1029,7 @@
         <w:rPr>
           <w:rFonts w:ascii="Times New Roman" w:hAnsi="Times New Roman" w:cs="Times New Roman"/>
         </w:rPr>
-        <w:t xml:space="preserve">2.2 Algoritmul Q-Learning</w:t>
+        <w:t xml:space="preserve">2.2 Procese de decizie Markov</w:t>
       </w:r>
       <w:r>
         <w:rPr>
@@ -1055,39 +1055,14 @@
         <w:rPr>
           <w:rFonts w:ascii="Times New Roman" w:hAnsi="Times New Roman" w:cs="Times New Roman"/>
         </w:rPr>
-        <w:t xml:space="preserve">2.3 Mediul Unity</w:t>
+        <w:t xml:space="preserve">2.3 Algoritmul Q-Learning</w:t>
       </w:r>
       <w:r>
         <w:rPr>
           <w:rFonts w:ascii="Times New Roman" w:hAnsi="Times New Roman" w:cs="Times New Roman"/>
         </w:rPr>
         <w:tab/>
-        <w:t>8</w:t>
-      </w:r>
-    </w:p>
-    <w:p>
-      <w:pPr>
-        <w:pStyle w:val="TOC1"/>
-        <w:tabs>
-          <w:tab w:val="right" w:leader="dot" w:pos="9188"/>
-        </w:tabs>
-        <w:spacing w:before="60"/>
-        <w:rPr>
-          <w:rFonts w:ascii="Times New Roman" w:hAnsi="Times New Roman" w:cs="Times New Roman"/>
-        </w:rPr>
-      </w:pPr>
-      <w:r>
-        <w:rPr>
-          <w:rFonts w:ascii="Times New Roman" w:hAnsi="Times New Roman" w:cs="Times New Roman"/>
-        </w:rPr>
-        <w:t xml:space="preserve">3. Aplicatia dezvoltata</w:t>
-      </w:r>
-      <w:r>
-        <w:rPr>
-          <w:rFonts w:ascii="Times New Roman" w:hAnsi="Times New Roman" w:cs="Times New Roman"/>
-        </w:rPr>
-        <w:tab/>
-        <w:t>9</w:t>
+        <w:t>7</w:t>
       </w:r>
     </w:p>
     <w:p>
@@ -1106,7 +1081,7 @@
         <w:rPr>
           <w:rFonts w:ascii="Times New Roman" w:hAnsi="Times New Roman" w:cs="Times New Roman"/>
         </w:rPr>
-        <w:t xml:space="preserve">3.1 Descrierea mediului</w:t>
+        <w:t xml:space="preserve">2.4 Compromisul explorare-exploatare</w:t>
       </w:r>
       <w:r>
         <w:rPr>
@@ -1132,7 +1107,32 @@
         <w:rPr>
           <w:rFonts w:ascii="Times New Roman" w:hAnsi="Times New Roman" w:cs="Times New Roman"/>
         </w:rPr>
-        <w:t xml:space="preserve">3.2 Agentul Q-Learning</w:t>
+        <w:t xml:space="preserve">2.5 Mediul Unity</w:t>
+      </w:r>
+      <w:r>
+        <w:rPr>
+          <w:rFonts w:ascii="Times New Roman" w:hAnsi="Times New Roman" w:cs="Times New Roman"/>
+        </w:rPr>
+        <w:tab/>
+        <w:t>9</w:t>
+      </w:r>
+    </w:p>
+    <w:p>
+      <w:pPr>
+        <w:pStyle w:val="TOC1"/>
+        <w:tabs>
+          <w:tab w:val="right" w:leader="dot" w:pos="9188"/>
+        </w:tabs>
+        <w:spacing w:before="60"/>
+        <w:rPr>
+          <w:rFonts w:ascii="Times New Roman" w:hAnsi="Times New Roman" w:cs="Times New Roman"/>
+        </w:rPr>
+      </w:pPr>
+      <w:r>
+        <w:rPr>
+          <w:rFonts w:ascii="Times New Roman" w:hAnsi="Times New Roman" w:cs="Times New Roman"/>
+        </w:rPr>
+        <w:t xml:space="preserve">3. Aplicatia dezvoltata</w:t>
       </w:r>
       <w:r>
         <w:rPr>
@@ -1158,14 +1158,14 @@
         <w:rPr>
           <w:rFonts w:ascii="Times New Roman" w:hAnsi="Times New Roman" w:cs="Times New Roman"/>
         </w:rPr>
-        <w:t xml:space="preserve">3.3 Antrenarea si vizualizarea</w:t>
+        <w:t xml:space="preserve">3.1 Cerinte si decizii de proiectare</w:t>
       </w:r>
       <w:r>
         <w:rPr>
           <w:rFonts w:ascii="Times New Roman" w:hAnsi="Times New Roman" w:cs="Times New Roman"/>
         </w:rPr>
         <w:tab/>
-        <w:t>11</w:t>
+        <w:t>10</w:t>
       </w:r>
     </w:p>
     <w:p>
@@ -1184,14 +1184,14 @@
         <w:rPr>
           <w:rFonts w:ascii="Times New Roman" w:hAnsi="Times New Roman" w:cs="Times New Roman"/>
         </w:rPr>
-        <w:t xml:space="preserve">3.4 Arhitectura aplicatiei</w:t>
+        <w:t xml:space="preserve">3.2 Descrierea mediului</w:t>
       </w:r>
       <w:r>
         <w:rPr>
           <w:rFonts w:ascii="Times New Roman" w:hAnsi="Times New Roman" w:cs="Times New Roman"/>
         </w:rPr>
         <w:tab/>
-        <w:t>12</w:t>
+        <w:t>11</w:t>
       </w:r>
     </w:p>
     <w:p>
@@ -1210,14 +1210,14 @@
         <w:rPr>
           <w:rFonts w:ascii="Times New Roman" w:hAnsi="Times New Roman" w:cs="Times New Roman"/>
         </w:rPr>
-        <w:t xml:space="preserve">3.5 Rezultate experimentale</w:t>
+        <w:t xml:space="preserve">3.3 Reprezentarea starilor si a actiunilor</w:t>
       </w:r>
       <w:r>
         <w:rPr>
           <w:rFonts w:ascii="Times New Roman" w:hAnsi="Times New Roman" w:cs="Times New Roman"/>
         </w:rPr>
         <w:tab/>
-        <w:t>13</w:t>
+        <w:t>11</w:t>
       </w:r>
     </w:p>
     <w:p>
@@ -1236,14 +1236,14 @@
         <w:rPr>
           <w:rFonts w:ascii="Times New Roman" w:hAnsi="Times New Roman" w:cs="Times New Roman"/>
         </w:rPr>
-        <w:t xml:space="preserve">3.6 Evaluarea politicii invatate</w:t>
+        <w:t xml:space="preserve">3.4 Functia de recompensa</w:t>
       </w:r>
       <w:r>
         <w:rPr>
           <w:rFonts w:ascii="Times New Roman" w:hAnsi="Times New Roman" w:cs="Times New Roman"/>
         </w:rPr>
         <w:tab/>
-        <w:t>14</w:t>
+        <w:t>12</w:t>
       </w:r>
     </w:p>
     <w:p>
@@ -1262,7 +1262,85 @@
         <w:rPr>
           <w:rFonts w:ascii="Times New Roman" w:hAnsi="Times New Roman" w:cs="Times New Roman"/>
         </w:rPr>
-        <w:t xml:space="preserve">3.7 Demo-ul interactiv</w:t>
+        <w:t xml:space="preserve">3.5 Agentul Q-Learning si hiperparametrii</w:t>
+      </w:r>
+      <w:r>
+        <w:rPr>
+          <w:rFonts w:ascii="Times New Roman" w:hAnsi="Times New Roman" w:cs="Times New Roman"/>
+        </w:rPr>
+        <w:tab/>
+        <w:t>13</w:t>
+      </w:r>
+    </w:p>
+    <w:p>
+      <w:pPr>
+        <w:pStyle w:val="TOC2"/>
+        <w:tabs>
+          <w:tab w:val="right" w:leader="dot" w:pos="9188"/>
+        </w:tabs>
+        <w:ind w:left="400"/>
+        <w:spacing w:before="60"/>
+        <w:rPr>
+          <w:rFonts w:ascii="Times New Roman" w:hAnsi="Times New Roman" w:cs="Times New Roman"/>
+        </w:rPr>
+      </w:pPr>
+      <w:r>
+        <w:rPr>
+          <w:rFonts w:ascii="Times New Roman" w:hAnsi="Times New Roman" w:cs="Times New Roman"/>
+        </w:rPr>
+        <w:t xml:space="preserve">3.6 Bucla de antrenare</w:t>
+      </w:r>
+      <w:r>
+        <w:rPr>
+          <w:rFonts w:ascii="Times New Roman" w:hAnsi="Times New Roman" w:cs="Times New Roman"/>
+        </w:rPr>
+        <w:tab/>
+        <w:t>14</w:t>
+      </w:r>
+    </w:p>
+    <w:p>
+      <w:pPr>
+        <w:pStyle w:val="TOC2"/>
+        <w:tabs>
+          <w:tab w:val="right" w:leader="dot" w:pos="9188"/>
+        </w:tabs>
+        <w:ind w:left="400"/>
+        <w:spacing w:before="60"/>
+        <w:rPr>
+          <w:rFonts w:ascii="Times New Roman" w:hAnsi="Times New Roman" w:cs="Times New Roman"/>
+        </w:rPr>
+      </w:pPr>
+      <w:r>
+        <w:rPr>
+          <w:rFonts w:ascii="Times New Roman" w:hAnsi="Times New Roman" w:cs="Times New Roman"/>
+        </w:rPr>
+        <w:t xml:space="preserve">3.7 Vizualizarea si interfata</w:t>
+      </w:r>
+      <w:r>
+        <w:rPr>
+          <w:rFonts w:ascii="Times New Roman" w:hAnsi="Times New Roman" w:cs="Times New Roman"/>
+        </w:rPr>
+        <w:tab/>
+        <w:t>14</w:t>
+      </w:r>
+    </w:p>
+    <w:p>
+      <w:pPr>
+        <w:pStyle w:val="TOC2"/>
+        <w:tabs>
+          <w:tab w:val="right" w:leader="dot" w:pos="9188"/>
+        </w:tabs>
+        <w:ind w:left="400"/>
+        <w:spacing w:before="60"/>
+        <w:rPr>
+          <w:rFonts w:ascii="Times New Roman" w:hAnsi="Times New Roman" w:cs="Times New Roman"/>
+        </w:rPr>
+      </w:pPr>
+      <w:r>
+        <w:rPr>
+          <w:rFonts w:ascii="Times New Roman" w:hAnsi="Times New Roman" w:cs="Times New Roman"/>
+        </w:rPr>
+        <w:t xml:space="preserve">3.8 Arhitectura aplicatiei</w:t>
       </w:r>
       <w:r>
         <w:rPr>
@@ -1270,6 +1348,136 @@
         </w:rPr>
         <w:tab/>
         <w:t>15</w:t>
+      </w:r>
+    </w:p>
+    <w:p>
+      <w:pPr>
+        <w:pStyle w:val="TOC2"/>
+        <w:tabs>
+          <w:tab w:val="right" w:leader="dot" w:pos="9188"/>
+        </w:tabs>
+        <w:ind w:left="400"/>
+        <w:spacing w:before="60"/>
+        <w:rPr>
+          <w:rFonts w:ascii="Times New Roman" w:hAnsi="Times New Roman" w:cs="Times New Roman"/>
+        </w:rPr>
+      </w:pPr>
+      <w:r>
+        <w:rPr>
+          <w:rFonts w:ascii="Times New Roman" w:hAnsi="Times New Roman" w:cs="Times New Roman"/>
+        </w:rPr>
+        <w:t xml:space="preserve">3.9 Persistenta tabelului Q</w:t>
+      </w:r>
+      <w:r>
+        <w:rPr>
+          <w:rFonts w:ascii="Times New Roman" w:hAnsi="Times New Roman" w:cs="Times New Roman"/>
+        </w:rPr>
+        <w:tab/>
+        <w:t>15</w:t>
+      </w:r>
+    </w:p>
+    <w:p>
+      <w:pPr>
+        <w:pStyle w:val="TOC2"/>
+        <w:tabs>
+          <w:tab w:val="right" w:leader="dot" w:pos="9188"/>
+        </w:tabs>
+        <w:ind w:left="400"/>
+        <w:spacing w:before="60"/>
+        <w:rPr>
+          <w:rFonts w:ascii="Times New Roman" w:hAnsi="Times New Roman" w:cs="Times New Roman"/>
+        </w:rPr>
+      </w:pPr>
+      <w:r>
+        <w:rPr>
+          <w:rFonts w:ascii="Times New Roman" w:hAnsi="Times New Roman" w:cs="Times New Roman"/>
+        </w:rPr>
+        <w:t xml:space="preserve">3.10 Rezultate experimentale</w:t>
+      </w:r>
+      <w:r>
+        <w:rPr>
+          <w:rFonts w:ascii="Times New Roman" w:hAnsi="Times New Roman" w:cs="Times New Roman"/>
+        </w:rPr>
+        <w:tab/>
+        <w:t>16</w:t>
+      </w:r>
+    </w:p>
+    <w:p>
+      <w:pPr>
+        <w:pStyle w:val="TOC2"/>
+        <w:tabs>
+          <w:tab w:val="right" w:leader="dot" w:pos="9188"/>
+        </w:tabs>
+        <w:ind w:left="400"/>
+        <w:spacing w:before="60"/>
+        <w:rPr>
+          <w:rFonts w:ascii="Times New Roman" w:hAnsi="Times New Roman" w:cs="Times New Roman"/>
+        </w:rPr>
+      </w:pPr>
+      <w:r>
+        <w:rPr>
+          <w:rFonts w:ascii="Times New Roman" w:hAnsi="Times New Roman" w:cs="Times New Roman"/>
+        </w:rPr>
+        <w:t xml:space="preserve">3.11 Evaluarea politicii invatate</w:t>
+      </w:r>
+      <w:r>
+        <w:rPr>
+          <w:rFonts w:ascii="Times New Roman" w:hAnsi="Times New Roman" w:cs="Times New Roman"/>
+        </w:rPr>
+        <w:tab/>
+        <w:t>17</w:t>
+      </w:r>
+    </w:p>
+    <w:p>
+      <w:pPr>
+        <w:pStyle w:val="TOC2"/>
+        <w:tabs>
+          <w:tab w:val="right" w:leader="dot" w:pos="9188"/>
+        </w:tabs>
+        <w:ind w:left="400"/>
+        <w:spacing w:before="60"/>
+        <w:rPr>
+          <w:rFonts w:ascii="Times New Roman" w:hAnsi="Times New Roman" w:cs="Times New Roman"/>
+        </w:rPr>
+      </w:pPr>
+      <w:r>
+        <w:rPr>
+          <w:rFonts w:ascii="Times New Roman" w:hAnsi="Times New Roman" w:cs="Times New Roman"/>
+        </w:rPr>
+        <w:t xml:space="preserve">3.12 Demo-ul interactiv</w:t>
+      </w:r>
+      <w:r>
+        <w:rPr>
+          <w:rFonts w:ascii="Times New Roman" w:hAnsi="Times New Roman" w:cs="Times New Roman"/>
+        </w:rPr>
+        <w:tab/>
+        <w:t>18</w:t>
+      </w:r>
+    </w:p>
+    <w:p>
+      <w:pPr>
+        <w:pStyle w:val="TOC2"/>
+        <w:tabs>
+          <w:tab w:val="right" w:leader="dot" w:pos="9188"/>
+        </w:tabs>
+        <w:ind w:left="400"/>
+        <w:spacing w:before="60"/>
+        <w:rPr>
+          <w:rFonts w:ascii="Times New Roman" w:hAnsi="Times New Roman" w:cs="Times New Roman"/>
+        </w:rPr>
+      </w:pPr>
+      <w:r>
+        <w:rPr>
+          <w:rFonts w:ascii="Times New Roman" w:hAnsi="Times New Roman" w:cs="Times New Roman"/>
+        </w:rPr>
+        <w:t xml:space="preserve">3.13 Limitari</w:t>
+      </w:r>
+      <w:r>
+        <w:rPr>
+          <w:rFonts w:ascii="Times New Roman" w:hAnsi="Times New Roman" w:cs="Times New Roman"/>
+        </w:rPr>
+        <w:tab/>
+        <w:t>18</w:t>
       </w:r>
     </w:p>
     <w:p>
@@ -1294,7 +1502,7 @@
           <w:rFonts w:ascii="Times New Roman" w:hAnsi="Times New Roman" w:cs="Times New Roman"/>
         </w:rPr>
         <w:tab/>
-        <w:t>16</w:t>
+        <w:t>19</w:t>
       </w:r>
     </w:p>
     <w:p>
@@ -1319,7 +1527,57 @@
           <w:rFonts w:ascii="Times New Roman" w:hAnsi="Times New Roman" w:cs="Times New Roman"/>
         </w:rPr>
         <w:tab/>
-        <w:t>17</w:t>
+        <w:t>20</w:t>
+      </w:r>
+    </w:p>
+    <w:p>
+      <w:pPr>
+        <w:pStyle w:val="TOC1"/>
+        <w:tabs>
+          <w:tab w:val="right" w:leader="dot" w:pos="9188"/>
+        </w:tabs>
+        <w:spacing w:before="60"/>
+        <w:rPr>
+          <w:rFonts w:ascii="Times New Roman" w:hAnsi="Times New Roman" w:cs="Times New Roman"/>
+        </w:rPr>
+      </w:pPr>
+      <w:r>
+        <w:rPr>
+          <w:rFonts w:ascii="Times New Roman" w:hAnsi="Times New Roman" w:cs="Times New Roman"/>
+        </w:rPr>
+        <w:t xml:space="preserve">Anexa A. Rezultate experimentale suplimentare</w:t>
+      </w:r>
+      <w:r>
+        <w:rPr>
+          <w:rFonts w:ascii="Times New Roman" w:hAnsi="Times New Roman" w:cs="Times New Roman"/>
+        </w:rPr>
+        <w:tab/>
+        <w:t>21</w:t>
+      </w:r>
+    </w:p>
+    <w:p>
+      <w:pPr>
+        <w:pStyle w:val="TOC1"/>
+        <w:tabs>
+          <w:tab w:val="right" w:leader="dot" w:pos="9188"/>
+        </w:tabs>
+        <w:spacing w:before="60"/>
+        <w:rPr>
+          <w:rFonts w:ascii="Times New Roman" w:hAnsi="Times New Roman" w:cs="Times New Roman"/>
+        </w:rPr>
+      </w:pPr>
+      <w:r>
+        <w:rPr>
+          <w:rFonts w:ascii="Times New Roman" w:hAnsi="Times New Roman" w:cs="Times New Roman"/>
+        </w:rPr>
+        <w:t xml:space="preserve">Anexa B. Documentatia tehnica a aplicatiei</w:t>
+      </w:r>
+      <w:r>
+        <w:rPr>
+          <w:rFonts w:ascii="Times New Roman" w:hAnsi="Times New Roman" w:cs="Times New Roman"/>
+        </w:rPr>
+        <w:tab/>
+        <w:t>23</w:t>
       </w:r>
     </w:p>
     <w:p>
@@ -1362,7 +1620,7 @@
           <w:rFonts w:ascii="Times New Roman" w:hAnsi="Times New Roman" w:cs="Times New Roman"/>
           <w:w w:val="105"/>
         </w:rPr>
-        <w:t xml:space="preserve">Prezenta lucrare este o lucrare de licență care se încadrează în domeniul învățării automate, mai exact în subdomeniul învățării prin întărire (engl. reinforcement learning). Tema abordată constă în antrenarea unui agent inteligent care învață singur, prin încercare și eroare, să rezolve o sarcină de navigare într-un mediu discret realizat cu motorul de jocuri Unity.</w:t>
+        <w:t xml:space="preserve">Prezenta lucrare este o lucrare de licență care se încadrează în domeniul învățării automate, mai exact în subdomeniul învățării prin întărire (engl. reinforcement learning). Tema abordată constă în antrenarea unui agent inteligent care învață singur, prin încercare și eroare, să rezolve o sarcină de navigare într-un mediu discret realizat cu motorul de jocuri Unity. Succese spectaculoase ale învățării prin întărire, precum sistemele care joacă jocuri la nivel suprauman [13], au readus această paradigmă în atenția cercetării din ultimii ani.</w:t>
       </w:r>
     </w:p>
     <w:p>
@@ -1393,7 +1651,7 @@
           <w:rFonts w:ascii="Times New Roman" w:hAnsi="Times New Roman" w:cs="Times New Roman"/>
           <w:w w:val="105"/>
         </w:rPr>
-        <w:t xml:space="preserve">Învățarea prin întărire este una dintre cele trei mari paradigme ale învățării automate, alături de învățarea supervizată și cea nesupervizată. Spre deosebire de acestea, agentul nu primește exemple corecte de comportament, ci doar un semnal numeric de recompensă care îi indică în ce măsură acțiunile sale au fost bune sau rele. Scopul agentului este să descopere o strategie de comportament care maximizează recompensa totală obținută pe termen lung. Motivația alegerii temei este dată de faptul că algoritmul Q-Learning, deși simplu, conține toate ideile esențiale ale învățării prin întărire, ceea ce îl face potrivit atât pentru înțelegere, cât și pentru o demonstrație clară.</w:t>
+        <w:t xml:space="preserve">Învățarea prin întărire este una dintre cele trei mari paradigme ale învățării automate, alături de învățarea supervizată și cea nesupervizată [1, 2]. Spre deosebire de acestea, agentul nu primește exemple corecte de comportament, ci doar un semnal numeric de recompensă care îi indică în ce măsură acțiunile sale au fost bune sau rele. Scopul agentului este să descopere o strategie de comportament, numită politică, care maximizează recompensa totală obținută pe termen lung. Motivația alegerii temei este dată de faptul că algoritmul Q-Learning [6, 7], deși simplu, conține toate ideile esențiale ale învățării prin întărire, ceea ce îl face potrivit atât pentru înțelegere, cât și pentru o demonstrație vizuală clară.</w:t>
       </w:r>
     </w:p>
     <w:p>
@@ -1424,7 +1682,7 @@
           <w:rFonts w:ascii="Times New Roman" w:hAnsi="Times New Roman" w:cs="Times New Roman"/>
           <w:w w:val="105"/>
         </w:rPr>
-        <w:t xml:space="preserve">Contribuția proprie constă în proiectarea mediului discret, implementarea completă în limbajul C# a algoritmului Q-Learning și a buclei de antrenare, vizualizarea în timp real a agentului și a statisticilor de învățare, salvarea și încărcarea tabelului Q, evaluarea politicii învățate cu export al rezultatelor și generarea unei curbe de învățare, precum și construirea unui demo interactiv cu butoane de control și reglare a vitezei de simulare. Întreaga aplicație a fost realizată fără biblioteci externe de învățare automată.</w:t>
+        <w:t xml:space="preserve">Contribuția proprie constă în proiectarea mediului discret, implementarea completă în limbajul C# a algoritmului Q-Learning și a buclei de antrenare, vizualizarea în timp real a agentului și a statisticilor de învățare, salvarea și încărcarea tabelului Q, evaluarea politicii învățate cu export al rezultatelor și generarea unei curbe de învățare, precum și construirea unui demo interactiv cu butoane de control și reglare a vitezei de simulare. Întreaga aplicație a fost realizată fără biblioteci externe de învățare automată, ceea ce face soluția transparentă și ușor de urmărit pas cu pas.</w:t>
       </w:r>
     </w:p>
     <w:p>
@@ -1455,7 +1713,7 @@
           <w:rFonts w:ascii="Times New Roman" w:hAnsi="Times New Roman" w:cs="Times New Roman"/>
           <w:w w:val="105"/>
         </w:rPr>
-        <w:t xml:space="preserve">Lucrarea este structurată după cum urmează. Capitolul 2, Preliminarii, prezintă noțiunile teoretice care stau la baza temei: învățarea prin întărire, algoritmul Q-Learning și mediul Unity. Capitolul 3 descrie contribuția propriu-zisă: mediul implementat, agentul, procesul de antrenare, arhitectura aplicației, rezultatele experimentale și demo-ul interactiv. Capitolul 4 prezintă concluziile și posibile direcții de dezvoltare. La final se găsește bibliografia.</w:t>
+        <w:t xml:space="preserve">Lucrarea este structurată după cum urmează. Capitolul 2, Preliminarii, prezintă noțiunile teoretice care stau la baza temei: învățarea prin întărire, procesele de decizie Markov, algoritmul Q-Learning, compromisul explorare-exploatare și mediul Unity. Capitolul 3 descrie contribuția propriu-zisă: cerințele, mediul implementat, agentul, bucla de antrenare, arhitectura aplicației, rezultatele experimentale, evaluarea și demo-ul interactiv. Capitolul 4 prezintă concluziile și posibile direcții de dezvoltare. La final se găsesc bibliografia și două anexe, cu rezultate suplimentare și cu documentația tehnică a aplicației.</w:t>
       </w:r>
     </w:p>
     <w:p>
@@ -1502,7 +1760,7 @@
           <w:rFonts w:ascii="Times New Roman" w:hAnsi="Times New Roman" w:cs="Times New Roman"/>
           <w:w w:val="105"/>
         </w:rPr>
-        <w:t xml:space="preserve">Învățarea prin întărire modelează interacțiunea dintre un agent și un mediu. La fiecare pas de timp, agentul observă starea curentă a mediului, alege o acțiune conform politicii sale, iar mediul răspunde cu o nouă stare și cu o recompensă numerică. Prin repetarea acestei bucle de un număr mare de ori, agentul descoperă treptat care acțiuni conduc la recompense mari pe termen lung. Această interacțiune este ilustrată în Figura 2.1.</w:t>
+        <w:t xml:space="preserve">Învățarea prin întărire modelează interacțiunea dintre un agent și un mediu [1]. La fiecare pas de timp, agentul observă starea curentă a mediului, alege o acțiune conform politicii sale, iar mediul răspunde cu o nouă stare și cu o recompensă numerică. Prin repetarea acestei bucle de un număr mare de ori, agentul descoperă treptat care acțiuni conduc la recompense mari pe termen lung. Această interacțiune fundamentală este ilustrată în Figura 2.1 și reprezintă cadrul comun al tuturor metodelor de învățare prin întărire [2].</w:t>
       </w:r>
     </w:p>
     <w:p>
@@ -1570,6 +1828,22 @@
     </w:p>
     <w:p>
       <w:pPr>
+        <w:pStyle w:val="Heading2"/>
+        <w:spacing w:before="240" w:after="80"/>
+        <w:ind w:left="117"/>
+        <w:rPr>
+          <w:rFonts w:ascii="Times New Roman" w:hAnsi="Times New Roman" w:cs="Times New Roman"/>
+        </w:rPr>
+      </w:pPr>
+      <w:r>
+        <w:rPr>
+          <w:rFonts w:ascii="Times New Roman" w:hAnsi="Times New Roman" w:cs="Times New Roman"/>
+        </w:rPr>
+        <w:t xml:space="preserve">2.2 Procese de decizie Markov</w:t>
+      </w:r>
+    </w:p>
+    <w:p>
+      <w:pPr>
         <w:pStyle w:val="BodyText"/>
         <w:spacing w:before="120" w:line="360" w:lineRule="auto"/>
         <w:ind w:left="117" w:right="115" w:firstLine="358"/>
@@ -1580,7 +1854,22 @@
           <w:rFonts w:ascii="Times New Roman" w:hAnsi="Times New Roman" w:cs="Times New Roman"/>
           <w:w w:val="105"/>
         </w:rPr>
-        <w:t xml:space="preserve">Formal, problema este descrisă de un proces de decizie Markov, definit prin mulțimea stărilor, mulțimea acțiunilor, funcția de tranziție și funcția de recompensă. O politică este o regulă care asociază fiecărei stări o acțiune. Calitatea unei politici este măsurată prin recompensa cumulată, în care recompensele viitoare sunt ponderate cu un factor de discount subunitar, astfel încât recompensele apropiate în timp să conteze mai mult decât cele îndepărtate.</w:t>
+        <w:t xml:space="preserve">Cadrul matematic standard pentru învățarea prin întărire este procesul de decizie Markov, definit prin mulțimea stărilor, mulțimea acțiunilor, funcția de tranziție și funcția de recompensă [4, 5]. Proprietatea Markov afirmă că starea următoare și recompensa depind doar de starea și acțiunea curente, nu de întregul istoric. Calitatea unei politici este măsurată prin recompensa cumulată, în care recompensele viitoare sunt ponderate cu un factor de discount subunitar, astfel încât recompensele apropiate în timp să conteze mai mult decât cele îndepărtate.</w:t>
+      </w:r>
+    </w:p>
+    <w:p>
+      <w:pPr>
+        <w:pStyle w:val="BodyText"/>
+        <w:spacing w:before="120" w:line="360" w:lineRule="auto"/>
+        <w:ind w:left="117" w:right="115" w:firstLine="358"/>
+        <w:jc w:val="both"/>
+      </w:pPr>
+      <w:r>
+        <w:rPr>
+          <w:rFonts w:ascii="Times New Roman" w:hAnsi="Times New Roman" w:cs="Times New Roman"/>
+          <w:w w:val="105"/>
+        </w:rPr>
+        <w:t xml:space="preserve">Pentru fiecare politică se pot defini funcții de valoare care estimează recompensa cumulată așteptată pornind dintr-o stare sau dintr-o pereche stare-acțiune. Principiul optimalității al lui Bellman [3] stabilește relații recursive între aceste valori și stă la baza algoritmilor de programare dinamică, precum și a metodelor de învățare prin diferențe temporale [9], din care face parte și Q-Learning.</w:t>
       </w:r>
     </w:p>
     <w:p>
@@ -1596,7 +1885,7 @@
         <w:rPr>
           <w:rFonts w:ascii="Times New Roman" w:hAnsi="Times New Roman" w:cs="Times New Roman"/>
         </w:rPr>
-        <w:t xml:space="preserve">2.2 Algoritmul Q-Learning</w:t>
+        <w:t xml:space="preserve">2.3 Algoritmul Q-Learning</w:t>
       </w:r>
     </w:p>
     <w:p>
@@ -1611,7 +1900,7 @@
           <w:rFonts w:ascii="Times New Roman" w:hAnsi="Times New Roman" w:cs="Times New Roman"/>
           <w:w w:val="105"/>
         </w:rPr>
-        <w:t xml:space="preserve">Q-Learning este un algoritm de învățare prin întărire bazat pe valori, fără model (engl. model-free) și în afara politicii (engl. off-policy). El estimează valoarea de acțiune Q(s, a), adică recompensa cumulată așteptată atunci când agentul execută acțiunea a în starea s și apoi urmează politica optimă. Deoarece mediul folosit în această lucrare este discret și de dimensiune redusă, valorile Q pot fi memorate exact într-un tabel, indexat după stare și acțiune. După fiecare pas, agentul actualizează valoarea perechii stare-acțiune folosind regula de actualizare de tip Bellman:</w:t>
+        <w:t xml:space="preserve">Q-Learning este un algoritm de învățare prin întărire bazat pe valori, fără model (engl. model-free) și în afara politicii (engl. off-policy), introdus de Watkins [5] și analizat ulterior în [6]. El estimează valoarea de acțiune Q(s, a), adică recompensa cumulată așteptată atunci când agentul execută acțiunea a în starea s și apoi urmează politica optimă. Deoarece mediul folosit în această lucrare este discret și de dimensiune redusă, valorile Q pot fi memorate exact într-un tabel, indexat după stare și acțiune. După fiecare pas, agentul actualizează valoarea perechii stare-acțiune folosind regula de actualizare de tip Bellman:</w:t>
       </w:r>
     </w:p>
     <w:p>
@@ -1640,7 +1929,7 @@
           <w:rFonts w:ascii="Times New Roman" w:hAnsi="Times New Roman" w:cs="Times New Roman"/>
           <w:w w:val="105"/>
         </w:rPr>
-        <w:t xml:space="preserve">Aici alpha este rata de învățare, gamma este factorul de discount, r este recompensa primită, iar max Q(s', a') este cea mai bună valoare estimată disponibilă din starea următoare. Atunci când starea următoare este terminală, termenul viitor este omis, iar ținta devine pur și simplu recompensa. Pentru alegerea acțiunilor se folosește o politică epsilon-greedy: cu probabilitatea epsilon agentul alege o acțiune aleatoare, iar cu probabilitatea 1 minus epsilon alege acțiunea cu cea mai mare valoare Q. Valoarea lui epsilon pornește de la o valoare mare și este redusă treptat după fiecare episod. Pașii algoritmului sunt prezentați în Figura 2.2.</w:t>
+        <w:t xml:space="preserve">Aici alpha este rata de învățare, gamma este factorul de discount, r este recompensa primită, iar max Q(s', a') este cea mai bună valoare estimată disponibilă din starea următoare. Atunci când starea următoare este terminală, termenul viitor este omis, iar ținta devine pur și simplu recompensa. S-a demonstrat că, în anumite condiții asupra ratei de învățare și a explorării, Q-Learning converge către valorile optime ale acțiunilor [7]. Pașii algoritmului sunt prezentați în Figura 2.2.</w:t>
       </w:r>
     </w:p>
     <w:p>
@@ -1719,7 +2008,7 @@
         <w:rPr>
           <w:rFonts w:ascii="Times New Roman" w:hAnsi="Times New Roman" w:cs="Times New Roman"/>
         </w:rPr>
-        <w:t xml:space="preserve">2.3 Mediul Unity</w:t>
+        <w:t xml:space="preserve">2.4 Compromisul explorare-exploatare</w:t>
       </w:r>
     </w:p>
     <w:p>
@@ -1734,7 +2023,38 @@
           <w:rFonts w:ascii="Times New Roman" w:hAnsi="Times New Roman" w:cs="Times New Roman"/>
           <w:w w:val="105"/>
         </w:rPr>
-        <w:t xml:space="preserve">Unity este un motor de jocuri folosit pe scară largă, care oferă un mediu de redare tridimensional, un sistem de componente și limbajul de scriptare C#. În această lucrare, Unity este folosit pentru a construi mediul de tip grilă, pentru a vizualiza agentul și statisticile de învățare și pentru a oferi o interfață interactivă. Abordarea aleasă este una tabulară, scrisă direct în C#, fără dependențe externe, ceea ce face soluția ușor de rulat și ușor de explicat.</w:t>
+        <w:t xml:space="preserve">O problemă centrală a învățării prin întărire este echilibrul dintre explorare și exploatare [10, 11]. Pentru a descoperi acțiuni mai bune, agentul trebuie uneori să încerce acțiuni aparent suboptime (explorare), însă pentru a obține recompense mari trebuie să folosească cunoștințele deja dobândite (exploatare). În această lucrare se folosește o politică epsilon-greedy: cu probabilitatea epsilon agentul alege o acțiune aleatoare, iar cu probabilitatea 1 minus epsilon alege acțiunea cu cea mai mare valoare Q [1]. Valoarea lui epsilon pornește de la o valoare mare și este redusă treptat după fiecare episod, o strategie uzuală pentru a trece gradual de la explorare la exploatare [11, 12].</w:t>
+      </w:r>
+    </w:p>
+    <w:p>
+      <w:pPr>
+        <w:pStyle w:val="Heading2"/>
+        <w:spacing w:before="240" w:after="80"/>
+        <w:ind w:left="117"/>
+        <w:rPr>
+          <w:rFonts w:ascii="Times New Roman" w:hAnsi="Times New Roman" w:cs="Times New Roman"/>
+        </w:rPr>
+      </w:pPr>
+      <w:r>
+        <w:rPr>
+          <w:rFonts w:ascii="Times New Roman" w:hAnsi="Times New Roman" w:cs="Times New Roman"/>
+        </w:rPr>
+        <w:t xml:space="preserve">2.5 Mediul Unity</w:t>
+      </w:r>
+    </w:p>
+    <w:p>
+      <w:pPr>
+        <w:pStyle w:val="BodyText"/>
+        <w:spacing w:before="120" w:line="360" w:lineRule="auto"/>
+        <w:ind w:left="117" w:right="115" w:firstLine="358"/>
+        <w:jc w:val="both"/>
+      </w:pPr>
+      <w:r>
+        <w:rPr>
+          <w:rFonts w:ascii="Times New Roman" w:hAnsi="Times New Roman" w:cs="Times New Roman"/>
+          <w:w w:val="105"/>
+        </w:rPr>
+        <w:t xml:space="preserve">Unity este un motor de jocuri folosit pe scară largă, care oferă un mediu de redare tridimensional, un sistem de componente și limbajul de scriptare C# [15, 16]. Pentru aplicații de învățare prin întărire există și extensia oficială Unity ML-Agents [14], însă în această lucrare s-a ales o implementare tabulară proprie, scrisă direct în C#, fără dependențe externe. Această decizie face soluția ușor de rulat și de explicat, fiind potrivită pentru un mediu discret de dimensiune mică, unde metodele tabulare sunt suficiente [1, 11].</w:t>
       </w:r>
     </w:p>
     <w:p>
@@ -1755,6 +2075,21 @@
     </w:p>
     <w:p>
       <w:pPr>
+        <w:pStyle w:val="BodyText"/>
+        <w:spacing w:before="120" w:line="360" w:lineRule="auto"/>
+        <w:ind w:left="117" w:right="115" w:firstLine="358"/>
+        <w:jc w:val="both"/>
+      </w:pPr>
+      <w:r>
+        <w:rPr>
+          <w:rFonts w:ascii="Times New Roman" w:hAnsi="Times New Roman" w:cs="Times New Roman"/>
+          <w:w w:val="105"/>
+        </w:rPr>
+        <w:t xml:space="preserve">Acest capitol descrie aplicația realizată: cerințele și deciziile de proiectare, structura mediului, agentul Q-Learning, bucla de antrenare, arhitectura componentelor, rezultatele experimentale, evaluarea politicii învățate și demo-ul interactiv.</w:t>
+      </w:r>
+    </w:p>
+    <w:p>
+      <w:pPr>
         <w:pStyle w:val="Heading2"/>
         <w:spacing w:before="240" w:after="80"/>
         <w:ind w:left="117"/>
@@ -1766,7 +2101,7 @@
         <w:rPr>
           <w:rFonts w:ascii="Times New Roman" w:hAnsi="Times New Roman" w:cs="Times New Roman"/>
         </w:rPr>
-        <w:t xml:space="preserve">3.1 Descrierea mediului</w:t>
+        <w:t xml:space="preserve">3.1 Cerințe și decizii de proiectare</w:t>
       </w:r>
     </w:p>
     <w:p>
@@ -1781,7 +2116,38 @@
           <w:rFonts w:ascii="Times New Roman" w:hAnsi="Times New Roman" w:cs="Times New Roman"/>
           <w:w w:val="105"/>
         </w:rPr>
-        <w:t xml:space="preserve">Mediul este o lume de tip grilă implementată în Unity. El este format dintr-o grilă de 8 pe 8 celule, ceea ce înseamnă un total de 64 de stări distincte. Fiecare stare este identificată printr-un index întreg calculat din coordonatele celulei după formula index = y * lățime + x. Grila conține o celulă de start, o celulă țintă, o celulă capcană și un număr de celule perete care joacă rolul de obstacole. Celulele sunt redate ca niște cuburi colorate, astfel încât configurația să fie ușor de citit: celula de start este albastră, ținta este verde, capcana este roșie, pereții sunt închiși la culoare, iar podeaua liberă este gri deschis. Mediul este prezentat în Figura 3.1.</w:t>
+        <w:t xml:space="preserve">Aplicația trebuie să îndeplinească următoarele cerințe: să definească un mediu discret cu stări, acțiuni și recompense; să implementeze algoritmul Q-Learning cu politică epsilon-greedy și actualizare Bellman; să antreneze agentul și să demonstreze convergența; să evalueze politica învățată și să exporte rezultatele; și să ofere un demo interactiv. S-a ales o lume de tip grilă deoarece este suficient de simplă pentru a permite o reprezentare tabulară exactă a valorilor Q, dar suficient de bogată pentru a ilustra obstacole, capcane și planificarea unui traseu. Metoda tabulară a fost preferată în locul unei abordări bazate pe rețele neuronale pentru că, la 64 de stări, tabelul Q este mic, învățarea este rapidă, iar comportamentul este complet transparent [1].</w:t>
+      </w:r>
+    </w:p>
+    <w:p>
+      <w:pPr>
+        <w:pStyle w:val="Heading2"/>
+        <w:spacing w:before="240" w:after="80"/>
+        <w:ind w:left="117"/>
+        <w:rPr>
+          <w:rFonts w:ascii="Times New Roman" w:hAnsi="Times New Roman" w:cs="Times New Roman"/>
+        </w:rPr>
+      </w:pPr>
+      <w:r>
+        <w:rPr>
+          <w:rFonts w:ascii="Times New Roman" w:hAnsi="Times New Roman" w:cs="Times New Roman"/>
+        </w:rPr>
+        <w:t xml:space="preserve">3.2 Descrierea mediului</w:t>
+      </w:r>
+    </w:p>
+    <w:p>
+      <w:pPr>
+        <w:pStyle w:val="BodyText"/>
+        <w:spacing w:before="120" w:line="360" w:lineRule="auto"/>
+        <w:ind w:left="117" w:right="115" w:firstLine="358"/>
+        <w:jc w:val="both"/>
+      </w:pPr>
+      <w:r>
+        <w:rPr>
+          <w:rFonts w:ascii="Times New Roman" w:hAnsi="Times New Roman" w:cs="Times New Roman"/>
+          <w:w w:val="105"/>
+        </w:rPr>
+        <w:t xml:space="preserve">Mediul este o lume de tip grilă implementată în Unity, formată dintr-o grilă de 8 pe 8 celule, adică 64 de stări distincte. Grila conține o celulă de start, o celulă țintă, o celulă capcană și opt celule perete care joacă rolul de obstacole. Celulele sunt redate ca niște cuburi colorate, astfel încât configurația să fie ușor de citit: celula de start este albastră, ținta este verde, capcana este roșie, pereții sunt închiși la culoare, iar podeaua liberă este gri deschis. Mediul este prezentat în Figura 3.1.</w:t>
       </w:r>
     </w:p>
     <w:p>
@@ -1849,6 +2215,22 @@
     </w:p>
     <w:p>
       <w:pPr>
+        <w:pStyle w:val="Heading2"/>
+        <w:spacing w:before="240" w:after="80"/>
+        <w:ind w:left="117"/>
+        <w:rPr>
+          <w:rFonts w:ascii="Times New Roman" w:hAnsi="Times New Roman" w:cs="Times New Roman"/>
+        </w:rPr>
+      </w:pPr>
+      <w:r>
+        <w:rPr>
+          <w:rFonts w:ascii="Times New Roman" w:hAnsi="Times New Roman" w:cs="Times New Roman"/>
+        </w:rPr>
+        <w:t xml:space="preserve">3.3 Reprezentarea stărilor și a acțiunilor</w:t>
+      </w:r>
+    </w:p>
+    <w:p>
+      <w:pPr>
         <w:pStyle w:val="BodyText"/>
         <w:spacing w:before="120" w:line="360" w:lineRule="auto"/>
         <w:ind w:left="117" w:right="115" w:firstLine="358"/>
@@ -1859,7 +2241,38 @@
           <w:rFonts w:ascii="Times New Roman" w:hAnsi="Times New Roman" w:cs="Times New Roman"/>
           <w:w w:val="105"/>
         </w:rPr>
-        <w:t xml:space="preserve">Agentul poate executa patru acțiuni discrete: deplasare în sus, în jos, la stânga sau la dreapta. Logica de tranziție este deterministă. Atunci când o acțiune ar deplasa agentul într-un perete sau în afara limitelor grilei, deplasarea este respinsă, iar agentul rămâne în celula curentă. În caz contrar, agentul se mută în celula vecină. Un episod se încheie când agentul ajunge la țintă sau intră în capcană și este limitat la un număr maxim de pași. Funcția de recompensă codifică obiectivul: atingerea țintei aduce +1, intrarea în capcană aduce -1, fiecare pas obișnuit are o mică recompensă negativă de -0,01, iar încercarea de a intra într-un perete este penalizată cu -0,1. Starea de început a unui episod este prezentată în Figura 3.2.</w:t>
+        <w:t xml:space="preserve">Fiecare stare corespunde unei celule și este identificată printr-un index întreg calculat din coordonatele celulei după formula index = y * lățime + x, ceea ce permite folosirea directă a indexului ca linie în tabelul Q. Agentul poate executa patru acțiuni discrete: deplasare în sus, în jos, la stânga sau la dreapta. Logica de tranziție este deterministă: atunci când o acțiune ar deplasa agentul într-un perete sau în afara limitelor grilei, deplasarea este respinsă, iar agentul rămâne în celula curentă; în caz contrar, agentul se mută în celula vecină. Un episod se încheie când agentul ajunge la țintă sau intră în capcană și este limitat la un număr maxim de pași, pentru a evita rătăcirea la nesfârșit în fazele timpurii ale învățării.</w:t>
+      </w:r>
+    </w:p>
+    <w:p>
+      <w:pPr>
+        <w:pStyle w:val="Heading2"/>
+        <w:spacing w:before="240" w:after="80"/>
+        <w:ind w:left="117"/>
+        <w:rPr>
+          <w:rFonts w:ascii="Times New Roman" w:hAnsi="Times New Roman" w:cs="Times New Roman"/>
+        </w:rPr>
+      </w:pPr>
+      <w:r>
+        <w:rPr>
+          <w:rFonts w:ascii="Times New Roman" w:hAnsi="Times New Roman" w:cs="Times New Roman"/>
+        </w:rPr>
+        <w:t xml:space="preserve">3.4 Funcția de recompensă</w:t>
+      </w:r>
+    </w:p>
+    <w:p>
+      <w:pPr>
+        <w:pStyle w:val="BodyText"/>
+        <w:spacing w:before="120" w:line="360" w:lineRule="auto"/>
+        <w:ind w:left="117" w:right="115" w:firstLine="358"/>
+        <w:jc w:val="both"/>
+      </w:pPr>
+      <w:r>
+        <w:rPr>
+          <w:rFonts w:ascii="Times New Roman" w:hAnsi="Times New Roman" w:cs="Times New Roman"/>
+          <w:w w:val="105"/>
+        </w:rPr>
+        <w:t xml:space="preserve">Funcția de recompensă codifică obiectivul sarcinii. Atingerea țintei aduce o recompensă de +1 și încheie episodul cu succes, iar intrarea în capcană aduce o recompensă de -1 și încheie episodul ca eșec. Fiecare pas obișnuit are o mică recompensă negativă de -0,01, care încurajează agentul să ajungă la țintă folosind cât mai puțini pași, iar încercarea de a intra într-un perete este penalizată suplimentar cu -0,1. Această combinație de recompense, cu o recompensă rară la final și un mic cost pe pas, orientează agentul atât către atingerea țintei, cât și către găsirea celui mai scurt traseu. Starea de început a unui episod este prezentată în Figura 3.2.</w:t>
       </w:r>
     </w:p>
     <w:p>
@@ -1938,7 +2351,7 @@
         <w:rPr>
           <w:rFonts w:ascii="Times New Roman" w:hAnsi="Times New Roman" w:cs="Times New Roman"/>
         </w:rPr>
-        <w:t xml:space="preserve">3.2 Agentul Q-Learning</w:t>
+        <w:t xml:space="preserve">3.5 Agentul Q-Learning și hiperparametrii</w:t>
       </w:r>
     </w:p>
     <w:p>
@@ -1953,7 +2366,7 @@
           <w:rFonts w:ascii="Times New Roman" w:hAnsi="Times New Roman" w:cs="Times New Roman"/>
           <w:w w:val="105"/>
         </w:rPr>
-        <w:t xml:space="preserve">Agentul menține un tabel Q, un tablou bidimensional indexat după stare și acțiune. Fiecare intrare Q(s, a) memorează estimarea curentă a recompensei pe termen lung. Tabelul este inițializat cu zero, ceea ce înseamnă că agentul pornește fără nicio cunoaștere a mediului. Selecția acțiunilor se face cu politica epsilon-greedy, iar actualizarea valorilor se face cu regula Bellman din Ecuația 2.1. Hiperparametrii folosiți pentru antrenare sunt prezentați mai jos și sunt expuși în inspectorul Unity, putând fi modificați fără a schimba codul.</w:t>
+        <w:t xml:space="preserve">Agentul menține un tabel Q, un tablou bidimensional indexat după stare și acțiune. Fiecare intrare Q(s, a) memorează estimarea curentă a recompensei pe termen lung, iar tabelul este inițializat cu zero, ceea ce înseamnă că agentul pornește fără nicio cunoaștere a mediului. Selecția acțiunilor se face cu politica epsilon-greedy, iar actualizarea valorilor se face cu regula Bellman din Ecuația 2.1. Hiperparametrii folosiți pentru antrenare sunt prezentați mai jos și sunt expuși în inspectorul Unity, putând fi modificați fără a schimba codul.</w:t>
       </w:r>
     </w:p>
     <w:p>
@@ -2308,7 +2721,7 @@
         <w:rPr>
           <w:rFonts w:ascii="Times New Roman" w:hAnsi="Times New Roman" w:cs="Times New Roman"/>
         </w:rPr>
-        <w:t xml:space="preserve">3.3 Antrenarea și vizualizarea</w:t>
+        <w:t xml:space="preserve">3.6 Bucla de antrenare</w:t>
       </w:r>
     </w:p>
     <w:p>
@@ -2323,7 +2736,7 @@
           <w:rFonts w:ascii="Times New Roman" w:hAnsi="Times New Roman" w:cs="Times New Roman"/>
           <w:w w:val="105"/>
         </w:rPr>
-        <w:t xml:space="preserve">Antrenarea constă în rularea unui număr mare de episoade complete. În fiecare episod, mediul este readus la celula de start, iar agentul alege în mod repetat o acțiune, o aplică, primește recompensa și starea următoare și își actualizează tabelul Q. Episodul se încheie când agentul ajunge la țintă sau în capcană, sau când se atinge limita de pași. După fiecare episod, valoarea epsilon este redusă. Întregul proces este vizualizat în timp real: o sferă reprezintă agentul, iar un panou afișează episodul curent, recompensa episodului, numărul de pași, valoarea curentă a lui epsilon și dacă ținta a fost atinsă.</w:t>
+        <w:t xml:space="preserve">Antrenarea constă în rularea unui număr mare de episoade complete. În fiecare episod, mediul este readus la celula de start, iar agentul alege în mod repetat o acțiune, o aplică, primește recompensa și starea următoare și își actualizează tabelul Q. Episodul se încheie când agentul ajunge la țintă sau în capcană, sau când se atinge limita de pași, iar după fiecare episod valoarea epsilon este redusă. Bucla de antrenare este implementată într-o variantă animată, sub formă de coroutine, care permite vizualizarea în timp real, și într-o variantă rapidă, folosită pentru rulări fără vizualizare și pentru generarea rezultatelor.</w:t>
       </w:r>
     </w:p>
     <w:p>
@@ -2339,7 +2752,7 @@
         <w:rPr>
           <w:rFonts w:ascii="Times New Roman" w:hAnsi="Times New Roman" w:cs="Times New Roman"/>
         </w:rPr>
-        <w:t xml:space="preserve">3.4 Arhitectura aplicației</w:t>
+        <w:t xml:space="preserve">3.7 Vizualizarea și interfața</w:t>
       </w:r>
     </w:p>
     <w:p>
@@ -2354,7 +2767,38 @@
           <w:rFonts w:ascii="Times New Roman" w:hAnsi="Times New Roman" w:cs="Times New Roman"/>
           <w:w w:val="105"/>
         </w:rPr>
-        <w:t xml:space="preserve">Aplicația este organizată într-un set restrâns de componente care cooperează. Componenta GridEnvironment definește stările, acțiunile, tranzițiile și recompensele. Componenta QLearningAgent deține tabelul Q și implementează politica epsilon-greedy și actualizarea Bellman. Componenta TrainingManager rulează bucla de episoade, conduce vizualizarea și salvează rezultatele. Componenta Evaluator încarcă tabelul Q salvat și măsoară politica greedy. Clasa ChartRenderer produce imaginea cu curba de învățare, iar DemoController conectează butoanele interfeței și controlul de viteză la aceste componente. Relațiile sunt prezentate în Figura 3.3.</w:t>
+        <w:t xml:space="preserve">În timpul antrenării, o sferă reprezintă agentul și se deplasează pe grilă, iar un panou afișează episodul curent, recompensa episodului, numărul de pași, valoarea curentă a lui epsilon și dacă ținta a fost atinsă. O cameră ortografică, plasată deasupra grilei, oferă o vedere de sus clară. Această vizualizare transformă procesul abstract de învățare într-o demonstrație ușor de urmărit, utilă în special pentru prezentarea lucrării.</w:t>
+      </w:r>
+    </w:p>
+    <w:p>
+      <w:pPr>
+        <w:pStyle w:val="Heading2"/>
+        <w:spacing w:before="240" w:after="80"/>
+        <w:ind w:left="117"/>
+        <w:rPr>
+          <w:rFonts w:ascii="Times New Roman" w:hAnsi="Times New Roman" w:cs="Times New Roman"/>
+        </w:rPr>
+      </w:pPr>
+      <w:r>
+        <w:rPr>
+          <w:rFonts w:ascii="Times New Roman" w:hAnsi="Times New Roman" w:cs="Times New Roman"/>
+        </w:rPr>
+        <w:t xml:space="preserve">3.8 Arhitectura aplicației</w:t>
+      </w:r>
+    </w:p>
+    <w:p>
+      <w:pPr>
+        <w:pStyle w:val="BodyText"/>
+        <w:spacing w:before="120" w:line="360" w:lineRule="auto"/>
+        <w:ind w:left="117" w:right="115" w:firstLine="358"/>
+        <w:jc w:val="both"/>
+      </w:pPr>
+      <w:r>
+        <w:rPr>
+          <w:rFonts w:ascii="Times New Roman" w:hAnsi="Times New Roman" w:cs="Times New Roman"/>
+          <w:w w:val="105"/>
+        </w:rPr>
+        <w:t xml:space="preserve">Aplicația este organizată într-un set restrâns de componente care cooperează. Componenta GridEnvironment definește stările, acțiunile, tranzițiile și recompensele. Componenta QLearningAgent deține tabelul Q și implementează politica epsilon-greedy și actualizarea Bellman. Componenta TrainingManager rulează bucla de episoade, conduce vizualizarea și salvează rezultatele. Componenta Evaluator încarcă tabelul Q salvat și măsoară politica greedy. Clasa ChartRenderer produce imaginea cu curba de învățare, iar DemoController conectează butoanele interfeței și controlul de viteză la aceste componente. Relațiile dintre componente sunt prezentate în Figura 3.3, iar descrierea detaliată a claselor se găsește în Anexa B.</w:t>
       </w:r>
     </w:p>
     <w:p>
@@ -2433,7 +2877,38 @@
         <w:rPr>
           <w:rFonts w:ascii="Times New Roman" w:hAnsi="Times New Roman" w:cs="Times New Roman"/>
         </w:rPr>
-        <w:t xml:space="preserve">3.5 Rezultate experimentale</w:t>
+        <w:t xml:space="preserve">3.9 Persistența tabelului Q</w:t>
+      </w:r>
+    </w:p>
+    <w:p>
+      <w:pPr>
+        <w:pStyle w:val="BodyText"/>
+        <w:spacing w:before="120" w:line="360" w:lineRule="auto"/>
+        <w:ind w:left="117" w:right="115" w:firstLine="358"/>
+        <w:jc w:val="both"/>
+      </w:pPr>
+      <w:r>
+        <w:rPr>
+          <w:rFonts w:ascii="Times New Roman" w:hAnsi="Times New Roman" w:cs="Times New Roman"/>
+          <w:w w:val="105"/>
+        </w:rPr>
+        <w:t xml:space="preserve">La finalul antrenării, tabelul Q este serializat și salvat într-un fișier în format JSON, într-o locație persistentă. Acest mecanism permite reluarea politicii învățate fără a relua antrenarea: modul de evaluare și butonul de rulare a agentului antrenat încarcă tabelul din fișier și îl folosesc direct. Tot la final sunt exportate și un fișier CSV cu istoricul recompenselor pe episoade și imaginea curbei de învățare.</w:t>
+      </w:r>
+    </w:p>
+    <w:p>
+      <w:pPr>
+        <w:pStyle w:val="Heading2"/>
+        <w:spacing w:before="240" w:after="80"/>
+        <w:ind w:left="117"/>
+        <w:rPr>
+          <w:rFonts w:ascii="Times New Roman" w:hAnsi="Times New Roman" w:cs="Times New Roman"/>
+        </w:rPr>
+      </w:pPr>
+      <w:r>
+        <w:rPr>
+          <w:rFonts w:ascii="Times New Roman" w:hAnsi="Times New Roman" w:cs="Times New Roman"/>
+        </w:rPr>
+        <w:t xml:space="preserve">3.10 Rezultate experimentale</w:t>
       </w:r>
     </w:p>
     <w:p>
@@ -2526,7 +3001,7 @@
           <w:rFonts w:ascii="Times New Roman" w:hAnsi="Times New Roman" w:cs="Times New Roman"/>
           <w:w w:val="105"/>
         </w:rPr>
-        <w:t xml:space="preserve">Comparând primele 100 de episoade cu ultimele 100 de episoade ale unei rulări reprezentative, recompensa medie a crescut de la aproximativ -1,8 la aproximativ 0,84, numărul mediu de pași a scăzut de la aproximativ 57 la aproximativ 15, iar rata de succes a crescut de la aproximativ jumătate din episoade la toate.</w:t>
+        <w:t xml:space="preserve">Progresul numeric confirmă acest comportament. Comparând primele 100 de episoade cu ultimele 100 de episoade ale unei rulări reprezentative, recompensa medie a crescut de la aproximativ -1,8 la aproximativ 0,84, numărul mediu de pași a scăzut de la aproximativ 57 la aproximativ 15, iar rata de succes a crescut de la aproximativ jumătate din episoade la toate. Evoluția numărului de pași, a ratei de succes și a valorii epsilon de-a lungul antrenării este prezentată suplimentar în Anexa A.</w:t>
       </w:r>
     </w:p>
     <w:p>
@@ -2713,7 +3188,7 @@
         <w:rPr>
           <w:rFonts w:ascii="Times New Roman" w:hAnsi="Times New Roman" w:cs="Times New Roman"/>
         </w:rPr>
-        <w:t xml:space="preserve">3.6 Evaluarea politicii învățate</w:t>
+        <w:t xml:space="preserve">3.11 Evaluarea politicii învățate</w:t>
       </w:r>
     </w:p>
     <w:p>
@@ -2728,7 +3203,7 @@
           <w:rFonts w:ascii="Times New Roman" w:hAnsi="Times New Roman" w:cs="Times New Roman"/>
           <w:w w:val="105"/>
         </w:rPr>
-        <w:t xml:space="preserve">După antrenare, tabelul Q este salvat într-un fișier JSON. Modul de evaluare încarcă acest tabel și rulează politica în mod greedy, fără explorare, astfel încât să poată fi măsurat comportamentul pur învățat. Rulând 100 de episoade de evaluare, agentul a ajuns la țintă în 100% dintre acestea, folosind în medie 14 pași și obținând o recompensă medie de 0,87. Deoarece atât mediul, cât și politica greedy sunt deterministe, fiecare episod urmează același traseu optim, ceea ce demonstrează că politica învățată este stabilă. Rezultatele sunt exportate într-un fișier CSV.</w:t>
+        <w:t xml:space="preserve">După antrenare, politica este evaluată în mod greedy, fără explorare, încărcând tabelul Q salvat. Rulând 100 de episoade de evaluare, agentul a ajuns la țintă în 100% dintre acestea, folosind în medie 14 pași și obținând o recompensă medie de 0,87. Deoarece atât mediul, cât și politica greedy sunt deterministe, fiecare episod urmează același traseu optim, ceea ce demonstrează că politica învățată este stabilă. Traseul rezultat poate fi observat în Figura 3.5, iar politica completă, sub forma acțiunii alese în fiecare celulă, este prezentată în Anexa A.</w:t>
       </w:r>
     </w:p>
     <w:p>
@@ -2925,7 +3400,7 @@
         <w:rPr>
           <w:rFonts w:ascii="Times New Roman" w:hAnsi="Times New Roman" w:cs="Times New Roman"/>
         </w:rPr>
-        <w:t xml:space="preserve">3.7 Demo-ul interactiv</w:t>
+        <w:t xml:space="preserve">3.12 Demo-ul interactiv</w:t>
       </w:r>
     </w:p>
     <w:p>
@@ -2940,7 +3415,38 @@
           <w:rFonts w:ascii="Times New Roman" w:hAnsi="Times New Roman" w:cs="Times New Roman"/>
           <w:w w:val="105"/>
         </w:rPr>
-        <w:t xml:space="preserve">Demo-ul interactiv permite utilizatorului să antreneze agentul, să îl readucă la o stare neantrenată, să ruleze agentul antrenat folosind tabelul Q salvat și să controleze viteza simulării printr-un cursor. Astfel, diferența dintre un agent neantrenat și unul antrenat devine imediat vizibilă: înainte de antrenare agentul rătăcește și eșuează frecvent, în timp ce după antrenare se deplasează direct către țintă pe cel mai scurt traseu sigur.</w:t>
+        <w:t xml:space="preserve">Demo-ul interactiv permite utilizatorului să antreneze agentul, să îl readucă la o stare neantrenată, să ruleze agentul antrenat folosind tabelul Q salvat și să controleze viteza simulării printr-un cursor. Astfel, diferența dintre un agent neantrenat și unul antrenat devine imediat vizibilă: înainte de antrenare agentul rătăcește și eșuează frecvent, în timp ce după antrenare se deplasează direct către țintă pe cel mai scurt traseu sigur. Modul de utilizare detaliat este descris în Anexa B.</w:t>
+      </w:r>
+    </w:p>
+    <w:p>
+      <w:pPr>
+        <w:pStyle w:val="Heading2"/>
+        <w:spacing w:before="240" w:after="80"/>
+        <w:ind w:left="117"/>
+        <w:rPr>
+          <w:rFonts w:ascii="Times New Roman" w:hAnsi="Times New Roman" w:cs="Times New Roman"/>
+        </w:rPr>
+      </w:pPr>
+      <w:r>
+        <w:rPr>
+          <w:rFonts w:ascii="Times New Roman" w:hAnsi="Times New Roman" w:cs="Times New Roman"/>
+        </w:rPr>
+        <w:t xml:space="preserve">3.13 Limitări</w:t>
+      </w:r>
+    </w:p>
+    <w:p>
+      <w:pPr>
+        <w:pStyle w:val="BodyText"/>
+        <w:spacing w:before="120" w:line="360" w:lineRule="auto"/>
+        <w:ind w:left="117" w:right="115" w:firstLine="358"/>
+        <w:jc w:val="both"/>
+      </w:pPr>
+      <w:r>
+        <w:rPr>
+          <w:rFonts w:ascii="Times New Roman" w:hAnsi="Times New Roman" w:cs="Times New Roman"/>
+          <w:w w:val="105"/>
+        </w:rPr>
+        <w:t xml:space="preserve">Abordarea tabulară folosită aici este eficientă pentru mediul propus, însă are limitări. Tabelul Q crește proporțional cu numărul de stări, devenind impracticabil pentru spații de stări foarte mari sau continue. De asemenea, mediul este complet observabil și determinist; în prezența zgomotului sau a unei observabilități parțiale ar fi necesare metode mai avansate. Aceste limitări motivează direcțiile de dezvoltare discutate în capitolul următor.</w:t>
       </w:r>
     </w:p>
     <w:p>
@@ -2971,7 +3477,7 @@
           <w:rFonts w:ascii="Times New Roman" w:hAnsi="Times New Roman" w:cs="Times New Roman"/>
           <w:w w:val="105"/>
         </w:rPr>
-        <w:t xml:space="preserve">În această lucrare a fost proiectat și implementat un agent de învățare prin întărire bazat pe algoritmul Q-Learning tabular, antrenat într-un mediu de tip grilă realizat cu Unity. Agentul a învățat în mod autonom, pornind de la zero cunoștințe, să navigheze de la celula de start la celula țintă, evitând capcana și obstacolele. Rezultatele experimentale au confirmat convergența algoritmului: rata de succes a crescut până la 100%, iar numărul de pași a scăzut până la traseul optim de 14 pași.</w:t>
+        <w:t xml:space="preserve">În această lucrare a fost proiectat și implementat un agent de învățare prin întărire bazat pe algoritmul Q-Learning tabular, antrenat într-un mediu de tip grilă realizat cu Unity. Agentul a învățat în mod autonom, pornind de la zero cunoștințe, să navigheze de la celula de start la celula țintă, evitând capcana și obstacolele. Rezultatele experimentale prezentate în capitolul 3 și în Anexa A au confirmat convergența algoritmului: recompensa medie a crescut, numărul de pași a scăzut până la traseul optim de 14 pași, iar rata de succes a ajuns la 100%.</w:t>
       </w:r>
     </w:p>
     <w:p>
@@ -2986,7 +3492,7 @@
           <w:rFonts w:ascii="Times New Roman" w:hAnsi="Times New Roman" w:cs="Times New Roman"/>
           <w:w w:val="105"/>
         </w:rPr>
-        <w:t xml:space="preserve">Lucrarea demonstrează că algoritmul Q-Learning, deși conceptual simplu, este suficient pentru a rezolva complet o sarcină de navigare discretă și că poate fi integrat în mod natural într-un motor de jocuri precum Unity, cu vizualizare în timp real. Implementarea tabulară, fără dependențe externe, face soluția transparentă și ușor de explicat.</w:t>
+        <w:t xml:space="preserve">Lucrarea demonstrează că algoritmul Q-Learning, deși conceptual simplu, este suficient pentru a rezolva complet o sarcină de navigare discretă și că poate fi integrat în mod natural într-un motor de jocuri precum Unity, cu vizualizare în timp real. Implementarea tabulară, fără dependențe externe, face soluția transparentă și ușor de explicat, atât valorile învățate (Anexa A), cât și politica rezultată putând fi inspectate direct. Demo-ul interactiv evidențiază clar diferența dintre un agent neantrenat și unul antrenat, ceea ce reprezintă un instrument didactic util.</w:t>
       </w:r>
     </w:p>
     <w:p>
@@ -3001,7 +3507,7 @@
           <w:rFonts w:ascii="Times New Roman" w:hAnsi="Times New Roman" w:cs="Times New Roman"/>
           <w:w w:val="105"/>
         </w:rPr>
-        <w:t xml:space="preserve">Ca posibile dezvoltări ulterioare se pot menționa: extinderea la grile mai mari sau cu obstacole generate aleator, introducerea unor tranziții stocastice, compararea cu alte metode precum SARSA, precum și trecerea la o abordare bazată pe rețele neuronale (Deep Q-Network) pentru medii în care numărul de stări devine prea mare pentru a fi memorat într-un tabel.</w:t>
+        <w:t xml:space="preserve">Ca posibile dezvoltări ulterioare se pot menționa: extinderea la grile mai mari sau cu obstacole generate aleator; introducerea unor tranziții stocastice; compararea cu alte metode de învățare prin întărire, precum SARSA [9]; precum și trecerea la o abordare bazată pe rețele neuronale, de tip Deep Q-Network [12], pentru medii în care numărul de stări devine prea mare pentru a fi memorat într-un tabel. Aceste direcții ar permite aplicarea ideilor prezentate aici la probleme mai apropiate de cele întâlnite în practică [13].</w:t>
       </w:r>
     </w:p>
     <w:p>
@@ -3047,7 +3553,7 @@
           <w:rFonts w:ascii="Times New Roman" w:hAnsi="Times New Roman" w:cs="Times New Roman"/>
           <w:w w:val="105"/>
         </w:rPr>
-        <w:t xml:space="preserve">[2] C. J. C. H. Watkins, P. Dayan. Q-learning. Machine Learning, 8(3-4):279-292, 1992.</w:t>
+        <w:t xml:space="preserve">[2] S. Russell, P. Norvig. Artificial Intelligence: A Modern Approach. Ediția a patra, Pearson, 2021.</w:t>
       </w:r>
     </w:p>
     <w:p>
@@ -3062,7 +3568,7 @@
           <w:rFonts w:ascii="Times New Roman" w:hAnsi="Times New Roman" w:cs="Times New Roman"/>
           <w:w w:val="105"/>
         </w:rPr>
-        <w:t xml:space="preserve">[3] M. L. Puterman. Markov Decision Processes: Discrete Stochastic Dynamic Programming. John Wiley &amp; Sons, New York, 1994.</w:t>
+        <w:t xml:space="preserve">[3] R. Bellman. Dynamic Programming. Princeton University Press, Princeton, 1957.</w:t>
       </w:r>
     </w:p>
     <w:p>
@@ -3077,7 +3583,7 @@
           <w:rFonts w:ascii="Times New Roman" w:hAnsi="Times New Roman" w:cs="Times New Roman"/>
           <w:w w:val="105"/>
         </w:rPr>
-        <w:t xml:space="preserve">[4] Unity Technologies. Unity User Manual. https://docs.unity3d.com/Manual/index.html [accesat: 13.06.2025]</w:t>
+        <w:t xml:space="preserve">[4] M. L. Puterman. Markov Decision Processes: Discrete Stochastic Dynamic Programming. John Wiley &amp; Sons, New York, 1994.</w:t>
       </w:r>
     </w:p>
     <w:p>
@@ -3092,7 +3598,762 @@
           <w:rFonts w:ascii="Times New Roman" w:hAnsi="Times New Roman" w:cs="Times New Roman"/>
           <w:w w:val="105"/>
         </w:rPr>
-        <w:t xml:space="preserve">[5] Unity Technologies. Unity Scripting API. https://docs.unity3d.com/ScriptReference/index.html [accesat: 13.06.2025]</w:t>
+        <w:t xml:space="preserve">[5] C. J. C. H. Watkins. Learning from Delayed Rewards. Teză de doctorat, University of Cambridge, 1989.</w:t>
+      </w:r>
+    </w:p>
+    <w:p>
+      <w:pPr>
+        <w:pStyle w:val="BodyText"/>
+        <w:spacing w:before="118" w:line="360" w:lineRule="auto"/>
+        <w:ind w:left="603" w:right="115" w:hanging="487"/>
+        <w:jc w:val="both"/>
+      </w:pPr>
+      <w:r>
+        <w:rPr>
+          <w:rFonts w:ascii="Times New Roman" w:hAnsi="Times New Roman" w:cs="Times New Roman"/>
+          <w:w w:val="105"/>
+        </w:rPr>
+        <w:t xml:space="preserve">[6] C. J. C. H. Watkins, P. Dayan. Q-learning. Machine Learning, 8(3-4):279-292, 1992.</w:t>
+      </w:r>
+    </w:p>
+    <w:p>
+      <w:pPr>
+        <w:pStyle w:val="BodyText"/>
+        <w:spacing w:before="118" w:line="360" w:lineRule="auto"/>
+        <w:ind w:left="603" w:right="115" w:hanging="487"/>
+        <w:jc w:val="both"/>
+      </w:pPr>
+      <w:r>
+        <w:rPr>
+          <w:rFonts w:ascii="Times New Roman" w:hAnsi="Times New Roman" w:cs="Times New Roman"/>
+          <w:w w:val="105"/>
+        </w:rPr>
+        <w:t xml:space="preserve">[7] J. N. Tsitsiklis. Asynchronous stochastic approximation and Q-learning. Machine Learning, 16(3):185-202, 1994.</w:t>
+      </w:r>
+    </w:p>
+    <w:p>
+      <w:pPr>
+        <w:pStyle w:val="BodyText"/>
+        <w:spacing w:before="118" w:line="360" w:lineRule="auto"/>
+        <w:ind w:left="603" w:right="115" w:hanging="487"/>
+        <w:jc w:val="both"/>
+      </w:pPr>
+      <w:r>
+        <w:rPr>
+          <w:rFonts w:ascii="Times New Roman" w:hAnsi="Times New Roman" w:cs="Times New Roman"/>
+          <w:w w:val="105"/>
+        </w:rPr>
+        <w:t xml:space="preserve">[8] R. S. Sutton. Learning to predict by the methods of temporal differences. Machine Learning, 3(1):9-44, 1988.</w:t>
+      </w:r>
+    </w:p>
+    <w:p>
+      <w:pPr>
+        <w:pStyle w:val="BodyText"/>
+        <w:spacing w:before="118" w:line="360" w:lineRule="auto"/>
+        <w:ind w:left="603" w:right="115" w:hanging="487"/>
+        <w:jc w:val="both"/>
+      </w:pPr>
+      <w:r>
+        <w:rPr>
+          <w:rFonts w:ascii="Times New Roman" w:hAnsi="Times New Roman" w:cs="Times New Roman"/>
+          <w:w w:val="105"/>
+        </w:rPr>
+        <w:t xml:space="preserve">[9] G. A. Rummery, M. Niranjan. On-line Q-learning using connectionist systems. Raport tehnic CUED/F-INFENG/TR 166, University of Cambridge, 1994.</w:t>
+      </w:r>
+    </w:p>
+    <w:p>
+      <w:pPr>
+        <w:pStyle w:val="BodyText"/>
+        <w:spacing w:before="118" w:line="360" w:lineRule="auto"/>
+        <w:ind w:left="603" w:right="115" w:hanging="487"/>
+        <w:jc w:val="both"/>
+      </w:pPr>
+      <w:r>
+        <w:rPr>
+          <w:rFonts w:ascii="Times New Roman" w:hAnsi="Times New Roman" w:cs="Times New Roman"/>
+          <w:w w:val="105"/>
+        </w:rPr>
+        <w:t xml:space="preserve">[10] L. P. Kaelbling, M. L. Littman, A. W. Moore. Reinforcement learning: A survey. Journal of Artificial Intelligence Research, 4:237-285, 1996.</w:t>
+      </w:r>
+    </w:p>
+    <w:p>
+      <w:pPr>
+        <w:pStyle w:val="BodyText"/>
+        <w:spacing w:before="118" w:line="360" w:lineRule="auto"/>
+        <w:ind w:left="603" w:right="115" w:hanging="487"/>
+        <w:jc w:val="both"/>
+      </w:pPr>
+      <w:r>
+        <w:rPr>
+          <w:rFonts w:ascii="Times New Roman" w:hAnsi="Times New Roman" w:cs="Times New Roman"/>
+          <w:w w:val="105"/>
+        </w:rPr>
+        <w:t xml:space="preserve">[11] Cs. Szepesvari. Algorithms for Reinforcement Learning. Morgan &amp; Claypool, 2010.</w:t>
+      </w:r>
+    </w:p>
+    <w:p>
+      <w:pPr>
+        <w:pStyle w:val="BodyText"/>
+        <w:spacing w:before="118" w:line="360" w:lineRule="auto"/>
+        <w:ind w:left="603" w:right="115" w:hanging="487"/>
+        <w:jc w:val="both"/>
+      </w:pPr>
+      <w:r>
+        <w:rPr>
+          <w:rFonts w:ascii="Times New Roman" w:hAnsi="Times New Roman" w:cs="Times New Roman"/>
+          <w:w w:val="105"/>
+        </w:rPr>
+        <w:t xml:space="preserve">[12] V. Mnih et al. Human-level control through deep reinforcement learning. Nature, 518(7540):529-533, 2015.</w:t>
+      </w:r>
+    </w:p>
+    <w:p>
+      <w:pPr>
+        <w:pStyle w:val="BodyText"/>
+        <w:spacing w:before="118" w:line="360" w:lineRule="auto"/>
+        <w:ind w:left="603" w:right="115" w:hanging="487"/>
+        <w:jc w:val="both"/>
+      </w:pPr>
+      <w:r>
+        <w:rPr>
+          <w:rFonts w:ascii="Times New Roman" w:hAnsi="Times New Roman" w:cs="Times New Roman"/>
+          <w:w w:val="105"/>
+        </w:rPr>
+        <w:t xml:space="preserve">[13] D. Silver et al. Mastering the game of Go with deep neural networks and tree search. Nature, 529(7587):484-489, 2016.</w:t>
+      </w:r>
+    </w:p>
+    <w:p>
+      <w:pPr>
+        <w:pStyle w:val="BodyText"/>
+        <w:spacing w:before="118" w:line="360" w:lineRule="auto"/>
+        <w:ind w:left="603" w:right="115" w:hanging="487"/>
+        <w:jc w:val="both"/>
+      </w:pPr>
+      <w:r>
+        <w:rPr>
+          <w:rFonts w:ascii="Times New Roman" w:hAnsi="Times New Roman" w:cs="Times New Roman"/>
+          <w:w w:val="105"/>
+        </w:rPr>
+        <w:t xml:space="preserve">[14] A. Juliani et al. Unity: A general platform for intelligent agents. arXiv:1809.02627, 2020.</w:t>
+      </w:r>
+    </w:p>
+    <w:p>
+      <w:pPr>
+        <w:pStyle w:val="BodyText"/>
+        <w:spacing w:before="118" w:line="360" w:lineRule="auto"/>
+        <w:ind w:left="603" w:right="115" w:hanging="487"/>
+        <w:jc w:val="both"/>
+      </w:pPr>
+      <w:r>
+        <w:rPr>
+          <w:rFonts w:ascii="Times New Roman" w:hAnsi="Times New Roman" w:cs="Times New Roman"/>
+          <w:w w:val="105"/>
+        </w:rPr>
+        <w:t xml:space="preserve">[15] Unity Technologies. Unity User Manual. https://docs.unity3d.com/Manual/index.html [accesat: 13.06.2025]</w:t>
+      </w:r>
+    </w:p>
+    <w:p>
+      <w:pPr>
+        <w:pStyle w:val="BodyText"/>
+        <w:spacing w:before="118" w:line="360" w:lineRule="auto"/>
+        <w:ind w:left="603" w:right="115" w:hanging="487"/>
+        <w:jc w:val="both"/>
+      </w:pPr>
+      <w:r>
+        <w:rPr>
+          <w:rFonts w:ascii="Times New Roman" w:hAnsi="Times New Roman" w:cs="Times New Roman"/>
+          <w:w w:val="105"/>
+        </w:rPr>
+        <w:t xml:space="preserve">[16] Unity Technologies. Unity Scripting API. https://docs.unity3d.com/ScriptReference/index.html [accesat: 13.06.2025]</w:t>
+      </w:r>
+    </w:p>
+    <w:p>
+      <w:pPr>
+        <w:pStyle w:val="Heading1"/>
+        <w:spacing w:before="360" w:after="120"/>
+        <w:ind w:left="117"/>
+        <w:rPr>
+          <w:rFonts w:ascii="Times New Roman" w:hAnsi="Times New Roman" w:cs="Times New Roman"/>
+        </w:rPr>
+      </w:pPr>
+      <w:r>
+        <w:rPr>
+          <w:rFonts w:ascii="Times New Roman" w:hAnsi="Times New Roman" w:cs="Times New Roman"/>
+        </w:rPr>
+        <w:t xml:space="preserve">Anexa A. Rezultate experimentale suplimentare</w:t>
+      </w:r>
+    </w:p>
+    <w:p>
+      <w:pPr>
+        <w:pStyle w:val="BodyText"/>
+        <w:spacing w:before="120" w:line="360" w:lineRule="auto"/>
+        <w:ind w:left="117" w:right="115" w:firstLine="358"/>
+        <w:jc w:val="both"/>
+      </w:pPr>
+      <w:r>
+        <w:rPr>
+          <w:rFonts w:ascii="Times New Roman" w:hAnsi="Times New Roman" w:cs="Times New Roman"/>
+          <w:w w:val="105"/>
+        </w:rPr>
+        <w:t xml:space="preserve">Această anexă conține grafice și vizualizări suplimentare generate din datele antrenării și din tabelul Q învățat, care completează rezultatele din secțiunile 3.10 și 3.11.</w:t>
+      </w:r>
+    </w:p>
+    <w:p>
+      <w:pPr>
+        <w:pStyle w:val="BodyText"/>
+        <w:spacing w:before="120" w:line="360" w:lineRule="auto"/>
+        <w:ind w:left="117" w:right="115" w:firstLine="358"/>
+        <w:jc w:val="both"/>
+      </w:pPr>
+      <w:r>
+        <w:rPr>
+          <w:rFonts w:ascii="Times New Roman" w:hAnsi="Times New Roman" w:cs="Times New Roman"/>
+          <w:w w:val="105"/>
+        </w:rPr>
+        <w:t xml:space="preserve">Figura A.1 prezintă evoluția numărului de pași necesari pentru a încheia un episod. La început agentul are nevoie de mulți pași și atinge frecvent limita, însă pe măsură ce învață, numărul de pași scade și se stabilizează în jurul valorii optime.</w:t>
+      </w:r>
+    </w:p>
+    <w:p>
+      <w:pPr>
+        <w:spacing w:before="120" w:after="60" w:line="240" w:lineRule="auto"/>
+        <w:jc w:val="center"/>
+      </w:pPr>
+      <w:r>
+        <w:rPr>
+          <w:rFonts w:ascii="Times New Roman" w:hAnsi="Times New Roman" w:cs="Times New Roman"/>
+          <w:noProof/>
+        </w:rPr>
+        <w:drawing>
+          <wp:inline distT="0" distB="0" distL="0" distR="0">
+            <wp:extent cx="4953000" cy="2638425"/>
+            <wp:effectExtent l="0" t="0" r="0" b="0"/>
+            <wp:docPr id="107" name="image17.png"/>
+            <wp:cNvGraphicFramePr>
+              <a:graphicFrameLocks xmlns:a="http://schemas.openxmlformats.org/drawingml/2006/main" noChangeAspect="1"/>
+            </wp:cNvGraphicFramePr>
+            <a:graphic xmlns:a="http://schemas.openxmlformats.org/drawingml/2006/main">
+              <a:graphicData uri="http://schemas.openxmlformats.org/drawingml/2006/picture">
+                <pic:pic xmlns:pic="http://schemas.openxmlformats.org/drawingml/2006/picture">
+                  <pic:nvPicPr>
+                    <pic:cNvPr id="207" name="image17.png"/>
+                    <pic:cNvPicPr/>
+                  </pic:nvPicPr>
+                  <pic:blipFill>
+                    <a:blip r:embed="rId108" cstate="print"/>
+                    <a:stretch>
+                      <a:fillRect/>
+                    </a:stretch>
+                  </pic:blipFill>
+                  <pic:spPr>
+                    <a:xfrm>
+                      <a:off x="0" y="0"/>
+                      <a:ext cx="4953000" cy="2638425"/>
+                    </a:xfrm>
+                    <a:prstGeom prst="rect">
+                      <a:avLst/>
+                    </a:prstGeom>
+                  </pic:spPr>
+                </pic:pic>
+              </a:graphicData>
+            </a:graphic>
+          </wp:inline>
+        </w:drawing>
+      </w:r>
+    </w:p>
+    <w:p>
+      <w:pPr>
+        <w:pStyle w:val="BodyText"/>
+        <w:spacing w:before="60" w:after="200" w:line="240" w:lineRule="auto"/>
+        <w:jc w:val="center"/>
+      </w:pPr>
+      <w:r>
+        <w:rPr>
+          <w:rFonts w:ascii="Times New Roman" w:hAnsi="Times New Roman" w:cs="Times New Roman"/>
+          <w:i/>
+          <w:sz w:val="20"/>
+          <w:szCs w:val="20"/>
+        </w:rPr>
+        <w:t xml:space="preserve">Figura A.1. Numărul de pași pe episod în timpul antrenării (valori brute și medie mobilă).</w:t>
+      </w:r>
+    </w:p>
+    <w:p>
+      <w:pPr>
+        <w:pStyle w:val="BodyText"/>
+        <w:spacing w:before="120" w:line="360" w:lineRule="auto"/>
+        <w:ind w:left="117" w:right="115" w:firstLine="358"/>
+        <w:jc w:val="both"/>
+      </w:pPr>
+      <w:r>
+        <w:rPr>
+          <w:rFonts w:ascii="Times New Roman" w:hAnsi="Times New Roman" w:cs="Times New Roman"/>
+          <w:w w:val="105"/>
+        </w:rPr>
+        <w:t xml:space="preserve">Figura A.2 prezintă rata de succes, calculată ca medie mobilă pe o fereastră de 100 de episoade. Aceasta crește de la valori scăzute la începutul antrenării până aproape de 100% după convergență.</w:t>
+      </w:r>
+    </w:p>
+    <w:p>
+      <w:pPr>
+        <w:spacing w:before="120" w:after="60" w:line="240" w:lineRule="auto"/>
+        <w:jc w:val="center"/>
+      </w:pPr>
+      <w:r>
+        <w:rPr>
+          <w:rFonts w:ascii="Times New Roman" w:hAnsi="Times New Roman" w:cs="Times New Roman"/>
+          <w:noProof/>
+        </w:rPr>
+        <w:drawing>
+          <wp:inline distT="0" distB="0" distL="0" distR="0">
+            <wp:extent cx="4953000" cy="2638425"/>
+            <wp:effectExtent l="0" t="0" r="0" b="0"/>
+            <wp:docPr id="108" name="image18.png"/>
+            <wp:cNvGraphicFramePr>
+              <a:graphicFrameLocks xmlns:a="http://schemas.openxmlformats.org/drawingml/2006/main" noChangeAspect="1"/>
+            </wp:cNvGraphicFramePr>
+            <a:graphic xmlns:a="http://schemas.openxmlformats.org/drawingml/2006/main">
+              <a:graphicData uri="http://schemas.openxmlformats.org/drawingml/2006/picture">
+                <pic:pic xmlns:pic="http://schemas.openxmlformats.org/drawingml/2006/picture">
+                  <pic:nvPicPr>
+                    <pic:cNvPr id="208" name="image18.png"/>
+                    <pic:cNvPicPr/>
+                  </pic:nvPicPr>
+                  <pic:blipFill>
+                    <a:blip r:embed="rId109" cstate="print"/>
+                    <a:stretch>
+                      <a:fillRect/>
+                    </a:stretch>
+                  </pic:blipFill>
+                  <pic:spPr>
+                    <a:xfrm>
+                      <a:off x="0" y="0"/>
+                      <a:ext cx="4953000" cy="2638425"/>
+                    </a:xfrm>
+                    <a:prstGeom prst="rect">
+                      <a:avLst/>
+                    </a:prstGeom>
+                  </pic:spPr>
+                </pic:pic>
+              </a:graphicData>
+            </a:graphic>
+          </wp:inline>
+        </w:drawing>
+      </w:r>
+    </w:p>
+    <w:p>
+      <w:pPr>
+        <w:pStyle w:val="BodyText"/>
+        <w:spacing w:before="60" w:after="200" w:line="240" w:lineRule="auto"/>
+        <w:jc w:val="center"/>
+      </w:pPr>
+      <w:r>
+        <w:rPr>
+          <w:rFonts w:ascii="Times New Roman" w:hAnsi="Times New Roman" w:cs="Times New Roman"/>
+          <w:i/>
+          <w:sz w:val="20"/>
+          <w:szCs w:val="20"/>
+        </w:rPr>
+        <w:t xml:space="preserve">Figura A.2. Rata de succes (medie mobilă pe fereastra de 100 de episoade).</w:t>
+      </w:r>
+    </w:p>
+    <w:p>
+      <w:pPr>
+        <w:pStyle w:val="BodyText"/>
+        <w:spacing w:before="120" w:line="360" w:lineRule="auto"/>
+        <w:ind w:left="117" w:right="115" w:firstLine="358"/>
+        <w:jc w:val="both"/>
+      </w:pPr>
+      <w:r>
+        <w:rPr>
+          <w:rFonts w:ascii="Times New Roman" w:hAnsi="Times New Roman" w:cs="Times New Roman"/>
+          <w:w w:val="105"/>
+        </w:rPr>
+        <w:t xml:space="preserve">Figura A.3 prezintă scăderea valorii epsilon de-a lungul antrenării. Aceasta controlează trecerea graduală de la explorare la exploatare și atinge valoarea minimă după câteva sute de episoade.</w:t>
+      </w:r>
+    </w:p>
+    <w:p>
+      <w:pPr>
+        <w:spacing w:before="120" w:after="60" w:line="240" w:lineRule="auto"/>
+        <w:jc w:val="center"/>
+      </w:pPr>
+      <w:r>
+        <w:rPr>
+          <w:rFonts w:ascii="Times New Roman" w:hAnsi="Times New Roman" w:cs="Times New Roman"/>
+          <w:noProof/>
+        </w:rPr>
+        <w:drawing>
+          <wp:inline distT="0" distB="0" distL="0" distR="0">
+            <wp:extent cx="4953000" cy="2638425"/>
+            <wp:effectExtent l="0" t="0" r="0" b="0"/>
+            <wp:docPr id="109" name="image19.png"/>
+            <wp:cNvGraphicFramePr>
+              <a:graphicFrameLocks xmlns:a="http://schemas.openxmlformats.org/drawingml/2006/main" noChangeAspect="1"/>
+            </wp:cNvGraphicFramePr>
+            <a:graphic xmlns:a="http://schemas.openxmlformats.org/drawingml/2006/main">
+              <a:graphicData uri="http://schemas.openxmlformats.org/drawingml/2006/picture">
+                <pic:pic xmlns:pic="http://schemas.openxmlformats.org/drawingml/2006/picture">
+                  <pic:nvPicPr>
+                    <pic:cNvPr id="209" name="image19.png"/>
+                    <pic:cNvPicPr/>
+                  </pic:nvPicPr>
+                  <pic:blipFill>
+                    <a:blip r:embed="rId110" cstate="print"/>
+                    <a:stretch>
+                      <a:fillRect/>
+                    </a:stretch>
+                  </pic:blipFill>
+                  <pic:spPr>
+                    <a:xfrm>
+                      <a:off x="0" y="0"/>
+                      <a:ext cx="4953000" cy="2638425"/>
+                    </a:xfrm>
+                    <a:prstGeom prst="rect">
+                      <a:avLst/>
+                    </a:prstGeom>
+                  </pic:spPr>
+                </pic:pic>
+              </a:graphicData>
+            </a:graphic>
+          </wp:inline>
+        </w:drawing>
+      </w:r>
+    </w:p>
+    <w:p>
+      <w:pPr>
+        <w:pStyle w:val="BodyText"/>
+        <w:spacing w:before="60" w:after="200" w:line="240" w:lineRule="auto"/>
+        <w:jc w:val="center"/>
+      </w:pPr>
+      <w:r>
+        <w:rPr>
+          <w:rFonts w:ascii="Times New Roman" w:hAnsi="Times New Roman" w:cs="Times New Roman"/>
+          <w:i/>
+          <w:sz w:val="20"/>
+          <w:szCs w:val="20"/>
+        </w:rPr>
+        <w:t xml:space="preserve">Figura A.3. Scăderea valorii epsilon în timpul antrenării.</w:t>
+      </w:r>
+    </w:p>
+    <w:p>
+      <w:pPr>
+        <w:pStyle w:val="BodyText"/>
+        <w:spacing w:before="120" w:line="360" w:lineRule="auto"/>
+        <w:ind w:left="117" w:right="115" w:firstLine="358"/>
+        <w:jc w:val="both"/>
+      </w:pPr>
+      <w:r>
+        <w:rPr>
+          <w:rFonts w:ascii="Times New Roman" w:hAnsi="Times New Roman" w:cs="Times New Roman"/>
+          <w:w w:val="105"/>
+        </w:rPr>
+        <w:t xml:space="preserve">Figura A.4 prezintă politica învățată: pentru fiecare celulă liberă este afișată acțiunea greedy aleasă de agent, sub forma unei săgeți. Se observă că săgețile conduc agentul dinspre celula de start către țintă, ocolind pereții și capcana.</w:t>
+      </w:r>
+    </w:p>
+    <w:p>
+      <w:pPr>
+        <w:spacing w:before="120" w:after="60" w:line="240" w:lineRule="auto"/>
+        <w:jc w:val="center"/>
+      </w:pPr>
+      <w:r>
+        <w:rPr>
+          <w:rFonts w:ascii="Times New Roman" w:hAnsi="Times New Roman" w:cs="Times New Roman"/>
+          <w:noProof/>
+        </w:rPr>
+        <w:drawing>
+          <wp:inline distT="0" distB="0" distL="0" distR="0">
+            <wp:extent cx="4095750" cy="4095750"/>
+            <wp:effectExtent l="0" t="0" r="0" b="0"/>
+            <wp:docPr id="110" name="image20.png"/>
+            <wp:cNvGraphicFramePr>
+              <a:graphicFrameLocks xmlns:a="http://schemas.openxmlformats.org/drawingml/2006/main" noChangeAspect="1"/>
+            </wp:cNvGraphicFramePr>
+            <a:graphic xmlns:a="http://schemas.openxmlformats.org/drawingml/2006/main">
+              <a:graphicData uri="http://schemas.openxmlformats.org/drawingml/2006/picture">
+                <pic:pic xmlns:pic="http://schemas.openxmlformats.org/drawingml/2006/picture">
+                  <pic:nvPicPr>
+                    <pic:cNvPr id="210" name="image20.png"/>
+                    <pic:cNvPicPr/>
+                  </pic:nvPicPr>
+                  <pic:blipFill>
+                    <a:blip r:embed="rId111" cstate="print"/>
+                    <a:stretch>
+                      <a:fillRect/>
+                    </a:stretch>
+                  </pic:blipFill>
+                  <pic:spPr>
+                    <a:xfrm>
+                      <a:off x="0" y="0"/>
+                      <a:ext cx="4095750" cy="4095750"/>
+                    </a:xfrm>
+                    <a:prstGeom prst="rect">
+                      <a:avLst/>
+                    </a:prstGeom>
+                  </pic:spPr>
+                </pic:pic>
+              </a:graphicData>
+            </a:graphic>
+          </wp:inline>
+        </w:drawing>
+      </w:r>
+    </w:p>
+    <w:p>
+      <w:pPr>
+        <w:pStyle w:val="BodyText"/>
+        <w:spacing w:before="60" w:after="200" w:line="240" w:lineRule="auto"/>
+        <w:jc w:val="center"/>
+      </w:pPr>
+      <w:r>
+        <w:rPr>
+          <w:rFonts w:ascii="Times New Roman" w:hAnsi="Times New Roman" w:cs="Times New Roman"/>
+          <w:i/>
+          <w:sz w:val="20"/>
+          <w:szCs w:val="20"/>
+        </w:rPr>
+        <w:t xml:space="preserve">Figura A.4. Politica învățată: acțiunea greedy în fiecare celulă a grilei.</w:t>
+      </w:r>
+    </w:p>
+    <w:p>
+      <w:pPr>
+        <w:pStyle w:val="BodyText"/>
+        <w:spacing w:before="120" w:line="360" w:lineRule="auto"/>
+        <w:ind w:left="117" w:right="115" w:firstLine="358"/>
+        <w:jc w:val="both"/>
+      </w:pPr>
+      <w:r>
+        <w:rPr>
+          <w:rFonts w:ascii="Times New Roman" w:hAnsi="Times New Roman" w:cs="Times New Roman"/>
+          <w:w w:val="105"/>
+        </w:rPr>
+        <w:t xml:space="preserve">Figura A.5 prezintă o hartă termică a valorii maxime Q pentru fiecare celulă. Valorile cresc pe măsură ce celulele se apropie de țintă, reflectând estimarea recompensei pe termen lung. Celulele țintă și capcană păstrează valoarea zero, fiind stări terminale care nu sunt actualizate ca stări de plecare.</w:t>
+      </w:r>
+    </w:p>
+    <w:p>
+      <w:pPr>
+        <w:spacing w:before="120" w:after="60" w:line="240" w:lineRule="auto"/>
+        <w:jc w:val="center"/>
+      </w:pPr>
+      <w:r>
+        <w:rPr>
+          <w:rFonts w:ascii="Times New Roman" w:hAnsi="Times New Roman" w:cs="Times New Roman"/>
+          <w:noProof/>
+        </w:rPr>
+        <w:drawing>
+          <wp:inline distT="0" distB="0" distL="0" distR="0">
+            <wp:extent cx="4095750" cy="4095750"/>
+            <wp:effectExtent l="0" t="0" r="0" b="0"/>
+            <wp:docPr id="111" name="image21.png"/>
+            <wp:cNvGraphicFramePr>
+              <a:graphicFrameLocks xmlns:a="http://schemas.openxmlformats.org/drawingml/2006/main" noChangeAspect="1"/>
+            </wp:cNvGraphicFramePr>
+            <a:graphic xmlns:a="http://schemas.openxmlformats.org/drawingml/2006/main">
+              <a:graphicData uri="http://schemas.openxmlformats.org/drawingml/2006/picture">
+                <pic:pic xmlns:pic="http://schemas.openxmlformats.org/drawingml/2006/picture">
+                  <pic:nvPicPr>
+                    <pic:cNvPr id="211" name="image21.png"/>
+                    <pic:cNvPicPr/>
+                  </pic:nvPicPr>
+                  <pic:blipFill>
+                    <a:blip r:embed="rId112" cstate="print"/>
+                    <a:stretch>
+                      <a:fillRect/>
+                    </a:stretch>
+                  </pic:blipFill>
+                  <pic:spPr>
+                    <a:xfrm>
+                      <a:off x="0" y="0"/>
+                      <a:ext cx="4095750" cy="4095750"/>
+                    </a:xfrm>
+                    <a:prstGeom prst="rect">
+                      <a:avLst/>
+                    </a:prstGeom>
+                  </pic:spPr>
+                </pic:pic>
+              </a:graphicData>
+            </a:graphic>
+          </wp:inline>
+        </w:drawing>
+      </w:r>
+    </w:p>
+    <w:p>
+      <w:pPr>
+        <w:pStyle w:val="BodyText"/>
+        <w:spacing w:before="60" w:after="200" w:line="240" w:lineRule="auto"/>
+        <w:jc w:val="center"/>
+      </w:pPr>
+      <w:r>
+        <w:rPr>
+          <w:rFonts w:ascii="Times New Roman" w:hAnsi="Times New Roman" w:cs="Times New Roman"/>
+          <w:i/>
+          <w:sz w:val="20"/>
+          <w:szCs w:val="20"/>
+        </w:rPr>
+        <w:t xml:space="preserve">Figura A.5. Harta valorilor maxime Q pe fiecare celulă a grilei.</w:t>
+      </w:r>
+    </w:p>
+    <w:p>
+      <w:pPr>
+        <w:pStyle w:val="Heading1"/>
+        <w:spacing w:before="360" w:after="120"/>
+        <w:ind w:left="117"/>
+        <w:rPr>
+          <w:rFonts w:ascii="Times New Roman" w:hAnsi="Times New Roman" w:cs="Times New Roman"/>
+        </w:rPr>
+      </w:pPr>
+      <w:r>
+        <w:rPr>
+          <w:rFonts w:ascii="Times New Roman" w:hAnsi="Times New Roman" w:cs="Times New Roman"/>
+        </w:rPr>
+        <w:t xml:space="preserve">Anexa B. Documentația tehnică a aplicației</w:t>
+      </w:r>
+    </w:p>
+    <w:p>
+      <w:pPr>
+        <w:pStyle w:val="Heading2"/>
+        <w:spacing w:before="240" w:after="80"/>
+        <w:ind w:left="117"/>
+        <w:rPr>
+          <w:rFonts w:ascii="Times New Roman" w:hAnsi="Times New Roman" w:cs="Times New Roman"/>
+        </w:rPr>
+      </w:pPr>
+      <w:r>
+        <w:rPr>
+          <w:rFonts w:ascii="Times New Roman" w:hAnsi="Times New Roman" w:cs="Times New Roman"/>
+        </w:rPr>
+        <w:t xml:space="preserve">B.1 Structura proiectului</w:t>
+      </w:r>
+    </w:p>
+    <w:p>
+      <w:pPr>
+        <w:pStyle w:val="BodyText"/>
+        <w:spacing w:before="120" w:line="360" w:lineRule="auto"/>
+        <w:ind w:left="117" w:right="115" w:firstLine="358"/>
+        <w:jc w:val="both"/>
+      </w:pPr>
+      <w:r>
+        <w:rPr>
+          <w:rFonts w:ascii="Times New Roman" w:hAnsi="Times New Roman" w:cs="Times New Roman"/>
+          <w:w w:val="105"/>
+        </w:rPr>
+        <w:t xml:space="preserve">Proiectul este organizat ca un proiect Unity standard. Codul sursă propriu se află în directorul Assets/Scripts și este format din șase fișiere C#, fiecare cu o responsabilitate clară. Scena demo se află în Assets/Scenes/QLearningDemo.unity, iar fișierele generate la rulare (tabelul Q, fișierele CSV și graficul) sunt scrise într-un director de rezultate.</w:t>
+      </w:r>
+    </w:p>
+    <w:p>
+      <w:pPr>
+        <w:pStyle w:val="Heading2"/>
+        <w:spacing w:before="240" w:after="80"/>
+        <w:ind w:left="117"/>
+        <w:rPr>
+          <w:rFonts w:ascii="Times New Roman" w:hAnsi="Times New Roman" w:cs="Times New Roman"/>
+        </w:rPr>
+      </w:pPr>
+      <w:r>
+        <w:rPr>
+          <w:rFonts w:ascii="Times New Roman" w:hAnsi="Times New Roman" w:cs="Times New Roman"/>
+        </w:rPr>
+        <w:t xml:space="preserve">B.2 Descrierea claselor</w:t>
+      </w:r>
+    </w:p>
+    <w:p>
+      <w:pPr>
+        <w:pStyle w:val="BodyText"/>
+        <w:spacing w:before="120" w:line="360" w:lineRule="auto"/>
+        <w:ind w:left="117" w:right="115" w:firstLine="358"/>
+        <w:jc w:val="both"/>
+      </w:pPr>
+      <w:r>
+        <w:rPr>
+          <w:rFonts w:ascii="Times New Roman" w:hAnsi="Times New Roman" w:cs="Times New Roman"/>
+          <w:w w:val="105"/>
+        </w:rPr>
+        <w:t xml:space="preserve">GridEnvironment.cs definește mediul: dimensiunea grilei, celulele de start, țintă, capcană și pereții, reprezentarea stării ca index, cele patru acțiuni, logica de tranziție și funcția de recompensă, precum și metoda de resetare. Tot aici se construiește vizual grila din cuburi colorate.</w:t>
+      </w:r>
+    </w:p>
+    <w:p>
+      <w:pPr>
+        <w:pStyle w:val="BodyText"/>
+        <w:spacing w:before="120" w:line="360" w:lineRule="auto"/>
+        <w:ind w:left="117" w:right="115" w:firstLine="358"/>
+        <w:jc w:val="both"/>
+      </w:pPr>
+      <w:r>
+        <w:rPr>
+          <w:rFonts w:ascii="Times New Roman" w:hAnsi="Times New Roman" w:cs="Times New Roman"/>
+          <w:w w:val="105"/>
+        </w:rPr>
+        <w:t xml:space="preserve">QLearningAgent.cs implementează agentul: tabelul Q, politica epsilon-greedy, selecția acțiunii greedy, actualizarea Bellman, scăderea valorii epsilon și salvarea și încărcarea tabelului Q în format JSON.</w:t>
+      </w:r>
+    </w:p>
+    <w:p>
+      <w:pPr>
+        <w:pStyle w:val="BodyText"/>
+        <w:spacing w:before="120" w:line="360" w:lineRule="auto"/>
+        <w:ind w:left="117" w:right="115" w:firstLine="358"/>
+        <w:jc w:val="both"/>
+      </w:pPr>
+      <w:r>
+        <w:rPr>
+          <w:rFonts w:ascii="Times New Roman" w:hAnsi="Times New Roman" w:cs="Times New Roman"/>
+          <w:w w:val="105"/>
+        </w:rPr>
+        <w:t xml:space="preserve">TrainingManager.cs conține bucla de antrenare, în varianta animată și în cea rapidă, actualizează panoul de statistici, mută agentul vizual, salvează tabelul Q la final și exportă istoricul recompenselor împreună cu graficul curbei de învățare.</w:t>
+      </w:r>
+    </w:p>
+    <w:p>
+      <w:pPr>
+        <w:pStyle w:val="BodyText"/>
+        <w:spacing w:before="120" w:line="360" w:lineRule="auto"/>
+        <w:ind w:left="117" w:right="115" w:firstLine="358"/>
+        <w:jc w:val="both"/>
+      </w:pPr>
+      <w:r>
+        <w:rPr>
+          <w:rFonts w:ascii="Times New Roman" w:hAnsi="Times New Roman" w:cs="Times New Roman"/>
+          <w:w w:val="105"/>
+        </w:rPr>
+        <w:t xml:space="preserve">Evaluator.cs încarcă tabelul Q salvat, rulează un număr configurabil de episoade folosind politica greedy, calculează rata de succes, numărul mediu de pași și recompensa medie și exportă rezultatele într-un fișier CSV.</w:t>
+      </w:r>
+    </w:p>
+    <w:p>
+      <w:pPr>
+        <w:pStyle w:val="BodyText"/>
+        <w:spacing w:before="120" w:line="360" w:lineRule="auto"/>
+        <w:ind w:left="117" w:right="115" w:firstLine="358"/>
+        <w:jc w:val="both"/>
+      </w:pPr>
+      <w:r>
+        <w:rPr>
+          <w:rFonts w:ascii="Times New Roman" w:hAnsi="Times New Roman" w:cs="Times New Roman"/>
+          <w:w w:val="105"/>
+        </w:rPr>
+        <w:t xml:space="preserve">ChartRenderer.cs desenează curba de învățare direct într-o textură și o salvează ca imagine, fără dependențe externe. DemoController.cs leagă interfața grafică de logica aplicației: butoanele Train, Reset și Run trained agent, precum și cursorul de viteză, sunt conectate la metodele corespunzătoare din TrainingManager.</w:t>
+      </w:r>
+    </w:p>
+    <w:p>
+      <w:pPr>
+        <w:pStyle w:val="Heading2"/>
+        <w:spacing w:before="240" w:after="80"/>
+        <w:ind w:left="117"/>
+        <w:rPr>
+          <w:rFonts w:ascii="Times New Roman" w:hAnsi="Times New Roman" w:cs="Times New Roman"/>
+        </w:rPr>
+      </w:pPr>
+      <w:r>
+        <w:rPr>
+          <w:rFonts w:ascii="Times New Roman" w:hAnsi="Times New Roman" w:cs="Times New Roman"/>
+        </w:rPr>
+        <w:t xml:space="preserve">B.3 Instrucțiuni de rulare</w:t>
+      </w:r>
+    </w:p>
+    <w:p>
+      <w:pPr>
+        <w:pStyle w:val="BodyText"/>
+        <w:spacing w:before="120" w:line="360" w:lineRule="auto"/>
+        <w:ind w:left="117" w:right="115" w:firstLine="358"/>
+        <w:jc w:val="both"/>
+      </w:pPr>
+      <w:r>
+        <w:rPr>
+          <w:rFonts w:ascii="Times New Roman" w:hAnsi="Times New Roman" w:cs="Times New Roman"/>
+          <w:w w:val="105"/>
+        </w:rPr>
+        <w:t xml:space="preserve">Pentru a rula aplicația se deschide proiectul în Unity și se încarcă scena QLearningDemo. La intrarea în modul Play, demo-ul pornește într-o stare curată, cu agentul neantrenat. Apăsarea butonului Train pornește antrenarea, al cărei progres este vizibil în panoul de statistici. După antrenare, butonul Run trained agent rulează politica învățată, iar agentul se deplasează direct către țintă. Butonul Reset readuce aplicația la starea inițială, iar cursorul de viteză controlează viteza simulării.</w:t>
       </w:r>
     </w:p>
     <w:sectPr>

--- a/Thesis/Lucrare_licenta_QLearning_Unity.docx
+++ b/Thesis/Lucrare_licenta_QLearning_Unity.docx
@@ -744,7 +744,7 @@
           <w:rFonts w:ascii="Times New Roman" w:hAnsi="Times New Roman" w:cs="Times New Roman"/>
           <w:w w:val="105"/>
         </w:rPr>
-        <w:t xml:space="preserve">Această lucrare de licență prezintă proiectarea și implementarea unui agent de învățare prin întărire bazat pe algoritmul Q-Learning, antrenat într-un mediu virtual realizat cu Unity. Agentul învață în mod autonom să ia decizii optime prin interacțiunea cu mediul, ghidat de un sistem de recompense. Sunt prezentate conceptele fundamentale ale învățării prin întărire, precum definirea stărilor, a acțiunilor și a funcției de recompensă, precum și procesul de antrenare și de evaluare a agentului. Mediul este o lume de tip grilă de dimensiune 8x8, în care agentul trebuie să ajungă de la o celulă de start la o celulă țintă, evitând obstacolele și o capcană. În urma antrenării, agentul atinge o rată de succes de 100%, parcurgând traseul optim de 14 pași. Rezultatul final este un demo interactiv în Unity care demonstrează aplicarea practică a algoritmului Q-Learning. Cuvinte cheie: invatare prin intarire, Q-Learning, Unity, agent inteligent, lume de tip grila.</w:t>
+        <w:t xml:space="preserve">Această lucrare de licență prezintă proiectarea și implementarea unui agent de învățare prin întărire bazat pe algoritmul Q-Learning, antrenat într-un mediu virtual realizat cu Unity. Agentul învață în mod autonom să ia decizii optime prin interacțiunea cu mediul, ghidat de un sistem de recompense. Sunt prezentate conceptele fundamentale ale învățării prin întărire, precum definirea stărilor, a acțiunilor și a funcției de recompensă, precum și procesul de antrenare și de evaluare a agentului. Mediul este o lume de tip grilă de dimensiune 8x8, în care agentul trebuie să ajungă de la o celulă de start la o celulă țintă, evitând obstacolele și o capcană. În urma antrenării, agentul atinge o rată de succes de 100% și parcurge traseul optim de 14 pași. Rezultatul final este un demo interactiv în Unity care demonstrează aplicarea practică a algoritmului Q-Learning. Cuvinte cheie: invatare prin intarire, Q-Learning, Unity, agent inteligent, lume de tip grila.</w:t>
       </w:r>
     </w:p>
     <w:p>
@@ -800,7 +800,7 @@
           <w:rFonts w:ascii="Times New Roman" w:hAnsi="Times New Roman" w:cs="Times New Roman"/>
           <w:w w:val="105"/>
         </w:rPr>
-        <w:t xml:space="preserve">This bachelor thesis presents the design and implementation of a reinforcement learning agent based on the Q-Learning algorithm, trained inside a virtual environment built with Unity. The agent learns autonomously to make optimal decisions through interaction with the environment, guided by a reward system. The thesis introduces the fundamental concepts of reinforcement learning, such as the definition of states, actions and the reward function, together with the training and evaluation of the agent. The environment is an 8x8 grid world in which the agent must travel from a start cell to a goal cell while avoiding obstacles and a trap. After training, the agent reaches a success rate of 100%, following the optimal path of 14 steps. The final result is an interactive Unity demo that demonstrates the practical application of the Q-Learning algorithm. Keywords: reinforcement learning, Q-Learning, Unity, intelligent agent, grid world.</w:t>
+        <w:t xml:space="preserve">This bachelor thesis presents the design and implementation of a reinforcement learning agent based on the Q-Learning algorithm, trained inside a virtual environment built with Unity. The agent learns autonomously to make optimal decisions through interaction with the environment, guided by a reward system. The thesis introduces the fundamental concepts of reinforcement learning, such as the definition of states, actions and the reward function, together with the training and evaluation of the agent. The environment is an 8x8 grid world in which the agent must travel from a start cell to a goal cell while avoiding obstacles and a trap. After training, the agent reaches a success rate of 100% and follows the optimal path of 14 steps. The final result is an interactive Unity demo that demonstrates the practical application of the Q-Learning algorithm. Keywords: reinforcement learning, Q-Learning, Unity, intelligent agent, grid world.</w:t>
       </w:r>
     </w:p>
     <w:p>
@@ -926,7 +926,7 @@
         <w:rPr>
           <w:rFonts w:ascii="Times New Roman" w:hAnsi="Times New Roman" w:cs="Times New Roman"/>
         </w:rPr>
-        <w:t xml:space="preserve">1.2 Contributia proprie</w:t>
+        <w:t xml:space="preserve">1.2 Contributia proprie si structura lucrarii</w:t>
       </w:r>
       <w:r>
         <w:rPr>
@@ -934,6 +934,31 @@
         </w:rPr>
         <w:tab/>
         <w:t>5</w:t>
+      </w:r>
+    </w:p>
+    <w:p>
+      <w:pPr>
+        <w:pStyle w:val="TOC1"/>
+        <w:tabs>
+          <w:tab w:val="right" w:leader="dot" w:pos="9188"/>
+        </w:tabs>
+        <w:spacing w:before="60"/>
+        <w:rPr>
+          <w:rFonts w:ascii="Times New Roman" w:hAnsi="Times New Roman" w:cs="Times New Roman"/>
+        </w:rPr>
+      </w:pPr>
+      <w:r>
+        <w:rPr>
+          <w:rFonts w:ascii="Times New Roman" w:hAnsi="Times New Roman" w:cs="Times New Roman"/>
+        </w:rPr>
+        <w:t xml:space="preserve">2. Preliminarii</w:t>
+      </w:r>
+      <w:r>
+        <w:rPr>
+          <w:rFonts w:ascii="Times New Roman" w:hAnsi="Times New Roman" w:cs="Times New Roman"/>
+        </w:rPr>
+        <w:tab/>
+        <w:t>6</w:t>
       </w:r>
     </w:p>
     <w:p>
@@ -952,32 +977,7 @@
         <w:rPr>
           <w:rFonts w:ascii="Times New Roman" w:hAnsi="Times New Roman" w:cs="Times New Roman"/>
         </w:rPr>
-        <w:t xml:space="preserve">1.3 Structura lucrarii</w:t>
-      </w:r>
-      <w:r>
-        <w:rPr>
-          <w:rFonts w:ascii="Times New Roman" w:hAnsi="Times New Roman" w:cs="Times New Roman"/>
-        </w:rPr>
-        <w:tab/>
-        <w:t>5</w:t>
-      </w:r>
-    </w:p>
-    <w:p>
-      <w:pPr>
-        <w:pStyle w:val="TOC1"/>
-        <w:tabs>
-          <w:tab w:val="right" w:leader="dot" w:pos="9188"/>
-        </w:tabs>
-        <w:spacing w:before="60"/>
-        <w:rPr>
-          <w:rFonts w:ascii="Times New Roman" w:hAnsi="Times New Roman" w:cs="Times New Roman"/>
-        </w:rPr>
-      </w:pPr>
-      <w:r>
-        <w:rPr>
-          <w:rFonts w:ascii="Times New Roman" w:hAnsi="Times New Roman" w:cs="Times New Roman"/>
-        </w:rPr>
-        <w:t xml:space="preserve">2. Preliminarii</w:t>
+        <w:t xml:space="preserve">2.1 Invatarea prin intarire</w:t>
       </w:r>
       <w:r>
         <w:rPr>
@@ -1003,14 +1003,14 @@
         <w:rPr>
           <w:rFonts w:ascii="Times New Roman" w:hAnsi="Times New Roman" w:cs="Times New Roman"/>
         </w:rPr>
-        <w:t xml:space="preserve">2.1 Invatarea prin intarire</w:t>
+        <w:t xml:space="preserve">2.2 Procese de decizie Markov</w:t>
       </w:r>
       <w:r>
         <w:rPr>
           <w:rFonts w:ascii="Times New Roman" w:hAnsi="Times New Roman" w:cs="Times New Roman"/>
         </w:rPr>
         <w:tab/>
-        <w:t>6</w:t>
+        <w:t>7</w:t>
       </w:r>
     </w:p>
     <w:p>
@@ -1029,14 +1029,14 @@
         <w:rPr>
           <w:rFonts w:ascii="Times New Roman" w:hAnsi="Times New Roman" w:cs="Times New Roman"/>
         </w:rPr>
-        <w:t xml:space="preserve">2.2 Procese de decizie Markov</w:t>
+        <w:t xml:space="preserve">2.3 Algoritmul Q-Learning</w:t>
       </w:r>
       <w:r>
         <w:rPr>
           <w:rFonts w:ascii="Times New Roman" w:hAnsi="Times New Roman" w:cs="Times New Roman"/>
         </w:rPr>
         <w:tab/>
-        <w:t>7</w:t>
+        <w:t>8</w:t>
       </w:r>
     </w:p>
     <w:p>
@@ -1055,14 +1055,14 @@
         <w:rPr>
           <w:rFonts w:ascii="Times New Roman" w:hAnsi="Times New Roman" w:cs="Times New Roman"/>
         </w:rPr>
-        <w:t xml:space="preserve">2.3 Algoritmul Q-Learning</w:t>
+        <w:t xml:space="preserve">2.4 Compromisul explorare-exploatare</w:t>
       </w:r>
       <w:r>
         <w:rPr>
           <w:rFonts w:ascii="Times New Roman" w:hAnsi="Times New Roman" w:cs="Times New Roman"/>
         </w:rPr>
         <w:tab/>
-        <w:t>7</w:t>
+        <w:t>9</w:t>
       </w:r>
     </w:p>
     <w:p>
@@ -1081,14 +1081,39 @@
         <w:rPr>
           <w:rFonts w:ascii="Times New Roman" w:hAnsi="Times New Roman" w:cs="Times New Roman"/>
         </w:rPr>
-        <w:t xml:space="preserve">2.4 Compromisul explorare-exploatare</w:t>
+        <w:t xml:space="preserve">2.5 Mediul Unity</w:t>
       </w:r>
       <w:r>
         <w:rPr>
           <w:rFonts w:ascii="Times New Roman" w:hAnsi="Times New Roman" w:cs="Times New Roman"/>
         </w:rPr>
         <w:tab/>
-        <w:t>9</w:t>
+        <w:t>10</w:t>
+      </w:r>
+    </w:p>
+    <w:p>
+      <w:pPr>
+        <w:pStyle w:val="TOC1"/>
+        <w:tabs>
+          <w:tab w:val="right" w:leader="dot" w:pos="9188"/>
+        </w:tabs>
+        <w:spacing w:before="60"/>
+        <w:rPr>
+          <w:rFonts w:ascii="Times New Roman" w:hAnsi="Times New Roman" w:cs="Times New Roman"/>
+        </w:rPr>
+      </w:pPr>
+      <w:r>
+        <w:rPr>
+          <w:rFonts w:ascii="Times New Roman" w:hAnsi="Times New Roman" w:cs="Times New Roman"/>
+        </w:rPr>
+        <w:t xml:space="preserve">3. Aplicatia dezvoltata</w:t>
+      </w:r>
+      <w:r>
+        <w:rPr>
+          <w:rFonts w:ascii="Times New Roman" w:hAnsi="Times New Roman" w:cs="Times New Roman"/>
+        </w:rPr>
+        <w:tab/>
+        <w:t>11</w:t>
       </w:r>
     </w:p>
     <w:p>
@@ -1107,39 +1132,14 @@
         <w:rPr>
           <w:rFonts w:ascii="Times New Roman" w:hAnsi="Times New Roman" w:cs="Times New Roman"/>
         </w:rPr>
-        <w:t xml:space="preserve">2.5 Mediul Unity</w:t>
+        <w:t xml:space="preserve">3.1 Cerinte si decizii de proiectare</w:t>
       </w:r>
       <w:r>
         <w:rPr>
           <w:rFonts w:ascii="Times New Roman" w:hAnsi="Times New Roman" w:cs="Times New Roman"/>
         </w:rPr>
         <w:tab/>
-        <w:t>9</w:t>
-      </w:r>
-    </w:p>
-    <w:p>
-      <w:pPr>
-        <w:pStyle w:val="TOC1"/>
-        <w:tabs>
-          <w:tab w:val="right" w:leader="dot" w:pos="9188"/>
-        </w:tabs>
-        <w:spacing w:before="60"/>
-        <w:rPr>
-          <w:rFonts w:ascii="Times New Roman" w:hAnsi="Times New Roman" w:cs="Times New Roman"/>
-        </w:rPr>
-      </w:pPr>
-      <w:r>
-        <w:rPr>
-          <w:rFonts w:ascii="Times New Roman" w:hAnsi="Times New Roman" w:cs="Times New Roman"/>
-        </w:rPr>
-        <w:t xml:space="preserve">3. Aplicatia dezvoltata</w:t>
-      </w:r>
-      <w:r>
-        <w:rPr>
-          <w:rFonts w:ascii="Times New Roman" w:hAnsi="Times New Roman" w:cs="Times New Roman"/>
-        </w:rPr>
-        <w:tab/>
-        <w:t>10</w:t>
+        <w:t>11</w:t>
       </w:r>
     </w:p>
     <w:p>
@@ -1158,14 +1158,14 @@
         <w:rPr>
           <w:rFonts w:ascii="Times New Roman" w:hAnsi="Times New Roman" w:cs="Times New Roman"/>
         </w:rPr>
-        <w:t xml:space="preserve">3.1 Cerinte si decizii de proiectare</w:t>
+        <w:t xml:space="preserve">3.2 Mediul: stari, actiuni si recompense</w:t>
       </w:r>
       <w:r>
         <w:rPr>
           <w:rFonts w:ascii="Times New Roman" w:hAnsi="Times New Roman" w:cs="Times New Roman"/>
         </w:rPr>
         <w:tab/>
-        <w:t>10</w:t>
+        <w:t>12</w:t>
       </w:r>
     </w:p>
     <w:p>
@@ -1184,14 +1184,14 @@
         <w:rPr>
           <w:rFonts w:ascii="Times New Roman" w:hAnsi="Times New Roman" w:cs="Times New Roman"/>
         </w:rPr>
-        <w:t xml:space="preserve">3.2 Descrierea mediului</w:t>
+        <w:t xml:space="preserve">3.3 Agentul Q-Learning si antrenarea</w:t>
       </w:r>
       <w:r>
         <w:rPr>
           <w:rFonts w:ascii="Times New Roman" w:hAnsi="Times New Roman" w:cs="Times New Roman"/>
         </w:rPr>
         <w:tab/>
-        <w:t>11</w:t>
+        <w:t>13</w:t>
       </w:r>
     </w:p>
     <w:p>
@@ -1210,14 +1210,14 @@
         <w:rPr>
           <w:rFonts w:ascii="Times New Roman" w:hAnsi="Times New Roman" w:cs="Times New Roman"/>
         </w:rPr>
-        <w:t xml:space="preserve">3.3 Reprezentarea starilor si a actiunilor</w:t>
+        <w:t xml:space="preserve">3.4 Arhitectura, vizualizarea si persistenta</w:t>
       </w:r>
       <w:r>
         <w:rPr>
           <w:rFonts w:ascii="Times New Roman" w:hAnsi="Times New Roman" w:cs="Times New Roman"/>
         </w:rPr>
         <w:tab/>
-        <w:t>11</w:t>
+        <w:t>14</w:t>
       </w:r>
     </w:p>
     <w:p>
@@ -1236,14 +1236,14 @@
         <w:rPr>
           <w:rFonts w:ascii="Times New Roman" w:hAnsi="Times New Roman" w:cs="Times New Roman"/>
         </w:rPr>
-        <w:t xml:space="preserve">3.4 Functia de recompensa</w:t>
+        <w:t xml:space="preserve">3.5 Rezultate experimentale</w:t>
       </w:r>
       <w:r>
         <w:rPr>
           <w:rFonts w:ascii="Times New Roman" w:hAnsi="Times New Roman" w:cs="Times New Roman"/>
         </w:rPr>
         <w:tab/>
-        <w:t>12</w:t>
+        <w:t>15</w:t>
       </w:r>
     </w:p>
     <w:p>
@@ -1262,14 +1262,14 @@
         <w:rPr>
           <w:rFonts w:ascii="Times New Roman" w:hAnsi="Times New Roman" w:cs="Times New Roman"/>
         </w:rPr>
-        <w:t xml:space="preserve">3.5 Agentul Q-Learning si hiperparametrii</w:t>
+        <w:t xml:space="preserve">3.6 Evaluarea politicii invatate</w:t>
       </w:r>
       <w:r>
         <w:rPr>
           <w:rFonts w:ascii="Times New Roman" w:hAnsi="Times New Roman" w:cs="Times New Roman"/>
         </w:rPr>
         <w:tab/>
-        <w:t>13</w:t>
+        <w:t>16</w:t>
       </w:r>
     </w:p>
     <w:p>
@@ -1288,137 +1288,7 @@
         <w:rPr>
           <w:rFonts w:ascii="Times New Roman" w:hAnsi="Times New Roman" w:cs="Times New Roman"/>
         </w:rPr>
-        <w:t xml:space="preserve">3.6 Bucla de antrenare</w:t>
-      </w:r>
-      <w:r>
-        <w:rPr>
-          <w:rFonts w:ascii="Times New Roman" w:hAnsi="Times New Roman" w:cs="Times New Roman"/>
-        </w:rPr>
-        <w:tab/>
-        <w:t>14</w:t>
-      </w:r>
-    </w:p>
-    <w:p>
-      <w:pPr>
-        <w:pStyle w:val="TOC2"/>
-        <w:tabs>
-          <w:tab w:val="right" w:leader="dot" w:pos="9188"/>
-        </w:tabs>
-        <w:ind w:left="400"/>
-        <w:spacing w:before="60"/>
-        <w:rPr>
-          <w:rFonts w:ascii="Times New Roman" w:hAnsi="Times New Roman" w:cs="Times New Roman"/>
-        </w:rPr>
-      </w:pPr>
-      <w:r>
-        <w:rPr>
-          <w:rFonts w:ascii="Times New Roman" w:hAnsi="Times New Roman" w:cs="Times New Roman"/>
-        </w:rPr>
-        <w:t xml:space="preserve">3.7 Vizualizarea si interfata</w:t>
-      </w:r>
-      <w:r>
-        <w:rPr>
-          <w:rFonts w:ascii="Times New Roman" w:hAnsi="Times New Roman" w:cs="Times New Roman"/>
-        </w:rPr>
-        <w:tab/>
-        <w:t>14</w:t>
-      </w:r>
-    </w:p>
-    <w:p>
-      <w:pPr>
-        <w:pStyle w:val="TOC2"/>
-        <w:tabs>
-          <w:tab w:val="right" w:leader="dot" w:pos="9188"/>
-        </w:tabs>
-        <w:ind w:left="400"/>
-        <w:spacing w:before="60"/>
-        <w:rPr>
-          <w:rFonts w:ascii="Times New Roman" w:hAnsi="Times New Roman" w:cs="Times New Roman"/>
-        </w:rPr>
-      </w:pPr>
-      <w:r>
-        <w:rPr>
-          <w:rFonts w:ascii="Times New Roman" w:hAnsi="Times New Roman" w:cs="Times New Roman"/>
-        </w:rPr>
-        <w:t xml:space="preserve">3.8 Arhitectura aplicatiei</w:t>
-      </w:r>
-      <w:r>
-        <w:rPr>
-          <w:rFonts w:ascii="Times New Roman" w:hAnsi="Times New Roman" w:cs="Times New Roman"/>
-        </w:rPr>
-        <w:tab/>
-        <w:t>15</w:t>
-      </w:r>
-    </w:p>
-    <w:p>
-      <w:pPr>
-        <w:pStyle w:val="TOC2"/>
-        <w:tabs>
-          <w:tab w:val="right" w:leader="dot" w:pos="9188"/>
-        </w:tabs>
-        <w:ind w:left="400"/>
-        <w:spacing w:before="60"/>
-        <w:rPr>
-          <w:rFonts w:ascii="Times New Roman" w:hAnsi="Times New Roman" w:cs="Times New Roman"/>
-        </w:rPr>
-      </w:pPr>
-      <w:r>
-        <w:rPr>
-          <w:rFonts w:ascii="Times New Roman" w:hAnsi="Times New Roman" w:cs="Times New Roman"/>
-        </w:rPr>
-        <w:t xml:space="preserve">3.9 Persistenta tabelului Q</w:t>
-      </w:r>
-      <w:r>
-        <w:rPr>
-          <w:rFonts w:ascii="Times New Roman" w:hAnsi="Times New Roman" w:cs="Times New Roman"/>
-        </w:rPr>
-        <w:tab/>
-        <w:t>15</w:t>
-      </w:r>
-    </w:p>
-    <w:p>
-      <w:pPr>
-        <w:pStyle w:val="TOC2"/>
-        <w:tabs>
-          <w:tab w:val="right" w:leader="dot" w:pos="9188"/>
-        </w:tabs>
-        <w:ind w:left="400"/>
-        <w:spacing w:before="60"/>
-        <w:rPr>
-          <w:rFonts w:ascii="Times New Roman" w:hAnsi="Times New Roman" w:cs="Times New Roman"/>
-        </w:rPr>
-      </w:pPr>
-      <w:r>
-        <w:rPr>
-          <w:rFonts w:ascii="Times New Roman" w:hAnsi="Times New Roman" w:cs="Times New Roman"/>
-        </w:rPr>
-        <w:t xml:space="preserve">3.10 Rezultate experimentale</w:t>
-      </w:r>
-      <w:r>
-        <w:rPr>
-          <w:rFonts w:ascii="Times New Roman" w:hAnsi="Times New Roman" w:cs="Times New Roman"/>
-        </w:rPr>
-        <w:tab/>
-        <w:t>16</w:t>
-      </w:r>
-    </w:p>
-    <w:p>
-      <w:pPr>
-        <w:pStyle w:val="TOC2"/>
-        <w:tabs>
-          <w:tab w:val="right" w:leader="dot" w:pos="9188"/>
-        </w:tabs>
-        <w:ind w:left="400"/>
-        <w:spacing w:before="60"/>
-        <w:rPr>
-          <w:rFonts w:ascii="Times New Roman" w:hAnsi="Times New Roman" w:cs="Times New Roman"/>
-        </w:rPr>
-      </w:pPr>
-      <w:r>
-        <w:rPr>
-          <w:rFonts w:ascii="Times New Roman" w:hAnsi="Times New Roman" w:cs="Times New Roman"/>
-        </w:rPr>
-        <w:t xml:space="preserve">3.11 Evaluarea politicii invatate</w:t>
+        <w:t xml:space="preserve">3.7 Demo-ul interactiv si limitari</w:t>
       </w:r>
       <w:r>
         <w:rPr>
@@ -1426,58 +1296,6 @@
         </w:rPr>
         <w:tab/>
         <w:t>17</w:t>
-      </w:r>
-    </w:p>
-    <w:p>
-      <w:pPr>
-        <w:pStyle w:val="TOC2"/>
-        <w:tabs>
-          <w:tab w:val="right" w:leader="dot" w:pos="9188"/>
-        </w:tabs>
-        <w:ind w:left="400"/>
-        <w:spacing w:before="60"/>
-        <w:rPr>
-          <w:rFonts w:ascii="Times New Roman" w:hAnsi="Times New Roman" w:cs="Times New Roman"/>
-        </w:rPr>
-      </w:pPr>
-      <w:r>
-        <w:rPr>
-          <w:rFonts w:ascii="Times New Roman" w:hAnsi="Times New Roman" w:cs="Times New Roman"/>
-        </w:rPr>
-        <w:t xml:space="preserve">3.12 Demo-ul interactiv</w:t>
-      </w:r>
-      <w:r>
-        <w:rPr>
-          <w:rFonts w:ascii="Times New Roman" w:hAnsi="Times New Roman" w:cs="Times New Roman"/>
-        </w:rPr>
-        <w:tab/>
-        <w:t>18</w:t>
-      </w:r>
-    </w:p>
-    <w:p>
-      <w:pPr>
-        <w:pStyle w:val="TOC2"/>
-        <w:tabs>
-          <w:tab w:val="right" w:leader="dot" w:pos="9188"/>
-        </w:tabs>
-        <w:ind w:left="400"/>
-        <w:spacing w:before="60"/>
-        <w:rPr>
-          <w:rFonts w:ascii="Times New Roman" w:hAnsi="Times New Roman" w:cs="Times New Roman"/>
-        </w:rPr>
-      </w:pPr>
-      <w:r>
-        <w:rPr>
-          <w:rFonts w:ascii="Times New Roman" w:hAnsi="Times New Roman" w:cs="Times New Roman"/>
-        </w:rPr>
-        <w:t xml:space="preserve">3.13 Limitari</w:t>
-      </w:r>
-      <w:r>
-        <w:rPr>
-          <w:rFonts w:ascii="Times New Roman" w:hAnsi="Times New Roman" w:cs="Times New Roman"/>
-        </w:rPr>
-        <w:tab/>
-        <w:t>18</w:t>
       </w:r>
     </w:p>
     <w:p>
@@ -1502,7 +1320,7 @@
           <w:rFonts w:ascii="Times New Roman" w:hAnsi="Times New Roman" w:cs="Times New Roman"/>
         </w:rPr>
         <w:tab/>
-        <w:t>19</w:t>
+        <w:t>18</w:t>
       </w:r>
     </w:p>
     <w:p>
@@ -1527,7 +1345,7 @@
           <w:rFonts w:ascii="Times New Roman" w:hAnsi="Times New Roman" w:cs="Times New Roman"/>
         </w:rPr>
         <w:tab/>
-        <w:t>20</w:t>
+        <w:t>19</w:t>
       </w:r>
     </w:p>
     <w:p>
@@ -1552,7 +1370,7 @@
           <w:rFonts w:ascii="Times New Roman" w:hAnsi="Times New Roman" w:cs="Times New Roman"/>
         </w:rPr>
         <w:tab/>
-        <w:t>21</w:t>
+        <w:t>20</w:t>
       </w:r>
     </w:p>
     <w:p>
@@ -1577,7 +1395,7 @@
           <w:rFonts w:ascii="Times New Roman" w:hAnsi="Times New Roman" w:cs="Times New Roman"/>
         </w:rPr>
         <w:tab/>
-        <w:t>23</w:t>
+        <w:t>22</w:t>
       </w:r>
     </w:p>
     <w:p>
@@ -1620,7 +1438,7 @@
           <w:rFonts w:ascii="Times New Roman" w:hAnsi="Times New Roman" w:cs="Times New Roman"/>
           <w:w w:val="105"/>
         </w:rPr>
-        <w:t xml:space="preserve">Prezenta lucrare este o lucrare de licență care se încadrează în domeniul învățării automate, mai exact în subdomeniul învățării prin întărire (engl. reinforcement learning). Tema abordată constă în antrenarea unui agent inteligent care învață singur, prin încercare și eroare, să rezolve o sarcină de navigare într-un mediu discret realizat cu motorul de jocuri Unity. Succese spectaculoase ale învățării prin întărire, precum sistemele care joacă jocuri la nivel suprauman [13], au readus această paradigmă în atenția cercetării din ultimii ani.</w:t>
+        <w:t xml:space="preserve">Prezenta lucrare este o lucrare de licență care se încadrează în domeniul învățării automate, mai exact în subdomeniul învățării prin întărire (engl. reinforcement learning). Tema abordată constă în antrenarea unui agent inteligent care învață singur, prin încercare și eroare, să rezolve o sarcină de navigare într-un mediu discret realizat cu motorul de jocuri Unity.</w:t>
       </w:r>
     </w:p>
     <w:p>
@@ -1651,7 +1469,22 @@
           <w:rFonts w:ascii="Times New Roman" w:hAnsi="Times New Roman" w:cs="Times New Roman"/>
           <w:w w:val="105"/>
         </w:rPr>
-        <w:t xml:space="preserve">Învățarea prin întărire este una dintre cele trei mari paradigme ale învățării automate, alături de învățarea supervizată și cea nesupervizată [1, 2]. Spre deosebire de acestea, agentul nu primește exemple corecte de comportament, ci doar un semnal numeric de recompensă care îi indică în ce măsură acțiunile sale au fost bune sau rele. Scopul agentului este să descopere o strategie de comportament, numită politică, care maximizează recompensa totală obținută pe termen lung. Motivația alegerii temei este dată de faptul că algoritmul Q-Learning [6, 7], deși simplu, conține toate ideile esențiale ale învățării prin întărire, ceea ce îl face potrivit atât pentru înțelegere, cât și pentru o demonstrație vizuală clară.</w:t>
+        <w:t xml:space="preserve">Învățarea prin întărire este una dintre cele trei mari paradigme ale învățării automate, alături de învățarea supervizată și cea nesupervizată [1, 2]. Spre deosebire de acestea, agentul nu primește exemple corecte de comportament, ci doar un semnal numeric de recompensă care îi indică în ce măsură acțiunile sale au fost bune sau rele. Scopul agentului este să descopere o strategie de comportament, numită politică, care maximizează recompensa totală obținută pe termen lung. Această paradigmă este atractivă tocmai pentru că permite unui sistem să învețe un comportament complex fără ca soluția să fie programată explicit.</w:t>
+      </w:r>
+    </w:p>
+    <w:p>
+      <w:pPr>
+        <w:pStyle w:val="BodyText"/>
+        <w:spacing w:before="120" w:line="360" w:lineRule="auto"/>
+        <w:ind w:left="117" w:right="115" w:firstLine="358"/>
+        <w:jc w:val="both"/>
+      </w:pPr>
+      <w:r>
+        <w:rPr>
+          <w:rFonts w:ascii="Times New Roman" w:hAnsi="Times New Roman" w:cs="Times New Roman"/>
+          <w:w w:val="105"/>
+        </w:rPr>
+        <w:t xml:space="preserve">Interesul pentru învățarea prin întărire a crescut considerabil în ultimii ani, datorită unor rezultate spectaculoase, precum sistemele care joacă jocuri la nivel suprauman [13]. Motivația alegerii temei este dată de faptul că algoritmul Q-Learning [6, 7], deși simplu, conține toate ideile esențiale ale acestei paradigme, cum ar fi stările, acțiunile, recompensele, politica și valoarea acțiunii. Acest lucru îl face potrivit atât pentru înțelegerea conceptelor de bază, cât și pentru o demonstrație vizuală clară, accesibilă inclusiv la prezentarea lucrării.</w:t>
       </w:r>
     </w:p>
     <w:p>
@@ -1667,7 +1500,7 @@
         <w:rPr>
           <w:rFonts w:ascii="Times New Roman" w:hAnsi="Times New Roman" w:cs="Times New Roman"/>
         </w:rPr>
-        <w:t xml:space="preserve">1.2 Contribuția proprie</w:t>
+        <w:t xml:space="preserve">1.2 Contribuția proprie și structura lucrării</w:t>
       </w:r>
     </w:p>
     <w:p>
@@ -1683,6 +1516,37 @@
           <w:w w:val="105"/>
         </w:rPr>
         <w:t xml:space="preserve">Contribuția proprie constă în proiectarea mediului discret, implementarea completă în limbajul C# a algoritmului Q-Learning și a buclei de antrenare, vizualizarea în timp real a agentului și a statisticilor de învățare, salvarea și încărcarea tabelului Q, evaluarea politicii învățate cu export al rezultatelor și generarea unei curbe de învățare, precum și construirea unui demo interactiv cu butoane de control și reglare a vitezei de simulare. Întreaga aplicație a fost realizată fără biblioteci externe de învățare automată, ceea ce face soluția transparentă și ușor de urmărit pas cu pas.</w:t>
+      </w:r>
+    </w:p>
+    <w:p>
+      <w:pPr>
+        <w:pStyle w:val="BodyText"/>
+        <w:spacing w:before="120" w:line="360" w:lineRule="auto"/>
+        <w:ind w:left="117" w:right="115" w:firstLine="358"/>
+        <w:jc w:val="both"/>
+      </w:pPr>
+      <w:r>
+        <w:rPr>
+          <w:rFonts w:ascii="Times New Roman" w:hAnsi="Times New Roman" w:cs="Times New Roman"/>
+          <w:w w:val="105"/>
+        </w:rPr>
+        <w:t xml:space="preserve">Lucrarea este structurată în patru capitole. Capitolul 2, Preliminarii, prezintă noțiunile teoretice care stau la baza temei, de la învățarea prin întărire și procesele de decizie Markov până la algoritmul Q-Learning și mediul Unity. Capitolul 3 descrie contribuția propriu-zisă, adică aplicația dezvoltată, cu mediul, agentul, antrenarea, arhitectura, rezultatele și evaluarea. Capitolul 4 prezintă concluziile și posibile direcții de dezvoltare. La final se găsesc bibliografia și două anexe, una cu rezultate suplimentare și una cu documentația tehnică a aplicației.</w:t>
+      </w:r>
+    </w:p>
+    <w:p>
+      <w:pPr>
+        <w:pStyle w:val="Heading1"/>
+        <w:spacing w:before="360" w:after="120"/>
+        <w:ind w:left="117"/>
+        <w:rPr>
+          <w:rFonts w:ascii="Times New Roman" w:hAnsi="Times New Roman" w:cs="Times New Roman"/>
+        </w:rPr>
+      </w:pPr>
+      <w:r>
+        <w:rPr>
+          <w:rFonts w:ascii="Times New Roman" w:hAnsi="Times New Roman" w:cs="Times New Roman"/>
+        </w:rPr>
+        <w:t xml:space="preserve">2. Preliminarii</w:t>
       </w:r>
     </w:p>
     <w:p>
@@ -1698,7 +1562,7 @@
         <w:rPr>
           <w:rFonts w:ascii="Times New Roman" w:hAnsi="Times New Roman" w:cs="Times New Roman"/>
         </w:rPr>
-        <w:t xml:space="preserve">1.3 Structura lucrării</w:t>
+        <w:t xml:space="preserve">2.1 Învățarea prin întărire</w:t>
       </w:r>
     </w:p>
     <w:p>
@@ -1713,39 +1577,7 @@
           <w:rFonts w:ascii="Times New Roman" w:hAnsi="Times New Roman" w:cs="Times New Roman"/>
           <w:w w:val="105"/>
         </w:rPr>
-        <w:t xml:space="preserve">Lucrarea este structurată după cum urmează. Capitolul 2, Preliminarii, prezintă noțiunile teoretice care stau la baza temei: învățarea prin întărire, procesele de decizie Markov, algoritmul Q-Learning, compromisul explorare-exploatare și mediul Unity. Capitolul 3 descrie contribuția propriu-zisă: cerințele, mediul implementat, agentul, bucla de antrenare, arhitectura aplicației, rezultatele experimentale, evaluarea și demo-ul interactiv. Capitolul 4 prezintă concluziile și posibile direcții de dezvoltare. La final se găsesc bibliografia și două anexe, cu rezultate suplimentare și cu documentația tehnică a aplicației.</w:t>
-      </w:r>
-    </w:p>
-    <w:p>
-      <w:pPr>
-        <w:pStyle w:val="Heading1"/>
-        <w:spacing w:before="360" w:after="120"/>
-        <w:ind w:left="117"/>
-        <w:rPr>
-          <w:rFonts w:ascii="Times New Roman" w:hAnsi="Times New Roman" w:cs="Times New Roman"/>
-        </w:rPr>
-      </w:pPr>
-      <w:r>
-        <w:rPr>
-          <w:rFonts w:ascii="Times New Roman" w:hAnsi="Times New Roman" w:cs="Times New Roman"/>
-        </w:rPr>
-        <w:t xml:space="preserve">2. Preliminarii</w:t>
-      </w:r>
-    </w:p>
-    <w:p>
-      <w:pPr>
-        <w:pStyle w:val="Heading2"/>
-        <w:spacing w:before="240" w:after="80"/>
-        <w:ind w:left="117"/>
-        <w:rPr>
-          <w:rFonts w:ascii="Times New Roman" w:hAnsi="Times New Roman" w:cs="Times New Roman"/>
-        </w:rPr>
-      </w:pPr>
-      <w:r>
-        <w:rPr>
-          <w:rFonts w:ascii="Times New Roman" w:hAnsi="Times New Roman" w:cs="Times New Roman"/>
-        </w:rPr>
-        <w:t xml:space="preserve">2.1 Învățarea prin întărire</w:t>
+        <w:t xml:space="preserve">Învățarea prin întărire modelează interacțiunea dintre un agent și un mediu [1]. La fiecare pas de timp, agentul observă starea curentă a mediului, alege o acțiune conform politicii sale, iar mediul răspunde cu o nouă stare și cu o recompensă numerică. Prin repetarea acestei bucle de un număr mare de ori, agentul descoperă treptat care acțiuni conduc la recompense mari pe termen lung. Această interacțiune fundamentală este ilustrată în Figura 2.1.</w:t>
       </w:r>
     </w:p>
     <w:p>
@@ -1760,7 +1592,7 @@
           <w:rFonts w:ascii="Times New Roman" w:hAnsi="Times New Roman" w:cs="Times New Roman"/>
           <w:w w:val="105"/>
         </w:rPr>
-        <w:t xml:space="preserve">Învățarea prin întărire modelează interacțiunea dintre un agent și un mediu [1]. La fiecare pas de timp, agentul observă starea curentă a mediului, alege o acțiune conform politicii sale, iar mediul răspunde cu o nouă stare și cu o recompensă numerică. Prin repetarea acestei bucle de un număr mare de ori, agentul descoperă treptat care acțiuni conduc la recompense mari pe termen lung. Această interacțiune fundamentală este ilustrată în Figura 2.1 și reprezintă cadrul comun al tuturor metodelor de învățare prin întărire [2].</w:t>
+        <w:t xml:space="preserve">Spre deosebire de învățarea supervizată, în care fiecare exemplu vine cu răspunsul corect, aici agentul primește doar un semnal de recompensă, adesea întârziat și rar. El trebuie să descopere singur ce secvență de acțiuni duce la rezultatul dorit. Acest cadru general stă la baza tuturor metodelor de învățare prin întărire și este descris pe larg în literatura de specialitate [1, 2].</w:t>
       </w:r>
     </w:p>
     <w:p>
@@ -1813,7 +1645,7 @@
     <w:p>
       <w:pPr>
         <w:pStyle w:val="BodyText"/>
-        <w:spacing w:before="60" w:after="200" w:line="240" w:lineRule="auto"/>
+        <w:spacing w:before="60" w:after="160" w:line="240" w:lineRule="auto"/>
         <w:jc w:val="center"/>
       </w:pPr>
       <w:r>
@@ -1854,7 +1686,7 @@
           <w:rFonts w:ascii="Times New Roman" w:hAnsi="Times New Roman" w:cs="Times New Roman"/>
           <w:w w:val="105"/>
         </w:rPr>
-        <w:t xml:space="preserve">Cadrul matematic standard pentru învățarea prin întărire este procesul de decizie Markov, definit prin mulțimea stărilor, mulțimea acțiunilor, funcția de tranziție și funcția de recompensă [4, 5]. Proprietatea Markov afirmă că starea următoare și recompensa depind doar de starea și acțiunea curente, nu de întregul istoric. Calitatea unei politici este măsurată prin recompensa cumulată, în care recompensele viitoare sunt ponderate cu un factor de discount subunitar, astfel încât recompensele apropiate în timp să conteze mai mult decât cele îndepărtate.</w:t>
+        <w:t xml:space="preserve">Cadrul matematic standard pentru învățarea prin întărire este procesul de decizie Markov, definit prin mulțimea stărilor, mulțimea acțiunilor, funcția de tranziție și funcția de recompensă [4, 5]. Proprietatea Markov afirmă că starea următoare și recompensa depind doar de starea și acțiunea curente, nu de întregul istoric al interacțiunii. Această proprietate simplifică mult problema, deoarece permite luarea deciziilor pe baza stării curente.</w:t>
       </w:r>
     </w:p>
     <w:p>
@@ -1869,7 +1701,7 @@
           <w:rFonts w:ascii="Times New Roman" w:hAnsi="Times New Roman" w:cs="Times New Roman"/>
           <w:w w:val="105"/>
         </w:rPr>
-        <w:t xml:space="preserve">Pentru fiecare politică se pot defini funcții de valoare care estimează recompensa cumulată așteptată pornind dintr-o stare sau dintr-o pereche stare-acțiune. Principiul optimalității al lui Bellman [3] stabilește relații recursive între aceste valori și stă la baza algoritmilor de programare dinamică, precum și a metodelor de învățare prin diferențe temporale [9], din care face parte și Q-Learning.</w:t>
+        <w:t xml:space="preserve">Calitatea unei politici este măsurată prin recompensa cumulată, în care recompensele viitoare sunt ponderate cu un factor de discount subunitar. Astfel, recompensele apropiate în timp contează mai mult decât cele îndepărtate. Pentru fiecare politică se pot defini funcții de valoare care estimează recompensa cumulată așteptată pornind dintr-o stare sau dintr-o pereche stare-acțiune. Principiul optimalității al lui Bellman [3] stabilește relații recursive între aceste valori și stă la baza algoritmilor de programare dinamică, precum și a metodelor de învățare prin diferențe temporale [9], din care face parte și Q-Learning.</w:t>
       </w:r>
     </w:p>
     <w:p>
@@ -1900,7 +1732,7 @@
           <w:rFonts w:ascii="Times New Roman" w:hAnsi="Times New Roman" w:cs="Times New Roman"/>
           <w:w w:val="105"/>
         </w:rPr>
-        <w:t xml:space="preserve">Q-Learning este un algoritm de învățare prin întărire bazat pe valori, fără model (engl. model-free) și în afara politicii (engl. off-policy), introdus de Watkins [5] și analizat ulterior în [6]. El estimează valoarea de acțiune Q(s, a), adică recompensa cumulată așteptată atunci când agentul execută acțiunea a în starea s și apoi urmează politica optimă. Deoarece mediul folosit în această lucrare este discret și de dimensiune redusă, valorile Q pot fi memorate exact într-un tabel, indexat după stare și acțiune. După fiecare pas, agentul actualizează valoarea perechii stare-acțiune folosind regula de actualizare de tip Bellman:</w:t>
+        <w:t xml:space="preserve">Q-Learning este un algoritm de învățare prin întărire bazat pe valori, fără model (engl. model-free) și în afara politicii (engl. off-policy), introdus de Watkins [5] și analizat ulterior în [6]. El estimează valoarea de acțiune Q(s, a), adică recompensa cumulată așteptată atunci când agentul execută acțiunea a în starea s și apoi urmează politica optimă. Deoarece mediul folosit în această lucrare este discret și de dimensiune redusă, valorile Q pot fi memorate exact într-un tabel, indexat după stare și acțiune. După fiecare pas, agentul actualizează valoarea perechii stare-acțiune folosind regula de actualizare de tip Bellman din Ecuația 2.1.</w:t>
       </w:r>
     </w:p>
     <w:p>
@@ -1929,7 +1761,7 @@
           <w:rFonts w:ascii="Times New Roman" w:hAnsi="Times New Roman" w:cs="Times New Roman"/>
           <w:w w:val="105"/>
         </w:rPr>
-        <w:t xml:space="preserve">Aici alpha este rata de învățare, gamma este factorul de discount, r este recompensa primită, iar max Q(s', a') este cea mai bună valoare estimată disponibilă din starea următoare. Atunci când starea următoare este terminală, termenul viitor este omis, iar ținta devine pur și simplu recompensa. S-a demonstrat că, în anumite condiții asupra ratei de învățare și a explorării, Q-Learning converge către valorile optime ale acțiunilor [7]. Pașii algoritmului sunt prezentați în Figura 2.2.</w:t>
+        <w:t xml:space="preserve">În această relație, alpha este rata de învățare, gamma este factorul de discount, r este recompensa primită, iar max Q(s', a') este cea mai bună valoare estimată disponibilă din starea următoare. Atunci când starea următoare este terminală, termenul viitor este omis, iar ținta devine pur și simplu recompensa. S-a demonstrat că, în anumite condiții asupra ratei de învățare și a explorării, Q-Learning converge către valorile optime ale acțiunilor [7]. Pașii algoritmului sunt prezentați în Figura 2.2.</w:t>
       </w:r>
     </w:p>
     <w:p>
@@ -1982,7 +1814,7 @@
     <w:p>
       <w:pPr>
         <w:pStyle w:val="BodyText"/>
-        <w:spacing w:before="60" w:after="200" w:line="240" w:lineRule="auto"/>
+        <w:spacing w:before="60" w:after="160" w:line="240" w:lineRule="auto"/>
         <w:jc w:val="center"/>
       </w:pPr>
       <w:r>
@@ -2023,7 +1855,22 @@
           <w:rFonts w:ascii="Times New Roman" w:hAnsi="Times New Roman" w:cs="Times New Roman"/>
           <w:w w:val="105"/>
         </w:rPr>
-        <w:t xml:space="preserve">O problemă centrală a învățării prin întărire este echilibrul dintre explorare și exploatare [10, 11]. Pentru a descoperi acțiuni mai bune, agentul trebuie uneori să încerce acțiuni aparent suboptime (explorare), însă pentru a obține recompense mari trebuie să folosească cunoștințele deja dobândite (exploatare). În această lucrare se folosește o politică epsilon-greedy: cu probabilitatea epsilon agentul alege o acțiune aleatoare, iar cu probabilitatea 1 minus epsilon alege acțiunea cu cea mai mare valoare Q [1]. Valoarea lui epsilon pornește de la o valoare mare și este redusă treptat după fiecare episod, o strategie uzuală pentru a trece gradual de la explorare la exploatare [11, 12].</w:t>
+        <w:t xml:space="preserve">O problemă centrală a învățării prin întărire este echilibrul dintre explorare și exploatare [10, 11]. Pentru a descoperi acțiuni mai bune, agentul trebuie uneori să încerce acțiuni aparent suboptime, ceea ce înseamnă explorare. În același timp, pentru a obține recompense mari, el trebuie să folosească cunoștințele deja dobândite, ceea ce înseamnă exploatare. Un agent care explorează prea puțin riscă să rămână blocat într-o soluție slabă, iar unul care explorează prea mult învață lent.</w:t>
+      </w:r>
+    </w:p>
+    <w:p>
+      <w:pPr>
+        <w:pStyle w:val="BodyText"/>
+        <w:spacing w:before="120" w:line="360" w:lineRule="auto"/>
+        <w:ind w:left="117" w:right="115" w:firstLine="358"/>
+        <w:jc w:val="both"/>
+      </w:pPr>
+      <w:r>
+        <w:rPr>
+          <w:rFonts w:ascii="Times New Roman" w:hAnsi="Times New Roman" w:cs="Times New Roman"/>
+          <w:w w:val="105"/>
+        </w:rPr>
+        <w:t xml:space="preserve">În această lucrare se folosește o politică epsilon-greedy. Cu probabilitatea epsilon agentul alege o acțiune aleatoare, iar cu probabilitatea complementară alege acțiunea cu cea mai mare valoare Q [1]. Valoarea lui epsilon pornește de la o valoare mare și este redusă treptat după fiecare episod. Aceasta este o strategie uzuală, care permite trecerea graduală de la explorare intensă la începutul antrenării către exploatarea politicii învățate spre final [11, 12].</w:t>
       </w:r>
     </w:p>
     <w:p>
@@ -2054,7 +1901,22 @@
           <w:rFonts w:ascii="Times New Roman" w:hAnsi="Times New Roman" w:cs="Times New Roman"/>
           <w:w w:val="105"/>
         </w:rPr>
-        <w:t xml:space="preserve">Unity este un motor de jocuri folosit pe scară largă, care oferă un mediu de redare tridimensional, un sistem de componente și limbajul de scriptare C# [15, 16]. Pentru aplicații de învățare prin întărire există și extensia oficială Unity ML-Agents [14], însă în această lucrare s-a ales o implementare tabulară proprie, scrisă direct în C#, fără dependențe externe. Această decizie face soluția ușor de rulat și de explicat, fiind potrivită pentru un mediu discret de dimensiune mică, unde metodele tabulare sunt suficiente [1, 11].</w:t>
+        <w:t xml:space="preserve">Unity este un motor de jocuri folosit pe scară largă, care oferă un mediu de redare tridimensional, un sistem de componente și limbajul de scriptare C# [15, 16]. Aceste caracteristici îl fac potrivit nu doar pentru jocuri, ci și pentru simulări și pentru vizualizarea unor algoritmi. În cazul de față, Unity este folosit pentru a construi mediul de tip grilă, pentru a deplasa vizual agentul și pentru a afișa statisticile de învățare.</w:t>
+      </w:r>
+    </w:p>
+    <w:p>
+      <w:pPr>
+        <w:pStyle w:val="BodyText"/>
+        <w:spacing w:before="120" w:line="360" w:lineRule="auto"/>
+        <w:ind w:left="117" w:right="115" w:firstLine="358"/>
+        <w:jc w:val="both"/>
+      </w:pPr>
+      <w:r>
+        <w:rPr>
+          <w:rFonts w:ascii="Times New Roman" w:hAnsi="Times New Roman" w:cs="Times New Roman"/>
+          <w:w w:val="105"/>
+        </w:rPr>
+        <w:t xml:space="preserve">Pentru aplicații de învățare prin întărire există și extensia oficială Unity ML-Agents [14], care permite antrenarea cu metode avansate. În această lucrare s-a ales totuși o implementare tabulară proprie, scrisă direct în C#, fără dependențe externe. Această decizie face soluția ușor de rulat și de explicat și este potrivită pentru un mediu discret de dimensiune mică, unde metodele tabulare sunt suficiente [1, 11].</w:t>
       </w:r>
     </w:p>
     <w:p>
@@ -2085,7 +1947,7 @@
           <w:rFonts w:ascii="Times New Roman" w:hAnsi="Times New Roman" w:cs="Times New Roman"/>
           <w:w w:val="105"/>
         </w:rPr>
-        <w:t xml:space="preserve">Acest capitol descrie aplicația realizată: cerințele și deciziile de proiectare, structura mediului, agentul Q-Learning, bucla de antrenare, arhitectura componentelor, rezultatele experimentale, evaluarea politicii învățate și demo-ul interactiv.</w:t>
+        <w:t xml:space="preserve">Acest capitol descrie aplicația realizată. Sunt prezentate, pe rând, cerințele și deciziile de proiectare, structura mediului împreună cu stările, acțiunile și recompensele, agentul Q-Learning și bucla de antrenare, arhitectura componentelor, rezultatele experimentale, evaluarea politicii învățate și demo-ul interactiv.</w:t>
       </w:r>
     </w:p>
     <w:p>
@@ -2116,7 +1978,22 @@
           <w:rFonts w:ascii="Times New Roman" w:hAnsi="Times New Roman" w:cs="Times New Roman"/>
           <w:w w:val="105"/>
         </w:rPr>
-        <w:t xml:space="preserve">Aplicația trebuie să îndeplinească următoarele cerințe: să definească un mediu discret cu stări, acțiuni și recompense; să implementeze algoritmul Q-Learning cu politică epsilon-greedy și actualizare Bellman; să antreneze agentul și să demonstreze convergența; să evalueze politica învățată și să exporte rezultatele; și să ofere un demo interactiv. S-a ales o lume de tip grilă deoarece este suficient de simplă pentru a permite o reprezentare tabulară exactă a valorilor Q, dar suficient de bogată pentru a ilustra obstacole, capcane și planificarea unui traseu. Metoda tabulară a fost preferată în locul unei abordări bazate pe rețele neuronale pentru că, la 64 de stări, tabelul Q este mic, învățarea este rapidă, iar comportamentul este complet transparent [1].</w:t>
+        <w:t xml:space="preserve">Aplicația trebuie să îndeplinească mai multe cerințe. Ea trebuie să definească un mediu discret cu stări, acțiuni și recompense, să implementeze algoritmul Q-Learning cu politică epsilon-greedy și actualizare Bellman, să antreneze agentul și să demonstreze convergența, să evalueze politica învățată și să exporte rezultatele și, în final, să ofere un demo interactiv. Toate aceste cerințe au fost urmărite în proiectarea componentelor descrise în acest capitol.</w:t>
+      </w:r>
+    </w:p>
+    <w:p>
+      <w:pPr>
+        <w:pStyle w:val="BodyText"/>
+        <w:spacing w:before="120" w:line="360" w:lineRule="auto"/>
+        <w:ind w:left="117" w:right="115" w:firstLine="358"/>
+        <w:jc w:val="both"/>
+      </w:pPr>
+      <w:r>
+        <w:rPr>
+          <w:rFonts w:ascii="Times New Roman" w:hAnsi="Times New Roman" w:cs="Times New Roman"/>
+          <w:w w:val="105"/>
+        </w:rPr>
+        <w:t xml:space="preserve">S-a ales o lume de tip grilă deoarece este suficient de simplă pentru a permite o reprezentare tabulară exactă a valorilor Q, dar suficient de bogată pentru a ilustra obstacole, capcane și planificarea unui traseu. Metoda tabulară a fost preferată în locul unei abordări bazate pe rețele neuronale pentru că, la doar 64 de stări, tabelul Q este mic, învățarea este rapidă, iar comportamentul rezultat este complet transparent și poate fi inspectat direct [1].</w:t>
       </w:r>
     </w:p>
     <w:p>
@@ -2132,7 +2009,7 @@
         <w:rPr>
           <w:rFonts w:ascii="Times New Roman" w:hAnsi="Times New Roman" w:cs="Times New Roman"/>
         </w:rPr>
-        <w:t xml:space="preserve">3.2 Descrierea mediului</w:t>
+        <w:t xml:space="preserve">3.2 Mediul: stări, acțiuni și recompense</w:t>
       </w:r>
     </w:p>
     <w:p>
@@ -2147,7 +2024,7 @@
           <w:rFonts w:ascii="Times New Roman" w:hAnsi="Times New Roman" w:cs="Times New Roman"/>
           <w:w w:val="105"/>
         </w:rPr>
-        <w:t xml:space="preserve">Mediul este o lume de tip grilă implementată în Unity, formată dintr-o grilă de 8 pe 8 celule, adică 64 de stări distincte. Grila conține o celulă de start, o celulă țintă, o celulă capcană și opt celule perete care joacă rolul de obstacole. Celulele sunt redate ca niște cuburi colorate, astfel încât configurația să fie ușor de citit: celula de start este albastră, ținta este verde, capcana este roșie, pereții sunt închiși la culoare, iar podeaua liberă este gri deschis. Mediul este prezentat în Figura 3.1.</w:t>
+        <w:t xml:space="preserve">Mediul este o lume de tip grilă implementată în Unity, formată dintr-o grilă de 8 pe 8 celule, adică 64 de stări distincte. Grila conține o celulă de start, o celulă țintă, o celulă capcană și opt celule perete care joacă rolul de obstacole. Celulele sunt redate ca niște cuburi colorate, astfel încât configurația să fie ușor de citit. Celula de start este albastră, ținta este verde, capcana este roșie, pereții sunt închiși la culoare, iar podeaua liberă este gri deschis. Mediul este prezentat în Figura 3.1.</w:t>
       </w:r>
     </w:p>
     <w:p>
@@ -2200,7 +2077,7 @@
     <w:p>
       <w:pPr>
         <w:pStyle w:val="BodyText"/>
-        <w:spacing w:before="60" w:after="200" w:line="240" w:lineRule="auto"/>
+        <w:spacing w:before="60" w:after="160" w:line="240" w:lineRule="auto"/>
         <w:jc w:val="center"/>
       </w:pPr>
       <w:r>
@@ -2215,22 +2092,6 @@
     </w:p>
     <w:p>
       <w:pPr>
-        <w:pStyle w:val="Heading2"/>
-        <w:spacing w:before="240" w:after="80"/>
-        <w:ind w:left="117"/>
-        <w:rPr>
-          <w:rFonts w:ascii="Times New Roman" w:hAnsi="Times New Roman" w:cs="Times New Roman"/>
-        </w:rPr>
-      </w:pPr>
-      <w:r>
-        <w:rPr>
-          <w:rFonts w:ascii="Times New Roman" w:hAnsi="Times New Roman" w:cs="Times New Roman"/>
-        </w:rPr>
-        <w:t xml:space="preserve">3.3 Reprezentarea stărilor și a acțiunilor</w:t>
-      </w:r>
-    </w:p>
-    <w:p>
-      <w:pPr>
         <w:pStyle w:val="BodyText"/>
         <w:spacing w:before="120" w:line="360" w:lineRule="auto"/>
         <w:ind w:left="117" w:right="115" w:firstLine="358"/>
@@ -2241,23 +2102,7 @@
           <w:rFonts w:ascii="Times New Roman" w:hAnsi="Times New Roman" w:cs="Times New Roman"/>
           <w:w w:val="105"/>
         </w:rPr>
-        <w:t xml:space="preserve">Fiecare stare corespunde unei celule și este identificată printr-un index întreg calculat din coordonatele celulei după formula index = y * lățime + x, ceea ce permite folosirea directă a indexului ca linie în tabelul Q. Agentul poate executa patru acțiuni discrete: deplasare în sus, în jos, la stânga sau la dreapta. Logica de tranziție este deterministă: atunci când o acțiune ar deplasa agentul într-un perete sau în afara limitelor grilei, deplasarea este respinsă, iar agentul rămâne în celula curentă; în caz contrar, agentul se mută în celula vecină. Un episod se încheie când agentul ajunge la țintă sau intră în capcană și este limitat la un număr maxim de pași, pentru a evita rătăcirea la nesfârșit în fazele timpurii ale învățării.</w:t>
-      </w:r>
-    </w:p>
-    <w:p>
-      <w:pPr>
-        <w:pStyle w:val="Heading2"/>
-        <w:spacing w:before="240" w:after="80"/>
-        <w:ind w:left="117"/>
-        <w:rPr>
-          <w:rFonts w:ascii="Times New Roman" w:hAnsi="Times New Roman" w:cs="Times New Roman"/>
-        </w:rPr>
-      </w:pPr>
-      <w:r>
-        <w:rPr>
-          <w:rFonts w:ascii="Times New Roman" w:hAnsi="Times New Roman" w:cs="Times New Roman"/>
-        </w:rPr>
-        <w:t xml:space="preserve">3.4 Funcția de recompensă</w:t>
+        <w:t xml:space="preserve">Fiecare stare corespunde unei celule și este identificată printr-un index întreg calculat din coordonatele celulei după formula index = y * lățime + x. Astfel, indexul poate fi folosit direct ca linie în tabelul Q. Agentul poate executa patru acțiuni discrete, și anume deplasare în sus, în jos, la stânga sau la dreapta. Logica de tranziție este deterministă. Atunci când o acțiune ar deplasa agentul într-un perete sau în afara limitelor grilei, deplasarea este respinsă, iar agentul rămâne în celula curentă. În caz contrar, agentul se mută în celula vecină.</w:t>
       </w:r>
     </w:p>
     <w:p>
@@ -2272,7 +2117,7 @@
           <w:rFonts w:ascii="Times New Roman" w:hAnsi="Times New Roman" w:cs="Times New Roman"/>
           <w:w w:val="105"/>
         </w:rPr>
-        <w:t xml:space="preserve">Funcția de recompensă codifică obiectivul sarcinii. Atingerea țintei aduce o recompensă de +1 și încheie episodul cu succes, iar intrarea în capcană aduce o recompensă de -1 și încheie episodul ca eșec. Fiecare pas obișnuit are o mică recompensă negativă de -0,01, care încurajează agentul să ajungă la țintă folosind cât mai puțini pași, iar încercarea de a intra într-un perete este penalizată suplimentar cu -0,1. Această combinație de recompense, cu o recompensă rară la final și un mic cost pe pas, orientează agentul atât către atingerea țintei, cât și către găsirea celui mai scurt traseu. Starea de început a unui episod este prezentată în Figura 3.2.</w:t>
+        <w:t xml:space="preserve">Funcția de recompensă codifică obiectivul sarcinii. Atingerea țintei aduce o recompensă de +1 și încheie episodul cu succes, iar intrarea în capcană aduce o recompensă de -1 și încheie episodul ca eșec. Fiecare pas obișnuit are o mică recompensă negativă de -0,01, care încurajează agentul să ajungă la țintă folosind cât mai puțini pași. Încercarea de a intra într-un perete este penalizată suplimentar cu -0,1. Această combinație orientează agentul atât către atingerea țintei, cât și către găsirea celui mai scurt traseu sigur. Starea de început a unui episod este prezentată în Figura 3.2.</w:t>
       </w:r>
     </w:p>
     <w:p>
@@ -2325,7 +2170,7 @@
     <w:p>
       <w:pPr>
         <w:pStyle w:val="BodyText"/>
-        <w:spacing w:before="60" w:after="200" w:line="240" w:lineRule="auto"/>
+        <w:spacing w:before="60" w:after="160" w:line="240" w:lineRule="auto"/>
         <w:jc w:val="center"/>
       </w:pPr>
       <w:r>
@@ -2351,7 +2196,7 @@
         <w:rPr>
           <w:rFonts w:ascii="Times New Roman" w:hAnsi="Times New Roman" w:cs="Times New Roman"/>
         </w:rPr>
-        <w:t xml:space="preserve">3.5 Agentul Q-Learning și hiperparametrii</w:t>
+        <w:t xml:space="preserve">3.3 Agentul Q-Learning și antrenarea</w:t>
       </w:r>
     </w:p>
     <w:p>
@@ -2366,347 +2211,533 @@
           <w:rFonts w:ascii="Times New Roman" w:hAnsi="Times New Roman" w:cs="Times New Roman"/>
           <w:w w:val="105"/>
         </w:rPr>
-        <w:t xml:space="preserve">Agentul menține un tabel Q, un tablou bidimensional indexat după stare și acțiune. Fiecare intrare Q(s, a) memorează estimarea curentă a recompensei pe termen lung, iar tabelul este inițializat cu zero, ceea ce înseamnă că agentul pornește fără nicio cunoaștere a mediului. Selecția acțiunilor se face cu politica epsilon-greedy, iar actualizarea valorilor se face cu regula Bellman din Ecuația 2.1. Hiperparametrii folosiți pentru antrenare sunt prezentați mai jos și sunt expuși în inspectorul Unity, putând fi modificați fără a schimba codul.</w:t>
-      </w:r>
-    </w:p>
-    <w:p>
-      <w:pPr>
-        <w:pStyle w:val="BodyText"/>
-        <w:tabs>
-          <w:tab w:val="left" w:pos="4320"/>
-          <w:tab w:val="left" w:pos="6840"/>
-        </w:tabs>
-        <w:spacing w:before="20" w:line="300" w:lineRule="auto"/>
-        <w:ind w:left="358"/>
-        <w:jc w:val="left"/>
-      </w:pPr>
-      <w:r>
-        <w:rPr>
-          <w:rFonts w:ascii="Times New Roman" w:hAnsi="Times New Roman" w:cs="Times New Roman"/>
-          <w:b/>
-        </w:rPr>
-        <w:t xml:space="preserve">Hiperparametru</w:t>
-      </w:r>
-      <w:r>
-        <w:rPr>
-          <w:rFonts w:ascii="Times New Roman" w:hAnsi="Times New Roman" w:cs="Times New Roman"/>
-        </w:rPr>
-        <w:tab/>
-      </w:r>
-      <w:r>
-        <w:rPr>
-          <w:rFonts w:ascii="Times New Roman" w:hAnsi="Times New Roman" w:cs="Times New Roman"/>
-          <w:b/>
-        </w:rPr>
-        <w:t xml:space="preserve">Simbol</w:t>
-      </w:r>
-      <w:r>
-        <w:rPr>
-          <w:rFonts w:ascii="Times New Roman" w:hAnsi="Times New Roman" w:cs="Times New Roman"/>
-        </w:rPr>
-        <w:tab/>
-      </w:r>
-      <w:r>
-        <w:rPr>
-          <w:rFonts w:ascii="Times New Roman" w:hAnsi="Times New Roman" w:cs="Times New Roman"/>
-          <w:b/>
-        </w:rPr>
-        <w:t xml:space="preserve">Valoare</w:t>
-      </w:r>
-    </w:p>
-    <w:p>
-      <w:pPr>
-        <w:pStyle w:val="BodyText"/>
-        <w:tabs>
-          <w:tab w:val="left" w:pos="4320"/>
-          <w:tab w:val="left" w:pos="6840"/>
-        </w:tabs>
-        <w:spacing w:before="20" w:line="300" w:lineRule="auto"/>
-        <w:ind w:left="358"/>
-        <w:jc w:val="left"/>
-      </w:pPr>
-      <w:r>
-        <w:rPr>
-          <w:rFonts w:ascii="Times New Roman" w:hAnsi="Times New Roman" w:cs="Times New Roman"/>
-        </w:rPr>
-        <w:t xml:space="preserve">Rata de invatare</w:t>
-      </w:r>
-      <w:r>
-        <w:rPr>
-          <w:rFonts w:ascii="Times New Roman" w:hAnsi="Times New Roman" w:cs="Times New Roman"/>
-        </w:rPr>
-        <w:tab/>
-      </w:r>
-      <w:r>
-        <w:rPr>
-          <w:rFonts w:ascii="Times New Roman" w:hAnsi="Times New Roman" w:cs="Times New Roman"/>
-        </w:rPr>
-        <w:t xml:space="preserve">alpha</w:t>
-      </w:r>
-      <w:r>
-        <w:rPr>
-          <w:rFonts w:ascii="Times New Roman" w:hAnsi="Times New Roman" w:cs="Times New Roman"/>
-        </w:rPr>
-        <w:tab/>
-      </w:r>
-      <w:r>
-        <w:rPr>
-          <w:rFonts w:ascii="Times New Roman" w:hAnsi="Times New Roman" w:cs="Times New Roman"/>
-        </w:rPr>
-        <w:t xml:space="preserve">0,1</w:t>
-      </w:r>
-    </w:p>
-    <w:p>
-      <w:pPr>
-        <w:pStyle w:val="BodyText"/>
-        <w:tabs>
-          <w:tab w:val="left" w:pos="4320"/>
-          <w:tab w:val="left" w:pos="6840"/>
-        </w:tabs>
-        <w:spacing w:before="20" w:line="300" w:lineRule="auto"/>
-        <w:ind w:left="358"/>
-        <w:jc w:val="left"/>
-      </w:pPr>
-      <w:r>
-        <w:rPr>
-          <w:rFonts w:ascii="Times New Roman" w:hAnsi="Times New Roman" w:cs="Times New Roman"/>
-        </w:rPr>
-        <w:t xml:space="preserve">Factor de discount</w:t>
-      </w:r>
-      <w:r>
-        <w:rPr>
-          <w:rFonts w:ascii="Times New Roman" w:hAnsi="Times New Roman" w:cs="Times New Roman"/>
-        </w:rPr>
-        <w:tab/>
-      </w:r>
-      <w:r>
-        <w:rPr>
-          <w:rFonts w:ascii="Times New Roman" w:hAnsi="Times New Roman" w:cs="Times New Roman"/>
-        </w:rPr>
-        <w:t xml:space="preserve">gamma</w:t>
-      </w:r>
-      <w:r>
-        <w:rPr>
-          <w:rFonts w:ascii="Times New Roman" w:hAnsi="Times New Roman" w:cs="Times New Roman"/>
-        </w:rPr>
-        <w:tab/>
-      </w:r>
-      <w:r>
-        <w:rPr>
-          <w:rFonts w:ascii="Times New Roman" w:hAnsi="Times New Roman" w:cs="Times New Roman"/>
-        </w:rPr>
-        <w:t xml:space="preserve">0,95</w:t>
-      </w:r>
-    </w:p>
-    <w:p>
-      <w:pPr>
-        <w:pStyle w:val="BodyText"/>
-        <w:tabs>
-          <w:tab w:val="left" w:pos="4320"/>
-          <w:tab w:val="left" w:pos="6840"/>
-        </w:tabs>
-        <w:spacing w:before="20" w:line="300" w:lineRule="auto"/>
-        <w:ind w:left="358"/>
-        <w:jc w:val="left"/>
-      </w:pPr>
-      <w:r>
-        <w:rPr>
-          <w:rFonts w:ascii="Times New Roman" w:hAnsi="Times New Roman" w:cs="Times New Roman"/>
-        </w:rPr>
-        <w:t xml:space="preserve">Explorare initiala</w:t>
-      </w:r>
-      <w:r>
-        <w:rPr>
-          <w:rFonts w:ascii="Times New Roman" w:hAnsi="Times New Roman" w:cs="Times New Roman"/>
-        </w:rPr>
-        <w:tab/>
-      </w:r>
-      <w:r>
-        <w:rPr>
-          <w:rFonts w:ascii="Times New Roman" w:hAnsi="Times New Roman" w:cs="Times New Roman"/>
-        </w:rPr>
-        <w:t xml:space="preserve">epsilon</w:t>
-      </w:r>
-      <w:r>
-        <w:rPr>
-          <w:rFonts w:ascii="Times New Roman" w:hAnsi="Times New Roman" w:cs="Times New Roman"/>
-        </w:rPr>
-        <w:tab/>
-      </w:r>
-      <w:r>
-        <w:rPr>
-          <w:rFonts w:ascii="Times New Roman" w:hAnsi="Times New Roman" w:cs="Times New Roman"/>
-        </w:rPr>
-        <w:t xml:space="preserve">1,0</w:t>
-      </w:r>
-    </w:p>
-    <w:p>
-      <w:pPr>
-        <w:pStyle w:val="BodyText"/>
-        <w:tabs>
-          <w:tab w:val="left" w:pos="4320"/>
-          <w:tab w:val="left" w:pos="6840"/>
-        </w:tabs>
-        <w:spacing w:before="20" w:line="300" w:lineRule="auto"/>
-        <w:ind w:left="358"/>
-        <w:jc w:val="left"/>
-      </w:pPr>
-      <w:r>
-        <w:rPr>
-          <w:rFonts w:ascii="Times New Roman" w:hAnsi="Times New Roman" w:cs="Times New Roman"/>
-        </w:rPr>
-        <w:t xml:space="preserve">Explorare minima</w:t>
-      </w:r>
-      <w:r>
-        <w:rPr>
-          <w:rFonts w:ascii="Times New Roman" w:hAnsi="Times New Roman" w:cs="Times New Roman"/>
-        </w:rPr>
-        <w:tab/>
-      </w:r>
-      <w:r>
-        <w:rPr>
-          <w:rFonts w:ascii="Times New Roman" w:hAnsi="Times New Roman" w:cs="Times New Roman"/>
-        </w:rPr>
-        <w:t xml:space="preserve">epsilon min</w:t>
-      </w:r>
-      <w:r>
-        <w:rPr>
-          <w:rFonts w:ascii="Times New Roman" w:hAnsi="Times New Roman" w:cs="Times New Roman"/>
-        </w:rPr>
-        <w:tab/>
-      </w:r>
-      <w:r>
-        <w:rPr>
-          <w:rFonts w:ascii="Times New Roman" w:hAnsi="Times New Roman" w:cs="Times New Roman"/>
-        </w:rPr>
-        <w:t xml:space="preserve">0,05</w:t>
-      </w:r>
-    </w:p>
-    <w:p>
-      <w:pPr>
-        <w:pStyle w:val="BodyText"/>
-        <w:tabs>
-          <w:tab w:val="left" w:pos="4320"/>
-          <w:tab w:val="left" w:pos="6840"/>
-        </w:tabs>
-        <w:spacing w:before="20" w:line="300" w:lineRule="auto"/>
-        <w:ind w:left="358"/>
-        <w:jc w:val="left"/>
-      </w:pPr>
-      <w:r>
-        <w:rPr>
-          <w:rFonts w:ascii="Times New Roman" w:hAnsi="Times New Roman" w:cs="Times New Roman"/>
-        </w:rPr>
-        <w:t xml:space="preserve">Rata de scadere</w:t>
-      </w:r>
-      <w:r>
-        <w:rPr>
-          <w:rFonts w:ascii="Times New Roman" w:hAnsi="Times New Roman" w:cs="Times New Roman"/>
-        </w:rPr>
-        <w:tab/>
-      </w:r>
-      <w:r>
-        <w:rPr>
-          <w:rFonts w:ascii="Times New Roman" w:hAnsi="Times New Roman" w:cs="Times New Roman"/>
-        </w:rPr>
-        <w:t xml:space="preserve">decay</w:t>
-      </w:r>
-      <w:r>
-        <w:rPr>
-          <w:rFonts w:ascii="Times New Roman" w:hAnsi="Times New Roman" w:cs="Times New Roman"/>
-        </w:rPr>
-        <w:tab/>
-      </w:r>
-      <w:r>
-        <w:rPr>
-          <w:rFonts w:ascii="Times New Roman" w:hAnsi="Times New Roman" w:cs="Times New Roman"/>
-        </w:rPr>
-        <w:t xml:space="preserve">0,995</w:t>
-      </w:r>
-    </w:p>
-    <w:p>
-      <w:pPr>
-        <w:pStyle w:val="BodyText"/>
-        <w:tabs>
-          <w:tab w:val="left" w:pos="4320"/>
-          <w:tab w:val="left" w:pos="6840"/>
-        </w:tabs>
-        <w:spacing w:before="20" w:line="300" w:lineRule="auto"/>
-        <w:ind w:left="358"/>
-        <w:jc w:val="left"/>
-      </w:pPr>
-      <w:r>
-        <w:rPr>
-          <w:rFonts w:ascii="Times New Roman" w:hAnsi="Times New Roman" w:cs="Times New Roman"/>
-        </w:rPr>
-        <w:t xml:space="preserve">Episoade</w:t>
-      </w:r>
-      <w:r>
-        <w:rPr>
-          <w:rFonts w:ascii="Times New Roman" w:hAnsi="Times New Roman" w:cs="Times New Roman"/>
-        </w:rPr>
-        <w:tab/>
-      </w:r>
-      <w:r>
-        <w:rPr>
-          <w:rFonts w:ascii="Times New Roman" w:hAnsi="Times New Roman" w:cs="Times New Roman"/>
-        </w:rPr>
-        <w:t xml:space="preserve">-</w:t>
-      </w:r>
-      <w:r>
-        <w:rPr>
-          <w:rFonts w:ascii="Times New Roman" w:hAnsi="Times New Roman" w:cs="Times New Roman"/>
-        </w:rPr>
-        <w:tab/>
-      </w:r>
-      <w:r>
-        <w:rPr>
-          <w:rFonts w:ascii="Times New Roman" w:hAnsi="Times New Roman" w:cs="Times New Roman"/>
-        </w:rPr>
-        <w:t xml:space="preserve">2000</w:t>
-      </w:r>
-    </w:p>
-    <w:p>
-      <w:pPr>
-        <w:pStyle w:val="BodyText"/>
-        <w:tabs>
-          <w:tab w:val="left" w:pos="4320"/>
-          <w:tab w:val="left" w:pos="6840"/>
-        </w:tabs>
-        <w:spacing w:before="20" w:line="300" w:lineRule="auto"/>
-        <w:ind w:left="358"/>
-        <w:jc w:val="left"/>
-      </w:pPr>
-      <w:r>
-        <w:rPr>
-          <w:rFonts w:ascii="Times New Roman" w:hAnsi="Times New Roman" w:cs="Times New Roman"/>
-        </w:rPr>
-        <w:t xml:space="preserve">Pasi maximi pe episod</w:t>
-      </w:r>
-      <w:r>
-        <w:rPr>
-          <w:rFonts w:ascii="Times New Roman" w:hAnsi="Times New Roman" w:cs="Times New Roman"/>
-        </w:rPr>
-        <w:tab/>
-      </w:r>
-      <w:r>
-        <w:rPr>
-          <w:rFonts w:ascii="Times New Roman" w:hAnsi="Times New Roman" w:cs="Times New Roman"/>
-        </w:rPr>
-        <w:t xml:space="preserve">-</w:t>
-      </w:r>
-      <w:r>
-        <w:rPr>
-          <w:rFonts w:ascii="Times New Roman" w:hAnsi="Times New Roman" w:cs="Times New Roman"/>
-        </w:rPr>
-        <w:tab/>
-      </w:r>
-      <w:r>
-        <w:rPr>
-          <w:rFonts w:ascii="Times New Roman" w:hAnsi="Times New Roman" w:cs="Times New Roman"/>
-        </w:rPr>
-        <w:t xml:space="preserve">200</w:t>
-      </w:r>
+        <w:t xml:space="preserve">Agentul menține un tabel Q, un tablou bidimensional indexat după stare și acțiune. Fiecare intrare Q(s, a) memorează estimarea curentă a recompensei pe termen lung, iar tabelul este inițializat cu zero, ceea ce înseamnă că agentul pornește fără nicio cunoaștere a mediului. Selecția acțiunilor se face cu politica epsilon-greedy, iar actualizarea valorilor se face cu regula Bellman din Ecuația 2.1.</w:t>
+      </w:r>
+    </w:p>
+    <w:p>
+      <w:pPr>
+        <w:pStyle w:val="BodyText"/>
+        <w:spacing w:before="120" w:line="360" w:lineRule="auto"/>
+        <w:ind w:left="117" w:right="115" w:firstLine="358"/>
+        <w:jc w:val="both"/>
+      </w:pPr>
+      <w:r>
+        <w:rPr>
+          <w:rFonts w:ascii="Times New Roman" w:hAnsi="Times New Roman" w:cs="Times New Roman"/>
+          <w:w w:val="105"/>
+        </w:rPr>
+        <w:t xml:space="preserve">Antrenarea constă în rularea unui număr mare de episoade complete. În fiecare episod, mediul este readus la celula de start, iar agentul alege în mod repetat o acțiune, o aplică, primește recompensa și starea următoare și își actualizează tabelul Q. Episodul se încheie când agentul ajunge la țintă sau în capcană, sau când se atinge limita de pași. După fiecare episod, valoarea epsilon este redusă. Bucla de antrenare este implementată într-o variantă animată, sub formă de coroutine, care permite vizualizarea în timp real, și într-o variantă rapidă, folosită pentru generarea rezultatelor.</w:t>
+      </w:r>
+    </w:p>
+    <w:p>
+      <w:pPr>
+        <w:pStyle w:val="BodyText"/>
+        <w:spacing w:before="120" w:line="360" w:lineRule="auto"/>
+        <w:ind w:left="117" w:right="115" w:firstLine="358"/>
+        <w:jc w:val="both"/>
+      </w:pPr>
+      <w:r>
+        <w:rPr>
+          <w:rFonts w:ascii="Times New Roman" w:hAnsi="Times New Roman" w:cs="Times New Roman"/>
+          <w:w w:val="105"/>
+        </w:rPr>
+        <w:t xml:space="preserve">Hiperparametrii folosiți pentru antrenare sunt prezentați în Tabelul 3.1 și sunt expuși în inspectorul Unity, putând fi modificați fără a schimba codul. Valorile au fost alese astfel încât învățarea să fie stabilă și suficient de rapidă pentru mediul propus.</w:t>
+      </w:r>
+    </w:p>
+    <w:p>
+      <w:pPr>
+        <w:pStyle w:val="BodyText"/>
+        <w:spacing w:before="160" w:after="60" w:line="240" w:lineRule="auto"/>
+        <w:jc w:val="center"/>
+      </w:pPr>
+      <w:r>
+        <w:rPr>
+          <w:rFonts w:ascii="Times New Roman" w:hAnsi="Times New Roman" w:cs="Times New Roman"/>
+          <w:i/>
+          <w:sz w:val="20"/>
+          <w:szCs w:val="20"/>
+        </w:rPr>
+        <w:t xml:space="preserve">Tabelul 3.1. Hiperparametrii folosiți la antrenare.</w:t>
+      </w:r>
+    </w:p>
+    <w:tbl>
+      <w:tblPr>
+        <w:tblW w:w="9030" w:type="dxa"/>
+        <w:jc w:val="center"/>
+        <w:tblLayout w:type="fixed"/>
+        <w:tblBorders>
+          <w:top w:val="single" w:sz="6" w:space="0" w:color="444444"/>
+          <w:left w:val="single" w:sz="6" w:space="0" w:color="444444"/>
+          <w:bottom w:val="single" w:sz="6" w:space="0" w:color="444444"/>
+          <w:right w:val="single" w:sz="6" w:space="0" w:color="444444"/>
+          <w:insideH w:val="single" w:sz="6" w:space="0" w:color="444444"/>
+          <w:insideV w:val="single" w:sz="6" w:space="0" w:color="444444"/>
+        </w:tblBorders>
+      </w:tblPr>
+      <w:tblGrid>
+        <w:gridCol w:w="4400"/>
+        <w:gridCol w:w="2300"/>
+        <w:gridCol w:w="2330"/>
+      </w:tblGrid>
+      <w:tr>
+        <w:tc>
+          <w:tcPr>
+            <w:tcW w:w="4400" w:type="dxa"/>
+            <w:shd w:val="clear" w:color="auto" w:fill="D9E2F3"/>
+            <w:vAlign w:val="center"/>
+          </w:tcPr>
+          <w:p>
+            <w:pPr>
+              <w:spacing w:before="30" w:after="30" w:line="276" w:lineRule="auto"/>
+              <w:jc w:val="left"/>
+            </w:pPr>
+            <w:r>
+              <w:rPr>
+                <w:rFonts w:ascii="Times New Roman" w:hAnsi="Times New Roman" w:cs="Times New Roman"/>
+                <w:b/>
+              </w:rPr>
+              <w:t xml:space="preserve">Hiperparametru</w:t>
+            </w:r>
+          </w:p>
+        </w:tc>
+        <w:tc>
+          <w:tcPr>
+            <w:tcW w:w="2300" w:type="dxa"/>
+            <w:shd w:val="clear" w:color="auto" w:fill="D9E2F3"/>
+            <w:vAlign w:val="center"/>
+          </w:tcPr>
+          <w:p>
+            <w:pPr>
+              <w:spacing w:before="30" w:after="30" w:line="276" w:lineRule="auto"/>
+              <w:jc w:val="center"/>
+            </w:pPr>
+            <w:r>
+              <w:rPr>
+                <w:rFonts w:ascii="Times New Roman" w:hAnsi="Times New Roman" w:cs="Times New Roman"/>
+                <w:b/>
+              </w:rPr>
+              <w:t xml:space="preserve">Simbol</w:t>
+            </w:r>
+          </w:p>
+        </w:tc>
+        <w:tc>
+          <w:tcPr>
+            <w:tcW w:w="2330" w:type="dxa"/>
+            <w:shd w:val="clear" w:color="auto" w:fill="D9E2F3"/>
+            <w:vAlign w:val="center"/>
+          </w:tcPr>
+          <w:p>
+            <w:pPr>
+              <w:spacing w:before="30" w:after="30" w:line="276" w:lineRule="auto"/>
+              <w:jc w:val="center"/>
+            </w:pPr>
+            <w:r>
+              <w:rPr>
+                <w:rFonts w:ascii="Times New Roman" w:hAnsi="Times New Roman" w:cs="Times New Roman"/>
+                <w:b/>
+              </w:rPr>
+              <w:t xml:space="preserve">Valoare</w:t>
+            </w:r>
+          </w:p>
+        </w:tc>
+      </w:tr>
+      <w:tr>
+        <w:tc>
+          <w:tcPr>
+            <w:tcW w:w="4400" w:type="dxa"/>
+            <w:vAlign w:val="center"/>
+          </w:tcPr>
+          <w:p>
+            <w:pPr>
+              <w:spacing w:before="30" w:after="30" w:line="276" w:lineRule="auto"/>
+              <w:jc w:val="left"/>
+            </w:pPr>
+            <w:r>
+              <w:rPr>
+                <w:rFonts w:ascii="Times New Roman" w:hAnsi="Times New Roman" w:cs="Times New Roman"/>
+              </w:rPr>
+              <w:t xml:space="preserve">Rata de invatare</w:t>
+            </w:r>
+          </w:p>
+        </w:tc>
+        <w:tc>
+          <w:tcPr>
+            <w:tcW w:w="2300" w:type="dxa"/>
+            <w:vAlign w:val="center"/>
+          </w:tcPr>
+          <w:p>
+            <w:pPr>
+              <w:spacing w:before="30" w:after="30" w:line="276" w:lineRule="auto"/>
+              <w:jc w:val="center"/>
+            </w:pPr>
+            <w:r>
+              <w:rPr>
+                <w:rFonts w:ascii="Times New Roman" w:hAnsi="Times New Roman" w:cs="Times New Roman"/>
+              </w:rPr>
+              <w:t xml:space="preserve">alpha</w:t>
+            </w:r>
+          </w:p>
+        </w:tc>
+        <w:tc>
+          <w:tcPr>
+            <w:tcW w:w="2330" w:type="dxa"/>
+            <w:vAlign w:val="center"/>
+          </w:tcPr>
+          <w:p>
+            <w:pPr>
+              <w:spacing w:before="30" w:after="30" w:line="276" w:lineRule="auto"/>
+              <w:jc w:val="center"/>
+            </w:pPr>
+            <w:r>
+              <w:rPr>
+                <w:rFonts w:ascii="Times New Roman" w:hAnsi="Times New Roman" w:cs="Times New Roman"/>
+              </w:rPr>
+              <w:t xml:space="preserve">0,1</w:t>
+            </w:r>
+          </w:p>
+        </w:tc>
+      </w:tr>
+      <w:tr>
+        <w:tc>
+          <w:tcPr>
+            <w:tcW w:w="4400" w:type="dxa"/>
+            <w:vAlign w:val="center"/>
+          </w:tcPr>
+          <w:p>
+            <w:pPr>
+              <w:spacing w:before="30" w:after="30" w:line="276" w:lineRule="auto"/>
+              <w:jc w:val="left"/>
+            </w:pPr>
+            <w:r>
+              <w:rPr>
+                <w:rFonts w:ascii="Times New Roman" w:hAnsi="Times New Roman" w:cs="Times New Roman"/>
+              </w:rPr>
+              <w:t xml:space="preserve">Factor de discount</w:t>
+            </w:r>
+          </w:p>
+        </w:tc>
+        <w:tc>
+          <w:tcPr>
+            <w:tcW w:w="2300" w:type="dxa"/>
+            <w:vAlign w:val="center"/>
+          </w:tcPr>
+          <w:p>
+            <w:pPr>
+              <w:spacing w:before="30" w:after="30" w:line="276" w:lineRule="auto"/>
+              <w:jc w:val="center"/>
+            </w:pPr>
+            <w:r>
+              <w:rPr>
+                <w:rFonts w:ascii="Times New Roman" w:hAnsi="Times New Roman" w:cs="Times New Roman"/>
+              </w:rPr>
+              <w:t xml:space="preserve">gamma</w:t>
+            </w:r>
+          </w:p>
+        </w:tc>
+        <w:tc>
+          <w:tcPr>
+            <w:tcW w:w="2330" w:type="dxa"/>
+            <w:vAlign w:val="center"/>
+          </w:tcPr>
+          <w:p>
+            <w:pPr>
+              <w:spacing w:before="30" w:after="30" w:line="276" w:lineRule="auto"/>
+              <w:jc w:val="center"/>
+            </w:pPr>
+            <w:r>
+              <w:rPr>
+                <w:rFonts w:ascii="Times New Roman" w:hAnsi="Times New Roman" w:cs="Times New Roman"/>
+              </w:rPr>
+              <w:t xml:space="preserve">0,95</w:t>
+            </w:r>
+          </w:p>
+        </w:tc>
+      </w:tr>
+      <w:tr>
+        <w:tc>
+          <w:tcPr>
+            <w:tcW w:w="4400" w:type="dxa"/>
+            <w:vAlign w:val="center"/>
+          </w:tcPr>
+          <w:p>
+            <w:pPr>
+              <w:spacing w:before="30" w:after="30" w:line="276" w:lineRule="auto"/>
+              <w:jc w:val="left"/>
+            </w:pPr>
+            <w:r>
+              <w:rPr>
+                <w:rFonts w:ascii="Times New Roman" w:hAnsi="Times New Roman" w:cs="Times New Roman"/>
+              </w:rPr>
+              <w:t xml:space="preserve">Explorare initiala</w:t>
+            </w:r>
+          </w:p>
+        </w:tc>
+        <w:tc>
+          <w:tcPr>
+            <w:tcW w:w="2300" w:type="dxa"/>
+            <w:vAlign w:val="center"/>
+          </w:tcPr>
+          <w:p>
+            <w:pPr>
+              <w:spacing w:before="30" w:after="30" w:line="276" w:lineRule="auto"/>
+              <w:jc w:val="center"/>
+            </w:pPr>
+            <w:r>
+              <w:rPr>
+                <w:rFonts w:ascii="Times New Roman" w:hAnsi="Times New Roman" w:cs="Times New Roman"/>
+              </w:rPr>
+              <w:t xml:space="preserve">epsilon</w:t>
+            </w:r>
+          </w:p>
+        </w:tc>
+        <w:tc>
+          <w:tcPr>
+            <w:tcW w:w="2330" w:type="dxa"/>
+            <w:vAlign w:val="center"/>
+          </w:tcPr>
+          <w:p>
+            <w:pPr>
+              <w:spacing w:before="30" w:after="30" w:line="276" w:lineRule="auto"/>
+              <w:jc w:val="center"/>
+            </w:pPr>
+            <w:r>
+              <w:rPr>
+                <w:rFonts w:ascii="Times New Roman" w:hAnsi="Times New Roman" w:cs="Times New Roman"/>
+              </w:rPr>
+              <w:t xml:space="preserve">1,0</w:t>
+            </w:r>
+          </w:p>
+        </w:tc>
+      </w:tr>
+      <w:tr>
+        <w:tc>
+          <w:tcPr>
+            <w:tcW w:w="4400" w:type="dxa"/>
+            <w:vAlign w:val="center"/>
+          </w:tcPr>
+          <w:p>
+            <w:pPr>
+              <w:spacing w:before="30" w:after="30" w:line="276" w:lineRule="auto"/>
+              <w:jc w:val="left"/>
+            </w:pPr>
+            <w:r>
+              <w:rPr>
+                <w:rFonts w:ascii="Times New Roman" w:hAnsi="Times New Roman" w:cs="Times New Roman"/>
+              </w:rPr>
+              <w:t xml:space="preserve">Explorare minima</w:t>
+            </w:r>
+          </w:p>
+        </w:tc>
+        <w:tc>
+          <w:tcPr>
+            <w:tcW w:w="2300" w:type="dxa"/>
+            <w:vAlign w:val="center"/>
+          </w:tcPr>
+          <w:p>
+            <w:pPr>
+              <w:spacing w:before="30" w:after="30" w:line="276" w:lineRule="auto"/>
+              <w:jc w:val="center"/>
+            </w:pPr>
+            <w:r>
+              <w:rPr>
+                <w:rFonts w:ascii="Times New Roman" w:hAnsi="Times New Roman" w:cs="Times New Roman"/>
+              </w:rPr>
+              <w:t xml:space="preserve">epsilon min</w:t>
+            </w:r>
+          </w:p>
+        </w:tc>
+        <w:tc>
+          <w:tcPr>
+            <w:tcW w:w="2330" w:type="dxa"/>
+            <w:vAlign w:val="center"/>
+          </w:tcPr>
+          <w:p>
+            <w:pPr>
+              <w:spacing w:before="30" w:after="30" w:line="276" w:lineRule="auto"/>
+              <w:jc w:val="center"/>
+            </w:pPr>
+            <w:r>
+              <w:rPr>
+                <w:rFonts w:ascii="Times New Roman" w:hAnsi="Times New Roman" w:cs="Times New Roman"/>
+              </w:rPr>
+              <w:t xml:space="preserve">0,05</w:t>
+            </w:r>
+          </w:p>
+        </w:tc>
+      </w:tr>
+      <w:tr>
+        <w:tc>
+          <w:tcPr>
+            <w:tcW w:w="4400" w:type="dxa"/>
+            <w:vAlign w:val="center"/>
+          </w:tcPr>
+          <w:p>
+            <w:pPr>
+              <w:spacing w:before="30" w:after="30" w:line="276" w:lineRule="auto"/>
+              <w:jc w:val="left"/>
+            </w:pPr>
+            <w:r>
+              <w:rPr>
+                <w:rFonts w:ascii="Times New Roman" w:hAnsi="Times New Roman" w:cs="Times New Roman"/>
+              </w:rPr>
+              <w:t xml:space="preserve">Rata de scadere</w:t>
+            </w:r>
+          </w:p>
+        </w:tc>
+        <w:tc>
+          <w:tcPr>
+            <w:tcW w:w="2300" w:type="dxa"/>
+            <w:vAlign w:val="center"/>
+          </w:tcPr>
+          <w:p>
+            <w:pPr>
+              <w:spacing w:before="30" w:after="30" w:line="276" w:lineRule="auto"/>
+              <w:jc w:val="center"/>
+            </w:pPr>
+            <w:r>
+              <w:rPr>
+                <w:rFonts w:ascii="Times New Roman" w:hAnsi="Times New Roman" w:cs="Times New Roman"/>
+              </w:rPr>
+              <w:t xml:space="preserve">decay</w:t>
+            </w:r>
+          </w:p>
+        </w:tc>
+        <w:tc>
+          <w:tcPr>
+            <w:tcW w:w="2330" w:type="dxa"/>
+            <w:vAlign w:val="center"/>
+          </w:tcPr>
+          <w:p>
+            <w:pPr>
+              <w:spacing w:before="30" w:after="30" w:line="276" w:lineRule="auto"/>
+              <w:jc w:val="center"/>
+            </w:pPr>
+            <w:r>
+              <w:rPr>
+                <w:rFonts w:ascii="Times New Roman" w:hAnsi="Times New Roman" w:cs="Times New Roman"/>
+              </w:rPr>
+              <w:t xml:space="preserve">0,995</w:t>
+            </w:r>
+          </w:p>
+        </w:tc>
+      </w:tr>
+      <w:tr>
+        <w:tc>
+          <w:tcPr>
+            <w:tcW w:w="4400" w:type="dxa"/>
+            <w:vAlign w:val="center"/>
+          </w:tcPr>
+          <w:p>
+            <w:pPr>
+              <w:spacing w:before="30" w:after="30" w:line="276" w:lineRule="auto"/>
+              <w:jc w:val="left"/>
+            </w:pPr>
+            <w:r>
+              <w:rPr>
+                <w:rFonts w:ascii="Times New Roman" w:hAnsi="Times New Roman" w:cs="Times New Roman"/>
+              </w:rPr>
+              <w:t xml:space="preserve">Numar de episoade</w:t>
+            </w:r>
+          </w:p>
+        </w:tc>
+        <w:tc>
+          <w:tcPr>
+            <w:tcW w:w="2300" w:type="dxa"/>
+            <w:vAlign w:val="center"/>
+          </w:tcPr>
+          <w:p>
+            <w:pPr>
+              <w:spacing w:before="30" w:after="30" w:line="276" w:lineRule="auto"/>
+              <w:jc w:val="center"/>
+            </w:pPr>
+            <w:r>
+              <w:rPr>
+                <w:rFonts w:ascii="Times New Roman" w:hAnsi="Times New Roman" w:cs="Times New Roman"/>
+              </w:rPr>
+              <w:t xml:space="preserve">-</w:t>
+            </w:r>
+          </w:p>
+        </w:tc>
+        <w:tc>
+          <w:tcPr>
+            <w:tcW w:w="2330" w:type="dxa"/>
+            <w:vAlign w:val="center"/>
+          </w:tcPr>
+          <w:p>
+            <w:pPr>
+              <w:spacing w:before="30" w:after="30" w:line="276" w:lineRule="auto"/>
+              <w:jc w:val="center"/>
+            </w:pPr>
+            <w:r>
+              <w:rPr>
+                <w:rFonts w:ascii="Times New Roman" w:hAnsi="Times New Roman" w:cs="Times New Roman"/>
+              </w:rPr>
+              <w:t xml:space="preserve">2000</w:t>
+            </w:r>
+          </w:p>
+        </w:tc>
+      </w:tr>
+      <w:tr>
+        <w:tc>
+          <w:tcPr>
+            <w:tcW w:w="4400" w:type="dxa"/>
+            <w:vAlign w:val="center"/>
+          </w:tcPr>
+          <w:p>
+            <w:pPr>
+              <w:spacing w:before="30" w:after="30" w:line="276" w:lineRule="auto"/>
+              <w:jc w:val="left"/>
+            </w:pPr>
+            <w:r>
+              <w:rPr>
+                <w:rFonts w:ascii="Times New Roman" w:hAnsi="Times New Roman" w:cs="Times New Roman"/>
+              </w:rPr>
+              <w:t xml:space="preserve">Pasi maximi pe episod</w:t>
+            </w:r>
+          </w:p>
+        </w:tc>
+        <w:tc>
+          <w:tcPr>
+            <w:tcW w:w="2300" w:type="dxa"/>
+            <w:vAlign w:val="center"/>
+          </w:tcPr>
+          <w:p>
+            <w:pPr>
+              <w:spacing w:before="30" w:after="30" w:line="276" w:lineRule="auto"/>
+              <w:jc w:val="center"/>
+            </w:pPr>
+            <w:r>
+              <w:rPr>
+                <w:rFonts w:ascii="Times New Roman" w:hAnsi="Times New Roman" w:cs="Times New Roman"/>
+              </w:rPr>
+              <w:t xml:space="preserve">-</w:t>
+            </w:r>
+          </w:p>
+        </w:tc>
+        <w:tc>
+          <w:tcPr>
+            <w:tcW w:w="2330" w:type="dxa"/>
+            <w:vAlign w:val="center"/>
+          </w:tcPr>
+          <w:p>
+            <w:pPr>
+              <w:spacing w:before="30" w:after="30" w:line="276" w:lineRule="auto"/>
+              <w:jc w:val="center"/>
+            </w:pPr>
+            <w:r>
+              <w:rPr>
+                <w:rFonts w:ascii="Times New Roman" w:hAnsi="Times New Roman" w:cs="Times New Roman"/>
+              </w:rPr>
+              <w:t xml:space="preserve">200</w:t>
+            </w:r>
+          </w:p>
+        </w:tc>
+      </w:tr>
+    </w:tbl>
+    <w:p>
+      <w:pPr>
+        <w:spacing w:after="120" w:line="240" w:lineRule="auto"/>
+      </w:pPr>
     </w:p>
     <w:p>
       <w:pPr>
@@ -2721,7 +2752,7 @@
         <w:rPr>
           <w:rFonts w:ascii="Times New Roman" w:hAnsi="Times New Roman" w:cs="Times New Roman"/>
         </w:rPr>
-        <w:t xml:space="preserve">3.6 Bucla de antrenare</w:t>
+        <w:t xml:space="preserve">3.4 Arhitectura, vizualizarea și persistența</w:t>
       </w:r>
     </w:p>
     <w:p>
@@ -2736,69 +2767,7 @@
           <w:rFonts w:ascii="Times New Roman" w:hAnsi="Times New Roman" w:cs="Times New Roman"/>
           <w:w w:val="105"/>
         </w:rPr>
-        <w:t xml:space="preserve">Antrenarea constă în rularea unui număr mare de episoade complete. În fiecare episod, mediul este readus la celula de start, iar agentul alege în mod repetat o acțiune, o aplică, primește recompensa și starea următoare și își actualizează tabelul Q. Episodul se încheie când agentul ajunge la țintă sau în capcană, sau când se atinge limita de pași, iar după fiecare episod valoarea epsilon este redusă. Bucla de antrenare este implementată într-o variantă animată, sub formă de coroutine, care permite vizualizarea în timp real, și într-o variantă rapidă, folosită pentru rulări fără vizualizare și pentru generarea rezultatelor.</w:t>
-      </w:r>
-    </w:p>
-    <w:p>
-      <w:pPr>
-        <w:pStyle w:val="Heading2"/>
-        <w:spacing w:before="240" w:after="80"/>
-        <w:ind w:left="117"/>
-        <w:rPr>
-          <w:rFonts w:ascii="Times New Roman" w:hAnsi="Times New Roman" w:cs="Times New Roman"/>
-        </w:rPr>
-      </w:pPr>
-      <w:r>
-        <w:rPr>
-          <w:rFonts w:ascii="Times New Roman" w:hAnsi="Times New Roman" w:cs="Times New Roman"/>
-        </w:rPr>
-        <w:t xml:space="preserve">3.7 Vizualizarea și interfața</w:t>
-      </w:r>
-    </w:p>
-    <w:p>
-      <w:pPr>
-        <w:pStyle w:val="BodyText"/>
-        <w:spacing w:before="120" w:line="360" w:lineRule="auto"/>
-        <w:ind w:left="117" w:right="115" w:firstLine="358"/>
-        <w:jc w:val="both"/>
-      </w:pPr>
-      <w:r>
-        <w:rPr>
-          <w:rFonts w:ascii="Times New Roman" w:hAnsi="Times New Roman" w:cs="Times New Roman"/>
-          <w:w w:val="105"/>
-        </w:rPr>
-        <w:t xml:space="preserve">În timpul antrenării, o sferă reprezintă agentul și se deplasează pe grilă, iar un panou afișează episodul curent, recompensa episodului, numărul de pași, valoarea curentă a lui epsilon și dacă ținta a fost atinsă. O cameră ortografică, plasată deasupra grilei, oferă o vedere de sus clară. Această vizualizare transformă procesul abstract de învățare într-o demonstrație ușor de urmărit, utilă în special pentru prezentarea lucrării.</w:t>
-      </w:r>
-    </w:p>
-    <w:p>
-      <w:pPr>
-        <w:pStyle w:val="Heading2"/>
-        <w:spacing w:before="240" w:after="80"/>
-        <w:ind w:left="117"/>
-        <w:rPr>
-          <w:rFonts w:ascii="Times New Roman" w:hAnsi="Times New Roman" w:cs="Times New Roman"/>
-        </w:rPr>
-      </w:pPr>
-      <w:r>
-        <w:rPr>
-          <w:rFonts w:ascii="Times New Roman" w:hAnsi="Times New Roman" w:cs="Times New Roman"/>
-        </w:rPr>
-        <w:t xml:space="preserve">3.8 Arhitectura aplicației</w:t>
-      </w:r>
-    </w:p>
-    <w:p>
-      <w:pPr>
-        <w:pStyle w:val="BodyText"/>
-        <w:spacing w:before="120" w:line="360" w:lineRule="auto"/>
-        <w:ind w:left="117" w:right="115" w:firstLine="358"/>
-        <w:jc w:val="both"/>
-      </w:pPr>
-      <w:r>
-        <w:rPr>
-          <w:rFonts w:ascii="Times New Roman" w:hAnsi="Times New Roman" w:cs="Times New Roman"/>
-          <w:w w:val="105"/>
-        </w:rPr>
-        <w:t xml:space="preserve">Aplicația este organizată într-un set restrâns de componente care cooperează. Componenta GridEnvironment definește stările, acțiunile, tranzițiile și recompensele. Componenta QLearningAgent deține tabelul Q și implementează politica epsilon-greedy și actualizarea Bellman. Componenta TrainingManager rulează bucla de episoade, conduce vizualizarea și salvează rezultatele. Componenta Evaluator încarcă tabelul Q salvat și măsoară politica greedy. Clasa ChartRenderer produce imaginea cu curba de învățare, iar DemoController conectează butoanele interfeței și controlul de viteză la aceste componente. Relațiile dintre componente sunt prezentate în Figura 3.3, iar descrierea detaliată a claselor se găsește în Anexa B.</w:t>
+        <w:t xml:space="preserve">Aplicația este organizată într-un set restrâns de componente care cooperează. Componenta GridEnvironment definește stările, acțiunile, tranzițiile și recompensele. Componenta QLearningAgent deține tabelul Q și implementează politica epsilon-greedy și actualizarea Bellman. Componenta TrainingManager rulează bucla de episoade, conduce vizualizarea și salvează rezultatele. Componenta Evaluator încarcă tabelul Q salvat și măsoară politica greedy. Clasa ChartRenderer produce imaginea cu curba de învățare, iar DemoController conectează butoanele interfeței și controlul de viteză la aceste componente. Relațiile dintre componente sunt prezentate în Figura 3.3.</w:t>
       </w:r>
     </w:p>
     <w:p>
@@ -2851,7 +2820,7 @@
     <w:p>
       <w:pPr>
         <w:pStyle w:val="BodyText"/>
-        <w:spacing w:before="60" w:after="200" w:line="240" w:lineRule="auto"/>
+        <w:spacing w:before="60" w:after="160" w:line="240" w:lineRule="auto"/>
         <w:jc w:val="center"/>
       </w:pPr>
       <w:r>
@@ -2866,6 +2835,36 @@
     </w:p>
     <w:p>
       <w:pPr>
+        <w:pStyle w:val="BodyText"/>
+        <w:spacing w:before="120" w:line="360" w:lineRule="auto"/>
+        <w:ind w:left="117" w:right="115" w:firstLine="358"/>
+        <w:jc w:val="both"/>
+      </w:pPr>
+      <w:r>
+        <w:rPr>
+          <w:rFonts w:ascii="Times New Roman" w:hAnsi="Times New Roman" w:cs="Times New Roman"/>
+          <w:w w:val="105"/>
+        </w:rPr>
+        <w:t xml:space="preserve">În timpul antrenării, o sferă reprezintă agentul și se deplasează pe grilă, iar un panou afișează episodul curent, recompensa episodului, numărul de pași, valoarea curentă a lui epsilon și dacă ținta a fost atinsă. O cameră ortografică, plasată deasupra grilei, oferă o vedere de sus clară. Această vizualizare transformă procesul abstract de învățare într-o demonstrație ușor de urmărit.</w:t>
+      </w:r>
+    </w:p>
+    <w:p>
+      <w:pPr>
+        <w:pStyle w:val="BodyText"/>
+        <w:spacing w:before="120" w:line="360" w:lineRule="auto"/>
+        <w:ind w:left="117" w:right="115" w:firstLine="358"/>
+        <w:jc w:val="both"/>
+      </w:pPr>
+      <w:r>
+        <w:rPr>
+          <w:rFonts w:ascii="Times New Roman" w:hAnsi="Times New Roman" w:cs="Times New Roman"/>
+          <w:w w:val="105"/>
+        </w:rPr>
+        <w:t xml:space="preserve">La finalul antrenării, tabelul Q este serializat și salvat într-un fișier în format JSON, într-o locație persistentă. Acest mecanism permite reluarea politicii învățate fără a relua antrenarea, deoarece modul de evaluare și butonul de rulare a agentului antrenat încarcă tabelul din fișier și îl folosesc direct. Tot la final sunt exportate un fișier CSV cu istoricul recompenselor pe episoade și imaginea curbei de învățare.</w:t>
+      </w:r>
+    </w:p>
+    <w:p>
+      <w:pPr>
         <w:pStyle w:val="Heading2"/>
         <w:spacing w:before="240" w:after="80"/>
         <w:ind w:left="117"/>
@@ -2877,38 +2876,7 @@
         <w:rPr>
           <w:rFonts w:ascii="Times New Roman" w:hAnsi="Times New Roman" w:cs="Times New Roman"/>
         </w:rPr>
-        <w:t xml:space="preserve">3.9 Persistența tabelului Q</w:t>
-      </w:r>
-    </w:p>
-    <w:p>
-      <w:pPr>
-        <w:pStyle w:val="BodyText"/>
-        <w:spacing w:before="120" w:line="360" w:lineRule="auto"/>
-        <w:ind w:left="117" w:right="115" w:firstLine="358"/>
-        <w:jc w:val="both"/>
-      </w:pPr>
-      <w:r>
-        <w:rPr>
-          <w:rFonts w:ascii="Times New Roman" w:hAnsi="Times New Roman" w:cs="Times New Roman"/>
-          <w:w w:val="105"/>
-        </w:rPr>
-        <w:t xml:space="preserve">La finalul antrenării, tabelul Q este serializat și salvat într-un fișier în format JSON, într-o locație persistentă. Acest mecanism permite reluarea politicii învățate fără a relua antrenarea: modul de evaluare și butonul de rulare a agentului antrenat încarcă tabelul din fișier și îl folosesc direct. Tot la final sunt exportate și un fișier CSV cu istoricul recompenselor pe episoade și imaginea curbei de învățare.</w:t>
-      </w:r>
-    </w:p>
-    <w:p>
-      <w:pPr>
-        <w:pStyle w:val="Heading2"/>
-        <w:spacing w:before="240" w:after="80"/>
-        <w:ind w:left="117"/>
-        <w:rPr>
-          <w:rFonts w:ascii="Times New Roman" w:hAnsi="Times New Roman" w:cs="Times New Roman"/>
-        </w:rPr>
-      </w:pPr>
-      <w:r>
-        <w:rPr>
-          <w:rFonts w:ascii="Times New Roman" w:hAnsi="Times New Roman" w:cs="Times New Roman"/>
-        </w:rPr>
-        <w:t xml:space="preserve">3.10 Rezultate experimentale</w:t>
+        <w:t xml:space="preserve">3.5 Rezultate experimentale</w:t>
       </w:r>
     </w:p>
     <w:p>
@@ -2976,7 +2944,7 @@
     <w:p>
       <w:pPr>
         <w:pStyle w:val="BodyText"/>
-        <w:spacing w:before="60" w:after="200" w:line="240" w:lineRule="auto"/>
+        <w:spacing w:before="60" w:after="160" w:line="240" w:lineRule="auto"/>
         <w:jc w:val="center"/>
       </w:pPr>
       <w:r>
@@ -3001,179 +2969,279 @@
           <w:rFonts w:ascii="Times New Roman" w:hAnsi="Times New Roman" w:cs="Times New Roman"/>
           <w:w w:val="105"/>
         </w:rPr>
-        <w:t xml:space="preserve">Progresul numeric confirmă acest comportament. Comparând primele 100 de episoade cu ultimele 100 de episoade ale unei rulări reprezentative, recompensa medie a crescut de la aproximativ -1,8 la aproximativ 0,84, numărul mediu de pași a scăzut de la aproximativ 57 la aproximativ 15, iar rata de succes a crescut de la aproximativ jumătate din episoade la toate. Evoluția numărului de pași, a ratei de succes și a valorii epsilon de-a lungul antrenării este prezentată suplimentar în Anexa A.</w:t>
-      </w:r>
-    </w:p>
-    <w:p>
-      <w:pPr>
-        <w:pStyle w:val="BodyText"/>
-        <w:tabs>
-          <w:tab w:val="left" w:pos="4320"/>
-          <w:tab w:val="left" w:pos="6840"/>
-        </w:tabs>
-        <w:spacing w:before="20" w:line="300" w:lineRule="auto"/>
-        <w:ind w:left="358"/>
-        <w:jc w:val="left"/>
-      </w:pPr>
-      <w:r>
-        <w:rPr>
-          <w:rFonts w:ascii="Times New Roman" w:hAnsi="Times New Roman" w:cs="Times New Roman"/>
-          <w:b/>
-        </w:rPr>
-        <w:t xml:space="preserve">Metrica</w:t>
-      </w:r>
-      <w:r>
-        <w:rPr>
-          <w:rFonts w:ascii="Times New Roman" w:hAnsi="Times New Roman" w:cs="Times New Roman"/>
-        </w:rPr>
-        <w:tab/>
-      </w:r>
-      <w:r>
-        <w:rPr>
-          <w:rFonts w:ascii="Times New Roman" w:hAnsi="Times New Roman" w:cs="Times New Roman"/>
-          <w:b/>
-        </w:rPr>
-        <w:t xml:space="preserve">Primele 100 ep.</w:t>
-      </w:r>
-      <w:r>
-        <w:rPr>
-          <w:rFonts w:ascii="Times New Roman" w:hAnsi="Times New Roman" w:cs="Times New Roman"/>
-        </w:rPr>
-        <w:tab/>
-      </w:r>
-      <w:r>
-        <w:rPr>
-          <w:rFonts w:ascii="Times New Roman" w:hAnsi="Times New Roman" w:cs="Times New Roman"/>
-          <w:b/>
-        </w:rPr>
-        <w:t xml:space="preserve">Ultimele 100 ep.</w:t>
-      </w:r>
-    </w:p>
-    <w:p>
-      <w:pPr>
-        <w:pStyle w:val="BodyText"/>
-        <w:tabs>
-          <w:tab w:val="left" w:pos="4320"/>
-          <w:tab w:val="left" w:pos="6840"/>
-        </w:tabs>
-        <w:spacing w:before="20" w:line="300" w:lineRule="auto"/>
-        <w:ind w:left="358"/>
-        <w:jc w:val="left"/>
-      </w:pPr>
-      <w:r>
-        <w:rPr>
-          <w:rFonts w:ascii="Times New Roman" w:hAnsi="Times New Roman" w:cs="Times New Roman"/>
-        </w:rPr>
-        <w:t xml:space="preserve">Recompensa medie</w:t>
-      </w:r>
-      <w:r>
-        <w:rPr>
-          <w:rFonts w:ascii="Times New Roman" w:hAnsi="Times New Roman" w:cs="Times New Roman"/>
-        </w:rPr>
-        <w:tab/>
-      </w:r>
-      <w:r>
-        <w:rPr>
-          <w:rFonts w:ascii="Times New Roman" w:hAnsi="Times New Roman" w:cs="Times New Roman"/>
-        </w:rPr>
-        <w:t xml:space="preserve">-1,8</w:t>
-      </w:r>
-      <w:r>
-        <w:rPr>
-          <w:rFonts w:ascii="Times New Roman" w:hAnsi="Times New Roman" w:cs="Times New Roman"/>
-        </w:rPr>
-        <w:tab/>
-      </w:r>
-      <w:r>
-        <w:rPr>
-          <w:rFonts w:ascii="Times New Roman" w:hAnsi="Times New Roman" w:cs="Times New Roman"/>
-        </w:rPr>
-        <w:t xml:space="preserve">0,84</w:t>
-      </w:r>
-    </w:p>
-    <w:p>
-      <w:pPr>
-        <w:pStyle w:val="BodyText"/>
-        <w:tabs>
-          <w:tab w:val="left" w:pos="4320"/>
-          <w:tab w:val="left" w:pos="6840"/>
-        </w:tabs>
-        <w:spacing w:before="20" w:line="300" w:lineRule="auto"/>
-        <w:ind w:left="358"/>
-        <w:jc w:val="left"/>
-      </w:pPr>
-      <w:r>
-        <w:rPr>
-          <w:rFonts w:ascii="Times New Roman" w:hAnsi="Times New Roman" w:cs="Times New Roman"/>
-        </w:rPr>
-        <w:t xml:space="preserve">Pasi medii</w:t>
-      </w:r>
-      <w:r>
-        <w:rPr>
-          <w:rFonts w:ascii="Times New Roman" w:hAnsi="Times New Roman" w:cs="Times New Roman"/>
-        </w:rPr>
-        <w:tab/>
-      </w:r>
-      <w:r>
-        <w:rPr>
-          <w:rFonts w:ascii="Times New Roman" w:hAnsi="Times New Roman" w:cs="Times New Roman"/>
-        </w:rPr>
-        <w:t xml:space="preserve">57</w:t>
-      </w:r>
-      <w:r>
-        <w:rPr>
-          <w:rFonts w:ascii="Times New Roman" w:hAnsi="Times New Roman" w:cs="Times New Roman"/>
-        </w:rPr>
-        <w:tab/>
-      </w:r>
-      <w:r>
-        <w:rPr>
-          <w:rFonts w:ascii="Times New Roman" w:hAnsi="Times New Roman" w:cs="Times New Roman"/>
-        </w:rPr>
-        <w:t xml:space="preserve">15</w:t>
-      </w:r>
-    </w:p>
-    <w:p>
-      <w:pPr>
-        <w:pStyle w:val="BodyText"/>
-        <w:tabs>
-          <w:tab w:val="left" w:pos="4320"/>
-          <w:tab w:val="left" w:pos="6840"/>
-        </w:tabs>
-        <w:spacing w:before="20" w:line="300" w:lineRule="auto"/>
-        <w:ind w:left="358"/>
-        <w:jc w:val="left"/>
-      </w:pPr>
-      <w:r>
-        <w:rPr>
-          <w:rFonts w:ascii="Times New Roman" w:hAnsi="Times New Roman" w:cs="Times New Roman"/>
-        </w:rPr>
-        <w:t xml:space="preserve">Rata de succes</w:t>
-      </w:r>
-      <w:r>
-        <w:rPr>
-          <w:rFonts w:ascii="Times New Roman" w:hAnsi="Times New Roman" w:cs="Times New Roman"/>
-        </w:rPr>
-        <w:tab/>
-      </w:r>
-      <w:r>
-        <w:rPr>
-          <w:rFonts w:ascii="Times New Roman" w:hAnsi="Times New Roman" w:cs="Times New Roman"/>
-        </w:rPr>
-        <w:t xml:space="preserve">52%</w:t>
-      </w:r>
-      <w:r>
-        <w:rPr>
-          <w:rFonts w:ascii="Times New Roman" w:hAnsi="Times New Roman" w:cs="Times New Roman"/>
-        </w:rPr>
-        <w:tab/>
-      </w:r>
-      <w:r>
-        <w:rPr>
-          <w:rFonts w:ascii="Times New Roman" w:hAnsi="Times New Roman" w:cs="Times New Roman"/>
-        </w:rPr>
-        <w:t xml:space="preserve">100%</w:t>
-      </w:r>
+        <w:t xml:space="preserve">Progresul numeric confirmă acest comportament și este sintetizat în Tabelul 3.2. Comparând primele 100 de episoade cu ultimele 100 de episoade ale unei rulări reprezentative, recompensa medie a crescut de la aproximativ -1,8 la aproximativ 0,84, numărul mediu de pași a scăzut de la aproximativ 57 la aproximativ 15, iar rata de succes a crescut de la aproximativ jumătate din episoade la toate. Evoluția detaliată a numărului de pași, a ratei de succes și a valorii epsilon este prezentată în Anexa A.</w:t>
+      </w:r>
+    </w:p>
+    <w:p>
+      <w:pPr>
+        <w:pStyle w:val="BodyText"/>
+        <w:spacing w:before="160" w:after="60" w:line="240" w:lineRule="auto"/>
+        <w:jc w:val="center"/>
+      </w:pPr>
+      <w:r>
+        <w:rPr>
+          <w:rFonts w:ascii="Times New Roman" w:hAnsi="Times New Roman" w:cs="Times New Roman"/>
+          <w:i/>
+          <w:sz w:val="20"/>
+          <w:szCs w:val="20"/>
+        </w:rPr>
+        <w:t xml:space="preserve">Tabelul 3.2. Comparație între primele și ultimele 100 de episoade de antrenare.</w:t>
+      </w:r>
+    </w:p>
+    <w:tbl>
+      <w:tblPr>
+        <w:tblW w:w="9030" w:type="dxa"/>
+        <w:jc w:val="center"/>
+        <w:tblLayout w:type="fixed"/>
+        <w:tblBorders>
+          <w:top w:val="single" w:sz="6" w:space="0" w:color="444444"/>
+          <w:left w:val="single" w:sz="6" w:space="0" w:color="444444"/>
+          <w:bottom w:val="single" w:sz="6" w:space="0" w:color="444444"/>
+          <w:right w:val="single" w:sz="6" w:space="0" w:color="444444"/>
+          <w:insideH w:val="single" w:sz="6" w:space="0" w:color="444444"/>
+          <w:insideV w:val="single" w:sz="6" w:space="0" w:color="444444"/>
+        </w:tblBorders>
+      </w:tblPr>
+      <w:tblGrid>
+        <w:gridCol w:w="4400"/>
+        <w:gridCol w:w="2300"/>
+        <w:gridCol w:w="2330"/>
+      </w:tblGrid>
+      <w:tr>
+        <w:tc>
+          <w:tcPr>
+            <w:tcW w:w="4400" w:type="dxa"/>
+            <w:shd w:val="clear" w:color="auto" w:fill="D9E2F3"/>
+            <w:vAlign w:val="center"/>
+          </w:tcPr>
+          <w:p>
+            <w:pPr>
+              <w:spacing w:before="30" w:after="30" w:line="276" w:lineRule="auto"/>
+              <w:jc w:val="left"/>
+            </w:pPr>
+            <w:r>
+              <w:rPr>
+                <w:rFonts w:ascii="Times New Roman" w:hAnsi="Times New Roman" w:cs="Times New Roman"/>
+                <w:b/>
+              </w:rPr>
+              <w:t xml:space="preserve">Metrica</w:t>
+            </w:r>
+          </w:p>
+        </w:tc>
+        <w:tc>
+          <w:tcPr>
+            <w:tcW w:w="2300" w:type="dxa"/>
+            <w:shd w:val="clear" w:color="auto" w:fill="D9E2F3"/>
+            <w:vAlign w:val="center"/>
+          </w:tcPr>
+          <w:p>
+            <w:pPr>
+              <w:spacing w:before="30" w:after="30" w:line="276" w:lineRule="auto"/>
+              <w:jc w:val="center"/>
+            </w:pPr>
+            <w:r>
+              <w:rPr>
+                <w:rFonts w:ascii="Times New Roman" w:hAnsi="Times New Roman" w:cs="Times New Roman"/>
+                <w:b/>
+              </w:rPr>
+              <w:t xml:space="preserve">Primele 100 ep.</w:t>
+            </w:r>
+          </w:p>
+        </w:tc>
+        <w:tc>
+          <w:tcPr>
+            <w:tcW w:w="2330" w:type="dxa"/>
+            <w:shd w:val="clear" w:color="auto" w:fill="D9E2F3"/>
+            <w:vAlign w:val="center"/>
+          </w:tcPr>
+          <w:p>
+            <w:pPr>
+              <w:spacing w:before="30" w:after="30" w:line="276" w:lineRule="auto"/>
+              <w:jc w:val="center"/>
+            </w:pPr>
+            <w:r>
+              <w:rPr>
+                <w:rFonts w:ascii="Times New Roman" w:hAnsi="Times New Roman" w:cs="Times New Roman"/>
+                <w:b/>
+              </w:rPr>
+              <w:t xml:space="preserve">Ultimele 100 ep.</w:t>
+            </w:r>
+          </w:p>
+        </w:tc>
+      </w:tr>
+      <w:tr>
+        <w:tc>
+          <w:tcPr>
+            <w:tcW w:w="4400" w:type="dxa"/>
+            <w:vAlign w:val="center"/>
+          </w:tcPr>
+          <w:p>
+            <w:pPr>
+              <w:spacing w:before="30" w:after="30" w:line="276" w:lineRule="auto"/>
+              <w:jc w:val="left"/>
+            </w:pPr>
+            <w:r>
+              <w:rPr>
+                <w:rFonts w:ascii="Times New Roman" w:hAnsi="Times New Roman" w:cs="Times New Roman"/>
+              </w:rPr>
+              <w:t xml:space="preserve">Recompensa medie</w:t>
+            </w:r>
+          </w:p>
+        </w:tc>
+        <w:tc>
+          <w:tcPr>
+            <w:tcW w:w="2300" w:type="dxa"/>
+            <w:vAlign w:val="center"/>
+          </w:tcPr>
+          <w:p>
+            <w:pPr>
+              <w:spacing w:before="30" w:after="30" w:line="276" w:lineRule="auto"/>
+              <w:jc w:val="center"/>
+            </w:pPr>
+            <w:r>
+              <w:rPr>
+                <w:rFonts w:ascii="Times New Roman" w:hAnsi="Times New Roman" w:cs="Times New Roman"/>
+              </w:rPr>
+              <w:t xml:space="preserve">-1,8</w:t>
+            </w:r>
+          </w:p>
+        </w:tc>
+        <w:tc>
+          <w:tcPr>
+            <w:tcW w:w="2330" w:type="dxa"/>
+            <w:vAlign w:val="center"/>
+          </w:tcPr>
+          <w:p>
+            <w:pPr>
+              <w:spacing w:before="30" w:after="30" w:line="276" w:lineRule="auto"/>
+              <w:jc w:val="center"/>
+            </w:pPr>
+            <w:r>
+              <w:rPr>
+                <w:rFonts w:ascii="Times New Roman" w:hAnsi="Times New Roman" w:cs="Times New Roman"/>
+              </w:rPr>
+              <w:t xml:space="preserve">0,84</w:t>
+            </w:r>
+          </w:p>
+        </w:tc>
+      </w:tr>
+      <w:tr>
+        <w:tc>
+          <w:tcPr>
+            <w:tcW w:w="4400" w:type="dxa"/>
+            <w:vAlign w:val="center"/>
+          </w:tcPr>
+          <w:p>
+            <w:pPr>
+              <w:spacing w:before="30" w:after="30" w:line="276" w:lineRule="auto"/>
+              <w:jc w:val="left"/>
+            </w:pPr>
+            <w:r>
+              <w:rPr>
+                <w:rFonts w:ascii="Times New Roman" w:hAnsi="Times New Roman" w:cs="Times New Roman"/>
+              </w:rPr>
+              <w:t xml:space="preserve">Pasi medii</w:t>
+            </w:r>
+          </w:p>
+        </w:tc>
+        <w:tc>
+          <w:tcPr>
+            <w:tcW w:w="2300" w:type="dxa"/>
+            <w:vAlign w:val="center"/>
+          </w:tcPr>
+          <w:p>
+            <w:pPr>
+              <w:spacing w:before="30" w:after="30" w:line="276" w:lineRule="auto"/>
+              <w:jc w:val="center"/>
+            </w:pPr>
+            <w:r>
+              <w:rPr>
+                <w:rFonts w:ascii="Times New Roman" w:hAnsi="Times New Roman" w:cs="Times New Roman"/>
+              </w:rPr>
+              <w:t xml:space="preserve">57</w:t>
+            </w:r>
+          </w:p>
+        </w:tc>
+        <w:tc>
+          <w:tcPr>
+            <w:tcW w:w="2330" w:type="dxa"/>
+            <w:vAlign w:val="center"/>
+          </w:tcPr>
+          <w:p>
+            <w:pPr>
+              <w:spacing w:before="30" w:after="30" w:line="276" w:lineRule="auto"/>
+              <w:jc w:val="center"/>
+            </w:pPr>
+            <w:r>
+              <w:rPr>
+                <w:rFonts w:ascii="Times New Roman" w:hAnsi="Times New Roman" w:cs="Times New Roman"/>
+              </w:rPr>
+              <w:t xml:space="preserve">15</w:t>
+            </w:r>
+          </w:p>
+        </w:tc>
+      </w:tr>
+      <w:tr>
+        <w:tc>
+          <w:tcPr>
+            <w:tcW w:w="4400" w:type="dxa"/>
+            <w:vAlign w:val="center"/>
+          </w:tcPr>
+          <w:p>
+            <w:pPr>
+              <w:spacing w:before="30" w:after="30" w:line="276" w:lineRule="auto"/>
+              <w:jc w:val="left"/>
+            </w:pPr>
+            <w:r>
+              <w:rPr>
+                <w:rFonts w:ascii="Times New Roman" w:hAnsi="Times New Roman" w:cs="Times New Roman"/>
+              </w:rPr>
+              <w:t xml:space="preserve">Rata de succes</w:t>
+            </w:r>
+          </w:p>
+        </w:tc>
+        <w:tc>
+          <w:tcPr>
+            <w:tcW w:w="2300" w:type="dxa"/>
+            <w:vAlign w:val="center"/>
+          </w:tcPr>
+          <w:p>
+            <w:pPr>
+              <w:spacing w:before="30" w:after="30" w:line="276" w:lineRule="auto"/>
+              <w:jc w:val="center"/>
+            </w:pPr>
+            <w:r>
+              <w:rPr>
+                <w:rFonts w:ascii="Times New Roman" w:hAnsi="Times New Roman" w:cs="Times New Roman"/>
+              </w:rPr>
+              <w:t xml:space="preserve">52%</w:t>
+            </w:r>
+          </w:p>
+        </w:tc>
+        <w:tc>
+          <w:tcPr>
+            <w:tcW w:w="2330" w:type="dxa"/>
+            <w:vAlign w:val="center"/>
+          </w:tcPr>
+          <w:p>
+            <w:pPr>
+              <w:spacing w:before="30" w:after="30" w:line="276" w:lineRule="auto"/>
+              <w:jc w:val="center"/>
+            </w:pPr>
+            <w:r>
+              <w:rPr>
+                <w:rFonts w:ascii="Times New Roman" w:hAnsi="Times New Roman" w:cs="Times New Roman"/>
+              </w:rPr>
+              <w:t xml:space="preserve">100%</w:t>
+            </w:r>
+          </w:p>
+        </w:tc>
+      </w:tr>
+    </w:tbl>
+    <w:p>
+      <w:pPr>
+        <w:spacing w:after="120" w:line="240" w:lineRule="auto"/>
+      </w:pPr>
     </w:p>
     <w:p>
       <w:pPr>
@@ -3188,7 +3256,7 @@
         <w:rPr>
           <w:rFonts w:ascii="Times New Roman" w:hAnsi="Times New Roman" w:cs="Times New Roman"/>
         </w:rPr>
-        <w:t xml:space="preserve">3.11 Evaluarea politicii învățate</w:t>
+        <w:t xml:space="preserve">3.6 Evaluarea politicii învățate</w:t>
       </w:r>
     </w:p>
     <w:p>
@@ -3203,125 +3271,218 @@
           <w:rFonts w:ascii="Times New Roman" w:hAnsi="Times New Roman" w:cs="Times New Roman"/>
           <w:w w:val="105"/>
         </w:rPr>
-        <w:t xml:space="preserve">După antrenare, politica este evaluată în mod greedy, fără explorare, încărcând tabelul Q salvat. Rulând 100 de episoade de evaluare, agentul a ajuns la țintă în 100% dintre acestea, folosind în medie 14 pași și obținând o recompensă medie de 0,87. Deoarece atât mediul, cât și politica greedy sunt deterministe, fiecare episod urmează același traseu optim, ceea ce demonstrează că politica învățată este stabilă. Traseul rezultat poate fi observat în Figura 3.5, iar politica completă, sub forma acțiunii alese în fiecare celulă, este prezentată în Anexa A.</w:t>
-      </w:r>
-    </w:p>
-    <w:p>
-      <w:pPr>
-        <w:pStyle w:val="BodyText"/>
-        <w:tabs>
-          <w:tab w:val="left" w:pos="4680"/>
-        </w:tabs>
-        <w:spacing w:before="20" w:line="300" w:lineRule="auto"/>
-        <w:ind w:left="358"/>
-        <w:jc w:val="left"/>
-      </w:pPr>
-      <w:r>
-        <w:rPr>
-          <w:rFonts w:ascii="Times New Roman" w:hAnsi="Times New Roman" w:cs="Times New Roman"/>
-          <w:b/>
-        </w:rPr>
-        <w:t xml:space="preserve">Metrica de evaluare</w:t>
-      </w:r>
-      <w:r>
-        <w:rPr>
-          <w:rFonts w:ascii="Times New Roman" w:hAnsi="Times New Roman" w:cs="Times New Roman"/>
-        </w:rPr>
-        <w:tab/>
-      </w:r>
-      <w:r>
-        <w:rPr>
-          <w:rFonts w:ascii="Times New Roman" w:hAnsi="Times New Roman" w:cs="Times New Roman"/>
-          <w:b/>
-        </w:rPr>
-        <w:t xml:space="preserve">Valoare</w:t>
-      </w:r>
-    </w:p>
-    <w:p>
-      <w:pPr>
-        <w:pStyle w:val="BodyText"/>
-        <w:tabs>
-          <w:tab w:val="left" w:pos="4680"/>
-        </w:tabs>
-        <w:spacing w:before="20" w:line="300" w:lineRule="auto"/>
-        <w:ind w:left="358"/>
-        <w:jc w:val="left"/>
-      </w:pPr>
-      <w:r>
-        <w:rPr>
-          <w:rFonts w:ascii="Times New Roman" w:hAnsi="Times New Roman" w:cs="Times New Roman"/>
-        </w:rPr>
-        <w:t xml:space="preserve">Rata de succes</w:t>
-      </w:r>
-      <w:r>
-        <w:rPr>
-          <w:rFonts w:ascii="Times New Roman" w:hAnsi="Times New Roman" w:cs="Times New Roman"/>
-        </w:rPr>
-        <w:tab/>
-      </w:r>
-      <w:r>
-        <w:rPr>
-          <w:rFonts w:ascii="Times New Roman" w:hAnsi="Times New Roman" w:cs="Times New Roman"/>
-        </w:rPr>
-        <w:t xml:space="preserve">100%</w:t>
-      </w:r>
-    </w:p>
-    <w:p>
-      <w:pPr>
-        <w:pStyle w:val="BodyText"/>
-        <w:tabs>
-          <w:tab w:val="left" w:pos="4680"/>
-        </w:tabs>
-        <w:spacing w:before="20" w:line="300" w:lineRule="auto"/>
-        <w:ind w:left="358"/>
-        <w:jc w:val="left"/>
-      </w:pPr>
-      <w:r>
-        <w:rPr>
-          <w:rFonts w:ascii="Times New Roman" w:hAnsi="Times New Roman" w:cs="Times New Roman"/>
-        </w:rPr>
-        <w:t xml:space="preserve">Pasi medii</w:t>
-      </w:r>
-      <w:r>
-        <w:rPr>
-          <w:rFonts w:ascii="Times New Roman" w:hAnsi="Times New Roman" w:cs="Times New Roman"/>
-        </w:rPr>
-        <w:tab/>
-      </w:r>
-      <w:r>
-        <w:rPr>
-          <w:rFonts w:ascii="Times New Roman" w:hAnsi="Times New Roman" w:cs="Times New Roman"/>
-        </w:rPr>
-        <w:t xml:space="preserve">14</w:t>
-      </w:r>
-    </w:p>
-    <w:p>
-      <w:pPr>
-        <w:pStyle w:val="BodyText"/>
-        <w:tabs>
-          <w:tab w:val="left" w:pos="4680"/>
-        </w:tabs>
-        <w:spacing w:before="20" w:line="300" w:lineRule="auto"/>
-        <w:ind w:left="358"/>
-        <w:jc w:val="left"/>
-      </w:pPr>
-      <w:r>
-        <w:rPr>
-          <w:rFonts w:ascii="Times New Roman" w:hAnsi="Times New Roman" w:cs="Times New Roman"/>
-        </w:rPr>
-        <w:t xml:space="preserve">Recompensa medie</w:t>
-      </w:r>
-      <w:r>
-        <w:rPr>
-          <w:rFonts w:ascii="Times New Roman" w:hAnsi="Times New Roman" w:cs="Times New Roman"/>
-        </w:rPr>
-        <w:tab/>
-      </w:r>
-      <w:r>
-        <w:rPr>
-          <w:rFonts w:ascii="Times New Roman" w:hAnsi="Times New Roman" w:cs="Times New Roman"/>
-        </w:rPr>
-        <w:t xml:space="preserve">0,87</w:t>
+        <w:t xml:space="preserve">După antrenare, politica este evaluată în mod greedy, fără explorare, încărcând tabelul Q salvat. Rulând 100 de episoade de evaluare, agentul a ajuns la țintă în 100% dintre acestea, folosind în medie 14 pași și obținând o recompensă medie de 0,87. Rezultatele sunt prezentate în Tabelul 3.3. Deoarece atât mediul, cât și politica greedy sunt deterministe, fiecare episod urmează același traseu optim, ceea ce demonstrează că politica învățată este stabilă.</w:t>
+      </w:r>
+    </w:p>
+    <w:p>
+      <w:pPr>
+        <w:pStyle w:val="BodyText"/>
+        <w:spacing w:before="160" w:after="60" w:line="240" w:lineRule="auto"/>
+        <w:jc w:val="center"/>
+      </w:pPr>
+      <w:r>
+        <w:rPr>
+          <w:rFonts w:ascii="Times New Roman" w:hAnsi="Times New Roman" w:cs="Times New Roman"/>
+          <w:i/>
+          <w:sz w:val="20"/>
+          <w:szCs w:val="20"/>
+        </w:rPr>
+        <w:t xml:space="preserve">Tabelul 3.3. Rezultatele evaluării politicii învățate pe 100 de episoade.</w:t>
+      </w:r>
+    </w:p>
+    <w:tbl>
+      <w:tblPr>
+        <w:tblW w:w="9030" w:type="dxa"/>
+        <w:jc w:val="center"/>
+        <w:tblLayout w:type="fixed"/>
+        <w:tblBorders>
+          <w:top w:val="single" w:sz="6" w:space="0" w:color="444444"/>
+          <w:left w:val="single" w:sz="6" w:space="0" w:color="444444"/>
+          <w:bottom w:val="single" w:sz="6" w:space="0" w:color="444444"/>
+          <w:right w:val="single" w:sz="6" w:space="0" w:color="444444"/>
+          <w:insideH w:val="single" w:sz="6" w:space="0" w:color="444444"/>
+          <w:insideV w:val="single" w:sz="6" w:space="0" w:color="444444"/>
+        </w:tblBorders>
+      </w:tblPr>
+      <w:tblGrid>
+        <w:gridCol w:w="6000"/>
+        <w:gridCol w:w="3030"/>
+      </w:tblGrid>
+      <w:tr>
+        <w:tc>
+          <w:tcPr>
+            <w:tcW w:w="6000" w:type="dxa"/>
+            <w:shd w:val="clear" w:color="auto" w:fill="D9E2F3"/>
+            <w:vAlign w:val="center"/>
+          </w:tcPr>
+          <w:p>
+            <w:pPr>
+              <w:spacing w:before="30" w:after="30" w:line="276" w:lineRule="auto"/>
+              <w:jc w:val="left"/>
+            </w:pPr>
+            <w:r>
+              <w:rPr>
+                <w:rFonts w:ascii="Times New Roman" w:hAnsi="Times New Roman" w:cs="Times New Roman"/>
+                <w:b/>
+              </w:rPr>
+              <w:t xml:space="preserve">Metrica de evaluare</w:t>
+            </w:r>
+          </w:p>
+        </w:tc>
+        <w:tc>
+          <w:tcPr>
+            <w:tcW w:w="3030" w:type="dxa"/>
+            <w:shd w:val="clear" w:color="auto" w:fill="D9E2F3"/>
+            <w:vAlign w:val="center"/>
+          </w:tcPr>
+          <w:p>
+            <w:pPr>
+              <w:spacing w:before="30" w:after="30" w:line="276" w:lineRule="auto"/>
+              <w:jc w:val="center"/>
+            </w:pPr>
+            <w:r>
+              <w:rPr>
+                <w:rFonts w:ascii="Times New Roman" w:hAnsi="Times New Roman" w:cs="Times New Roman"/>
+                <w:b/>
+              </w:rPr>
+              <w:t xml:space="preserve">Valoare</w:t>
+            </w:r>
+          </w:p>
+        </w:tc>
+      </w:tr>
+      <w:tr>
+        <w:tc>
+          <w:tcPr>
+            <w:tcW w:w="6000" w:type="dxa"/>
+            <w:vAlign w:val="center"/>
+          </w:tcPr>
+          <w:p>
+            <w:pPr>
+              <w:spacing w:before="30" w:after="30" w:line="276" w:lineRule="auto"/>
+              <w:jc w:val="left"/>
+            </w:pPr>
+            <w:r>
+              <w:rPr>
+                <w:rFonts w:ascii="Times New Roman" w:hAnsi="Times New Roman" w:cs="Times New Roman"/>
+              </w:rPr>
+              <w:t xml:space="preserve">Rata de succes</w:t>
+            </w:r>
+          </w:p>
+        </w:tc>
+        <w:tc>
+          <w:tcPr>
+            <w:tcW w:w="3030" w:type="dxa"/>
+            <w:vAlign w:val="center"/>
+          </w:tcPr>
+          <w:p>
+            <w:pPr>
+              <w:spacing w:before="30" w:after="30" w:line="276" w:lineRule="auto"/>
+              <w:jc w:val="center"/>
+            </w:pPr>
+            <w:r>
+              <w:rPr>
+                <w:rFonts w:ascii="Times New Roman" w:hAnsi="Times New Roman" w:cs="Times New Roman"/>
+              </w:rPr>
+              <w:t xml:space="preserve">100%</w:t>
+            </w:r>
+          </w:p>
+        </w:tc>
+      </w:tr>
+      <w:tr>
+        <w:tc>
+          <w:tcPr>
+            <w:tcW w:w="6000" w:type="dxa"/>
+            <w:vAlign w:val="center"/>
+          </w:tcPr>
+          <w:p>
+            <w:pPr>
+              <w:spacing w:before="30" w:after="30" w:line="276" w:lineRule="auto"/>
+              <w:jc w:val="left"/>
+            </w:pPr>
+            <w:r>
+              <w:rPr>
+                <w:rFonts w:ascii="Times New Roman" w:hAnsi="Times New Roman" w:cs="Times New Roman"/>
+              </w:rPr>
+              <w:t xml:space="preserve">Pasi medii</w:t>
+            </w:r>
+          </w:p>
+        </w:tc>
+        <w:tc>
+          <w:tcPr>
+            <w:tcW w:w="3030" w:type="dxa"/>
+            <w:vAlign w:val="center"/>
+          </w:tcPr>
+          <w:p>
+            <w:pPr>
+              <w:spacing w:before="30" w:after="30" w:line="276" w:lineRule="auto"/>
+              <w:jc w:val="center"/>
+            </w:pPr>
+            <w:r>
+              <w:rPr>
+                <w:rFonts w:ascii="Times New Roman" w:hAnsi="Times New Roman" w:cs="Times New Roman"/>
+              </w:rPr>
+              <w:t xml:space="preserve">14</w:t>
+            </w:r>
+          </w:p>
+        </w:tc>
+      </w:tr>
+      <w:tr>
+        <w:tc>
+          <w:tcPr>
+            <w:tcW w:w="6000" w:type="dxa"/>
+            <w:vAlign w:val="center"/>
+          </w:tcPr>
+          <w:p>
+            <w:pPr>
+              <w:spacing w:before="30" w:after="30" w:line="276" w:lineRule="auto"/>
+              <w:jc w:val="left"/>
+            </w:pPr>
+            <w:r>
+              <w:rPr>
+                <w:rFonts w:ascii="Times New Roman" w:hAnsi="Times New Roman" w:cs="Times New Roman"/>
+              </w:rPr>
+              <w:t xml:space="preserve">Recompensa medie</w:t>
+            </w:r>
+          </w:p>
+        </w:tc>
+        <w:tc>
+          <w:tcPr>
+            <w:tcW w:w="3030" w:type="dxa"/>
+            <w:vAlign w:val="center"/>
+          </w:tcPr>
+          <w:p>
+            <w:pPr>
+              <w:spacing w:before="30" w:after="30" w:line="276" w:lineRule="auto"/>
+              <w:jc w:val="center"/>
+            </w:pPr>
+            <w:r>
+              <w:rPr>
+                <w:rFonts w:ascii="Times New Roman" w:hAnsi="Times New Roman" w:cs="Times New Roman"/>
+              </w:rPr>
+              <w:t xml:space="preserve">0,87</w:t>
+            </w:r>
+          </w:p>
+        </w:tc>
+      </w:tr>
+    </w:tbl>
+    <w:p>
+      <w:pPr>
+        <w:spacing w:after="120" w:line="240" w:lineRule="auto"/>
+      </w:pPr>
+    </w:p>
+    <w:p>
+      <w:pPr>
+        <w:pStyle w:val="BodyText"/>
+        <w:spacing w:before="120" w:line="360" w:lineRule="auto"/>
+        <w:ind w:left="117" w:right="115" w:firstLine="358"/>
+        <w:jc w:val="both"/>
+      </w:pPr>
+      <w:r>
+        <w:rPr>
+          <w:rFonts w:ascii="Times New Roman" w:hAnsi="Times New Roman" w:cs="Times New Roman"/>
+          <w:w w:val="105"/>
+        </w:rPr>
+        <w:t xml:space="preserve">Traseul rezultat poate fi observat în Figura 3.5, în care agentul antrenat a ajuns pe celula țintă. Politica completă, sub forma acțiunii alese în fiecare celulă, precum și harta valorilor Q sunt prezentate în Anexa A. Aceste vizualizări confirmă faptul că agentul a învățat o strategie coerentă, care ocolește pereții și capcana.</w:t>
       </w:r>
     </w:p>
     <w:p>
@@ -3374,7 +3535,7 @@
     <w:p>
       <w:pPr>
         <w:pStyle w:val="BodyText"/>
-        <w:spacing w:before="60" w:after="200" w:line="240" w:lineRule="auto"/>
+        <w:spacing w:before="60" w:after="160" w:line="240" w:lineRule="auto"/>
         <w:jc w:val="center"/>
       </w:pPr>
       <w:r>
@@ -3400,7 +3561,7 @@
         <w:rPr>
           <w:rFonts w:ascii="Times New Roman" w:hAnsi="Times New Roman" w:cs="Times New Roman"/>
         </w:rPr>
-        <w:t xml:space="preserve">3.12 Demo-ul interactiv</w:t>
+        <w:t xml:space="preserve">3.7 Demo-ul interactiv și limitări</w:t>
       </w:r>
     </w:p>
     <w:p>
@@ -3415,23 +3576,7 @@
           <w:rFonts w:ascii="Times New Roman" w:hAnsi="Times New Roman" w:cs="Times New Roman"/>
           <w:w w:val="105"/>
         </w:rPr>
-        <w:t xml:space="preserve">Demo-ul interactiv permite utilizatorului să antreneze agentul, să îl readucă la o stare neantrenată, să ruleze agentul antrenat folosind tabelul Q salvat și să controleze viteza simulării printr-un cursor. Astfel, diferența dintre un agent neantrenat și unul antrenat devine imediat vizibilă: înainte de antrenare agentul rătăcește și eșuează frecvent, în timp ce după antrenare se deplasează direct către țintă pe cel mai scurt traseu sigur. Modul de utilizare detaliat este descris în Anexa B.</w:t>
-      </w:r>
-    </w:p>
-    <w:p>
-      <w:pPr>
-        <w:pStyle w:val="Heading2"/>
-        <w:spacing w:before="240" w:after="80"/>
-        <w:ind w:left="117"/>
-        <w:rPr>
-          <w:rFonts w:ascii="Times New Roman" w:hAnsi="Times New Roman" w:cs="Times New Roman"/>
-        </w:rPr>
-      </w:pPr>
-      <w:r>
-        <w:rPr>
-          <w:rFonts w:ascii="Times New Roman" w:hAnsi="Times New Roman" w:cs="Times New Roman"/>
-        </w:rPr>
-        <w:t xml:space="preserve">3.13 Limitări</w:t>
+        <w:t xml:space="preserve">Demo-ul interactiv permite utilizatorului să antreneze agentul, să îl readucă la o stare neantrenată, să ruleze agentul antrenat folosind tabelul Q salvat și să controleze viteza simulării printr-un cursor. Astfel, diferența dintre un agent neantrenat și unul antrenat devine imediat vizibilă. Înainte de antrenare agentul rătăcește și eșuează frecvent, în timp ce după antrenare se deplasează direct către țintă pe cel mai scurt traseu sigur. Modul de utilizare detaliat este descris în Anexa B.</w:t>
       </w:r>
     </w:p>
     <w:p>
@@ -3446,7 +3591,7 @@
           <w:rFonts w:ascii="Times New Roman" w:hAnsi="Times New Roman" w:cs="Times New Roman"/>
           <w:w w:val="105"/>
         </w:rPr>
-        <w:t xml:space="preserve">Abordarea tabulară folosită aici este eficientă pentru mediul propus, însă are limitări. Tabelul Q crește proporțional cu numărul de stări, devenind impracticabil pentru spații de stări foarte mari sau continue. De asemenea, mediul este complet observabil și determinist; în prezența zgomotului sau a unei observabilități parțiale ar fi necesare metode mai avansate. Aceste limitări motivează direcțiile de dezvoltare discutate în capitolul următor.</w:t>
+        <w:t xml:space="preserve">Abordarea tabulară folosită aici este eficientă pentru mediul propus, însă are și limitări. Tabelul Q crește proporțional cu numărul de stări și devine impracticabil pentru spații de stări foarte mari sau continue. De asemenea, mediul este complet observabil și determinist. În prezența zgomotului sau a unei observabilități parțiale ar fi necesare metode mai avansate. Aceste limitări motivează direcțiile de dezvoltare discutate în capitolul următor.</w:t>
       </w:r>
     </w:p>
     <w:p>
@@ -3477,7 +3622,7 @@
           <w:rFonts w:ascii="Times New Roman" w:hAnsi="Times New Roman" w:cs="Times New Roman"/>
           <w:w w:val="105"/>
         </w:rPr>
-        <w:t xml:space="preserve">În această lucrare a fost proiectat și implementat un agent de învățare prin întărire bazat pe algoritmul Q-Learning tabular, antrenat într-un mediu de tip grilă realizat cu Unity. Agentul a învățat în mod autonom, pornind de la zero cunoștințe, să navigheze de la celula de start la celula țintă, evitând capcana și obstacolele. Rezultatele experimentale prezentate în capitolul 3 și în Anexa A au confirmat convergența algoritmului: recompensa medie a crescut, numărul de pași a scăzut până la traseul optim de 14 pași, iar rata de succes a ajuns la 100%.</w:t>
+        <w:t xml:space="preserve">În această lucrare a fost proiectat și implementat, de la zero, un agent de învățare prin întărire bazat pe algoritmul Q-Learning tabular, antrenat într-un mediu de tip grilă realizat cu Unity. Pe parcursul proiectului au fost realizate toate componentele necesare unui sistem complet de învățare prin întărire. A fost construit mediul discret de dimensiune 8x8, cu stări, acțiuni, o funcție de recompensă și o reprezentare vizuală colorată. A fost implementat agentul Q-Learning, cu tabelul Q, politica epsilon-greedy și actualizarea de tip Bellman.</w:t>
       </w:r>
     </w:p>
     <w:p>
@@ -3492,7 +3637,7 @@
           <w:rFonts w:ascii="Times New Roman" w:hAnsi="Times New Roman" w:cs="Times New Roman"/>
           <w:w w:val="105"/>
         </w:rPr>
-        <w:t xml:space="preserve">Lucrarea demonstrează că algoritmul Q-Learning, deși conceptual simplu, este suficient pentru a rezolva complet o sarcină de navigare discretă și că poate fi integrat în mod natural într-un motor de jocuri precum Unity, cu vizualizare în timp real. Implementarea tabulară, fără dependențe externe, face soluția transparentă și ușor de explicat, atât valorile învățate (Anexa A), cât și politica rezultată putând fi inspectate direct. Demo-ul interactiv evidențiază clar diferența dintre un agent neantrenat și unul antrenat, ceea ce reprezintă un instrument didactic util.</w:t>
+        <w:t xml:space="preserve">De asemenea, a fost realizată bucla de antrenare, împreună cu vizualizarea în timp real a agentului și a statisticilor, cu salvarea și încărcarea tabelului Q în format JSON, cu un mod de evaluare a politicii învățate și cu exportul rezultatelor sub formă de fișiere CSV și grafice. În plus, a fost construit un demo interactiv, cu butoane pentru antrenare, resetare și rulare a agentului antrenat, precum și cu un control al vitezei de simulare. Toate aceste părți funcționează împreună și au fost verificate direct în Unity.</w:t>
       </w:r>
     </w:p>
     <w:p>
@@ -3507,7 +3652,22 @@
           <w:rFonts w:ascii="Times New Roman" w:hAnsi="Times New Roman" w:cs="Times New Roman"/>
           <w:w w:val="105"/>
         </w:rPr>
-        <w:t xml:space="preserve">Ca posibile dezvoltări ulterioare se pot menționa: extinderea la grile mai mari sau cu obstacole generate aleator; introducerea unor tranziții stocastice; compararea cu alte metode de învățare prin întărire, precum SARSA [9]; precum și trecerea la o abordare bazată pe rețele neuronale, de tip Deep Q-Network [12], pentru medii în care numărul de stări devine prea mare pentru a fi memorat într-un tabel. Aceste direcții ar permite aplicarea ideilor prezentate aici la probleme mai apropiate de cele întâlnite în practică [13].</w:t>
+        <w:t xml:space="preserve">Rezultatele experimentale prezentate în capitolul 3 și în Anexa A au confirmat convergența algoritmului. Recompensa medie a crescut, numărul de pași a scăzut până la traseul optim de 14 pași, iar rata de succes a ajuns la 100%. Astfel, lucrarea demonstrează că algoritmul Q-Learning, deși conceptual simplu, este suficient pentru a rezolva complet o sarcină de navigare discretă și că poate fi integrat în mod natural într-un motor de jocuri precum Unity, cu vizualizare în timp real. Implementarea tabulară, fără dependențe externe, face soluția transparentă, atât valorile învățate, cât și politica rezultată putând fi inspectate direct.</w:t>
+      </w:r>
+    </w:p>
+    <w:p>
+      <w:pPr>
+        <w:pStyle w:val="BodyText"/>
+        <w:spacing w:before="120" w:line="360" w:lineRule="auto"/>
+        <w:ind w:left="117" w:right="115" w:firstLine="358"/>
+        <w:jc w:val="both"/>
+      </w:pPr>
+      <w:r>
+        <w:rPr>
+          <w:rFonts w:ascii="Times New Roman" w:hAnsi="Times New Roman" w:cs="Times New Roman"/>
+          <w:w w:val="105"/>
+        </w:rPr>
+        <w:t xml:space="preserve">Ca posibile dezvoltări ulterioare se pot menționa extinderea la grile mai mari sau cu obstacole generate aleator, introducerea unor tranziții stocastice și compararea cu alte metode de învățare prin întărire, precum SARSA [9]. O direcție importantă este trecerea la o abordare bazată pe rețele neuronale, de tip Deep Q-Network [12], pentru medii în care numărul de stări devine prea mare pentru a fi memorat într-un tabel. Aceste direcții ar permite aplicarea ideilor prezentate aici la probleme mai apropiate de cele întâlnite în practică [13].</w:t>
       </w:r>
     </w:p>
     <w:p>
@@ -3748,7 +3908,7 @@
           <w:rFonts w:ascii="Times New Roman" w:hAnsi="Times New Roman" w:cs="Times New Roman"/>
           <w:w w:val="105"/>
         </w:rPr>
-        <w:t xml:space="preserve">[15] Unity Technologies. Unity User Manual. https://docs.unity3d.com/Manual/index.html [accesat: 13.06.2025]</w:t>
+        <w:t xml:space="preserve">[15] Unity Technologies. Unity User Manual. https://docs.unity3d.com/Manual/index.html</w:t>
       </w:r>
     </w:p>
     <w:p>
@@ -3763,7 +3923,7 @@
           <w:rFonts w:ascii="Times New Roman" w:hAnsi="Times New Roman" w:cs="Times New Roman"/>
           <w:w w:val="105"/>
         </w:rPr>
-        <w:t xml:space="preserve">[16] Unity Technologies. Unity Scripting API. https://docs.unity3d.com/ScriptReference/index.html [accesat: 13.06.2025]</w:t>
+        <w:t xml:space="preserve">[16] Unity Technologies. Unity Scripting API. https://docs.unity3d.com/ScriptReference/index.html</w:t>
       </w:r>
     </w:p>
     <w:p>
@@ -3794,7 +3954,7 @@
           <w:rFonts w:ascii="Times New Roman" w:hAnsi="Times New Roman" w:cs="Times New Roman"/>
           <w:w w:val="105"/>
         </w:rPr>
-        <w:t xml:space="preserve">Această anexă conține grafice și vizualizări suplimentare generate din datele antrenării și din tabelul Q învățat, care completează rezultatele din secțiunile 3.10 și 3.11.</w:t>
+        <w:t xml:space="preserve">Această anexă conține grafice și vizualizări suplimentare generate din datele antrenării și din tabelul Q învățat, care completează rezultatele din secțiunile 3.5 și 3.6. Fiecare figură este însoțită de o scurtă descriere a aspectului pe care îl evidențiază.</w:t>
       </w:r>
     </w:p>
     <w:p>
@@ -3862,7 +4022,7 @@
     <w:p>
       <w:pPr>
         <w:pStyle w:val="BodyText"/>
-        <w:spacing w:before="60" w:after="200" w:line="240" w:lineRule="auto"/>
+        <w:spacing w:before="60" w:after="160" w:line="240" w:lineRule="auto"/>
         <w:jc w:val="center"/>
       </w:pPr>
       <w:r>
@@ -3940,7 +4100,7 @@
     <w:p>
       <w:pPr>
         <w:pStyle w:val="BodyText"/>
-        <w:spacing w:before="60" w:after="200" w:line="240" w:lineRule="auto"/>
+        <w:spacing w:before="60" w:after="160" w:line="240" w:lineRule="auto"/>
         <w:jc w:val="center"/>
       </w:pPr>
       <w:r>
@@ -4018,7 +4178,7 @@
     <w:p>
       <w:pPr>
         <w:pStyle w:val="BodyText"/>
-        <w:spacing w:before="60" w:after="200" w:line="240" w:lineRule="auto"/>
+        <w:spacing w:before="60" w:after="160" w:line="240" w:lineRule="auto"/>
         <w:jc w:val="center"/>
       </w:pPr>
       <w:r>
@@ -4043,7 +4203,7 @@
           <w:rFonts w:ascii="Times New Roman" w:hAnsi="Times New Roman" w:cs="Times New Roman"/>
           <w:w w:val="105"/>
         </w:rPr>
-        <w:t xml:space="preserve">Figura A.4 prezintă politica învățată: pentru fiecare celulă liberă este afișată acțiunea greedy aleasă de agent, sub forma unei săgeți. Se observă că săgețile conduc agentul dinspre celula de start către țintă, ocolind pereții și capcana.</w:t>
+        <w:t xml:space="preserve">Figura A.4 prezintă politica învățată. Pentru fiecare celulă liberă este afișată acțiunea greedy aleasă de agent, sub forma unei săgeți. Se observă că săgețile conduc agentul dinspre celula de start către țintă, ocolind pereții și capcana.</w:t>
       </w:r>
     </w:p>
     <w:p>
@@ -4096,7 +4256,7 @@
     <w:p>
       <w:pPr>
         <w:pStyle w:val="BodyText"/>
-        <w:spacing w:before="60" w:after="200" w:line="240" w:lineRule="auto"/>
+        <w:spacing w:before="60" w:after="160" w:line="240" w:lineRule="auto"/>
         <w:jc w:val="center"/>
       </w:pPr>
       <w:r>
@@ -4174,7 +4334,7 @@
     <w:p>
       <w:pPr>
         <w:pStyle w:val="BodyText"/>
-        <w:spacing w:before="60" w:after="200" w:line="240" w:lineRule="auto"/>
+        <w:spacing w:before="60" w:after="160" w:line="240" w:lineRule="auto"/>
         <w:jc w:val="center"/>
       </w:pPr>
       <w:r>
@@ -4216,7 +4376,7 @@
         <w:rPr>
           <w:rFonts w:ascii="Times New Roman" w:hAnsi="Times New Roman" w:cs="Times New Roman"/>
         </w:rPr>
-        <w:t xml:space="preserve">B.1 Structura proiectului</w:t>
+        <w:t xml:space="preserve">B.1 Structura proiectului și descrierea claselor</w:t>
       </w:r>
     </w:p>
     <w:p>
@@ -4231,7 +4391,37 @@
           <w:rFonts w:ascii="Times New Roman" w:hAnsi="Times New Roman" w:cs="Times New Roman"/>
           <w:w w:val="105"/>
         </w:rPr>
-        <w:t xml:space="preserve">Proiectul este organizat ca un proiect Unity standard. Codul sursă propriu se află în directorul Assets/Scripts și este format din șase fișiere C#, fiecare cu o responsabilitate clară. Scena demo se află în Assets/Scenes/QLearningDemo.unity, iar fișierele generate la rulare (tabelul Q, fișierele CSV și graficul) sunt scrise într-un director de rezultate.</w:t>
+        <w:t xml:space="preserve">Proiectul este organizat ca un proiect Unity standard. Codul sursă propriu se află în directorul Assets/Scripts și este format din șase fișiere C#, fiecare cu o responsabilitate clară. Scena demo se află în Assets/Scenes/QLearningDemo.unity, iar fișierele generate la rulare, adică tabelul Q, fișierele CSV și graficul, sunt scrise într-un director de rezultate.</w:t>
+      </w:r>
+    </w:p>
+    <w:p>
+      <w:pPr>
+        <w:pStyle w:val="BodyText"/>
+        <w:spacing w:before="120" w:line="360" w:lineRule="auto"/>
+        <w:ind w:left="117" w:right="115" w:firstLine="358"/>
+        <w:jc w:val="both"/>
+      </w:pPr>
+      <w:r>
+        <w:rPr>
+          <w:rFonts w:ascii="Times New Roman" w:hAnsi="Times New Roman" w:cs="Times New Roman"/>
+          <w:w w:val="105"/>
+        </w:rPr>
+        <w:t xml:space="preserve">GridEnvironment.cs definește mediul, adică dimensiunea grilei, celulele de start, țintă, capcană și pereții, reprezentarea stării ca index, cele patru acțiuni, logica de tranziție și funcția de recompensă, precum și metoda de resetare. Tot aici se construiește vizual grila din cuburi colorate. QLearningAgent.cs implementează agentul, adică tabelul Q, politica epsilon-greedy, selecția acțiunii greedy, actualizarea Bellman, scăderea valorii epsilon și salvarea și încărcarea tabelului Q în format JSON.</w:t>
+      </w:r>
+    </w:p>
+    <w:p>
+      <w:pPr>
+        <w:pStyle w:val="BodyText"/>
+        <w:spacing w:before="120" w:line="360" w:lineRule="auto"/>
+        <w:ind w:left="117" w:right="115" w:firstLine="358"/>
+        <w:jc w:val="both"/>
+      </w:pPr>
+      <w:r>
+        <w:rPr>
+          <w:rFonts w:ascii="Times New Roman" w:hAnsi="Times New Roman" w:cs="Times New Roman"/>
+          <w:w w:val="105"/>
+        </w:rPr>
+        <w:t xml:space="preserve">TrainingManager.cs conține bucla de antrenare, în varianta animată și în cea rapidă, actualizează panoul de statistici, mută agentul vizual, salvează tabelul Q la final și exportă istoricul recompenselor împreună cu graficul curbei de învățare. Evaluator.cs încarcă tabelul Q salvat, rulează un număr configurabil de episoade folosind politica greedy și calculează rata de succes, numărul mediu de pași și recompensa medie, pe care le exportă într-un fișier CSV. ChartRenderer.cs desenează curba de învățare direct într-o textură și o salvează ca imagine, fără dependențe externe, iar DemoController.cs leagă butoanele interfeței și cursorul de viteză de metodele corespunzătoare din TrainingManager.</w:t>
       </w:r>
     </w:p>
     <w:p>
@@ -4247,7 +4437,7 @@
         <w:rPr>
           <w:rFonts w:ascii="Times New Roman" w:hAnsi="Times New Roman" w:cs="Times New Roman"/>
         </w:rPr>
-        <w:t xml:space="preserve">B.2 Descrierea claselor</w:t>
+        <w:t xml:space="preserve">B.2 Instrucțiuni de rulare</w:t>
       </w:r>
     </w:p>
     <w:p>
@@ -4262,7 +4452,7 @@
           <w:rFonts w:ascii="Times New Roman" w:hAnsi="Times New Roman" w:cs="Times New Roman"/>
           <w:w w:val="105"/>
         </w:rPr>
-        <w:t xml:space="preserve">GridEnvironment.cs definește mediul: dimensiunea grilei, celulele de start, țintă, capcană și pereții, reprezentarea stării ca index, cele patru acțiuni, logica de tranziție și funcția de recompensă, precum și metoda de resetare. Tot aici se construiește vizual grila din cuburi colorate.</w:t>
+        <w:t xml:space="preserve">Pentru a rula aplicația se deschide proiectul în Unity și se încarcă scena QLearningDemo. La intrarea în modul Play, demo-ul pornește într-o stare curată, cu agentul neantrenat. Apăsarea butonului Train pornește antrenarea, al cărei progres este vizibil în panoul de statistici și prin deplasarea agentului pe grilă.</w:t>
       </w:r>
     </w:p>
     <w:p>
@@ -4277,83 +4467,7 @@
           <w:rFonts w:ascii="Times New Roman" w:hAnsi="Times New Roman" w:cs="Times New Roman"/>
           <w:w w:val="105"/>
         </w:rPr>
-        <w:t xml:space="preserve">QLearningAgent.cs implementează agentul: tabelul Q, politica epsilon-greedy, selecția acțiunii greedy, actualizarea Bellman, scăderea valorii epsilon și salvarea și încărcarea tabelului Q în format JSON.</w:t>
-      </w:r>
-    </w:p>
-    <w:p>
-      <w:pPr>
-        <w:pStyle w:val="BodyText"/>
-        <w:spacing w:before="120" w:line="360" w:lineRule="auto"/>
-        <w:ind w:left="117" w:right="115" w:firstLine="358"/>
-        <w:jc w:val="both"/>
-      </w:pPr>
-      <w:r>
-        <w:rPr>
-          <w:rFonts w:ascii="Times New Roman" w:hAnsi="Times New Roman" w:cs="Times New Roman"/>
-          <w:w w:val="105"/>
-        </w:rPr>
-        <w:t xml:space="preserve">TrainingManager.cs conține bucla de antrenare, în varianta animată și în cea rapidă, actualizează panoul de statistici, mută agentul vizual, salvează tabelul Q la final și exportă istoricul recompenselor împreună cu graficul curbei de învățare.</w:t>
-      </w:r>
-    </w:p>
-    <w:p>
-      <w:pPr>
-        <w:pStyle w:val="BodyText"/>
-        <w:spacing w:before="120" w:line="360" w:lineRule="auto"/>
-        <w:ind w:left="117" w:right="115" w:firstLine="358"/>
-        <w:jc w:val="both"/>
-      </w:pPr>
-      <w:r>
-        <w:rPr>
-          <w:rFonts w:ascii="Times New Roman" w:hAnsi="Times New Roman" w:cs="Times New Roman"/>
-          <w:w w:val="105"/>
-        </w:rPr>
-        <w:t xml:space="preserve">Evaluator.cs încarcă tabelul Q salvat, rulează un număr configurabil de episoade folosind politica greedy, calculează rata de succes, numărul mediu de pași și recompensa medie și exportă rezultatele într-un fișier CSV.</w:t>
-      </w:r>
-    </w:p>
-    <w:p>
-      <w:pPr>
-        <w:pStyle w:val="BodyText"/>
-        <w:spacing w:before="120" w:line="360" w:lineRule="auto"/>
-        <w:ind w:left="117" w:right="115" w:firstLine="358"/>
-        <w:jc w:val="both"/>
-      </w:pPr>
-      <w:r>
-        <w:rPr>
-          <w:rFonts w:ascii="Times New Roman" w:hAnsi="Times New Roman" w:cs="Times New Roman"/>
-          <w:w w:val="105"/>
-        </w:rPr>
-        <w:t xml:space="preserve">ChartRenderer.cs desenează curba de învățare direct într-o textură și o salvează ca imagine, fără dependențe externe. DemoController.cs leagă interfața grafică de logica aplicației: butoanele Train, Reset și Run trained agent, precum și cursorul de viteză, sunt conectate la metodele corespunzătoare din TrainingManager.</w:t>
-      </w:r>
-    </w:p>
-    <w:p>
-      <w:pPr>
-        <w:pStyle w:val="Heading2"/>
-        <w:spacing w:before="240" w:after="80"/>
-        <w:ind w:left="117"/>
-        <w:rPr>
-          <w:rFonts w:ascii="Times New Roman" w:hAnsi="Times New Roman" w:cs="Times New Roman"/>
-        </w:rPr>
-      </w:pPr>
-      <w:r>
-        <w:rPr>
-          <w:rFonts w:ascii="Times New Roman" w:hAnsi="Times New Roman" w:cs="Times New Roman"/>
-        </w:rPr>
-        <w:t xml:space="preserve">B.3 Instrucțiuni de rulare</w:t>
-      </w:r>
-    </w:p>
-    <w:p>
-      <w:pPr>
-        <w:pStyle w:val="BodyText"/>
-        <w:spacing w:before="120" w:line="360" w:lineRule="auto"/>
-        <w:ind w:left="117" w:right="115" w:firstLine="358"/>
-        <w:jc w:val="both"/>
-      </w:pPr>
-      <w:r>
-        <w:rPr>
-          <w:rFonts w:ascii="Times New Roman" w:hAnsi="Times New Roman" w:cs="Times New Roman"/>
-          <w:w w:val="105"/>
-        </w:rPr>
-        <w:t xml:space="preserve">Pentru a rula aplicația se deschide proiectul în Unity și se încarcă scena QLearningDemo. La intrarea în modul Play, demo-ul pornește într-o stare curată, cu agentul neantrenat. Apăsarea butonului Train pornește antrenarea, al cărei progres este vizibil în panoul de statistici. După antrenare, butonul Run trained agent rulează politica învățată, iar agentul se deplasează direct către țintă. Butonul Reset readuce aplicația la starea inițială, iar cursorul de viteză controlează viteza simulării.</w:t>
+        <w:t xml:space="preserve">După antrenare, butonul Run trained agent rulează politica învățată, iar agentul se deplasează direct către țintă. Butonul Reset readuce aplicația la starea inițială, iar cursorul de viteză controlează viteza simulării. La finalul fiecărei antrenări, fișierele de rezultate sunt scrise automat, putând fi folosite pentru analizele și graficele din lucrare.</w:t>
       </w:r>
     </w:p>
     <w:sectPr>

--- a/Thesis/Lucrare_licenta_QLearning_Unity.docx
+++ b/Thesis/Lucrare_licenta_QLearning_Unity.docx
@@ -886,58 +886,6 @@
     </w:p>
     <w:p>
       <w:pPr>
-        <w:pStyle w:val="TOC2"/>
-        <w:tabs>
-          <w:tab w:val="right" w:leader="dot" w:pos="9188"/>
-        </w:tabs>
-        <w:ind w:left="400"/>
-        <w:spacing w:before="60"/>
-        <w:rPr>
-          <w:rFonts w:ascii="Times New Roman" w:hAnsi="Times New Roman" w:cs="Times New Roman"/>
-        </w:rPr>
-      </w:pPr>
-      <w:r>
-        <w:rPr>
-          <w:rFonts w:ascii="Times New Roman" w:hAnsi="Times New Roman" w:cs="Times New Roman"/>
-        </w:rPr>
-        <w:t xml:space="preserve">1.1 Contextul si motivatia temei</w:t>
-      </w:r>
-      <w:r>
-        <w:rPr>
-          <w:rFonts w:ascii="Times New Roman" w:hAnsi="Times New Roman" w:cs="Times New Roman"/>
-        </w:rPr>
-        <w:tab/>
-        <w:t>4</w:t>
-      </w:r>
-    </w:p>
-    <w:p>
-      <w:pPr>
-        <w:pStyle w:val="TOC2"/>
-        <w:tabs>
-          <w:tab w:val="right" w:leader="dot" w:pos="9188"/>
-        </w:tabs>
-        <w:ind w:left="400"/>
-        <w:spacing w:before="60"/>
-        <w:rPr>
-          <w:rFonts w:ascii="Times New Roman" w:hAnsi="Times New Roman" w:cs="Times New Roman"/>
-        </w:rPr>
-      </w:pPr>
-      <w:r>
-        <w:rPr>
-          <w:rFonts w:ascii="Times New Roman" w:hAnsi="Times New Roman" w:cs="Times New Roman"/>
-        </w:rPr>
-        <w:t xml:space="preserve">1.2 Contributia proprie si structura lucrarii</w:t>
-      </w:r>
-      <w:r>
-        <w:rPr>
-          <w:rFonts w:ascii="Times New Roman" w:hAnsi="Times New Roman" w:cs="Times New Roman"/>
-        </w:rPr>
-        <w:tab/>
-        <w:t>5</w:t>
-      </w:r>
-    </w:p>
-    <w:p>
-      <w:pPr>
         <w:pStyle w:val="TOC1"/>
         <w:tabs>
           <w:tab w:val="right" w:leader="dot" w:pos="9188"/>
@@ -951,144 +899,14 @@
         <w:rPr>
           <w:rFonts w:ascii="Times New Roman" w:hAnsi="Times New Roman" w:cs="Times New Roman"/>
         </w:rPr>
-        <w:t xml:space="preserve">2. Preliminarii</w:t>
+        <w:t xml:space="preserve">2. Invatarea prin intarire</w:t>
       </w:r>
       <w:r>
         <w:rPr>
           <w:rFonts w:ascii="Times New Roman" w:hAnsi="Times New Roman" w:cs="Times New Roman"/>
         </w:rPr>
         <w:tab/>
-        <w:t>6</w:t>
-      </w:r>
-    </w:p>
-    <w:p>
-      <w:pPr>
-        <w:pStyle w:val="TOC2"/>
-        <w:tabs>
-          <w:tab w:val="right" w:leader="dot" w:pos="9188"/>
-        </w:tabs>
-        <w:ind w:left="400"/>
-        <w:spacing w:before="60"/>
-        <w:rPr>
-          <w:rFonts w:ascii="Times New Roman" w:hAnsi="Times New Roman" w:cs="Times New Roman"/>
-        </w:rPr>
-      </w:pPr>
-      <w:r>
-        <w:rPr>
-          <w:rFonts w:ascii="Times New Roman" w:hAnsi="Times New Roman" w:cs="Times New Roman"/>
-        </w:rPr>
-        <w:t xml:space="preserve">2.1 Invatarea prin intarire</w:t>
-      </w:r>
-      <w:r>
-        <w:rPr>
-          <w:rFonts w:ascii="Times New Roman" w:hAnsi="Times New Roman" w:cs="Times New Roman"/>
-        </w:rPr>
-        <w:tab/>
-        <w:t>6</w:t>
-      </w:r>
-    </w:p>
-    <w:p>
-      <w:pPr>
-        <w:pStyle w:val="TOC2"/>
-        <w:tabs>
-          <w:tab w:val="right" w:leader="dot" w:pos="9188"/>
-        </w:tabs>
-        <w:ind w:left="400"/>
-        <w:spacing w:before="60"/>
-        <w:rPr>
-          <w:rFonts w:ascii="Times New Roman" w:hAnsi="Times New Roman" w:cs="Times New Roman"/>
-        </w:rPr>
-      </w:pPr>
-      <w:r>
-        <w:rPr>
-          <w:rFonts w:ascii="Times New Roman" w:hAnsi="Times New Roman" w:cs="Times New Roman"/>
-        </w:rPr>
-        <w:t xml:space="preserve">2.2 Procese de decizie Markov</w:t>
-      </w:r>
-      <w:r>
-        <w:rPr>
-          <w:rFonts w:ascii="Times New Roman" w:hAnsi="Times New Roman" w:cs="Times New Roman"/>
-        </w:rPr>
-        <w:tab/>
-        <w:t>7</w:t>
-      </w:r>
-    </w:p>
-    <w:p>
-      <w:pPr>
-        <w:pStyle w:val="TOC2"/>
-        <w:tabs>
-          <w:tab w:val="right" w:leader="dot" w:pos="9188"/>
-        </w:tabs>
-        <w:ind w:left="400"/>
-        <w:spacing w:before="60"/>
-        <w:rPr>
-          <w:rFonts w:ascii="Times New Roman" w:hAnsi="Times New Roman" w:cs="Times New Roman"/>
-        </w:rPr>
-      </w:pPr>
-      <w:r>
-        <w:rPr>
-          <w:rFonts w:ascii="Times New Roman" w:hAnsi="Times New Roman" w:cs="Times New Roman"/>
-        </w:rPr>
-        <w:t xml:space="preserve">2.3 Algoritmul Q-Learning</w:t>
-      </w:r>
-      <w:r>
-        <w:rPr>
-          <w:rFonts w:ascii="Times New Roman" w:hAnsi="Times New Roman" w:cs="Times New Roman"/>
-        </w:rPr>
-        <w:tab/>
-        <w:t>8</w:t>
-      </w:r>
-    </w:p>
-    <w:p>
-      <w:pPr>
-        <w:pStyle w:val="TOC2"/>
-        <w:tabs>
-          <w:tab w:val="right" w:leader="dot" w:pos="9188"/>
-        </w:tabs>
-        <w:ind w:left="400"/>
-        <w:spacing w:before="60"/>
-        <w:rPr>
-          <w:rFonts w:ascii="Times New Roman" w:hAnsi="Times New Roman" w:cs="Times New Roman"/>
-        </w:rPr>
-      </w:pPr>
-      <w:r>
-        <w:rPr>
-          <w:rFonts w:ascii="Times New Roman" w:hAnsi="Times New Roman" w:cs="Times New Roman"/>
-        </w:rPr>
-        <w:t xml:space="preserve">2.4 Compromisul explorare-exploatare</w:t>
-      </w:r>
-      <w:r>
-        <w:rPr>
-          <w:rFonts w:ascii="Times New Roman" w:hAnsi="Times New Roman" w:cs="Times New Roman"/>
-        </w:rPr>
-        <w:tab/>
-        <w:t>9</w:t>
-      </w:r>
-    </w:p>
-    <w:p>
-      <w:pPr>
-        <w:pStyle w:val="TOC2"/>
-        <w:tabs>
-          <w:tab w:val="right" w:leader="dot" w:pos="9188"/>
-        </w:tabs>
-        <w:ind w:left="400"/>
-        <w:spacing w:before="60"/>
-        <w:rPr>
-          <w:rFonts w:ascii="Times New Roman" w:hAnsi="Times New Roman" w:cs="Times New Roman"/>
-        </w:rPr>
-      </w:pPr>
-      <w:r>
-        <w:rPr>
-          <w:rFonts w:ascii="Times New Roman" w:hAnsi="Times New Roman" w:cs="Times New Roman"/>
-        </w:rPr>
-        <w:t xml:space="preserve">2.5 Mediul Unity</w:t>
-      </w:r>
-      <w:r>
-        <w:rPr>
-          <w:rFonts w:ascii="Times New Roman" w:hAnsi="Times New Roman" w:cs="Times New Roman"/>
-        </w:rPr>
-        <w:tab/>
-        <w:t>10</w:t>
+        <w:t>5</w:t>
       </w:r>
     </w:p>
     <w:p>
@@ -1106,196 +924,14 @@
         <w:rPr>
           <w:rFonts w:ascii="Times New Roman" w:hAnsi="Times New Roman" w:cs="Times New Roman"/>
         </w:rPr>
-        <w:t xml:space="preserve">3. Aplicatia dezvoltata</w:t>
+        <w:t xml:space="preserve">3. Algoritmul Q-Learning</w:t>
       </w:r>
       <w:r>
         <w:rPr>
           <w:rFonts w:ascii="Times New Roman" w:hAnsi="Times New Roman" w:cs="Times New Roman"/>
         </w:rPr>
         <w:tab/>
-        <w:t>11</w:t>
-      </w:r>
-    </w:p>
-    <w:p>
-      <w:pPr>
-        <w:pStyle w:val="TOC2"/>
-        <w:tabs>
-          <w:tab w:val="right" w:leader="dot" w:pos="9188"/>
-        </w:tabs>
-        <w:ind w:left="400"/>
-        <w:spacing w:before="60"/>
-        <w:rPr>
-          <w:rFonts w:ascii="Times New Roman" w:hAnsi="Times New Roman" w:cs="Times New Roman"/>
-        </w:rPr>
-      </w:pPr>
-      <w:r>
-        <w:rPr>
-          <w:rFonts w:ascii="Times New Roman" w:hAnsi="Times New Roman" w:cs="Times New Roman"/>
-        </w:rPr>
-        <w:t xml:space="preserve">3.1 Cerinte si decizii de proiectare</w:t>
-      </w:r>
-      <w:r>
-        <w:rPr>
-          <w:rFonts w:ascii="Times New Roman" w:hAnsi="Times New Roman" w:cs="Times New Roman"/>
-        </w:rPr>
-        <w:tab/>
-        <w:t>11</w:t>
-      </w:r>
-    </w:p>
-    <w:p>
-      <w:pPr>
-        <w:pStyle w:val="TOC2"/>
-        <w:tabs>
-          <w:tab w:val="right" w:leader="dot" w:pos="9188"/>
-        </w:tabs>
-        <w:ind w:left="400"/>
-        <w:spacing w:before="60"/>
-        <w:rPr>
-          <w:rFonts w:ascii="Times New Roman" w:hAnsi="Times New Roman" w:cs="Times New Roman"/>
-        </w:rPr>
-      </w:pPr>
-      <w:r>
-        <w:rPr>
-          <w:rFonts w:ascii="Times New Roman" w:hAnsi="Times New Roman" w:cs="Times New Roman"/>
-        </w:rPr>
-        <w:t xml:space="preserve">3.2 Mediul: stari, actiuni si recompense</w:t>
-      </w:r>
-      <w:r>
-        <w:rPr>
-          <w:rFonts w:ascii="Times New Roman" w:hAnsi="Times New Roman" w:cs="Times New Roman"/>
-        </w:rPr>
-        <w:tab/>
-        <w:t>12</w:t>
-      </w:r>
-    </w:p>
-    <w:p>
-      <w:pPr>
-        <w:pStyle w:val="TOC2"/>
-        <w:tabs>
-          <w:tab w:val="right" w:leader="dot" w:pos="9188"/>
-        </w:tabs>
-        <w:ind w:left="400"/>
-        <w:spacing w:before="60"/>
-        <w:rPr>
-          <w:rFonts w:ascii="Times New Roman" w:hAnsi="Times New Roman" w:cs="Times New Roman"/>
-        </w:rPr>
-      </w:pPr>
-      <w:r>
-        <w:rPr>
-          <w:rFonts w:ascii="Times New Roman" w:hAnsi="Times New Roman" w:cs="Times New Roman"/>
-        </w:rPr>
-        <w:t xml:space="preserve">3.3 Agentul Q-Learning si antrenarea</w:t>
-      </w:r>
-      <w:r>
-        <w:rPr>
-          <w:rFonts w:ascii="Times New Roman" w:hAnsi="Times New Roman" w:cs="Times New Roman"/>
-        </w:rPr>
-        <w:tab/>
-        <w:t>13</w:t>
-      </w:r>
-    </w:p>
-    <w:p>
-      <w:pPr>
-        <w:pStyle w:val="TOC2"/>
-        <w:tabs>
-          <w:tab w:val="right" w:leader="dot" w:pos="9188"/>
-        </w:tabs>
-        <w:ind w:left="400"/>
-        <w:spacing w:before="60"/>
-        <w:rPr>
-          <w:rFonts w:ascii="Times New Roman" w:hAnsi="Times New Roman" w:cs="Times New Roman"/>
-        </w:rPr>
-      </w:pPr>
-      <w:r>
-        <w:rPr>
-          <w:rFonts w:ascii="Times New Roman" w:hAnsi="Times New Roman" w:cs="Times New Roman"/>
-        </w:rPr>
-        <w:t xml:space="preserve">3.4 Arhitectura, vizualizarea si persistenta</w:t>
-      </w:r>
-      <w:r>
-        <w:rPr>
-          <w:rFonts w:ascii="Times New Roman" w:hAnsi="Times New Roman" w:cs="Times New Roman"/>
-        </w:rPr>
-        <w:tab/>
-        <w:t>14</w:t>
-      </w:r>
-    </w:p>
-    <w:p>
-      <w:pPr>
-        <w:pStyle w:val="TOC2"/>
-        <w:tabs>
-          <w:tab w:val="right" w:leader="dot" w:pos="9188"/>
-        </w:tabs>
-        <w:ind w:left="400"/>
-        <w:spacing w:before="60"/>
-        <w:rPr>
-          <w:rFonts w:ascii="Times New Roman" w:hAnsi="Times New Roman" w:cs="Times New Roman"/>
-        </w:rPr>
-      </w:pPr>
-      <w:r>
-        <w:rPr>
-          <w:rFonts w:ascii="Times New Roman" w:hAnsi="Times New Roman" w:cs="Times New Roman"/>
-        </w:rPr>
-        <w:t xml:space="preserve">3.5 Rezultate experimentale</w:t>
-      </w:r>
-      <w:r>
-        <w:rPr>
-          <w:rFonts w:ascii="Times New Roman" w:hAnsi="Times New Roman" w:cs="Times New Roman"/>
-        </w:rPr>
-        <w:tab/>
-        <w:t>15</w:t>
-      </w:r>
-    </w:p>
-    <w:p>
-      <w:pPr>
-        <w:pStyle w:val="TOC2"/>
-        <w:tabs>
-          <w:tab w:val="right" w:leader="dot" w:pos="9188"/>
-        </w:tabs>
-        <w:ind w:left="400"/>
-        <w:spacing w:before="60"/>
-        <w:rPr>
-          <w:rFonts w:ascii="Times New Roman" w:hAnsi="Times New Roman" w:cs="Times New Roman"/>
-        </w:rPr>
-      </w:pPr>
-      <w:r>
-        <w:rPr>
-          <w:rFonts w:ascii="Times New Roman" w:hAnsi="Times New Roman" w:cs="Times New Roman"/>
-        </w:rPr>
-        <w:t xml:space="preserve">3.6 Evaluarea politicii invatate</w:t>
-      </w:r>
-      <w:r>
-        <w:rPr>
-          <w:rFonts w:ascii="Times New Roman" w:hAnsi="Times New Roman" w:cs="Times New Roman"/>
-        </w:rPr>
-        <w:tab/>
-        <w:t>16</w:t>
-      </w:r>
-    </w:p>
-    <w:p>
-      <w:pPr>
-        <w:pStyle w:val="TOC2"/>
-        <w:tabs>
-          <w:tab w:val="right" w:leader="dot" w:pos="9188"/>
-        </w:tabs>
-        <w:ind w:left="400"/>
-        <w:spacing w:before="60"/>
-        <w:rPr>
-          <w:rFonts w:ascii="Times New Roman" w:hAnsi="Times New Roman" w:cs="Times New Roman"/>
-        </w:rPr>
-      </w:pPr>
-      <w:r>
-        <w:rPr>
-          <w:rFonts w:ascii="Times New Roman" w:hAnsi="Times New Roman" w:cs="Times New Roman"/>
-        </w:rPr>
-        <w:t xml:space="preserve">3.7 Demo-ul interactiv si limitari</w:t>
-      </w:r>
-      <w:r>
-        <w:rPr>
-          <w:rFonts w:ascii="Times New Roman" w:hAnsi="Times New Roman" w:cs="Times New Roman"/>
-        </w:rPr>
-        <w:tab/>
-        <w:t>17</w:t>
+        <w:t>7</w:t>
       </w:r>
     </w:p>
     <w:p>
@@ -1313,14 +949,14 @@
         <w:rPr>
           <w:rFonts w:ascii="Times New Roman" w:hAnsi="Times New Roman" w:cs="Times New Roman"/>
         </w:rPr>
-        <w:t xml:space="preserve">4. Concluzii</w:t>
+        <w:t xml:space="preserve">4. Mediul de tip grila</w:t>
       </w:r>
       <w:r>
         <w:rPr>
           <w:rFonts w:ascii="Times New Roman" w:hAnsi="Times New Roman" w:cs="Times New Roman"/>
         </w:rPr>
         <w:tab/>
-        <w:t>18</w:t>
+        <w:t>9</w:t>
       </w:r>
     </w:p>
     <w:p>
@@ -1338,14 +974,14 @@
         <w:rPr>
           <w:rFonts w:ascii="Times New Roman" w:hAnsi="Times New Roman" w:cs="Times New Roman"/>
         </w:rPr>
-        <w:t xml:space="preserve">Bibliografie</w:t>
+        <w:t xml:space="preserve">5. Agentul si procesul de antrenare</w:t>
       </w:r>
       <w:r>
         <w:rPr>
           <w:rFonts w:ascii="Times New Roman" w:hAnsi="Times New Roman" w:cs="Times New Roman"/>
         </w:rPr>
         <w:tab/>
-        <w:t>19</w:t>
+        <w:t>11</w:t>
       </w:r>
     </w:p>
     <w:p>
@@ -1363,14 +999,14 @@
         <w:rPr>
           <w:rFonts w:ascii="Times New Roman" w:hAnsi="Times New Roman" w:cs="Times New Roman"/>
         </w:rPr>
-        <w:t xml:space="preserve">Anexa A. Rezultate experimentale suplimentare</w:t>
+        <w:t xml:space="preserve">6. Rezultate experimentale</w:t>
       </w:r>
       <w:r>
         <w:rPr>
           <w:rFonts w:ascii="Times New Roman" w:hAnsi="Times New Roman" w:cs="Times New Roman"/>
         </w:rPr>
         <w:tab/>
-        <w:t>20</w:t>
+        <w:t>13</w:t>
       </w:r>
     </w:p>
     <w:p>
@@ -1388,6 +1024,106 @@
         <w:rPr>
           <w:rFonts w:ascii="Times New Roman" w:hAnsi="Times New Roman" w:cs="Times New Roman"/>
         </w:rPr>
+        <w:t xml:space="preserve">7. Evaluarea politicii, demo-ul interactiv si limitari</w:t>
+      </w:r>
+      <w:r>
+        <w:rPr>
+          <w:rFonts w:ascii="Times New Roman" w:hAnsi="Times New Roman" w:cs="Times New Roman"/>
+        </w:rPr>
+        <w:tab/>
+        <w:t>15</w:t>
+      </w:r>
+    </w:p>
+    <w:p>
+      <w:pPr>
+        <w:pStyle w:val="TOC1"/>
+        <w:tabs>
+          <w:tab w:val="right" w:leader="dot" w:pos="9188"/>
+        </w:tabs>
+        <w:spacing w:before="60"/>
+        <w:rPr>
+          <w:rFonts w:ascii="Times New Roman" w:hAnsi="Times New Roman" w:cs="Times New Roman"/>
+        </w:rPr>
+      </w:pPr>
+      <w:r>
+        <w:rPr>
+          <w:rFonts w:ascii="Times New Roman" w:hAnsi="Times New Roman" w:cs="Times New Roman"/>
+        </w:rPr>
+        <w:t xml:space="preserve">8. Concluzii</w:t>
+      </w:r>
+      <w:r>
+        <w:rPr>
+          <w:rFonts w:ascii="Times New Roman" w:hAnsi="Times New Roman" w:cs="Times New Roman"/>
+        </w:rPr>
+        <w:tab/>
+        <w:t>17</w:t>
+      </w:r>
+    </w:p>
+    <w:p>
+      <w:pPr>
+        <w:pStyle w:val="TOC1"/>
+        <w:tabs>
+          <w:tab w:val="right" w:leader="dot" w:pos="9188"/>
+        </w:tabs>
+        <w:spacing w:before="60"/>
+        <w:rPr>
+          <w:rFonts w:ascii="Times New Roman" w:hAnsi="Times New Roman" w:cs="Times New Roman"/>
+        </w:rPr>
+      </w:pPr>
+      <w:r>
+        <w:rPr>
+          <w:rFonts w:ascii="Times New Roman" w:hAnsi="Times New Roman" w:cs="Times New Roman"/>
+        </w:rPr>
+        <w:t xml:space="preserve">Bibliografie</w:t>
+      </w:r>
+      <w:r>
+        <w:rPr>
+          <w:rFonts w:ascii="Times New Roman" w:hAnsi="Times New Roman" w:cs="Times New Roman"/>
+        </w:rPr>
+        <w:tab/>
+        <w:t>18</w:t>
+      </w:r>
+    </w:p>
+    <w:p>
+      <w:pPr>
+        <w:pStyle w:val="TOC1"/>
+        <w:tabs>
+          <w:tab w:val="right" w:leader="dot" w:pos="9188"/>
+        </w:tabs>
+        <w:spacing w:before="60"/>
+        <w:rPr>
+          <w:rFonts w:ascii="Times New Roman" w:hAnsi="Times New Roman" w:cs="Times New Roman"/>
+        </w:rPr>
+      </w:pPr>
+      <w:r>
+        <w:rPr>
+          <w:rFonts w:ascii="Times New Roman" w:hAnsi="Times New Roman" w:cs="Times New Roman"/>
+        </w:rPr>
+        <w:t xml:space="preserve">Anexa A. Rezultate experimentale suplimentare</w:t>
+      </w:r>
+      <w:r>
+        <w:rPr>
+          <w:rFonts w:ascii="Times New Roman" w:hAnsi="Times New Roman" w:cs="Times New Roman"/>
+        </w:rPr>
+        <w:tab/>
+        <w:t>19</w:t>
+      </w:r>
+    </w:p>
+    <w:p>
+      <w:pPr>
+        <w:pStyle w:val="TOC1"/>
+        <w:tabs>
+          <w:tab w:val="right" w:leader="dot" w:pos="9188"/>
+        </w:tabs>
+        <w:spacing w:before="60"/>
+        <w:rPr>
+          <w:rFonts w:ascii="Times New Roman" w:hAnsi="Times New Roman" w:cs="Times New Roman"/>
+        </w:rPr>
+      </w:pPr>
+      <w:r>
+        <w:rPr>
+          <w:rFonts w:ascii="Times New Roman" w:hAnsi="Times New Roman" w:cs="Times New Roman"/>
+        </w:rPr>
         <w:t xml:space="preserve">Anexa B. Documentatia tehnica a aplicatiei</w:t>
       </w:r>
       <w:r>
@@ -1395,7 +1131,7 @@
           <w:rFonts w:ascii="Times New Roman" w:hAnsi="Times New Roman" w:cs="Times New Roman"/>
         </w:rPr>
         <w:tab/>
-        <w:t>22</w:t>
+        <w:t>21</w:t>
       </w:r>
     </w:p>
     <w:p>
@@ -1443,22 +1179,6 @@
     </w:p>
     <w:p>
       <w:pPr>
-        <w:pStyle w:val="Heading2"/>
-        <w:spacing w:before="240" w:after="80"/>
-        <w:ind w:left="117"/>
-        <w:rPr>
-          <w:rFonts w:ascii="Times New Roman" w:hAnsi="Times New Roman" w:cs="Times New Roman"/>
-        </w:rPr>
-      </w:pPr>
-      <w:r>
-        <w:rPr>
-          <w:rFonts w:ascii="Times New Roman" w:hAnsi="Times New Roman" w:cs="Times New Roman"/>
-        </w:rPr>
-        <w:t xml:space="preserve">1.1 Contextul și motivația temei</w:t>
-      </w:r>
-    </w:p>
-    <w:p>
-      <w:pPr>
         <w:pStyle w:val="BodyText"/>
         <w:spacing w:before="120" w:line="360" w:lineRule="auto"/>
         <w:ind w:left="117" w:right="115" w:firstLine="358"/>
@@ -1489,22 +1209,6 @@
     </w:p>
     <w:p>
       <w:pPr>
-        <w:pStyle w:val="Heading2"/>
-        <w:spacing w:before="240" w:after="80"/>
-        <w:ind w:left="117"/>
-        <w:rPr>
-          <w:rFonts w:ascii="Times New Roman" w:hAnsi="Times New Roman" w:cs="Times New Roman"/>
-        </w:rPr>
-      </w:pPr>
-      <w:r>
-        <w:rPr>
-          <w:rFonts w:ascii="Times New Roman" w:hAnsi="Times New Roman" w:cs="Times New Roman"/>
-        </w:rPr>
-        <w:t xml:space="preserve">1.2 Contribuția proprie și structura lucrării</w:t>
-      </w:r>
-    </w:p>
-    <w:p>
-      <w:pPr>
         <w:pStyle w:val="BodyText"/>
         <w:spacing w:before="120" w:line="360" w:lineRule="auto"/>
         <w:ind w:left="117" w:right="115" w:firstLine="358"/>
@@ -1530,7 +1234,7 @@
           <w:rFonts w:ascii="Times New Roman" w:hAnsi="Times New Roman" w:cs="Times New Roman"/>
           <w:w w:val="105"/>
         </w:rPr>
-        <w:t xml:space="preserve">Lucrarea este structurată în patru capitole. Capitolul 2, Preliminarii, prezintă noțiunile teoretice care stau la baza temei, de la învățarea prin întărire și procesele de decizie Markov până la algoritmul Q-Learning și mediul Unity. Capitolul 3 descrie contribuția propriu-zisă, adică aplicația dezvoltată, cu mediul, agentul, antrenarea, arhitectura, rezultatele și evaluarea. Capitolul 4 prezintă concluziile și posibile direcții de dezvoltare. La final se găsesc bibliografia și două anexe, una cu rezultate suplimentare și una cu documentația tehnică a aplicației.</w:t>
+        <w:t xml:space="preserve">Lucrarea este organizată în opt capitole. Capitolul 2 prezintă învățarea prin întărire și cadrul proceselor de decizie Markov. Capitolul 3 descrie algoritmul Q-Learning. Capitolul 4 prezintă mediul de tip grilă realizat în Unity. Capitolul 5 descrie agentul și procesul de antrenare. Capitolul 6 prezintă rezultatele experimentale, iar capitolul 7 evaluarea politicii învățate, demo-ul interactiv și limitările. Capitolul 8 cuprinde concluziile și direcțiile de dezvoltare. La final se găsesc bibliografia și două anexe, una cu rezultate suplimentare și una cu documentația tehnică a aplicației.</w:t>
       </w:r>
     </w:p>
     <w:p>
@@ -1546,23 +1250,7 @@
         <w:rPr>
           <w:rFonts w:ascii="Times New Roman" w:hAnsi="Times New Roman" w:cs="Times New Roman"/>
         </w:rPr>
-        <w:t xml:space="preserve">2. Preliminarii</w:t>
-      </w:r>
-    </w:p>
-    <w:p>
-      <w:pPr>
-        <w:pStyle w:val="Heading2"/>
-        <w:spacing w:before="240" w:after="80"/>
-        <w:ind w:left="117"/>
-        <w:rPr>
-          <w:rFonts w:ascii="Times New Roman" w:hAnsi="Times New Roman" w:cs="Times New Roman"/>
-        </w:rPr>
-      </w:pPr>
-      <w:r>
-        <w:rPr>
-          <w:rFonts w:ascii="Times New Roman" w:hAnsi="Times New Roman" w:cs="Times New Roman"/>
-        </w:rPr>
-        <w:t xml:space="preserve">2.1 Învățarea prin întărire</w:t>
+        <w:t xml:space="preserve">2. Învățarea prin întărire</w:t>
       </w:r>
     </w:p>
     <w:p>
@@ -1660,22 +1348,6 @@
     </w:p>
     <w:p>
       <w:pPr>
-        <w:pStyle w:val="Heading2"/>
-        <w:spacing w:before="240" w:after="80"/>
-        <w:ind w:left="117"/>
-        <w:rPr>
-          <w:rFonts w:ascii="Times New Roman" w:hAnsi="Times New Roman" w:cs="Times New Roman"/>
-        </w:rPr>
-      </w:pPr>
-      <w:r>
-        <w:rPr>
-          <w:rFonts w:ascii="Times New Roman" w:hAnsi="Times New Roman" w:cs="Times New Roman"/>
-        </w:rPr>
-        <w:t xml:space="preserve">2.2 Procese de decizie Markov</w:t>
-      </w:r>
-    </w:p>
-    <w:p>
-      <w:pPr>
         <w:pStyle w:val="BodyText"/>
         <w:spacing w:before="120" w:line="360" w:lineRule="auto"/>
         <w:ind w:left="117" w:right="115" w:firstLine="358"/>
@@ -1706,22 +1378,6 @@
     </w:p>
     <w:p>
       <w:pPr>
-        <w:pStyle w:val="Heading2"/>
-        <w:spacing w:before="240" w:after="80"/>
-        <w:ind w:left="117"/>
-        <w:rPr>
-          <w:rFonts w:ascii="Times New Roman" w:hAnsi="Times New Roman" w:cs="Times New Roman"/>
-        </w:rPr>
-      </w:pPr>
-      <w:r>
-        <w:rPr>
-          <w:rFonts w:ascii="Times New Roman" w:hAnsi="Times New Roman" w:cs="Times New Roman"/>
-        </w:rPr>
-        <w:t xml:space="preserve">2.3 Algoritmul Q-Learning</w:t>
-      </w:r>
-    </w:p>
-    <w:p>
-      <w:pPr>
         <w:pStyle w:val="BodyText"/>
         <w:spacing w:before="120" w:line="360" w:lineRule="auto"/>
         <w:ind w:left="117" w:right="115" w:firstLine="358"/>
@@ -1732,7 +1388,38 @@
           <w:rFonts w:ascii="Times New Roman" w:hAnsi="Times New Roman" w:cs="Times New Roman"/>
           <w:w w:val="105"/>
         </w:rPr>
-        <w:t xml:space="preserve">Q-Learning este un algoritm de învățare prin întărire bazat pe valori, fără model (engl. model-free) și în afara politicii (engl. off-policy), introdus de Watkins [5] și analizat ulterior în [6]. El estimează valoarea de acțiune Q(s, a), adică recompensa cumulată așteptată atunci când agentul execută acțiunea a în starea s și apoi urmează politica optimă. Deoarece mediul folosit în această lucrare este discret și de dimensiune redusă, valorile Q pot fi memorate exact într-un tabel, indexat după stare și acțiune. După fiecare pas, agentul actualizează valoarea perechii stare-acțiune folosind regula de actualizare de tip Bellman din Ecuația 2.1.</w:t>
+        <w:t xml:space="preserve">O problemă centrală a învățării prin întărire este echilibrul dintre explorare și exploatare [10, 11]. Pentru a descoperi acțiuni mai bune, agentul trebuie uneori să încerce acțiuni aparent suboptime, ceea ce înseamnă explorare. În același timp, pentru a obține recompense mari, el trebuie să folosească cunoștințele deja dobândite, ceea ce înseamnă exploatare. Un agent care explorează prea puțin riscă să rămână blocat într-o soluție slabă, iar unul care explorează prea mult învață lent. Echilibrarea acestor două tendințe este esențială pentru o învățare eficientă.</w:t>
+      </w:r>
+    </w:p>
+    <w:p>
+      <w:pPr>
+        <w:pStyle w:val="Heading1"/>
+        <w:spacing w:before="360" w:after="120"/>
+        <w:ind w:left="117"/>
+        <w:rPr>
+          <w:rFonts w:ascii="Times New Roman" w:hAnsi="Times New Roman" w:cs="Times New Roman"/>
+        </w:rPr>
+      </w:pPr>
+      <w:r>
+        <w:rPr>
+          <w:rFonts w:ascii="Times New Roman" w:hAnsi="Times New Roman" w:cs="Times New Roman"/>
+        </w:rPr>
+        <w:t xml:space="preserve">3. Algoritmul Q-Learning</w:t>
+      </w:r>
+    </w:p>
+    <w:p>
+      <w:pPr>
+        <w:pStyle w:val="BodyText"/>
+        <w:spacing w:before="120" w:line="360" w:lineRule="auto"/>
+        <w:ind w:left="117" w:right="115" w:firstLine="358"/>
+        <w:jc w:val="both"/>
+      </w:pPr>
+      <w:r>
+        <w:rPr>
+          <w:rFonts w:ascii="Times New Roman" w:hAnsi="Times New Roman" w:cs="Times New Roman"/>
+          <w:w w:val="105"/>
+        </w:rPr>
+        <w:t xml:space="preserve">Q-Learning este un algoritm de învățare prin întărire bazat pe valori, fără model (engl. model-free) și în afara politicii (engl. off-policy), introdus de Watkins [5] și analizat ulterior în [6]. El estimează valoarea de acțiune Q(s, a), adică recompensa cumulată așteptată atunci când agentul execută acțiunea a în starea s și apoi urmează politica optimă. Deoarece mediul folosit în această lucrare este discret și de dimensiune redusă, valorile Q pot fi memorate exact într-un tabel, indexat după stare și acțiune. După fiecare pas, agentul actualizează valoarea perechii stare-acțiune folosind regula de actualizare de tip Bellman din Ecuația 3.1.</w:t>
       </w:r>
     </w:p>
     <w:p>
@@ -1746,7 +1433,7 @@
           <w:rFonts w:ascii="Times New Roman" w:hAnsi="Times New Roman" w:cs="Times New Roman"/>
           <w:i/>
         </w:rPr>
-        <w:t xml:space="preserve">Q(s, a) = Q(s, a) + alpha * [ r + gamma * max Q(s', a') - Q(s, a) ]          (Ecuația 2.1)</w:t>
+        <w:t xml:space="preserve">Q(s, a) = Q(s, a) + alpha * [ r + gamma * max Q(s', a') - Q(s, a) ]          (Ecuația 3.1)</w:t>
       </w:r>
     </w:p>
     <w:p>
@@ -1761,7 +1448,7 @@
           <w:rFonts w:ascii="Times New Roman" w:hAnsi="Times New Roman" w:cs="Times New Roman"/>
           <w:w w:val="105"/>
         </w:rPr>
-        <w:t xml:space="preserve">În această relație, alpha este rata de învățare, gamma este factorul de discount, r este recompensa primită, iar max Q(s', a') este cea mai bună valoare estimată disponibilă din starea următoare. Atunci când starea următoare este terminală, termenul viitor este omis, iar ținta devine pur și simplu recompensa. S-a demonstrat că, în anumite condiții asupra ratei de învățare și a explorării, Q-Learning converge către valorile optime ale acțiunilor [7]. Pașii algoritmului sunt prezentați în Figura 2.2.</w:t>
+        <w:t xml:space="preserve">În această relație, alpha este rata de învățare, gamma este factorul de discount, r este recompensa primită, iar max Q(s', a') este cea mai bună valoare estimată disponibilă din starea următoare. Atunci când starea următoare este terminală, termenul viitor este omis, iar ținta devine pur și simplu recompensa. S-a demonstrat că, în anumite condiții asupra ratei de învățare și a explorării, Q-Learning converge către valorile optime ale acțiunilor [7]. Pașii algoritmului sunt prezentați în Figura 3.1.</w:t>
       </w:r>
     </w:p>
     <w:p>
@@ -1824,23 +1511,7 @@
           <w:sz w:val="20"/>
           <w:szCs w:val="20"/>
         </w:rPr>
-        <w:t xml:space="preserve">Figura 2.2. Schema logică a procedurii de antrenare Q-Learning.</w:t>
-      </w:r>
-    </w:p>
-    <w:p>
-      <w:pPr>
-        <w:pStyle w:val="Heading2"/>
-        <w:spacing w:before="240" w:after="80"/>
-        <w:ind w:left="117"/>
-        <w:rPr>
-          <w:rFonts w:ascii="Times New Roman" w:hAnsi="Times New Roman" w:cs="Times New Roman"/>
-        </w:rPr>
-      </w:pPr>
-      <w:r>
-        <w:rPr>
-          <w:rFonts w:ascii="Times New Roman" w:hAnsi="Times New Roman" w:cs="Times New Roman"/>
-        </w:rPr>
-        <w:t xml:space="preserve">2.4 Compromisul explorare-exploatare</w:t>
+        <w:t xml:space="preserve">Figura 3.1. Schema logică a procedurii de antrenare Q-Learning.</w:t>
       </w:r>
     </w:p>
     <w:p>
@@ -1855,7 +1526,7 @@
           <w:rFonts w:ascii="Times New Roman" w:hAnsi="Times New Roman" w:cs="Times New Roman"/>
           <w:w w:val="105"/>
         </w:rPr>
-        <w:t xml:space="preserve">O problemă centrală a învățării prin întărire este echilibrul dintre explorare și exploatare [10, 11]. Pentru a descoperi acțiuni mai bune, agentul trebuie uneori să încerce acțiuni aparent suboptime, ceea ce înseamnă explorare. În același timp, pentru a obține recompense mari, el trebuie să folosească cunoștințele deja dobândite, ceea ce înseamnă exploatare. Un agent care explorează prea puțin riscă să rămână blocat într-o soluție slabă, iar unul care explorează prea mult învață lent.</w:t>
+        <w:t xml:space="preserve">Pentru alegerea acțiunilor se folosește o politică epsilon-greedy. Cu probabilitatea epsilon agentul alege o acțiune aleatoare, iar cu probabilitatea complementară alege acțiunea cu cea mai mare valoare Q [1]. Valoarea lui epsilon pornește de la o valoare mare și este redusă treptat după fiecare episod. Aceasta este o strategie uzuală, care permite trecerea graduală de la explorare intensă la începutul antrenării către exploatarea politicii învățate spre final [11, 12].</w:t>
       </w:r>
     </w:p>
     <w:p>
@@ -1870,53 +1541,7 @@
           <w:rFonts w:ascii="Times New Roman" w:hAnsi="Times New Roman" w:cs="Times New Roman"/>
           <w:w w:val="105"/>
         </w:rPr>
-        <w:t xml:space="preserve">În această lucrare se folosește o politică epsilon-greedy. Cu probabilitatea epsilon agentul alege o acțiune aleatoare, iar cu probabilitatea complementară alege acțiunea cu cea mai mare valoare Q [1]. Valoarea lui epsilon pornește de la o valoare mare și este redusă treptat după fiecare episod. Aceasta este o strategie uzuală, care permite trecerea graduală de la explorare intensă la începutul antrenării către exploatarea politicii învățate spre final [11, 12].</w:t>
-      </w:r>
-    </w:p>
-    <w:p>
-      <w:pPr>
-        <w:pStyle w:val="Heading2"/>
-        <w:spacing w:before="240" w:after="80"/>
-        <w:ind w:left="117"/>
-        <w:rPr>
-          <w:rFonts w:ascii="Times New Roman" w:hAnsi="Times New Roman" w:cs="Times New Roman"/>
-        </w:rPr>
-      </w:pPr>
-      <w:r>
-        <w:rPr>
-          <w:rFonts w:ascii="Times New Roman" w:hAnsi="Times New Roman" w:cs="Times New Roman"/>
-        </w:rPr>
-        <w:t xml:space="preserve">2.5 Mediul Unity</w:t>
-      </w:r>
-    </w:p>
-    <w:p>
-      <w:pPr>
-        <w:pStyle w:val="BodyText"/>
-        <w:spacing w:before="120" w:line="360" w:lineRule="auto"/>
-        <w:ind w:left="117" w:right="115" w:firstLine="358"/>
-        <w:jc w:val="both"/>
-      </w:pPr>
-      <w:r>
-        <w:rPr>
-          <w:rFonts w:ascii="Times New Roman" w:hAnsi="Times New Roman" w:cs="Times New Roman"/>
-          <w:w w:val="105"/>
-        </w:rPr>
-        <w:t xml:space="preserve">Unity este un motor de jocuri folosit pe scară largă, care oferă un mediu de redare tridimensional, un sistem de componente și limbajul de scriptare C# [15, 16]. Aceste caracteristici îl fac potrivit nu doar pentru jocuri, ci și pentru simulări și pentru vizualizarea unor algoritmi. În cazul de față, Unity este folosit pentru a construi mediul de tip grilă, pentru a deplasa vizual agentul și pentru a afișa statisticile de învățare.</w:t>
-      </w:r>
-    </w:p>
-    <w:p>
-      <w:pPr>
-        <w:pStyle w:val="BodyText"/>
-        <w:spacing w:before="120" w:line="360" w:lineRule="auto"/>
-        <w:ind w:left="117" w:right="115" w:firstLine="358"/>
-        <w:jc w:val="both"/>
-      </w:pPr>
-      <w:r>
-        <w:rPr>
-          <w:rFonts w:ascii="Times New Roman" w:hAnsi="Times New Roman" w:cs="Times New Roman"/>
-          <w:w w:val="105"/>
-        </w:rPr>
-        <w:t xml:space="preserve">Pentru aplicații de învățare prin întărire există și extensia oficială Unity ML-Agents [14], care permite antrenarea cu metode avansate. În această lucrare s-a ales totuși o implementare tabulară proprie, scrisă direct în C#, fără dependențe externe. Această decizie face soluția ușor de rulat și de explicat și este potrivită pentru un mediu discret de dimensiune mică, unde metodele tabulare sunt suficiente [1, 11].</w:t>
+        <w:t xml:space="preserve">Implementarea acestui algoritm a fost realizată în motorul Unity, care oferă un mediu de redare tridimensional, un sistem de componente și limbajul de scriptare C# [15, 16]. Pentru aplicații de învățare prin întărire există și extensia oficială Unity ML-Agents [14], însă în această lucrare s-a ales o implementare tabulară proprie, fără dependențe externe. Această decizie face soluția ușor de rulat și de explicat și este potrivită pentru un mediu discret de dimensiune mică, unde metodele tabulare sunt suficiente [1, 11].</w:t>
       </w:r>
     </w:p>
     <w:p>
@@ -1932,7 +1557,7 @@
         <w:rPr>
           <w:rFonts w:ascii="Times New Roman" w:hAnsi="Times New Roman" w:cs="Times New Roman"/>
         </w:rPr>
-        <w:t xml:space="preserve">3. Aplicația dezvoltată</w:t>
+        <w:t xml:space="preserve">4. Mediul de tip grilă</w:t>
       </w:r>
     </w:p>
     <w:p>
@@ -1947,84 +1572,7 @@
           <w:rFonts w:ascii="Times New Roman" w:hAnsi="Times New Roman" w:cs="Times New Roman"/>
           <w:w w:val="105"/>
         </w:rPr>
-        <w:t xml:space="preserve">Acest capitol descrie aplicația realizată. Sunt prezentate, pe rând, cerințele și deciziile de proiectare, structura mediului împreună cu stările, acțiunile și recompensele, agentul Q-Learning și bucla de antrenare, arhitectura componentelor, rezultatele experimentale, evaluarea politicii învățate și demo-ul interactiv.</w:t>
-      </w:r>
-    </w:p>
-    <w:p>
-      <w:pPr>
-        <w:pStyle w:val="Heading2"/>
-        <w:spacing w:before="240" w:after="80"/>
-        <w:ind w:left="117"/>
-        <w:rPr>
-          <w:rFonts w:ascii="Times New Roman" w:hAnsi="Times New Roman" w:cs="Times New Roman"/>
-        </w:rPr>
-      </w:pPr>
-      <w:r>
-        <w:rPr>
-          <w:rFonts w:ascii="Times New Roman" w:hAnsi="Times New Roman" w:cs="Times New Roman"/>
-        </w:rPr>
-        <w:t xml:space="preserve">3.1 Cerințe și decizii de proiectare</w:t>
-      </w:r>
-    </w:p>
-    <w:p>
-      <w:pPr>
-        <w:pStyle w:val="BodyText"/>
-        <w:spacing w:before="120" w:line="360" w:lineRule="auto"/>
-        <w:ind w:left="117" w:right="115" w:firstLine="358"/>
-        <w:jc w:val="both"/>
-      </w:pPr>
-      <w:r>
-        <w:rPr>
-          <w:rFonts w:ascii="Times New Roman" w:hAnsi="Times New Roman" w:cs="Times New Roman"/>
-          <w:w w:val="105"/>
-        </w:rPr>
-        <w:t xml:space="preserve">Aplicația trebuie să îndeplinească mai multe cerințe. Ea trebuie să definească un mediu discret cu stări, acțiuni și recompense, să implementeze algoritmul Q-Learning cu politică epsilon-greedy și actualizare Bellman, să antreneze agentul și să demonstreze convergența, să evalueze politica învățată și să exporte rezultatele și, în final, să ofere un demo interactiv. Toate aceste cerințe au fost urmărite în proiectarea componentelor descrise în acest capitol.</w:t>
-      </w:r>
-    </w:p>
-    <w:p>
-      <w:pPr>
-        <w:pStyle w:val="BodyText"/>
-        <w:spacing w:before="120" w:line="360" w:lineRule="auto"/>
-        <w:ind w:left="117" w:right="115" w:firstLine="358"/>
-        <w:jc w:val="both"/>
-      </w:pPr>
-      <w:r>
-        <w:rPr>
-          <w:rFonts w:ascii="Times New Roman" w:hAnsi="Times New Roman" w:cs="Times New Roman"/>
-          <w:w w:val="105"/>
-        </w:rPr>
-        <w:t xml:space="preserve">S-a ales o lume de tip grilă deoarece este suficient de simplă pentru a permite o reprezentare tabulară exactă a valorilor Q, dar suficient de bogată pentru a ilustra obstacole, capcane și planificarea unui traseu. Metoda tabulară a fost preferată în locul unei abordări bazate pe rețele neuronale pentru că, la doar 64 de stări, tabelul Q este mic, învățarea este rapidă, iar comportamentul rezultat este complet transparent și poate fi inspectat direct [1].</w:t>
-      </w:r>
-    </w:p>
-    <w:p>
-      <w:pPr>
-        <w:pStyle w:val="Heading2"/>
-        <w:spacing w:before="240" w:after="80"/>
-        <w:ind w:left="117"/>
-        <w:rPr>
-          <w:rFonts w:ascii="Times New Roman" w:hAnsi="Times New Roman" w:cs="Times New Roman"/>
-        </w:rPr>
-      </w:pPr>
-      <w:r>
-        <w:rPr>
-          <w:rFonts w:ascii="Times New Roman" w:hAnsi="Times New Roman" w:cs="Times New Roman"/>
-        </w:rPr>
-        <w:t xml:space="preserve">3.2 Mediul: stări, acțiuni și recompense</w:t>
-      </w:r>
-    </w:p>
-    <w:p>
-      <w:pPr>
-        <w:pStyle w:val="BodyText"/>
-        <w:spacing w:before="120" w:line="360" w:lineRule="auto"/>
-        <w:ind w:left="117" w:right="115" w:firstLine="358"/>
-        <w:jc w:val="both"/>
-      </w:pPr>
-      <w:r>
-        <w:rPr>
-          <w:rFonts w:ascii="Times New Roman" w:hAnsi="Times New Roman" w:cs="Times New Roman"/>
-          <w:w w:val="105"/>
-        </w:rPr>
-        <w:t xml:space="preserve">Mediul este o lume de tip grilă implementată în Unity, formată dintr-o grilă de 8 pe 8 celule, adică 64 de stări distincte. Grila conține o celulă de start, o celulă țintă, o celulă capcană și opt celule perete care joacă rolul de obstacole. Celulele sunt redate ca niște cuburi colorate, astfel încât configurația să fie ușor de citit. Celula de start este albastră, ținta este verde, capcana este roșie, pereții sunt închiși la culoare, iar podeaua liberă este gri deschis. Mediul este prezentat în Figura 3.1.</w:t>
+        <w:t xml:space="preserve">Mediul este o lume de tip grilă implementată în Unity, formată dintr-o grilă de 8 pe 8 celule, adică 64 de stări distincte. Grila conține o celulă de start, o celulă țintă, o celulă capcană și opt celule perete care joacă rolul de obstacole. Celulele sunt redate ca niște cuburi colorate, astfel încât configurația să fie ușor de citit. Celula de start este albastră, ținta este verde, capcana este roșie, pereții sunt închiși la culoare, iar podeaua liberă este gri deschis. Mediul este prezentat în Figura 4.1.</w:t>
       </w:r>
     </w:p>
     <w:p>
@@ -2087,7 +1635,7 @@
           <w:sz w:val="20"/>
           <w:szCs w:val="20"/>
         </w:rPr>
-        <w:t xml:space="preserve">Figura 3.1. Vedere în perspectivă a mediului de tip grilă 8x8, cu start, țintă, capcană și pereți.</w:t>
+        <w:t xml:space="preserve">Figura 4.1. Vedere în perspectivă a mediului de tip grilă 8x8, cu start, țintă, capcană și pereți.</w:t>
       </w:r>
     </w:p>
     <w:p>
@@ -2117,7 +1665,7 @@
           <w:rFonts w:ascii="Times New Roman" w:hAnsi="Times New Roman" w:cs="Times New Roman"/>
           <w:w w:val="105"/>
         </w:rPr>
-        <w:t xml:space="preserve">Funcția de recompensă codifică obiectivul sarcinii. Atingerea țintei aduce o recompensă de +1 și încheie episodul cu succes, iar intrarea în capcană aduce o recompensă de -1 și încheie episodul ca eșec. Fiecare pas obișnuit are o mică recompensă negativă de -0,01, care încurajează agentul să ajungă la țintă folosind cât mai puțini pași. Încercarea de a intra într-un perete este penalizată suplimentar cu -0,1. Această combinație orientează agentul atât către atingerea țintei, cât și către găsirea celui mai scurt traseu sigur. Starea de început a unui episod este prezentată în Figura 3.2.</w:t>
+        <w:t xml:space="preserve">Funcția de recompensă codifică obiectivul sarcinii. Atingerea țintei aduce o recompensă de +1 și încheie episodul cu succes, iar intrarea în capcană aduce o recompensă de -1 și încheie episodul ca eșec. Fiecare pas obișnuit are o mică recompensă negativă de -0,01, care încurajează agentul să ajungă la țintă folosind cât mai puțini pași. Încercarea de a intra într-un perete este penalizată suplimentar cu -0,1. Această combinație orientează agentul atât către atingerea țintei, cât și către găsirea celui mai scurt traseu sigur. Starea de început a unui episod este prezentată în Figura 4.2.</w:t>
       </w:r>
     </w:p>
     <w:p>
@@ -2180,23 +1728,7 @@
           <w:sz w:val="20"/>
           <w:szCs w:val="20"/>
         </w:rPr>
-        <w:t xml:space="preserve">Figura 3.2. Vedere de sus a mediului la începutul unui episod, cu agentul (portocaliu) pe celula de start.</w:t>
-      </w:r>
-    </w:p>
-    <w:p>
-      <w:pPr>
-        <w:pStyle w:val="Heading2"/>
-        <w:spacing w:before="240" w:after="80"/>
-        <w:ind w:left="117"/>
-        <w:rPr>
-          <w:rFonts w:ascii="Times New Roman" w:hAnsi="Times New Roman" w:cs="Times New Roman"/>
-        </w:rPr>
-      </w:pPr>
-      <w:r>
-        <w:rPr>
-          <w:rFonts w:ascii="Times New Roman" w:hAnsi="Times New Roman" w:cs="Times New Roman"/>
-        </w:rPr>
-        <w:t xml:space="preserve">3.3 Agentul Q-Learning și antrenarea</w:t>
+        <w:t xml:space="preserve">Figura 4.2. Vedere de sus a mediului la începutul unui episod, cu agentul (portocaliu) pe celula de start.</w:t>
       </w:r>
     </w:p>
     <w:p>
@@ -2211,7 +1743,23 @@
           <w:rFonts w:ascii="Times New Roman" w:hAnsi="Times New Roman" w:cs="Times New Roman"/>
           <w:w w:val="105"/>
         </w:rPr>
-        <w:t xml:space="preserve">Agentul menține un tabel Q, un tablou bidimensional indexat după stare și acțiune. Fiecare intrare Q(s, a) memorează estimarea curentă a recompensei pe termen lung, iar tabelul este inițializat cu zero, ceea ce înseamnă că agentul pornește fără nicio cunoaștere a mediului. Selecția acțiunilor se face cu politica epsilon-greedy, iar actualizarea valorilor se face cu regula Bellman din Ecuația 2.1.</w:t>
+        <w:t xml:space="preserve">S-a ales o lume de tip grilă deoarece este suficient de simplă pentru a permite o reprezentare tabulară exactă a valorilor Q, dar suficient de bogată pentru a ilustra obstacole, capcane și planificarea unui traseu. Metoda tabulară a fost preferată în locul unei abordări bazate pe rețele neuronale pentru că, la doar 64 de stări, tabelul Q este mic, învățarea este rapidă, iar comportamentul rezultat este complet transparent și poate fi inspectat direct [1].</w:t>
+      </w:r>
+    </w:p>
+    <w:p>
+      <w:pPr>
+        <w:pStyle w:val="Heading1"/>
+        <w:spacing w:before="360" w:after="120"/>
+        <w:ind w:left="117"/>
+        <w:rPr>
+          <w:rFonts w:ascii="Times New Roman" w:hAnsi="Times New Roman" w:cs="Times New Roman"/>
+        </w:rPr>
+      </w:pPr>
+      <w:r>
+        <w:rPr>
+          <w:rFonts w:ascii="Times New Roman" w:hAnsi="Times New Roman" w:cs="Times New Roman"/>
+        </w:rPr>
+        <w:t xml:space="preserve">5. Agentul și procesul de antrenare</w:t>
       </w:r>
     </w:p>
     <w:p>
@@ -2226,7 +1774,7 @@
           <w:rFonts w:ascii="Times New Roman" w:hAnsi="Times New Roman" w:cs="Times New Roman"/>
           <w:w w:val="105"/>
         </w:rPr>
-        <w:t xml:space="preserve">Antrenarea constă în rularea unui număr mare de episoade complete. În fiecare episod, mediul este readus la celula de start, iar agentul alege în mod repetat o acțiune, o aplică, primește recompensa și starea următoare și își actualizează tabelul Q. Episodul se încheie când agentul ajunge la țintă sau în capcană, sau când se atinge limita de pași. După fiecare episod, valoarea epsilon este redusă. Bucla de antrenare este implementată într-o variantă animată, sub formă de coroutine, care permite vizualizarea în timp real, și într-o variantă rapidă, folosită pentru generarea rezultatelor.</w:t>
+        <w:t xml:space="preserve">Agentul menține un tabel Q, un tablou bidimensional indexat după stare și acțiune. Fiecare intrare Q(s, a) memorează estimarea curentă a recompensei pe termen lung, iar tabelul este inițializat cu zero, ceea ce înseamnă că agentul pornește fără nicio cunoaștere a mediului. Selecția acțiunilor se face cu politica epsilon-greedy, iar actualizarea valorilor se face cu regula Bellman din Ecuația 3.1.</w:t>
       </w:r>
     </w:p>
     <w:p>
@@ -2241,7 +1789,22 @@
           <w:rFonts w:ascii="Times New Roman" w:hAnsi="Times New Roman" w:cs="Times New Roman"/>
           <w:w w:val="105"/>
         </w:rPr>
-        <w:t xml:space="preserve">Hiperparametrii folosiți pentru antrenare sunt prezentați în Tabelul 3.1 și sunt expuși în inspectorul Unity, putând fi modificați fără a schimba codul. Valorile au fost alese astfel încât învățarea să fie stabilă și suficient de rapidă pentru mediul propus.</w:t>
+        <w:t xml:space="preserve">Antrenarea constă în rularea unui număr mare de episoade complete. În fiecare episod, mediul este readus la celula de start, iar agentul alege în mod repetat o acțiune, o aplică, primește recompensa și starea următoare și își actualizează tabelul Q. Episodul se încheie când agentul ajunge la țintă sau în capcană, sau când se atinge limita de pași. După fiecare episod, valoarea epsilon este redusă. Bucla de antrenare este implementată într-o variantă animată, sub formă de coroutine, care permite vizualizarea în timp real, și într-o variantă rapidă, folosită pentru generarea rezultatelor.</w:t>
+      </w:r>
+    </w:p>
+    <w:p>
+      <w:pPr>
+        <w:pStyle w:val="BodyText"/>
+        <w:spacing w:before="120" w:line="360" w:lineRule="auto"/>
+        <w:ind w:left="117" w:right="115" w:firstLine="358"/>
+        <w:jc w:val="both"/>
+      </w:pPr>
+      <w:r>
+        <w:rPr>
+          <w:rFonts w:ascii="Times New Roman" w:hAnsi="Times New Roman" w:cs="Times New Roman"/>
+          <w:w w:val="105"/>
+        </w:rPr>
+        <w:t xml:space="preserve">Hiperparametrii folosiți pentru antrenare sunt prezentați în Tabelul 5.1 și sunt expuși în inspectorul Unity, putând fi modificați fără a schimba codul. Valorile au fost alese astfel încât învățarea să fie stabilă și suficient de rapidă pentru mediul propus.</w:t>
       </w:r>
     </w:p>
     <w:p>
@@ -2257,7 +1820,7 @@
           <w:sz w:val="20"/>
           <w:szCs w:val="20"/>
         </w:rPr>
-        <w:t xml:space="preserve">Tabelul 3.1. Hiperparametrii folosiți la antrenare.</w:t>
+        <w:t xml:space="preserve">Tabelul 5.1. Hiperparametrii folosiți la antrenare.</w:t>
       </w:r>
     </w:p>
     <w:tbl>
@@ -2741,22 +2304,6 @@
     </w:p>
     <w:p>
       <w:pPr>
-        <w:pStyle w:val="Heading2"/>
-        <w:spacing w:before="240" w:after="80"/>
-        <w:ind w:left="117"/>
-        <w:rPr>
-          <w:rFonts w:ascii="Times New Roman" w:hAnsi="Times New Roman" w:cs="Times New Roman"/>
-        </w:rPr>
-      </w:pPr>
-      <w:r>
-        <w:rPr>
-          <w:rFonts w:ascii="Times New Roman" w:hAnsi="Times New Roman" w:cs="Times New Roman"/>
-        </w:rPr>
-        <w:t xml:space="preserve">3.4 Arhitectura, vizualizarea și persistența</w:t>
-      </w:r>
-    </w:p>
-    <w:p>
-      <w:pPr>
         <w:pStyle w:val="BodyText"/>
         <w:spacing w:before="120" w:line="360" w:lineRule="auto"/>
         <w:ind w:left="117" w:right="115" w:firstLine="358"/>
@@ -2767,7 +2314,7 @@
           <w:rFonts w:ascii="Times New Roman" w:hAnsi="Times New Roman" w:cs="Times New Roman"/>
           <w:w w:val="105"/>
         </w:rPr>
-        <w:t xml:space="preserve">Aplicația este organizată într-un set restrâns de componente care cooperează. Componenta GridEnvironment definește stările, acțiunile, tranzițiile și recompensele. Componenta QLearningAgent deține tabelul Q și implementează politica epsilon-greedy și actualizarea Bellman. Componenta TrainingManager rulează bucla de episoade, conduce vizualizarea și salvează rezultatele. Componenta Evaluator încarcă tabelul Q salvat și măsoară politica greedy. Clasa ChartRenderer produce imaginea cu curba de învățare, iar DemoController conectează butoanele interfeței și controlul de viteză la aceste componente. Relațiile dintre componente sunt prezentate în Figura 3.3.</w:t>
+        <w:t xml:space="preserve">Aplicația este organizată într-un set restrâns de componente care cooperează. Componenta GridEnvironment definește stările, acțiunile, tranzițiile și recompensele. Componenta QLearningAgent deține tabelul Q și implementează politica epsilon-greedy și actualizarea Bellman. Componenta TrainingManager rulează bucla de episoade, conduce vizualizarea și salvează rezultatele. Componenta Evaluator încarcă tabelul Q salvat și măsoară politica greedy. Clasa ChartRenderer produce imaginea cu curba de învățare, iar DemoController conectează butoanele interfeței și controlul de viteză la aceste componente. Relațiile dintre componente sunt prezentate în Figura 5.1.</w:t>
       </w:r>
     </w:p>
     <w:p>
@@ -2830,7 +2377,7 @@
           <w:sz w:val="20"/>
           <w:szCs w:val="20"/>
         </w:rPr>
-        <w:t xml:space="preserve">Figura 3.3. Arhitectura aplicației și relațiile dintre componentele sale.</w:t>
+        <w:t xml:space="preserve">Figura 5.1. Arhitectura aplicației și relațiile dintre componentele sale.</w:t>
       </w:r>
     </w:p>
     <w:p>
@@ -2845,7 +2392,23 @@
           <w:rFonts w:ascii="Times New Roman" w:hAnsi="Times New Roman" w:cs="Times New Roman"/>
           <w:w w:val="105"/>
         </w:rPr>
-        <w:t xml:space="preserve">În timpul antrenării, o sferă reprezintă agentul și se deplasează pe grilă, iar un panou afișează episodul curent, recompensa episodului, numărul de pași, valoarea curentă a lui epsilon și dacă ținta a fost atinsă. O cameră ortografică, plasată deasupra grilei, oferă o vedere de sus clară. Această vizualizare transformă procesul abstract de învățare într-o demonstrație ușor de urmărit.</w:t>
+        <w:t xml:space="preserve">În timpul antrenării, o sferă reprezintă agentul și se deplasează pe grilă, iar un panou afișează episodul curent, recompensa episodului, numărul de pași, valoarea curentă a lui epsilon și dacă ținta a fost atinsă. La finalul antrenării, tabelul Q este serializat și salvat într-un fișier în format JSON, într-o locație persistentă. Acest mecanism permite reluarea politicii învățate fără a relua antrenarea, deoarece modul de evaluare și butonul de rulare a agentului antrenat încarcă tabelul din fișier și îl folosesc direct. Tot la final sunt exportate un fișier CSV cu istoricul recompenselor pe episoade și imaginea curbei de învățare.</w:t>
+      </w:r>
+    </w:p>
+    <w:p>
+      <w:pPr>
+        <w:pStyle w:val="Heading1"/>
+        <w:spacing w:before="360" w:after="120"/>
+        <w:ind w:left="117"/>
+        <w:rPr>
+          <w:rFonts w:ascii="Times New Roman" w:hAnsi="Times New Roman" w:cs="Times New Roman"/>
+        </w:rPr>
+      </w:pPr>
+      <w:r>
+        <w:rPr>
+          <w:rFonts w:ascii="Times New Roman" w:hAnsi="Times New Roman" w:cs="Times New Roman"/>
+        </w:rPr>
+        <w:t xml:space="preserve">6. Rezultate experimentale</w:t>
       </w:r>
     </w:p>
     <w:p>
@@ -2860,38 +2423,7 @@
           <w:rFonts w:ascii="Times New Roman" w:hAnsi="Times New Roman" w:cs="Times New Roman"/>
           <w:w w:val="105"/>
         </w:rPr>
-        <w:t xml:space="preserve">La finalul antrenării, tabelul Q este serializat și salvat într-un fișier în format JSON, într-o locație persistentă. Acest mecanism permite reluarea politicii învățate fără a relua antrenarea, deoarece modul de evaluare și butonul de rulare a agentului antrenat încarcă tabelul din fișier și îl folosesc direct. Tot la final sunt exportate un fișier CSV cu istoricul recompenselor pe episoade și imaginea curbei de învățare.</w:t>
-      </w:r>
-    </w:p>
-    <w:p>
-      <w:pPr>
-        <w:pStyle w:val="Heading2"/>
-        <w:spacing w:before="240" w:after="80"/>
-        <w:ind w:left="117"/>
-        <w:rPr>
-          <w:rFonts w:ascii="Times New Roman" w:hAnsi="Times New Roman" w:cs="Times New Roman"/>
-        </w:rPr>
-      </w:pPr>
-      <w:r>
-        <w:rPr>
-          <w:rFonts w:ascii="Times New Roman" w:hAnsi="Times New Roman" w:cs="Times New Roman"/>
-        </w:rPr>
-        <w:t xml:space="preserve">3.5 Rezultate experimentale</w:t>
-      </w:r>
-    </w:p>
-    <w:p>
-      <w:pPr>
-        <w:pStyle w:val="BodyText"/>
-        <w:spacing w:before="120" w:line="360" w:lineRule="auto"/>
-        <w:ind w:left="117" w:right="115" w:firstLine="358"/>
-        <w:jc w:val="both"/>
-      </w:pPr>
-      <w:r>
-        <w:rPr>
-          <w:rFonts w:ascii="Times New Roman" w:hAnsi="Times New Roman" w:cs="Times New Roman"/>
-          <w:w w:val="105"/>
-        </w:rPr>
-        <w:t xml:space="preserve">Curba de învățare din Figura 3.4 prezintă recompensa obținută în fiecare episod de antrenare. Linia deschisă reprezintă recompensa brută pe episod, care este zgomotoasă din cauza explorării, iar linia accentuată reprezintă o medie mobilă care evidențiază tendința de bază. Recompensa crește rapid în primele câteva sute de episoade și apoi se stabilizează aproape de valoarea maximă, ceea ce indică faptul că agentul a convers către o politică bună.</w:t>
+        <w:t xml:space="preserve">Curba de învățare din Figura 6.1 prezintă recompensa obținută în fiecare episod de antrenare. Linia deschisă reprezintă recompensa brută pe episod, care este zgomotoasă din cauza explorării, iar linia accentuată reprezintă o medie mobilă care evidențiază tendința de bază. Recompensa crește rapid în primele câteva sute de episoade și apoi se stabilizează aproape de valoarea maximă, ceea ce indică faptul că agentul a convers către o politică bună.</w:t>
       </w:r>
     </w:p>
     <w:p>
@@ -2954,7 +2486,7 @@
           <w:sz w:val="20"/>
           <w:szCs w:val="20"/>
         </w:rPr>
-        <w:t xml:space="preserve">Figura 3.4. Recompensa pe episod în timpul antrenării (valori brute și medie mobilă).</w:t>
+        <w:t xml:space="preserve">Figura 6.1. Recompensa pe episod în timpul antrenării (valori brute și medie mobilă).</w:t>
       </w:r>
     </w:p>
     <w:p>
@@ -2969,7 +2501,7 @@
           <w:rFonts w:ascii="Times New Roman" w:hAnsi="Times New Roman" w:cs="Times New Roman"/>
           <w:w w:val="105"/>
         </w:rPr>
-        <w:t xml:space="preserve">Progresul numeric confirmă acest comportament și este sintetizat în Tabelul 3.2. Comparând primele 100 de episoade cu ultimele 100 de episoade ale unei rulări reprezentative, recompensa medie a crescut de la aproximativ -1,8 la aproximativ 0,84, numărul mediu de pași a scăzut de la aproximativ 57 la aproximativ 15, iar rata de succes a crescut de la aproximativ jumătate din episoade la toate. Evoluția detaliată a numărului de pași, a ratei de succes și a valorii epsilon este prezentată în Anexa A.</w:t>
+        <w:t xml:space="preserve">Progresul numeric confirmă acest comportament și este sintetizat în Tabelul 6.1. Comparând primele 100 de episoade cu ultimele 100 de episoade ale unei rulări reprezentative, recompensa medie a crescut de la aproximativ -1,8 la aproximativ 0,84, numărul mediu de pași a scăzut de la aproximativ 57 la aproximativ 15, iar rata de succes a crescut de la aproximativ jumătate din episoade la toate. Evoluția detaliată a numărului de pași, a ratei de succes și a valorii epsilon este prezentată în Anexa A.</w:t>
       </w:r>
     </w:p>
     <w:p>
@@ -2985,7 +2517,7 @@
           <w:sz w:val="20"/>
           <w:szCs w:val="20"/>
         </w:rPr>
-        <w:t xml:space="preserve">Tabelul 3.2. Comparație între primele și ultimele 100 de episoade de antrenare.</w:t>
+        <w:t xml:space="preserve">Tabelul 6.1. Comparație între primele și ultimele 100 de episoade de antrenare.</w:t>
       </w:r>
     </w:p>
     <w:tbl>
@@ -3245,22 +2777,6 @@
     </w:p>
     <w:p>
       <w:pPr>
-        <w:pStyle w:val="Heading2"/>
-        <w:spacing w:before="240" w:after="80"/>
-        <w:ind w:left="117"/>
-        <w:rPr>
-          <w:rFonts w:ascii="Times New Roman" w:hAnsi="Times New Roman" w:cs="Times New Roman"/>
-        </w:rPr>
-      </w:pPr>
-      <w:r>
-        <w:rPr>
-          <w:rFonts w:ascii="Times New Roman" w:hAnsi="Times New Roman" w:cs="Times New Roman"/>
-        </w:rPr>
-        <w:t xml:space="preserve">3.6 Evaluarea politicii învățate</w:t>
-      </w:r>
-    </w:p>
-    <w:p>
-      <w:pPr>
         <w:pStyle w:val="BodyText"/>
         <w:spacing w:before="120" w:line="360" w:lineRule="auto"/>
         <w:ind w:left="117" w:right="115" w:firstLine="358"/>
@@ -3271,7 +2787,38 @@
           <w:rFonts w:ascii="Times New Roman" w:hAnsi="Times New Roman" w:cs="Times New Roman"/>
           <w:w w:val="105"/>
         </w:rPr>
-        <w:t xml:space="preserve">După antrenare, politica este evaluată în mod greedy, fără explorare, încărcând tabelul Q salvat. Rulând 100 de episoade de evaluare, agentul a ajuns la țintă în 100% dintre acestea, folosind în medie 14 pași și obținând o recompensă medie de 0,87. Rezultatele sunt prezentate în Tabelul 3.3. Deoarece atât mediul, cât și politica greedy sunt deterministe, fiecare episod urmează același traseu optim, ceea ce demonstrează că politica învățată este stabilă.</w:t>
+        <w:t xml:space="preserve">Aceste rezultate arată că agentul nu doar că ajunge la țintă, ci învață și să o facă eficient, apropiindu-se de traseul optim. Forma curbei de învățare, cu o creștere rapidă urmată de stabilizare, este tipică pentru convergența unui algoritm tabular de învățare prin întărire pe un mediu de dimensiune mică.</w:t>
+      </w:r>
+    </w:p>
+    <w:p>
+      <w:pPr>
+        <w:pStyle w:val="Heading1"/>
+        <w:spacing w:before="360" w:after="120"/>
+        <w:ind w:left="117"/>
+        <w:rPr>
+          <w:rFonts w:ascii="Times New Roman" w:hAnsi="Times New Roman" w:cs="Times New Roman"/>
+        </w:rPr>
+      </w:pPr>
+      <w:r>
+        <w:rPr>
+          <w:rFonts w:ascii="Times New Roman" w:hAnsi="Times New Roman" w:cs="Times New Roman"/>
+        </w:rPr>
+        <w:t xml:space="preserve">7. Evaluarea politicii, demo-ul interactiv și limitări</w:t>
+      </w:r>
+    </w:p>
+    <w:p>
+      <w:pPr>
+        <w:pStyle w:val="BodyText"/>
+        <w:spacing w:before="120" w:line="360" w:lineRule="auto"/>
+        <w:ind w:left="117" w:right="115" w:firstLine="358"/>
+        <w:jc w:val="both"/>
+      </w:pPr>
+      <w:r>
+        <w:rPr>
+          <w:rFonts w:ascii="Times New Roman" w:hAnsi="Times New Roman" w:cs="Times New Roman"/>
+          <w:w w:val="105"/>
+        </w:rPr>
+        <w:t xml:space="preserve">După antrenare, politica este evaluată în mod greedy, fără explorare, încărcând tabelul Q salvat. Rulând 100 de episoade de evaluare, agentul a ajuns la țintă în 100% dintre acestea, folosind în medie 14 pași și obținând o recompensă medie de 0,87. Rezultatele sunt prezentate în Tabelul 7.1. Deoarece atât mediul, cât și politica greedy sunt deterministe, fiecare episod urmează același traseu optim, ceea ce demonstrează că politica învățată este stabilă.</w:t>
       </w:r>
     </w:p>
     <w:p>
@@ -3287,7 +2834,7 @@
           <w:sz w:val="20"/>
           <w:szCs w:val="20"/>
         </w:rPr>
-        <w:t xml:space="preserve">Tabelul 3.3. Rezultatele evaluării politicii învățate pe 100 de episoade.</w:t>
+        <w:t xml:space="preserve">Tabelul 7.1. Rezultatele evaluării politicii învățate pe 100 de episoade.</w:t>
       </w:r>
     </w:p>
     <w:tbl>
@@ -3482,7 +3029,7 @@
           <w:rFonts w:ascii="Times New Roman" w:hAnsi="Times New Roman" w:cs="Times New Roman"/>
           <w:w w:val="105"/>
         </w:rPr>
-        <w:t xml:space="preserve">Traseul rezultat poate fi observat în Figura 3.5, în care agentul antrenat a ajuns pe celula țintă. Politica completă, sub forma acțiunii alese în fiecare celulă, precum și harta valorilor Q sunt prezentate în Anexa A. Aceste vizualizări confirmă faptul că agentul a învățat o strategie coerentă, care ocolește pereții și capcana.</w:t>
+        <w:t xml:space="preserve">Traseul rezultat poate fi observat în Figura 7.1, în care agentul antrenat a ajuns pe celula țintă. Politica completă, sub forma acțiunii alese în fiecare celulă, precum și harta valorilor Q sunt prezentate în Anexa A. Aceste vizualizări confirmă faptul că agentul a învățat o strategie coerentă, care ocolește pereții și capcana.</w:t>
       </w:r>
     </w:p>
     <w:p>
@@ -3545,23 +3092,7 @@
           <w:sz w:val="20"/>
           <w:szCs w:val="20"/>
         </w:rPr>
-        <w:t xml:space="preserve">Figura 3.5. Agentul antrenat ajuns la celula țintă urmând politica învățată.</w:t>
-      </w:r>
-    </w:p>
-    <w:p>
-      <w:pPr>
-        <w:pStyle w:val="Heading2"/>
-        <w:spacing w:before="240" w:after="80"/>
-        <w:ind w:left="117"/>
-        <w:rPr>
-          <w:rFonts w:ascii="Times New Roman" w:hAnsi="Times New Roman" w:cs="Times New Roman"/>
-        </w:rPr>
-      </w:pPr>
-      <w:r>
-        <w:rPr>
-          <w:rFonts w:ascii="Times New Roman" w:hAnsi="Times New Roman" w:cs="Times New Roman"/>
-        </w:rPr>
-        <w:t xml:space="preserve">3.7 Demo-ul interactiv și limitări</w:t>
+        <w:t xml:space="preserve">Figura 7.1. Agentul antrenat ajuns la celula țintă urmând politica învățată.</w:t>
       </w:r>
     </w:p>
     <w:p>
@@ -3607,7 +3138,7 @@
         <w:rPr>
           <w:rFonts w:ascii="Times New Roman" w:hAnsi="Times New Roman" w:cs="Times New Roman"/>
         </w:rPr>
-        <w:t xml:space="preserve">4. Concluzii</w:t>
+        <w:t xml:space="preserve">8. Concluzii</w:t>
       </w:r>
     </w:p>
     <w:p>
@@ -3652,7 +3183,7 @@
           <w:rFonts w:ascii="Times New Roman" w:hAnsi="Times New Roman" w:cs="Times New Roman"/>
           <w:w w:val="105"/>
         </w:rPr>
-        <w:t xml:space="preserve">Rezultatele experimentale prezentate în capitolul 3 și în Anexa A au confirmat convergența algoritmului. Recompensa medie a crescut, numărul de pași a scăzut până la traseul optim de 14 pași, iar rata de succes a ajuns la 100%. Astfel, lucrarea demonstrează că algoritmul Q-Learning, deși conceptual simplu, este suficient pentru a rezolva complet o sarcină de navigare discretă și că poate fi integrat în mod natural într-un motor de jocuri precum Unity, cu vizualizare în timp real. Implementarea tabulară, fără dependențe externe, face soluția transparentă, atât valorile învățate, cât și politica rezultată putând fi inspectate direct.</w:t>
+        <w:t xml:space="preserve">Rezultatele experimentale prezentate în capitolele 6 și 7 și în Anexa A au confirmat convergența algoritmului. Recompensa medie a crescut, numărul de pași a scăzut până la traseul optim de 14 pași, iar rata de succes a ajuns la 100%. Astfel, lucrarea demonstrează că algoritmul Q-Learning, deși conceptual simplu, este suficient pentru a rezolva complet o sarcină de navigare discretă și că poate fi integrat în mod natural într-un motor de jocuri precum Unity, cu vizualizare în timp real. Implementarea tabulară, fără dependențe externe, face soluția transparentă, atât valorile învățate, cât și politica rezultată putând fi inspectate direct.</w:t>
       </w:r>
     </w:p>
     <w:p>
@@ -4365,22 +3896,6 @@
     </w:p>
     <w:p>
       <w:pPr>
-        <w:pStyle w:val="Heading2"/>
-        <w:spacing w:before="240" w:after="80"/>
-        <w:ind w:left="117"/>
-        <w:rPr>
-          <w:rFonts w:ascii="Times New Roman" w:hAnsi="Times New Roman" w:cs="Times New Roman"/>
-        </w:rPr>
-      </w:pPr>
-      <w:r>
-        <w:rPr>
-          <w:rFonts w:ascii="Times New Roman" w:hAnsi="Times New Roman" w:cs="Times New Roman"/>
-        </w:rPr>
-        <w:t xml:space="preserve">B.1 Structura proiectului și descrierea claselor</w:t>
-      </w:r>
-    </w:p>
-    <w:p>
-      <w:pPr>
         <w:pStyle w:val="BodyText"/>
         <w:spacing w:before="120" w:line="360" w:lineRule="auto"/>
         <w:ind w:left="117" w:right="115" w:firstLine="358"/>
@@ -4422,22 +3937,6 @@
           <w:w w:val="105"/>
         </w:rPr>
         <w:t xml:space="preserve">TrainingManager.cs conține bucla de antrenare, în varianta animată și în cea rapidă, actualizează panoul de statistici, mută agentul vizual, salvează tabelul Q la final și exportă istoricul recompenselor împreună cu graficul curbei de învățare. Evaluator.cs încarcă tabelul Q salvat, rulează un număr configurabil de episoade folosind politica greedy și calculează rata de succes, numărul mediu de pași și recompensa medie, pe care le exportă într-un fișier CSV. ChartRenderer.cs desenează curba de învățare direct într-o textură și o salvează ca imagine, fără dependențe externe, iar DemoController.cs leagă butoanele interfeței și cursorul de viteză de metodele corespunzătoare din TrainingManager.</w:t>
-      </w:r>
-    </w:p>
-    <w:p>
-      <w:pPr>
-        <w:pStyle w:val="Heading2"/>
-        <w:spacing w:before="240" w:after="80"/>
-        <w:ind w:left="117"/>
-        <w:rPr>
-          <w:rFonts w:ascii="Times New Roman" w:hAnsi="Times New Roman" w:cs="Times New Roman"/>
-        </w:rPr>
-      </w:pPr>
-      <w:r>
-        <w:rPr>
-          <w:rFonts w:ascii="Times New Roman" w:hAnsi="Times New Roman" w:cs="Times New Roman"/>
-        </w:rPr>
-        <w:t xml:space="preserve">B.2 Instrucțiuni de rulare</w:t>
       </w:r>
     </w:p>
     <w:p>

--- a/Thesis/Lucrare_licenta_QLearning_Unity.docx
+++ b/Thesis/Lucrare_licenta_QLearning_Unity.docx
@@ -10,156 +10,146 @@
         </w:rPr>
       </w:pPr>
     </w:p>
-    <w:p>
-      <w:pPr>
-        <w:pStyle w:val="Heading3"/>
-        <w:spacing w:before="169" w:line="271" w:lineRule="auto"/>
-        <w:ind w:right="1086"/>
-        <w:rPr>
-          <w:rFonts w:ascii="Times New Roman" w:hAnsi="Times New Roman" w:cs="Times New Roman"/>
-        </w:rPr>
-      </w:pPr>
-      <w:r>
-        <w:rPr>
-          <w:rFonts w:ascii="Times New Roman" w:hAnsi="Times New Roman" w:cs="Times New Roman"/>
-          <w:noProof/>
-        </w:rPr>
-        <w:drawing>
-          <wp:anchor distT="0" distB="0" distL="0" distR="0" simplePos="0" relativeHeight="15728640" behindDoc="0" locked="0" layoutInCell="1" allowOverlap="1" wp14:anchorId="63F5C50E" wp14:editId="669587E5">
-            <wp:simplePos x="0" y="0"/>
-            <wp:positionH relativeFrom="page">
-              <wp:posOffset>976528</wp:posOffset>
-            </wp:positionH>
-            <wp:positionV relativeFrom="paragraph">
-              <wp:posOffset>90073</wp:posOffset>
-            </wp:positionV>
-            <wp:extent cx="1223984" cy="1511204"/>
-            <wp:effectExtent l="0" t="0" r="0" b="0"/>
-            <wp:wrapNone/>
-            <wp:docPr id="1" name="image1.png"/>
-            <wp:cNvGraphicFramePr>
-              <a:graphicFrameLocks xmlns:a="http://schemas.openxmlformats.org/drawingml/2006/main" noChangeAspect="1"/>
-            </wp:cNvGraphicFramePr>
-            <a:graphic xmlns:a="http://schemas.openxmlformats.org/drawingml/2006/main">
-              <a:graphicData uri="http://schemas.openxmlformats.org/drawingml/2006/picture">
-                <pic:pic xmlns:pic="http://schemas.openxmlformats.org/drawingml/2006/picture">
-                  <pic:nvPicPr>
-                    <pic:cNvPr id="2" name="image1.png"/>
-                    <pic:cNvPicPr/>
-                  </pic:nvPicPr>
-                  <pic:blipFill>
-                    <a:blip r:embed="rId7" cstate="print"/>
-                    <a:stretch>
-                      <a:fillRect/>
-                    </a:stretch>
-                  </pic:blipFill>
-                  <pic:spPr>
-                    <a:xfrm>
-                      <a:off x="0" y="0"/>
-                      <a:ext cx="1223984" cy="1511204"/>
-                    </a:xfrm>
-                    <a:prstGeom prst="rect">
-                      <a:avLst/>
-                    </a:prstGeom>
-                  </pic:spPr>
-                </pic:pic>
-              </a:graphicData>
-            </a:graphic>
-          </wp:anchor>
-        </w:drawing>
-      </w:r>
-      <w:r>
-        <w:rPr>
-          <w:rFonts w:ascii="Times New Roman" w:hAnsi="Times New Roman" w:cs="Times New Roman"/>
-          <w:noProof/>
-        </w:rPr>
-        <w:drawing>
-          <wp:anchor distT="0" distB="0" distL="0" distR="0" simplePos="0" relativeHeight="15729152" behindDoc="0" locked="0" layoutInCell="1" allowOverlap="1" wp14:anchorId="118B45EB" wp14:editId="2706072A">
-            <wp:simplePos x="0" y="0"/>
-            <wp:positionH relativeFrom="page">
-              <wp:posOffset>5359501</wp:posOffset>
-            </wp:positionH>
-            <wp:positionV relativeFrom="paragraph">
-              <wp:posOffset>136863</wp:posOffset>
-            </wp:positionV>
-            <wp:extent cx="1223984" cy="1417678"/>
-            <wp:effectExtent l="0" t="0" r="0" b="0"/>
-            <wp:wrapNone/>
-            <wp:docPr id="3" name="image2.png"/>
-            <wp:cNvGraphicFramePr>
-              <a:graphicFrameLocks xmlns:a="http://schemas.openxmlformats.org/drawingml/2006/main" noChangeAspect="1"/>
-            </wp:cNvGraphicFramePr>
-            <a:graphic xmlns:a="http://schemas.openxmlformats.org/drawingml/2006/main">
-              <a:graphicData uri="http://schemas.openxmlformats.org/drawingml/2006/picture">
-                <pic:pic xmlns:pic="http://schemas.openxmlformats.org/drawingml/2006/picture">
-                  <pic:nvPicPr>
-                    <pic:cNvPr id="4" name="image2.png"/>
-                    <pic:cNvPicPr/>
-                  </pic:nvPicPr>
-                  <pic:blipFill>
-                    <a:blip r:embed="rId8" cstate="print"/>
-                    <a:stretch>
-                      <a:fillRect/>
-                    </a:stretch>
-                  </pic:blipFill>
-                  <pic:spPr>
-                    <a:xfrm>
-                      <a:off x="0" y="0"/>
-                      <a:ext cx="1223984" cy="1417678"/>
-                    </a:xfrm>
-                    <a:prstGeom prst="rect">
-                      <a:avLst/>
-                    </a:prstGeom>
-                  </pic:spPr>
-                </pic:pic>
-              </a:graphicData>
-            </a:graphic>
-          </wp:anchor>
-        </w:drawing>
-      </w:r>
-      <w:r>
-        <w:rPr>
-          <w:rFonts w:ascii="Times New Roman" w:hAnsi="Times New Roman" w:cs="Times New Roman"/>
-          <w:w w:val="105"/>
-        </w:rPr>
-        <w:t xml:space="preserve">                            </w:t>
-      </w:r>
-      <w:r>
-        <w:rPr>
-          <w:rFonts w:ascii="Times New Roman" w:hAnsi="Times New Roman" w:cs="Times New Roman"/>
-          <w:w w:val="105"/>
-        </w:rPr>
-        <w:t>UNIVERSITATEA</w:t>
-      </w:r>
-      <w:r>
-        <w:rPr>
-          <w:rFonts w:ascii="Times New Roman" w:hAnsi="Times New Roman" w:cs="Times New Roman"/>
-          <w:spacing w:val="46"/>
-          <w:w w:val="105"/>
-        </w:rPr>
-        <w:t xml:space="preserve"> </w:t>
-      </w:r>
-      <w:r>
-        <w:rPr>
-          <w:rFonts w:ascii="Times New Roman" w:hAnsi="Times New Roman" w:cs="Times New Roman"/>
-          <w:w w:val="105"/>
-        </w:rPr>
-        <w:t>DIN</w:t>
-      </w:r>
-      <w:r>
-        <w:rPr>
-          <w:rFonts w:ascii="Times New Roman" w:hAnsi="Times New Roman" w:cs="Times New Roman"/>
-          <w:spacing w:val="-72"/>
-          <w:w w:val="105"/>
-        </w:rPr>
-        <w:t xml:space="preserve"> </w:t>
-      </w:r>
-      <w:r>
-        <w:rPr>
-          <w:rFonts w:ascii="Times New Roman" w:hAnsi="Times New Roman" w:cs="Times New Roman"/>
-          <w:w w:val="105"/>
-        </w:rPr>
-        <w:t>BUCUREȘTI</w:t>
+    <w:tbl>
+      <w:tblPr>
+        <w:tblW w:w="9030" w:type="dxa"/>
+        <w:tblLayout w:type="fixed"/>
+        <w:tblBorders>
+          <w:top w:val="none" w:sz="0" w:space="0" w:color="auto"/>
+          <w:left w:val="none" w:sz="0" w:space="0" w:color="auto"/>
+          <w:bottom w:val="none" w:sz="0" w:space="0" w:color="auto"/>
+          <w:right w:val="none" w:sz="0" w:space="0" w:color="auto"/>
+          <w:insideH w:val="none" w:sz="0" w:space="0" w:color="auto"/>
+          <w:insideV w:val="none" w:sz="0" w:space="0" w:color="auto"/>
+        </w:tblBorders>
+      </w:tblPr>
+      <w:tblGrid>
+        <w:gridCol w:w="4515"/>
+        <w:gridCol w:w="4515"/>
+      </w:tblGrid>
+      <w:tr>
+        <w:tc>
+          <w:tcPr>
+            <w:tcW w:w="4515" w:type="dxa"/>
+            <w:vAlign w:val="top"/>
+          </w:tcPr>
+          <w:p>
+            <w:pPr>
+              <w:spacing w:before="120" w:after="0" w:line="240" w:lineRule="auto"/>
+              <w:jc w:val="left"/>
+            </w:pPr>
+            <w:r>
+              <w:rPr>
+                <w:noProof/>
+              </w:rPr>
+              <w:drawing>
+                <wp:inline distT="0" distB="0" distL="0" distR="0">
+                  <wp:extent cx="1223984" cy="1511204"/>
+                  <wp:effectExtent l="0" t="0" r="0" b="0"/>
+                  <wp:docPr id="300" name="logo_stanga.png"/>
+                  <wp:cNvGraphicFramePr>
+                    <a:graphicFrameLocks xmlns:a="http://schemas.openxmlformats.org/drawingml/2006/main" noChangeAspect="1"/>
+                  </wp:cNvGraphicFramePr>
+                  <a:graphic xmlns:a="http://schemas.openxmlformats.org/drawingml/2006/main">
+                    <a:graphicData uri="http://schemas.openxmlformats.org/drawingml/2006/picture">
+                      <pic:pic xmlns:pic="http://schemas.openxmlformats.org/drawingml/2006/picture">
+                        <pic:nvPicPr>
+                          <pic:cNvPr id="400" name="logo_stanga.png"/>
+                          <pic:cNvPicPr/>
+                        </pic:nvPicPr>
+                        <pic:blipFill>
+                          <a:blip r:embed="rId7" cstate="print"/>
+                          <a:stretch>
+                            <a:fillRect/>
+                          </a:stretch>
+                        </pic:blipFill>
+                        <pic:spPr>
+                          <a:xfrm>
+                            <a:off x="0" y="0"/>
+                            <a:ext cx="1223984" cy="1511204"/>
+                          </a:xfrm>
+                          <a:prstGeom prst="rect">
+                            <a:avLst/>
+                          </a:prstGeom>
+                        </pic:spPr>
+                      </pic:pic>
+                    </a:graphicData>
+                  </a:graphic>
+                </wp:inline>
+              </w:drawing>
+            </w:r>
+          </w:p>
+        </w:tc>
+        <w:tc>
+          <w:tcPr>
+            <w:tcW w:w="4515" w:type="dxa"/>
+            <w:vAlign w:val="top"/>
+          </w:tcPr>
+          <w:p>
+            <w:pPr>
+              <w:spacing w:before="120" w:after="0" w:line="240" w:lineRule="auto"/>
+              <w:jc w:val="right"/>
+            </w:pPr>
+            <w:r>
+              <w:rPr>
+                <w:noProof/>
+              </w:rPr>
+              <w:drawing>
+                <wp:inline distT="0" distB="0" distL="0" distR="0">
+                  <wp:extent cx="1223984" cy="1417678"/>
+                  <wp:effectExtent l="0" t="0" r="0" b="0"/>
+                  <wp:docPr id="301" name="logo_dreapta.png"/>
+                  <wp:cNvGraphicFramePr>
+                    <a:graphicFrameLocks xmlns:a="http://schemas.openxmlformats.org/drawingml/2006/main" noChangeAspect="1"/>
+                  </wp:cNvGraphicFramePr>
+                  <a:graphic xmlns:a="http://schemas.openxmlformats.org/drawingml/2006/main">
+                    <a:graphicData uri="http://schemas.openxmlformats.org/drawingml/2006/picture">
+                      <pic:pic xmlns:pic="http://schemas.openxmlformats.org/drawingml/2006/picture">
+                        <pic:nvPicPr>
+                          <pic:cNvPr id="401" name="logo_dreapta.png"/>
+                          <pic:cNvPicPr/>
+                        </pic:nvPicPr>
+                        <pic:blipFill>
+                          <a:blip r:embed="rId8" cstate="print"/>
+                          <a:stretch>
+                            <a:fillRect/>
+                          </a:stretch>
+                        </pic:blipFill>
+                        <pic:spPr>
+                          <a:xfrm>
+                            <a:off x="0" y="0"/>
+                            <a:ext cx="1223984" cy="1417678"/>
+                          </a:xfrm>
+                          <a:prstGeom prst="rect">
+                            <a:avLst/>
+                          </a:prstGeom>
+                        </pic:spPr>
+                      </pic:pic>
+                    </a:graphicData>
+                  </a:graphic>
+                </wp:inline>
+              </w:drawing>
+            </w:r>
+          </w:p>
+        </w:tc>
+      </w:tr>
+    </w:tbl>
+    <w:p>
+      <w:pPr>
+        <w:spacing w:before="40" w:after="40" w:line="276" w:lineRule="auto"/>
+        <w:ind w:left="0" w:right="0"/>
+        <w:jc w:val="center"/>
+        <w:rPr>
+          <w:rFonts w:ascii="Times New Roman" w:hAnsi="Times New Roman" w:cs="Times New Roman"/>
+          <w:b/>
+        </w:rPr>
+      </w:pPr>
+      <w:r>
+        <w:rPr>
+          <w:rFonts w:ascii="Times New Roman" w:hAnsi="Times New Roman" w:cs="Times New Roman"/>
+          <w:b/>
+        </w:rPr>
+        <w:t xml:space="preserve">UNIVERSITATEA DIN BUCUREȘTI</w:t>
       </w:r>
     </w:p>
     <w:p>

--- a/Thesis/Lucrare_licenta_QLearning_Unity.docx
+++ b/Thesis/Lucrare_licenta_QLearning_Unity.docx
@@ -10,146 +10,156 @@
         </w:rPr>
       </w:pPr>
     </w:p>
-    <w:tbl>
-      <w:tblPr>
-        <w:tblW w:w="9030" w:type="dxa"/>
-        <w:tblLayout w:type="fixed"/>
-        <w:tblBorders>
-          <w:top w:val="none" w:sz="0" w:space="0" w:color="auto"/>
-          <w:left w:val="none" w:sz="0" w:space="0" w:color="auto"/>
-          <w:bottom w:val="none" w:sz="0" w:space="0" w:color="auto"/>
-          <w:right w:val="none" w:sz="0" w:space="0" w:color="auto"/>
-          <w:insideH w:val="none" w:sz="0" w:space="0" w:color="auto"/>
-          <w:insideV w:val="none" w:sz="0" w:space="0" w:color="auto"/>
-        </w:tblBorders>
-      </w:tblPr>
-      <w:tblGrid>
-        <w:gridCol w:w="4515"/>
-        <w:gridCol w:w="4515"/>
-      </w:tblGrid>
-      <w:tr>
-        <w:tc>
-          <w:tcPr>
-            <w:tcW w:w="4515" w:type="dxa"/>
-            <w:vAlign w:val="top"/>
-          </w:tcPr>
-          <w:p>
-            <w:pPr>
-              <w:spacing w:before="120" w:after="0" w:line="240" w:lineRule="auto"/>
-              <w:jc w:val="left"/>
-            </w:pPr>
-            <w:r>
-              <w:rPr>
-                <w:noProof/>
-              </w:rPr>
-              <w:drawing>
-                <wp:inline distT="0" distB="0" distL="0" distR="0">
-                  <wp:extent cx="1223984" cy="1511204"/>
-                  <wp:effectExtent l="0" t="0" r="0" b="0"/>
-                  <wp:docPr id="300" name="logo_stanga.png"/>
-                  <wp:cNvGraphicFramePr>
-                    <a:graphicFrameLocks xmlns:a="http://schemas.openxmlformats.org/drawingml/2006/main" noChangeAspect="1"/>
-                  </wp:cNvGraphicFramePr>
-                  <a:graphic xmlns:a="http://schemas.openxmlformats.org/drawingml/2006/main">
-                    <a:graphicData uri="http://schemas.openxmlformats.org/drawingml/2006/picture">
-                      <pic:pic xmlns:pic="http://schemas.openxmlformats.org/drawingml/2006/picture">
-                        <pic:nvPicPr>
-                          <pic:cNvPr id="400" name="logo_stanga.png"/>
-                          <pic:cNvPicPr/>
-                        </pic:nvPicPr>
-                        <pic:blipFill>
-                          <a:blip r:embed="rId7" cstate="print"/>
-                          <a:stretch>
-                            <a:fillRect/>
-                          </a:stretch>
-                        </pic:blipFill>
-                        <pic:spPr>
-                          <a:xfrm>
-                            <a:off x="0" y="0"/>
-                            <a:ext cx="1223984" cy="1511204"/>
-                          </a:xfrm>
-                          <a:prstGeom prst="rect">
-                            <a:avLst/>
-                          </a:prstGeom>
-                        </pic:spPr>
-                      </pic:pic>
-                    </a:graphicData>
-                  </a:graphic>
-                </wp:inline>
-              </w:drawing>
-            </w:r>
-          </w:p>
-        </w:tc>
-        <w:tc>
-          <w:tcPr>
-            <w:tcW w:w="4515" w:type="dxa"/>
-            <w:vAlign w:val="top"/>
-          </w:tcPr>
-          <w:p>
-            <w:pPr>
-              <w:spacing w:before="120" w:after="0" w:line="240" w:lineRule="auto"/>
-              <w:jc w:val="right"/>
-            </w:pPr>
-            <w:r>
-              <w:rPr>
-                <w:noProof/>
-              </w:rPr>
-              <w:drawing>
-                <wp:inline distT="0" distB="0" distL="0" distR="0">
-                  <wp:extent cx="1223984" cy="1417678"/>
-                  <wp:effectExtent l="0" t="0" r="0" b="0"/>
-                  <wp:docPr id="301" name="logo_dreapta.png"/>
-                  <wp:cNvGraphicFramePr>
-                    <a:graphicFrameLocks xmlns:a="http://schemas.openxmlformats.org/drawingml/2006/main" noChangeAspect="1"/>
-                  </wp:cNvGraphicFramePr>
-                  <a:graphic xmlns:a="http://schemas.openxmlformats.org/drawingml/2006/main">
-                    <a:graphicData uri="http://schemas.openxmlformats.org/drawingml/2006/picture">
-                      <pic:pic xmlns:pic="http://schemas.openxmlformats.org/drawingml/2006/picture">
-                        <pic:nvPicPr>
-                          <pic:cNvPr id="401" name="logo_dreapta.png"/>
-                          <pic:cNvPicPr/>
-                        </pic:nvPicPr>
-                        <pic:blipFill>
-                          <a:blip r:embed="rId8" cstate="print"/>
-                          <a:stretch>
-                            <a:fillRect/>
-                          </a:stretch>
-                        </pic:blipFill>
-                        <pic:spPr>
-                          <a:xfrm>
-                            <a:off x="0" y="0"/>
-                            <a:ext cx="1223984" cy="1417678"/>
-                          </a:xfrm>
-                          <a:prstGeom prst="rect">
-                            <a:avLst/>
-                          </a:prstGeom>
-                        </pic:spPr>
-                      </pic:pic>
-                    </a:graphicData>
-                  </a:graphic>
-                </wp:inline>
-              </w:drawing>
-            </w:r>
-          </w:p>
-        </w:tc>
-      </w:tr>
-    </w:tbl>
-    <w:p>
-      <w:pPr>
-        <w:spacing w:before="40" w:after="40" w:line="276" w:lineRule="auto"/>
-        <w:ind w:left="0" w:right="0"/>
-        <w:jc w:val="center"/>
-        <w:rPr>
-          <w:rFonts w:ascii="Times New Roman" w:hAnsi="Times New Roman" w:cs="Times New Roman"/>
-          <w:b/>
-        </w:rPr>
-      </w:pPr>
-      <w:r>
-        <w:rPr>
-          <w:rFonts w:ascii="Times New Roman" w:hAnsi="Times New Roman" w:cs="Times New Roman"/>
-          <w:b/>
-        </w:rPr>
-        <w:t xml:space="preserve">UNIVERSITATEA DIN BUCUREȘTI</w:t>
+    <w:p>
+      <w:pPr>
+        <w:pStyle w:val="Heading3"/>
+        <w:spacing w:before="169" w:line="271" w:lineRule="auto"/>
+        <w:ind w:right="1086"/>
+        <w:rPr>
+          <w:rFonts w:ascii="Times New Roman" w:hAnsi="Times New Roman" w:cs="Times New Roman"/>
+        </w:rPr>
+      </w:pPr>
+      <w:r>
+        <w:rPr>
+          <w:rFonts w:ascii="Times New Roman" w:hAnsi="Times New Roman" w:cs="Times New Roman"/>
+          <w:noProof/>
+        </w:rPr>
+        <w:drawing>
+          <wp:anchor distT="0" distB="0" distL="0" distR="0" simplePos="0" relativeHeight="15728640" behindDoc="0" locked="0" layoutInCell="1" allowOverlap="1" wp14:anchorId="63F5C50E" wp14:editId="669587E5">
+            <wp:simplePos x="0" y="0"/>
+            <wp:positionH relativeFrom="page">
+              <wp:posOffset>976528</wp:posOffset>
+            </wp:positionH>
+            <wp:positionV relativeFrom="paragraph">
+              <wp:posOffset>90073</wp:posOffset>
+            </wp:positionV>
+            <wp:extent cx="1223984" cy="1511204"/>
+            <wp:effectExtent l="0" t="0" r="0" b="0"/>
+            <wp:wrapNone/>
+            <wp:docPr id="1" name="image1.png"/>
+            <wp:cNvGraphicFramePr>
+              <a:graphicFrameLocks xmlns:a="http://schemas.openxmlformats.org/drawingml/2006/main" noChangeAspect="1"/>
+            </wp:cNvGraphicFramePr>
+            <a:graphic xmlns:a="http://schemas.openxmlformats.org/drawingml/2006/main">
+              <a:graphicData uri="http://schemas.openxmlformats.org/drawingml/2006/picture">
+                <pic:pic xmlns:pic="http://schemas.openxmlformats.org/drawingml/2006/picture">
+                  <pic:nvPicPr>
+                    <pic:cNvPr id="2" name="image1.png"/>
+                    <pic:cNvPicPr/>
+                  </pic:nvPicPr>
+                  <pic:blipFill>
+                    <a:blip r:embed="rId7" cstate="print"/>
+                    <a:stretch>
+                      <a:fillRect/>
+                    </a:stretch>
+                  </pic:blipFill>
+                  <pic:spPr>
+                    <a:xfrm>
+                      <a:off x="0" y="0"/>
+                      <a:ext cx="1223984" cy="1511204"/>
+                    </a:xfrm>
+                    <a:prstGeom prst="rect">
+                      <a:avLst/>
+                    </a:prstGeom>
+                  </pic:spPr>
+                </pic:pic>
+              </a:graphicData>
+            </a:graphic>
+          </wp:anchor>
+        </w:drawing>
+      </w:r>
+      <w:r>
+        <w:rPr>
+          <w:rFonts w:ascii="Times New Roman" w:hAnsi="Times New Roman" w:cs="Times New Roman"/>
+          <w:noProof/>
+        </w:rPr>
+        <w:drawing>
+          <wp:anchor distT="0" distB="0" distL="0" distR="0" simplePos="0" relativeHeight="15729152" behindDoc="0" locked="0" layoutInCell="1" allowOverlap="1" wp14:anchorId="118B45EB" wp14:editId="2706072A">
+            <wp:simplePos x="0" y="0"/>
+            <wp:positionH relativeFrom="page">
+              <wp:posOffset>5359501</wp:posOffset>
+            </wp:positionH>
+            <wp:positionV relativeFrom="paragraph">
+              <wp:posOffset>136863</wp:posOffset>
+            </wp:positionV>
+            <wp:extent cx="1223984" cy="1417678"/>
+            <wp:effectExtent l="0" t="0" r="0" b="0"/>
+            <wp:wrapNone/>
+            <wp:docPr id="3" name="image2.png"/>
+            <wp:cNvGraphicFramePr>
+              <a:graphicFrameLocks xmlns:a="http://schemas.openxmlformats.org/drawingml/2006/main" noChangeAspect="1"/>
+            </wp:cNvGraphicFramePr>
+            <a:graphic xmlns:a="http://schemas.openxmlformats.org/drawingml/2006/main">
+              <a:graphicData uri="http://schemas.openxmlformats.org/drawingml/2006/picture">
+                <pic:pic xmlns:pic="http://schemas.openxmlformats.org/drawingml/2006/picture">
+                  <pic:nvPicPr>
+                    <pic:cNvPr id="4" name="image2.png"/>
+                    <pic:cNvPicPr/>
+                  </pic:nvPicPr>
+                  <pic:blipFill>
+                    <a:blip r:embed="rId8" cstate="print"/>
+                    <a:stretch>
+                      <a:fillRect/>
+                    </a:stretch>
+                  </pic:blipFill>
+                  <pic:spPr>
+                    <a:xfrm>
+                      <a:off x="0" y="0"/>
+                      <a:ext cx="1223984" cy="1417678"/>
+                    </a:xfrm>
+                    <a:prstGeom prst="rect">
+                      <a:avLst/>
+                    </a:prstGeom>
+                  </pic:spPr>
+                </pic:pic>
+              </a:graphicData>
+            </a:graphic>
+          </wp:anchor>
+        </w:drawing>
+      </w:r>
+      <w:r>
+        <w:rPr>
+          <w:rFonts w:ascii="Times New Roman" w:hAnsi="Times New Roman" w:cs="Times New Roman"/>
+          <w:w w:val="105"/>
+        </w:rPr>
+        <w:t xml:space="preserve">                            </w:t>
+      </w:r>
+      <w:r>
+        <w:rPr>
+          <w:rFonts w:ascii="Times New Roman" w:hAnsi="Times New Roman" w:cs="Times New Roman"/>
+          <w:w w:val="105"/>
+        </w:rPr>
+        <w:t>UNIVERSITATEA</w:t>
+      </w:r>
+      <w:r>
+        <w:rPr>
+          <w:rFonts w:ascii="Times New Roman" w:hAnsi="Times New Roman" w:cs="Times New Roman"/>
+          <w:spacing w:val="46"/>
+          <w:w w:val="105"/>
+        </w:rPr>
+        <w:t xml:space="preserve"> </w:t>
+      </w:r>
+      <w:r>
+        <w:rPr>
+          <w:rFonts w:ascii="Times New Roman" w:hAnsi="Times New Roman" w:cs="Times New Roman"/>
+          <w:w w:val="105"/>
+        </w:rPr>
+        <w:t>DIN</w:t>
+      </w:r>
+      <w:r>
+        <w:rPr>
+          <w:rFonts w:ascii="Times New Roman" w:hAnsi="Times New Roman" w:cs="Times New Roman"/>
+          <w:spacing w:val="-72"/>
+          <w:w w:val="105"/>
+        </w:rPr>
+        <w:t xml:space="preserve"> </w:t>
+      </w:r>
+      <w:r>
+        <w:rPr>
+          <w:rFonts w:ascii="Times New Roman" w:hAnsi="Times New Roman" w:cs="Times New Roman"/>
+          <w:w w:val="105"/>
+        </w:rPr>
+        <w:t>BUCUREȘTI</w:t>
       </w:r>
     </w:p>
     <w:p>

--- a/Thesis/Lucrare_licenta_QLearning_Unity.docx
+++ b/Thesis/Lucrare_licenta_QLearning_Unity.docx
@@ -10,157 +10,196 @@
         </w:rPr>
       </w:pPr>
     </w:p>
-    <w:p>
-      <w:pPr>
-        <w:pStyle w:val="Heading3"/>
-        <w:spacing w:before="169" w:line="271" w:lineRule="auto"/>
-        <w:ind w:right="1086"/>
-        <w:rPr>
-          <w:rFonts w:ascii="Times New Roman" w:hAnsi="Times New Roman" w:cs="Times New Roman"/>
-        </w:rPr>
-      </w:pPr>
-      <w:r>
-        <w:rPr>
-          <w:rFonts w:ascii="Times New Roman" w:hAnsi="Times New Roman" w:cs="Times New Roman"/>
-          <w:noProof/>
-        </w:rPr>
-        <w:drawing>
-          <wp:anchor distT="0" distB="0" distL="0" distR="0" simplePos="0" relativeHeight="15728640" behindDoc="0" locked="0" layoutInCell="1" allowOverlap="1" wp14:anchorId="63F5C50E" wp14:editId="669587E5">
-            <wp:simplePos x="0" y="0"/>
-            <wp:positionH relativeFrom="page">
-              <wp:posOffset>976528</wp:posOffset>
-            </wp:positionH>
-            <wp:positionV relativeFrom="paragraph">
-              <wp:posOffset>90073</wp:posOffset>
-            </wp:positionV>
-            <wp:extent cx="1223984" cy="1511204"/>
-            <wp:effectExtent l="0" t="0" r="0" b="0"/>
-            <wp:wrapNone/>
-            <wp:docPr id="1" name="image1.png"/>
-            <wp:cNvGraphicFramePr>
-              <a:graphicFrameLocks xmlns:a="http://schemas.openxmlformats.org/drawingml/2006/main" noChangeAspect="1"/>
-            </wp:cNvGraphicFramePr>
-            <a:graphic xmlns:a="http://schemas.openxmlformats.org/drawingml/2006/main">
-              <a:graphicData uri="http://schemas.openxmlformats.org/drawingml/2006/picture">
-                <pic:pic xmlns:pic="http://schemas.openxmlformats.org/drawingml/2006/picture">
-                  <pic:nvPicPr>
-                    <pic:cNvPr id="2" name="image1.png"/>
-                    <pic:cNvPicPr/>
-                  </pic:nvPicPr>
-                  <pic:blipFill>
-                    <a:blip r:embed="rId7" cstate="print"/>
-                    <a:stretch>
-                      <a:fillRect/>
-                    </a:stretch>
-                  </pic:blipFill>
-                  <pic:spPr>
-                    <a:xfrm>
-                      <a:off x="0" y="0"/>
-                      <a:ext cx="1223984" cy="1511204"/>
-                    </a:xfrm>
-                    <a:prstGeom prst="rect">
-                      <a:avLst/>
-                    </a:prstGeom>
-                  </pic:spPr>
-                </pic:pic>
-              </a:graphicData>
-            </a:graphic>
-          </wp:anchor>
-        </w:drawing>
-      </w:r>
-      <w:r>
-        <w:rPr>
-          <w:rFonts w:ascii="Times New Roman" w:hAnsi="Times New Roman" w:cs="Times New Roman"/>
-          <w:noProof/>
-        </w:rPr>
-        <w:drawing>
-          <wp:anchor distT="0" distB="0" distL="0" distR="0" simplePos="0" relativeHeight="15729152" behindDoc="0" locked="0" layoutInCell="1" allowOverlap="1" wp14:anchorId="118B45EB" wp14:editId="2706072A">
-            <wp:simplePos x="0" y="0"/>
-            <wp:positionH relativeFrom="page">
-              <wp:posOffset>5359501</wp:posOffset>
-            </wp:positionH>
-            <wp:positionV relativeFrom="paragraph">
-              <wp:posOffset>136863</wp:posOffset>
-            </wp:positionV>
-            <wp:extent cx="1223984" cy="1417678"/>
-            <wp:effectExtent l="0" t="0" r="0" b="0"/>
-            <wp:wrapNone/>
-            <wp:docPr id="3" name="image2.png"/>
-            <wp:cNvGraphicFramePr>
-              <a:graphicFrameLocks xmlns:a="http://schemas.openxmlformats.org/drawingml/2006/main" noChangeAspect="1"/>
-            </wp:cNvGraphicFramePr>
-            <a:graphic xmlns:a="http://schemas.openxmlformats.org/drawingml/2006/main">
-              <a:graphicData uri="http://schemas.openxmlformats.org/drawingml/2006/picture">
-                <pic:pic xmlns:pic="http://schemas.openxmlformats.org/drawingml/2006/picture">
-                  <pic:nvPicPr>
-                    <pic:cNvPr id="4" name="image2.png"/>
-                    <pic:cNvPicPr/>
-                  </pic:nvPicPr>
-                  <pic:blipFill>
-                    <a:blip r:embed="rId8" cstate="print"/>
-                    <a:stretch>
-                      <a:fillRect/>
-                    </a:stretch>
-                  </pic:blipFill>
-                  <pic:spPr>
-                    <a:xfrm>
-                      <a:off x="0" y="0"/>
-                      <a:ext cx="1223984" cy="1417678"/>
-                    </a:xfrm>
-                    <a:prstGeom prst="rect">
-                      <a:avLst/>
-                    </a:prstGeom>
-                  </pic:spPr>
-                </pic:pic>
-              </a:graphicData>
-            </a:graphic>
-          </wp:anchor>
-        </w:drawing>
-      </w:r>
-      <w:r>
-        <w:rPr>
-          <w:rFonts w:ascii="Times New Roman" w:hAnsi="Times New Roman" w:cs="Times New Roman"/>
-          <w:w w:val="105"/>
-        </w:rPr>
-        <w:t xml:space="preserve">                            </w:t>
-      </w:r>
-      <w:r>
-        <w:rPr>
-          <w:rFonts w:ascii="Times New Roman" w:hAnsi="Times New Roman" w:cs="Times New Roman"/>
-          <w:w w:val="105"/>
-        </w:rPr>
-        <w:t>UNIVERSITATEA</w:t>
-      </w:r>
-      <w:r>
-        <w:rPr>
-          <w:rFonts w:ascii="Times New Roman" w:hAnsi="Times New Roman" w:cs="Times New Roman"/>
-          <w:spacing w:val="46"/>
-          <w:w w:val="105"/>
-        </w:rPr>
-        <w:t xml:space="preserve"> </w:t>
-      </w:r>
-      <w:r>
-        <w:rPr>
-          <w:rFonts w:ascii="Times New Roman" w:hAnsi="Times New Roman" w:cs="Times New Roman"/>
-          <w:w w:val="105"/>
-        </w:rPr>
-        <w:t>DIN</w:t>
-      </w:r>
-      <w:r>
-        <w:rPr>
-          <w:rFonts w:ascii="Times New Roman" w:hAnsi="Times New Roman" w:cs="Times New Roman"/>
-          <w:spacing w:val="-72"/>
-          <w:w w:val="105"/>
-        </w:rPr>
-        <w:t xml:space="preserve"> </w:t>
-      </w:r>
-      <w:r>
-        <w:rPr>
-          <w:rFonts w:ascii="Times New Roman" w:hAnsi="Times New Roman" w:cs="Times New Roman"/>
-          <w:w w:val="105"/>
-        </w:rPr>
-        <w:t>BUCUREȘTI</w:t>
-      </w:r>
+    <w:tbl>
+      <w:tblPr>
+        <w:tblW w:w="9030" w:type="dxa"/>
+        <w:jc w:val="center"/>
+        <w:tblLayout w:type="fixed"/>
+        <w:tblBorders>
+          <w:top w:val="none" w:sz="0" w:space="0" w:color="auto"/>
+          <w:left w:val="none" w:sz="0" w:space="0" w:color="auto"/>
+          <w:bottom w:val="none" w:sz="0" w:space="0" w:color="auto"/>
+          <w:right w:val="none" w:sz="0" w:space="0" w:color="auto"/>
+          <w:insideH w:val="none" w:sz="0" w:space="0" w:color="auto"/>
+          <w:insideV w:val="none" w:sz="0" w:space="0" w:color="auto"/>
+        </w:tblBorders>
+      </w:tblPr>
+      <w:tblGrid>
+        <w:gridCol w:w="2100"/>
+        <w:gridCol w:w="4830"/>
+        <w:gridCol w:w="2100"/>
+      </w:tblGrid>
+      <w:tr>
+        <w:tc>
+          <w:tcPr>
+            <w:tcW w:w="2100" w:type="dxa"/>
+            <w:vAlign w:val="center"/>
+          </w:tcPr>
+          <w:p>
+            <w:pPr>
+              <w:spacing w:before="120" w:after="0" w:line="240" w:lineRule="auto"/>
+              <w:jc w:val="center"/>
+            </w:pPr>
+            <w:r>
+              <w:rPr>
+                <w:noProof/>
+              </w:rPr>
+              <w:drawing>
+                <wp:inline distT="0" distB="0" distL="0" distR="0">
+                  <wp:extent cx="1150000" cy="1419700"/>
+                  <wp:effectExtent l="0" t="0" r="0" b="0"/>
+                  <wp:docPr id="300" name="logoL.png"/>
+                  <wp:cNvGraphicFramePr>
+                    <a:graphicFrameLocks xmlns:a="http://schemas.openxmlformats.org/drawingml/2006/main" noChangeAspect="1"/>
+                  </wp:cNvGraphicFramePr>
+                  <a:graphic xmlns:a="http://schemas.openxmlformats.org/drawingml/2006/main">
+                    <a:graphicData uri="http://schemas.openxmlformats.org/drawingml/2006/picture">
+                      <pic:pic xmlns:pic="http://schemas.openxmlformats.org/drawingml/2006/picture">
+                        <pic:nvPicPr>
+                          <pic:cNvPr id="400" name="logoL.png"/>
+                          <pic:cNvPicPr/>
+                        </pic:nvPicPr>
+                        <pic:blipFill>
+                          <a:blip r:embed="rId7" cstate="print"/>
+                          <a:stretch>
+                            <a:fillRect/>
+                          </a:stretch>
+                        </pic:blipFill>
+                        <pic:spPr>
+                          <a:xfrm>
+                            <a:off x="0" y="0"/>
+                            <a:ext cx="1150000" cy="1419700"/>
+                          </a:xfrm>
+                          <a:prstGeom prst="rect">
+                            <a:avLst/>
+                          </a:prstGeom>
+                        </pic:spPr>
+                      </pic:pic>
+                    </a:graphicData>
+                  </a:graphic>
+                </wp:inline>
+              </w:drawing>
+            </w:r>
+          </w:p>
+        </w:tc>
+        <w:tc>
+          <w:tcPr>
+            <w:tcW w:w="4830" w:type="dxa"/>
+            <w:vAlign w:val="center"/>
+          </w:tcPr>
+          <w:p>
+            <w:pPr>
+              <w:spacing w:before="40" w:after="40" w:line="276" w:lineRule="auto"/>
+              <w:ind w:left="0" w:right="0"/>
+              <w:jc w:val="center"/>
+              <w:rPr>
+                <w:rFonts w:ascii="Times New Roman" w:hAnsi="Times New Roman" w:cs="Times New Roman"/>
+                <w:b/>
+              </w:rPr>
+            </w:pPr>
+            <w:r>
+              <w:rPr>
+                <w:rFonts w:ascii="Times New Roman" w:hAnsi="Times New Roman" w:cs="Times New Roman"/>
+                <w:b/>
+              </w:rPr>
+              <w:t xml:space="preserve">UNIVERSITATEA DIN BUCUREȘTI</w:t>
+            </w:r>
+          </w:p>
+          <w:p>
+            <w:pPr>
+              <w:spacing w:before="40" w:after="40" w:line="276" w:lineRule="auto"/>
+              <w:ind w:left="0" w:right="0"/>
+              <w:jc w:val="center"/>
+              <w:rPr>
+                <w:rFonts w:ascii="Times New Roman" w:hAnsi="Times New Roman" w:cs="Times New Roman"/>
+                <w:b/>
+              </w:rPr>
+            </w:pPr>
+            <w:r>
+              <w:rPr>
+                <w:rFonts w:ascii="Times New Roman" w:hAnsi="Times New Roman" w:cs="Times New Roman"/>
+                <w:b/>
+              </w:rPr>
+              <w:t xml:space="preserve">FACULTATEA DE MATEMATICĂ ȘI INFORMATICĂ</w:t>
+            </w:r>
+          </w:p>
+          <w:p>
+            <w:pPr>
+              <w:spacing w:before="40" w:after="40" w:line="276" w:lineRule="auto"/>
+              <w:ind w:left="0" w:right="0"/>
+              <w:jc w:val="center"/>
+              <w:rPr>
+                <w:rFonts w:ascii="Times New Roman" w:hAnsi="Times New Roman" w:cs="Times New Roman"/>
+                <w:b/>
+              </w:rPr>
+            </w:pPr>
+            <w:r>
+              <w:rPr>
+                <w:rFonts w:ascii="Times New Roman" w:hAnsi="Times New Roman" w:cs="Times New Roman"/>
+                <w:b/>
+              </w:rPr>
+              <w:t xml:space="preserve">SPECIALIZAREA INFORMATICĂ</w:t>
+            </w:r>
+          </w:p>
+        </w:tc>
+        <w:tc>
+          <w:tcPr>
+            <w:tcW w:w="2100" w:type="dxa"/>
+            <w:vAlign w:val="center"/>
+          </w:tcPr>
+          <w:p>
+            <w:pPr>
+              <w:spacing w:before="120" w:after="0" w:line="240" w:lineRule="auto"/>
+              <w:jc w:val="center"/>
+            </w:pPr>
+            <w:r>
+              <w:rPr>
+                <w:noProof/>
+              </w:rPr>
+              <w:drawing>
+                <wp:inline distT="0" distB="0" distL="0" distR="0">
+                  <wp:extent cx="1150000" cy="1332000"/>
+                  <wp:effectExtent l="0" t="0" r="0" b="0"/>
+                  <wp:docPr id="301" name="logoR.png"/>
+                  <wp:cNvGraphicFramePr>
+                    <a:graphicFrameLocks xmlns:a="http://schemas.openxmlformats.org/drawingml/2006/main" noChangeAspect="1"/>
+                  </wp:cNvGraphicFramePr>
+                  <a:graphic xmlns:a="http://schemas.openxmlformats.org/drawingml/2006/main">
+                    <a:graphicData uri="http://schemas.openxmlformats.org/drawingml/2006/picture">
+                      <pic:pic xmlns:pic="http://schemas.openxmlformats.org/drawingml/2006/picture">
+                        <pic:nvPicPr>
+                          <pic:cNvPr id="401" name="logoR.png"/>
+                          <pic:cNvPicPr/>
+                        </pic:nvPicPr>
+                        <pic:blipFill>
+                          <a:blip r:embed="rId8" cstate="print"/>
+                          <a:stretch>
+                            <a:fillRect/>
+                          </a:stretch>
+                        </pic:blipFill>
+                        <pic:spPr>
+                          <a:xfrm>
+                            <a:off x="0" y="0"/>
+                            <a:ext cx="1150000" cy="1332000"/>
+                          </a:xfrm>
+                          <a:prstGeom prst="rect">
+                            <a:avLst/>
+                          </a:prstGeom>
+                        </pic:spPr>
+                      </pic:pic>
+                    </a:graphicData>
+                  </a:graphic>
+                </wp:inline>
+              </w:drawing>
+            </w:r>
+          </w:p>
+        </w:tc>
+      </w:tr>
+    </w:tbl>
+    <w:p>
+      <w:pPr>
+        <w:spacing w:after="0" w:line="240" w:lineRule="auto"/>
+      </w:pPr>
     </w:p>
     <w:p>
       <w:pPr>
@@ -173,78 +212,6 @@
     </w:p>
     <w:p>
       <w:pPr>
-        <w:spacing w:before="232" w:line="271" w:lineRule="auto"/>
-        <w:ind w:left="3297" w:right="3241" w:firstLine="53"/>
-        <w:jc w:val="center"/>
-        <w:rPr>
-          <w:b/>
-          <w:sz w:val="28"/>
-        </w:rPr>
-      </w:pPr>
-      <w:r>
-        <w:rPr>
-          <w:b/>
-          <w:spacing w:val="-8"/>
-          <w:w w:val="110"/>
-          <w:sz w:val="28"/>
-        </w:rPr>
-        <w:t xml:space="preserve">FACULTATEA </w:t>
-      </w:r>
-      <w:r>
-        <w:rPr>
-          <w:b/>
-          <w:spacing w:val="-7"/>
-          <w:w w:val="110"/>
-          <w:sz w:val="28"/>
-        </w:rPr>
-        <w:t>DE</w:t>
-      </w:r>
-      <w:r>
-        <w:rPr>
-          <w:b/>
-          <w:spacing w:val="-76"/>
-          <w:w w:val="110"/>
-          <w:sz w:val="28"/>
-        </w:rPr>
-        <w:t xml:space="preserve"> </w:t>
-      </w:r>
-      <w:r>
-        <w:rPr>
-          <w:b/>
-          <w:spacing w:val="-1"/>
-          <w:w w:val="110"/>
-          <w:sz w:val="28"/>
-        </w:rPr>
-        <w:t xml:space="preserve">MATEMATICĂ </w:t>
-      </w:r>
-      <w:r>
-        <w:rPr>
-          <w:b/>
-          <w:w w:val="110"/>
-          <w:sz w:val="28"/>
-        </w:rPr>
-        <w:t>ȘI</w:t>
-      </w:r>
-      <w:r>
-        <w:rPr>
-          <w:b/>
-          <w:spacing w:val="-76"/>
-          <w:w w:val="110"/>
-          <w:sz w:val="28"/>
-        </w:rPr>
-        <w:t xml:space="preserve"> </w:t>
-      </w:r>
-      <w:r>
-        <w:rPr>
-          <w:b/>
-          <w:w w:val="110"/>
-          <w:sz w:val="28"/>
-        </w:rPr>
-        <w:t>INFORMATICĂ</w:t>
-      </w:r>
-    </w:p>
-    <w:p>
-      <w:pPr>
         <w:pStyle w:val="BodyText"/>
         <w:rPr>
           <w:b/>
@@ -261,42 +228,6 @@
           <w:sz w:val="17"/>
         </w:rPr>
       </w:pPr>
-    </w:p>
-    <w:p>
-      <w:pPr>
-        <w:spacing w:before="152"/>
-        <w:ind w:left="245" w:right="245"/>
-        <w:jc w:val="center"/>
-        <w:rPr>
-          <w:b/>
-          <w:sz w:val="24"/>
-        </w:rPr>
-      </w:pPr>
-      <w:r>
-        <w:rPr>
-          <w:b/>
-          <w:w w:val="105"/>
-          <w:sz w:val="24"/>
-        </w:rPr>
-        <w:t>SPECIALIZAREA</w:t>
-      </w:r>
-      <w:r>
-        <w:rPr>
-          <w:b/>
-          <w:spacing w:val="12"/>
-          <w:w w:val="105"/>
-          <w:sz w:val="24"/>
-        </w:rPr>
-        <w:t xml:space="preserve"> </w:t>
-      </w:r>
-      <w:r>
-        <w:rPr>
-          <w:b/>
-          <w:w w:val="105"/>
-          <w:sz w:val="24"/>
-        </w:rPr>
-        <w:t>INFORMATICĂ</w:t>
-      </w:r>
     </w:p>
     <w:p>
       <w:pPr>

--- a/Thesis/Lucrare_licenta_QLearning_Unity.docx
+++ b/Thesis/Lucrare_licenta_QLearning_Unity.docx
@@ -10,196 +10,174 @@
         </w:rPr>
       </w:pPr>
     </w:p>
-    <w:tbl>
-      <w:tblPr>
-        <w:tblW w:w="9030" w:type="dxa"/>
-        <w:jc w:val="center"/>
-        <w:tblLayout w:type="fixed"/>
-        <w:tblBorders>
-          <w:top w:val="none" w:sz="0" w:space="0" w:color="auto"/>
-          <w:left w:val="none" w:sz="0" w:space="0" w:color="auto"/>
-          <w:bottom w:val="none" w:sz="0" w:space="0" w:color="auto"/>
-          <w:right w:val="none" w:sz="0" w:space="0" w:color="auto"/>
-          <w:insideH w:val="none" w:sz="0" w:space="0" w:color="auto"/>
-          <w:insideV w:val="none" w:sz="0" w:space="0" w:color="auto"/>
-        </w:tblBorders>
-      </w:tblPr>
-      <w:tblGrid>
-        <w:gridCol w:w="2100"/>
-        <w:gridCol w:w="4830"/>
-        <w:gridCol w:w="2100"/>
-      </w:tblGrid>
-      <w:tr>
-        <w:tc>
-          <w:tcPr>
-            <w:tcW w:w="2100" w:type="dxa"/>
-            <w:vAlign w:val="center"/>
-          </w:tcPr>
-          <w:p>
-            <w:pPr>
-              <w:spacing w:before="120" w:after="0" w:line="240" w:lineRule="auto"/>
-              <w:jc w:val="center"/>
-            </w:pPr>
-            <w:r>
-              <w:rPr>
-                <w:noProof/>
-              </w:rPr>
-              <w:drawing>
-                <wp:inline distT="0" distB="0" distL="0" distR="0">
-                  <wp:extent cx="1150000" cy="1419700"/>
-                  <wp:effectExtent l="0" t="0" r="0" b="0"/>
-                  <wp:docPr id="300" name="logoL.png"/>
-                  <wp:cNvGraphicFramePr>
-                    <a:graphicFrameLocks xmlns:a="http://schemas.openxmlformats.org/drawingml/2006/main" noChangeAspect="1"/>
-                  </wp:cNvGraphicFramePr>
-                  <a:graphic xmlns:a="http://schemas.openxmlformats.org/drawingml/2006/main">
-                    <a:graphicData uri="http://schemas.openxmlformats.org/drawingml/2006/picture">
-                      <pic:pic xmlns:pic="http://schemas.openxmlformats.org/drawingml/2006/picture">
-                        <pic:nvPicPr>
-                          <pic:cNvPr id="400" name="logoL.png"/>
-                          <pic:cNvPicPr/>
-                        </pic:nvPicPr>
-                        <pic:blipFill>
-                          <a:blip r:embed="rId7" cstate="print"/>
-                          <a:stretch>
-                            <a:fillRect/>
-                          </a:stretch>
-                        </pic:blipFill>
-                        <pic:spPr>
-                          <a:xfrm>
-                            <a:off x="0" y="0"/>
-                            <a:ext cx="1150000" cy="1419700"/>
-                          </a:xfrm>
-                          <a:prstGeom prst="rect">
-                            <a:avLst/>
-                          </a:prstGeom>
-                        </pic:spPr>
-                      </pic:pic>
-                    </a:graphicData>
-                  </a:graphic>
-                </wp:inline>
-              </w:drawing>
-            </w:r>
-          </w:p>
-        </w:tc>
-        <w:tc>
-          <w:tcPr>
-            <w:tcW w:w="4830" w:type="dxa"/>
-            <w:vAlign w:val="center"/>
-          </w:tcPr>
-          <w:p>
-            <w:pPr>
-              <w:spacing w:before="40" w:after="40" w:line="276" w:lineRule="auto"/>
-              <w:ind w:left="0" w:right="0"/>
-              <w:jc w:val="center"/>
-              <w:rPr>
-                <w:rFonts w:ascii="Times New Roman" w:hAnsi="Times New Roman" w:cs="Times New Roman"/>
-                <w:b/>
-              </w:rPr>
-            </w:pPr>
-            <w:r>
-              <w:rPr>
-                <w:rFonts w:ascii="Times New Roman" w:hAnsi="Times New Roman" w:cs="Times New Roman"/>
-                <w:b/>
-              </w:rPr>
-              <w:t xml:space="preserve">UNIVERSITATEA DIN BUCUREȘTI</w:t>
-            </w:r>
-          </w:p>
-          <w:p>
-            <w:pPr>
-              <w:spacing w:before="40" w:after="40" w:line="276" w:lineRule="auto"/>
-              <w:ind w:left="0" w:right="0"/>
-              <w:jc w:val="center"/>
-              <w:rPr>
-                <w:rFonts w:ascii="Times New Roman" w:hAnsi="Times New Roman" w:cs="Times New Roman"/>
-                <w:b/>
-              </w:rPr>
-            </w:pPr>
-            <w:r>
-              <w:rPr>
-                <w:rFonts w:ascii="Times New Roman" w:hAnsi="Times New Roman" w:cs="Times New Roman"/>
-                <w:b/>
-              </w:rPr>
-              <w:t xml:space="preserve">FACULTATEA DE MATEMATICĂ ȘI INFORMATICĂ</w:t>
-            </w:r>
-          </w:p>
-          <w:p>
-            <w:pPr>
-              <w:spacing w:before="40" w:after="40" w:line="276" w:lineRule="auto"/>
-              <w:ind w:left="0" w:right="0"/>
-              <w:jc w:val="center"/>
-              <w:rPr>
-                <w:rFonts w:ascii="Times New Roman" w:hAnsi="Times New Roman" w:cs="Times New Roman"/>
-                <w:b/>
-              </w:rPr>
-            </w:pPr>
-            <w:r>
-              <w:rPr>
-                <w:rFonts w:ascii="Times New Roman" w:hAnsi="Times New Roman" w:cs="Times New Roman"/>
-                <w:b/>
-              </w:rPr>
-              <w:t xml:space="preserve">SPECIALIZAREA INFORMATICĂ</w:t>
-            </w:r>
-          </w:p>
-        </w:tc>
-        <w:tc>
-          <w:tcPr>
-            <w:tcW w:w="2100" w:type="dxa"/>
-            <w:vAlign w:val="center"/>
-          </w:tcPr>
-          <w:p>
-            <w:pPr>
-              <w:spacing w:before="120" w:after="0" w:line="240" w:lineRule="auto"/>
-              <w:jc w:val="center"/>
-            </w:pPr>
-            <w:r>
-              <w:rPr>
-                <w:noProof/>
-              </w:rPr>
-              <w:drawing>
-                <wp:inline distT="0" distB="0" distL="0" distR="0">
-                  <wp:extent cx="1150000" cy="1332000"/>
-                  <wp:effectExtent l="0" t="0" r="0" b="0"/>
-                  <wp:docPr id="301" name="logoR.png"/>
-                  <wp:cNvGraphicFramePr>
-                    <a:graphicFrameLocks xmlns:a="http://schemas.openxmlformats.org/drawingml/2006/main" noChangeAspect="1"/>
-                  </wp:cNvGraphicFramePr>
-                  <a:graphic xmlns:a="http://schemas.openxmlformats.org/drawingml/2006/main">
-                    <a:graphicData uri="http://schemas.openxmlformats.org/drawingml/2006/picture">
-                      <pic:pic xmlns:pic="http://schemas.openxmlformats.org/drawingml/2006/picture">
-                        <pic:nvPicPr>
-                          <pic:cNvPr id="401" name="logoR.png"/>
-                          <pic:cNvPicPr/>
-                        </pic:nvPicPr>
-                        <pic:blipFill>
-                          <a:blip r:embed="rId8" cstate="print"/>
-                          <a:stretch>
-                            <a:fillRect/>
-                          </a:stretch>
-                        </pic:blipFill>
-                        <pic:spPr>
-                          <a:xfrm>
-                            <a:off x="0" y="0"/>
-                            <a:ext cx="1150000" cy="1332000"/>
-                          </a:xfrm>
-                          <a:prstGeom prst="rect">
-                            <a:avLst/>
-                          </a:prstGeom>
-                        </pic:spPr>
-                      </pic:pic>
-                    </a:graphicData>
-                  </a:graphic>
-                </wp:inline>
-              </w:drawing>
-            </w:r>
-          </w:p>
-        </w:tc>
-      </w:tr>
-    </w:tbl>
-    <w:p>
-      <w:pPr>
-        <w:spacing w:after="0" w:line="240" w:lineRule="auto"/>
-      </w:pPr>
+    <w:p>
+      <w:pPr>
+        <w:pStyle w:val="Heading3"/>
+        <w:spacing w:before="169" w:line="271" w:lineRule="auto"/>
+        <w:ind w:right="1086"/>
+        <w:rPr>
+          <w:rFonts w:ascii="Times New Roman" w:hAnsi="Times New Roman" w:cs="Times New Roman"/>
+        </w:rPr>
+      </w:pPr>
+      <w:bookmarkStart w:id="0" w:name="_Toc232453845"/>
+      <w:r>
+        <w:rPr>
+          <w:rFonts w:ascii="Times New Roman" w:hAnsi="Times New Roman" w:cs="Times New Roman"/>
+          <w:noProof/>
+        </w:rPr>
+        <w:drawing>
+          <wp:anchor distT="0" distB="0" distL="0" distR="0" simplePos="0" relativeHeight="15728640" behindDoc="0" locked="0" layoutInCell="1" allowOverlap="1" wp14:anchorId="63F5C50E" wp14:editId="669587E5">
+            <wp:simplePos x="0" y="0"/>
+            <wp:positionH relativeFrom="page">
+              <wp:posOffset>976528</wp:posOffset>
+            </wp:positionH>
+            <wp:positionV relativeFrom="paragraph">
+              <wp:posOffset>90073</wp:posOffset>
+            </wp:positionV>
+            <wp:extent cx="1223984" cy="1511204"/>
+            <wp:effectExtent l="0" t="0" r="0" b="0"/>
+            <wp:wrapNone/>
+            <wp:docPr id="1" name="image1.png"/>
+            <wp:cNvGraphicFramePr>
+              <a:graphicFrameLocks xmlns:a="http://schemas.openxmlformats.org/drawingml/2006/main" noChangeAspect="1"/>
+            </wp:cNvGraphicFramePr>
+            <a:graphic xmlns:a="http://schemas.openxmlformats.org/drawingml/2006/main">
+              <a:graphicData uri="http://schemas.openxmlformats.org/drawingml/2006/picture">
+                <pic:pic xmlns:pic="http://schemas.openxmlformats.org/drawingml/2006/picture">
+                  <pic:nvPicPr>
+                    <pic:cNvPr id="2" name="image1.png"/>
+                    <pic:cNvPicPr/>
+                  </pic:nvPicPr>
+                  <pic:blipFill>
+                    <a:blip r:embed="rId150" cstate="print"/>
+                    <a:stretch>
+                      <a:fillRect/>
+                    </a:stretch>
+                  </pic:blipFill>
+                  <pic:spPr>
+                    <a:xfrm>
+                      <a:off x="0" y="0"/>
+                      <a:ext cx="1223984" cy="1511204"/>
+                    </a:xfrm>
+                    <a:prstGeom prst="rect">
+                      <a:avLst/>
+                    </a:prstGeom>
+                  </pic:spPr>
+                </pic:pic>
+              </a:graphicData>
+            </a:graphic>
+          </wp:anchor>
+        </w:drawing>
+      </w:r>
+      <w:r>
+        <w:rPr>
+          <w:rFonts w:ascii="Times New Roman" w:hAnsi="Times New Roman" w:cs="Times New Roman"/>
+          <w:noProof/>
+        </w:rPr>
+        <w:drawing>
+          <wp:anchor distT="0" distB="0" distL="0" distR="0" simplePos="0" relativeHeight="15729152" behindDoc="0" locked="0" layoutInCell="1" allowOverlap="1" wp14:anchorId="118B45EB" wp14:editId="2706072A">
+            <wp:simplePos x="0" y="0"/>
+            <wp:positionH relativeFrom="page">
+              <wp:posOffset>5359501</wp:posOffset>
+            </wp:positionH>
+            <wp:positionV relativeFrom="paragraph">
+              <wp:posOffset>136863</wp:posOffset>
+            </wp:positionV>
+            <wp:extent cx="1223984" cy="1417678"/>
+            <wp:effectExtent l="0" t="0" r="0" b="0"/>
+            <wp:wrapNone/>
+            <wp:docPr id="3" name="image2.png"/>
+            <wp:cNvGraphicFramePr>
+              <a:graphicFrameLocks xmlns:a="http://schemas.openxmlformats.org/drawingml/2006/main" noChangeAspect="1"/>
+            </wp:cNvGraphicFramePr>
+            <a:graphic xmlns:a="http://schemas.openxmlformats.org/drawingml/2006/main">
+              <a:graphicData uri="http://schemas.openxmlformats.org/drawingml/2006/picture">
+                <pic:pic xmlns:pic="http://schemas.openxmlformats.org/drawingml/2006/picture">
+                  <pic:nvPicPr>
+                    <pic:cNvPr id="4" name="image2.png"/>
+                    <pic:cNvPicPr/>
+                  </pic:nvPicPr>
+                  <pic:blipFill>
+                    <a:blip r:embed="rId151" cstate="print"/>
+                    <a:stretch>
+                      <a:fillRect/>
+                    </a:stretch>
+                  </pic:blipFill>
+                  <pic:spPr>
+                    <a:xfrm>
+                      <a:off x="0" y="0"/>
+                      <a:ext cx="1223984" cy="1417678"/>
+                    </a:xfrm>
+                    <a:prstGeom prst="rect">
+                      <a:avLst/>
+                    </a:prstGeom>
+                  </pic:spPr>
+                </pic:pic>
+              </a:graphicData>
+            </a:graphic>
+          </wp:anchor>
+        </w:drawing>
+      </w:r>
+      <w:r>
+        <w:rPr>
+          <w:rFonts w:ascii="Times New Roman" w:hAnsi="Times New Roman" w:cs="Times New Roman"/>
+          <w:w w:val="105"/>
+        </w:rPr>
+        <w:t xml:space="preserve">                            </w:t>
+      </w:r>
+      <w:r>
+        <w:rPr>
+          <w:rFonts w:ascii="Times New Roman" w:hAnsi="Times New Roman" w:cs="Times New Roman"/>
+          <w:w w:val="105"/>
+        </w:rPr>
+        <w:t>UNIVERSITATEA</w:t>
+      </w:r>
+      <w:r>
+        <w:rPr>
+          <w:rFonts w:ascii="Times New Roman" w:hAnsi="Times New Roman" w:cs="Times New Roman"/>
+          <w:spacing w:val="46"/>
+          <w:w w:val="105"/>
+        </w:rPr>
+        <w:t xml:space="preserve"> </w:t>
+      </w:r>
+      <w:r>
+        <w:rPr>
+          <w:rFonts w:ascii="Times New Roman" w:hAnsi="Times New Roman" w:cs="Times New Roman"/>
+          <w:w w:val="105"/>
+        </w:rPr>
+        <w:t>DIN</w:t>
+      </w:r>
+      <w:r>
+        <w:rPr>
+          <w:rFonts w:ascii="Times New Roman" w:hAnsi="Times New Roman" w:cs="Times New Roman"/>
+          <w:w w:val="105"/>
+        </w:rPr>
+        <w:t xml:space="preserve"> </w:t>
+      </w:r>
+      <w:r>
+        <w:rPr>
+          <w:rFonts w:ascii="Times New Roman" w:hAnsi="Times New Roman" w:cs="Times New Roman"/>
+          <w:spacing w:val="-72"/>
+          <w:w w:val="105"/>
+        </w:rPr>
+        <w:t xml:space="preserve"> </w:t>
+      </w:r>
+      <w:r>
+        <w:rPr>
+          <w:rFonts w:ascii="Times New Roman" w:hAnsi="Times New Roman" w:cs="Times New Roman"/>
+          <w:spacing w:val="-72"/>
+          <w:w w:val="105"/>
+        </w:rPr>
+        <w:t xml:space="preserve">  </w:t>
+      </w:r>
+      <w:r>
+        <w:rPr>
+          <w:rFonts w:ascii="Times New Roman" w:hAnsi="Times New Roman" w:cs="Times New Roman"/>
+          <w:w w:val="105"/>
+        </w:rPr>
+        <w:t>BUCUREȘTI</w:t>
+      </w:r>
+      <w:bookmarkEnd w:id="0"/>
     </w:p>
     <w:p>
       <w:pPr>
@@ -212,6 +190,78 @@
     </w:p>
     <w:p>
       <w:pPr>
+        <w:spacing w:before="232" w:line="271" w:lineRule="auto"/>
+        <w:ind w:left="3297" w:right="3241" w:firstLine="53"/>
+        <w:jc w:val="center"/>
+        <w:rPr>
+          <w:b/>
+          <w:sz w:val="28"/>
+        </w:rPr>
+      </w:pPr>
+      <w:r>
+        <w:rPr>
+          <w:b/>
+          <w:spacing w:val="-8"/>
+          <w:w w:val="110"/>
+          <w:sz w:val="28"/>
+        </w:rPr>
+        <w:t xml:space="preserve">FACULTATEA </w:t>
+      </w:r>
+      <w:r>
+        <w:rPr>
+          <w:b/>
+          <w:spacing w:val="-7"/>
+          <w:w w:val="110"/>
+          <w:sz w:val="28"/>
+        </w:rPr>
+        <w:t>DE</w:t>
+      </w:r>
+      <w:r>
+        <w:rPr>
+          <w:b/>
+          <w:spacing w:val="-76"/>
+          <w:w w:val="110"/>
+          <w:sz w:val="28"/>
+        </w:rPr>
+        <w:t xml:space="preserve"> </w:t>
+      </w:r>
+      <w:r>
+        <w:rPr>
+          <w:b/>
+          <w:spacing w:val="-1"/>
+          <w:w w:val="110"/>
+          <w:sz w:val="28"/>
+        </w:rPr>
+        <w:t xml:space="preserve">MATEMATICĂ </w:t>
+      </w:r>
+      <w:r>
+        <w:rPr>
+          <w:b/>
+          <w:w w:val="110"/>
+          <w:sz w:val="28"/>
+        </w:rPr>
+        <w:t>ȘI</w:t>
+      </w:r>
+      <w:r>
+        <w:rPr>
+          <w:b/>
+          <w:spacing w:val="-76"/>
+          <w:w w:val="110"/>
+          <w:sz w:val="28"/>
+        </w:rPr>
+        <w:t xml:space="preserve"> </w:t>
+      </w:r>
+      <w:r>
+        <w:rPr>
+          <w:b/>
+          <w:w w:val="110"/>
+          <w:sz w:val="28"/>
+        </w:rPr>
+        <w:t>INFORMATICĂ</w:t>
+      </w:r>
+    </w:p>
+    <w:p>
+      <w:pPr>
         <w:pStyle w:val="BodyText"/>
         <w:rPr>
           <w:b/>
@@ -228,6 +278,42 @@
           <w:sz w:val="17"/>
         </w:rPr>
       </w:pPr>
+    </w:p>
+    <w:p>
+      <w:pPr>
+        <w:spacing w:before="152"/>
+        <w:ind w:left="245" w:right="245"/>
+        <w:jc w:val="center"/>
+        <w:rPr>
+          <w:b/>
+          <w:sz w:val="24"/>
+        </w:rPr>
+      </w:pPr>
+      <w:r>
+        <w:rPr>
+          <w:b/>
+          <w:w w:val="105"/>
+          <w:sz w:val="24"/>
+        </w:rPr>
+        <w:t>SPECIALIZAREA</w:t>
+      </w:r>
+      <w:r>
+        <w:rPr>
+          <w:b/>
+          <w:spacing w:val="12"/>
+          <w:w w:val="105"/>
+          <w:sz w:val="24"/>
+        </w:rPr>
+        <w:t xml:space="preserve"> </w:t>
+      </w:r>
+      <w:r>
+        <w:rPr>
+          <w:b/>
+          <w:w w:val="105"/>
+          <w:sz w:val="24"/>
+        </w:rPr>
+        <w:t>INFORMATICĂ</w:t>
+      </w:r>
     </w:p>
     <w:p>
       <w:pPr>

--- a/Thesis/Lucrare_licenta_QLearning_Unity.docx
+++ b/Thesis/Lucrare_licenta_QLearning_Unity.docx
@@ -483,7 +483,7 @@
           <w:rFonts w:ascii="Times New Roman" w:hAnsi="Times New Roman" w:cs="Times New Roman"/>
           <w:b/>
         </w:rPr>
-        <w:t xml:space="preserve">Matei Bitache</w:t>
+        <w:t xml:space="preserve">Matei Bițache</w:t>
       </w:r>
     </w:p>
     <w:p>
@@ -582,7 +582,7 @@
         <w:rPr>
           <w:rFonts w:ascii="Times New Roman" w:hAnsi="Times New Roman" w:cs="Times New Roman"/>
         </w:rPr>
-        <w:t xml:space="preserve">București, iulie 2025</w:t>
+        <w:t xml:space="preserve">București, iulie 2026</w:t>
       </w:r>
     </w:p>
     <w:p>

--- a/Thesis/Lucrare_licenta_QLearning_Unity.docx
+++ b/Thesis/Lucrare_licenta_QLearning_Unity.docx
@@ -4307,267 +4307,31 @@
 
 <file path=word/header1.xml><?xml version="1.0" encoding="utf-8"?>
 <w:hdr xmlns:wpc="http://schemas.microsoft.com/office/word/2010/wordprocessingCanvas" xmlns:cx="http://schemas.microsoft.com/office/drawing/2014/chartex" xmlns:cx1="http://schemas.microsoft.com/office/drawing/2015/9/8/chartex" xmlns:cx2="http://schemas.microsoft.com/office/drawing/2015/10/21/chartex" xmlns:cx3="http://schemas.microsoft.com/office/drawing/2016/5/9/chartex" xmlns:cx4="http://schemas.microsoft.com/office/drawing/2016/5/10/chartex" xmlns:cx5="http://schemas.microsoft.com/office/drawing/2016/5/11/chartex" xmlns:cx6="http://schemas.microsoft.com/office/drawing/2016/5/12/chartex" xmlns:cx7="http://schemas.microsoft.com/office/drawing/2016/5/13/chartex" xmlns:cx8="http://schemas.microsoft.com/office/drawing/2016/5/14/chartex" xmlns:mc="http://schemas.openxmlformats.org/markup-compatibility/2006" xmlns:aink="http://schemas.microsoft.com/office/drawing/2016/ink" xmlns:am3d="http://schemas.microsoft.com/office/drawing/2017/model3d" xmlns:o="urn:schemas-microsoft-com:office:office" xmlns:oel="http://schemas.microsoft.com/office/2019/extlst" xmlns:r="http://schemas.openxmlformats.org/officeDocument/2006/relationships" xmlns:m="http://schemas.openxmlformats.org/officeDocument/2006/math" xmlns:v="urn:schemas-microsoft-com:vml" xmlns:wp14="http://schemas.microsoft.com/office/word/2010/wordprocessingDrawing" xmlns:wp="http://schemas.openxmlformats.org/drawingml/2006/wordprocessingDrawing" xmlns:w10="urn:schemas-microsoft-com:office:word" xmlns:w="http://schemas.openxmlformats.org/wordprocessingml/2006/main" xmlns:w14="http://schemas.microsoft.com/office/word/2010/wordml" xmlns:w15="http://schemas.microsoft.com/office/word/2012/wordml" xmlns:w16cex="http://schemas.microsoft.com/office/word/2018/wordml/cex" xmlns:w16cid="http://schemas.microsoft.com/office/word/2016/wordml/cid" xmlns:w16="http://schemas.microsoft.com/office/word/2018/wordml" xmlns:w16du="http://schemas.microsoft.com/office/word/2023/wordml/word16du" xmlns:w16sdtdh="http://schemas.microsoft.com/office/word/2020/wordml/sdtdatahash" xmlns:w16se="http://schemas.microsoft.com/office/word/2015/wordml/symex" xmlns:wpg="http://schemas.microsoft.com/office/word/2010/wordprocessingGroup" xmlns:wpi="http://schemas.microsoft.com/office/word/2010/wordprocessingInk" xmlns:wne="http://schemas.microsoft.com/office/word/2006/wordml" xmlns:wps="http://schemas.microsoft.com/office/word/2010/wordprocessingShape" mc:Ignorable="w14 w15 w16se w16cid w16 w16cex w16sdtdh w16du wp14">
-  <w:p>
-    <w:pPr>
-      <w:pStyle w:val="BodyText"/>
-      <w:spacing w:line="14" w:lineRule="auto"/>
-      <w:rPr>
-        <w:sz w:val="20"/>
-      </w:rPr>
-    </w:pPr>
-    <w:r>
-      <w:pict w14:anchorId="13D7DC3C">
-        <v:shapetype id="_x0000_t202" coordsize="21600,21600" o:spt="202" path="m,l,21600r21600,l21600,xe">
-          <v:stroke joinstyle="miter"/>
-          <v:path gradientshapeok="t" o:connecttype="rect"/>
-        </v:shapetype>
-        <v:shape id="_x0000_s1033" type="#_x0000_t202" alt="" style="position:absolute;margin-left:69.85pt;margin-top:140.55pt;width:98.8pt;height:37.35pt;z-index:-15851008;mso-wrap-style:square;mso-wrap-edited:f;mso-width-percent:0;mso-height-percent:0;mso-position-horizontal-relative:page;mso-position-vertical-relative:page;mso-width-percent:0;mso-height-percent:0;v-text-anchor:top" filled="f" stroked="f">
-          <v:textbox inset="0,0,0,0">
-            <w:txbxContent>
-              <w:p>
-                <w:pPr>
-                  <w:spacing w:before="134"/>
-                  <w:ind w:left="20"/>
-                  <w:rPr>
-                    <w:rFonts w:ascii="Georgia"/>
-                    <w:b/>
-                    <w:sz w:val="49"/>
-                  </w:rPr>
-                </w:pPr>
-                <w:r>
-                  <w:rPr>
-                    <w:rFonts w:ascii="Georgia"/>
-                    <w:b/>
-                    <w:w w:val="95"/>
-                    <w:sz w:val="49"/>
-                  </w:rPr>
-                  <w:t>Cuprins</w:t>
-                </w:r>
-              </w:p>
-            </w:txbxContent>
-          </v:textbox>
-          <w10:wrap anchorx="page" anchory="page"/>
-        </v:shape>
-      </w:pict>
-    </w:r>
-  </w:p>
+  <w:p/>
 </w:hdr>
 </file>
 
 <file path=word/header2.xml><?xml version="1.0" encoding="utf-8"?>
 <w:hdr xmlns:wpc="http://schemas.microsoft.com/office/word/2010/wordprocessingCanvas" xmlns:cx="http://schemas.microsoft.com/office/drawing/2014/chartex" xmlns:cx1="http://schemas.microsoft.com/office/drawing/2015/9/8/chartex" xmlns:cx2="http://schemas.microsoft.com/office/drawing/2015/10/21/chartex" xmlns:cx3="http://schemas.microsoft.com/office/drawing/2016/5/9/chartex" xmlns:cx4="http://schemas.microsoft.com/office/drawing/2016/5/10/chartex" xmlns:cx5="http://schemas.microsoft.com/office/drawing/2016/5/11/chartex" xmlns:cx6="http://schemas.microsoft.com/office/drawing/2016/5/12/chartex" xmlns:cx7="http://schemas.microsoft.com/office/drawing/2016/5/13/chartex" xmlns:cx8="http://schemas.microsoft.com/office/drawing/2016/5/14/chartex" xmlns:mc="http://schemas.openxmlformats.org/markup-compatibility/2006" xmlns:aink="http://schemas.microsoft.com/office/drawing/2016/ink" xmlns:am3d="http://schemas.microsoft.com/office/drawing/2017/model3d" xmlns:o="urn:schemas-microsoft-com:office:office" xmlns:oel="http://schemas.microsoft.com/office/2019/extlst" xmlns:r="http://schemas.openxmlformats.org/officeDocument/2006/relationships" xmlns:m="http://schemas.openxmlformats.org/officeDocument/2006/math" xmlns:v="urn:schemas-microsoft-com:vml" xmlns:wp14="http://schemas.microsoft.com/office/word/2010/wordprocessingDrawing" xmlns:wp="http://schemas.openxmlformats.org/drawingml/2006/wordprocessingDrawing" xmlns:w10="urn:schemas-microsoft-com:office:word" xmlns:w="http://schemas.openxmlformats.org/wordprocessingml/2006/main" xmlns:w14="http://schemas.microsoft.com/office/word/2010/wordml" xmlns:w15="http://schemas.microsoft.com/office/word/2012/wordml" xmlns:w16cex="http://schemas.microsoft.com/office/word/2018/wordml/cex" xmlns:w16cid="http://schemas.microsoft.com/office/word/2016/wordml/cid" xmlns:w16="http://schemas.microsoft.com/office/word/2018/wordml" xmlns:w16du="http://schemas.microsoft.com/office/word/2023/wordml/word16du" xmlns:w16sdtdh="http://schemas.microsoft.com/office/word/2020/wordml/sdtdatahash" xmlns:w16se="http://schemas.microsoft.com/office/word/2015/wordml/symex" xmlns:wpg="http://schemas.microsoft.com/office/word/2010/wordprocessingGroup" xmlns:wpi="http://schemas.microsoft.com/office/word/2010/wordprocessingInk" xmlns:wne="http://schemas.microsoft.com/office/word/2006/wordml" xmlns:wps="http://schemas.microsoft.com/office/word/2010/wordprocessingShape" mc:Ignorable="w14 w15 w16se w16cid w16 w16cex w16sdtdh w16du wp14">
-  <w:p>
-    <w:pPr>
-      <w:pStyle w:val="BodyText"/>
-      <w:spacing w:line="14" w:lineRule="auto"/>
-      <w:rPr>
-        <w:sz w:val="2"/>
-      </w:rPr>
-    </w:pPr>
-  </w:p>
+  <w:p/>
 </w:hdr>
 </file>
 
 <file path=word/header3.xml><?xml version="1.0" encoding="utf-8"?>
 <w:hdr xmlns:wpc="http://schemas.microsoft.com/office/word/2010/wordprocessingCanvas" xmlns:cx="http://schemas.microsoft.com/office/drawing/2014/chartex" xmlns:cx1="http://schemas.microsoft.com/office/drawing/2015/9/8/chartex" xmlns:cx2="http://schemas.microsoft.com/office/drawing/2015/10/21/chartex" xmlns:cx3="http://schemas.microsoft.com/office/drawing/2016/5/9/chartex" xmlns:cx4="http://schemas.microsoft.com/office/drawing/2016/5/10/chartex" xmlns:cx5="http://schemas.microsoft.com/office/drawing/2016/5/11/chartex" xmlns:cx6="http://schemas.microsoft.com/office/drawing/2016/5/12/chartex" xmlns:cx7="http://schemas.microsoft.com/office/drawing/2016/5/13/chartex" xmlns:cx8="http://schemas.microsoft.com/office/drawing/2016/5/14/chartex" xmlns:mc="http://schemas.openxmlformats.org/markup-compatibility/2006" xmlns:aink="http://schemas.microsoft.com/office/drawing/2016/ink" xmlns:am3d="http://schemas.microsoft.com/office/drawing/2017/model3d" xmlns:o="urn:schemas-microsoft-com:office:office" xmlns:oel="http://schemas.microsoft.com/office/2019/extlst" xmlns:r="http://schemas.openxmlformats.org/officeDocument/2006/relationships" xmlns:m="http://schemas.openxmlformats.org/officeDocument/2006/math" xmlns:v="urn:schemas-microsoft-com:vml" xmlns:wp14="http://schemas.microsoft.com/office/word/2010/wordprocessingDrawing" xmlns:wp="http://schemas.openxmlformats.org/drawingml/2006/wordprocessingDrawing" xmlns:w10="urn:schemas-microsoft-com:office:word" xmlns:w="http://schemas.openxmlformats.org/wordprocessingml/2006/main" xmlns:w14="http://schemas.microsoft.com/office/word/2010/wordml" xmlns:w15="http://schemas.microsoft.com/office/word/2012/wordml" xmlns:w16cex="http://schemas.microsoft.com/office/word/2018/wordml/cex" xmlns:w16cid="http://schemas.microsoft.com/office/word/2016/wordml/cid" xmlns:w16="http://schemas.microsoft.com/office/word/2018/wordml" xmlns:w16du="http://schemas.microsoft.com/office/word/2023/wordml/word16du" xmlns:w16sdtdh="http://schemas.microsoft.com/office/word/2020/wordml/sdtdatahash" xmlns:w16se="http://schemas.microsoft.com/office/word/2015/wordml/symex" xmlns:wpg="http://schemas.microsoft.com/office/word/2010/wordprocessingGroup" xmlns:wpi="http://schemas.microsoft.com/office/word/2010/wordprocessingInk" xmlns:wne="http://schemas.microsoft.com/office/word/2006/wordml" xmlns:wps="http://schemas.microsoft.com/office/word/2010/wordprocessingShape" mc:Ignorable="w14 w15 w16se w16cid w16 w16cex w16sdtdh w16du wp14">
-  <w:p>
-    <w:pPr>
-      <w:pStyle w:val="BodyText"/>
-      <w:spacing w:line="14" w:lineRule="auto"/>
-      <w:rPr>
-        <w:sz w:val="20"/>
-      </w:rPr>
-    </w:pPr>
-    <w:r>
-      <w:pict w14:anchorId="3A2EEB6A">
-        <v:shapetype id="_x0000_t202" coordsize="21600,21600" o:spt="202" path="m,l,21600r21600,l21600,xe">
-          <v:stroke joinstyle="miter"/>
-          <v:path gradientshapeok="t" o:connecttype="rect"/>
-        </v:shapetype>
-        <v:shape id="_x0000_s1030" type="#_x0000_t202" alt="" style="position:absolute;margin-left:69.85pt;margin-top:140.55pt;width:140.05pt;height:37.35pt;z-index:-15848448;mso-wrap-style:square;mso-wrap-edited:f;mso-width-percent:0;mso-height-percent:0;mso-position-horizontal-relative:page;mso-position-vertical-relative:page;mso-width-percent:0;mso-height-percent:0;v-text-anchor:top" filled="f" stroked="f">
-          <v:textbox inset="0,0,0,0">
-            <w:txbxContent>
-              <w:p>
-                <w:pPr>
-                  <w:spacing w:before="134"/>
-                  <w:ind w:left="20"/>
-                  <w:rPr>
-                    <w:rFonts w:ascii="Georgia"/>
-                    <w:b/>
-                    <w:sz w:val="49"/>
-                  </w:rPr>
-                </w:pPr>
-                <w:r>
-                  <w:rPr>
-                    <w:rFonts w:ascii="Georgia"/>
-                    <w:b/>
-                    <w:sz w:val="49"/>
-                  </w:rPr>
-                  <w:t>Capitolul</w:t>
-                </w:r>
-                <w:r>
-                  <w:rPr>
-                    <w:rFonts w:ascii="Georgia"/>
-                    <w:b/>
-                    <w:spacing w:val="-4"/>
-                    <w:sz w:val="49"/>
-                  </w:rPr>
-                  <w:t xml:space="preserve"> </w:t>
-                </w:r>
-                <w:r>
-                  <w:fldChar w:fldCharType="begin"/>
-                </w:r>
-                <w:r>
-                  <w:rPr>
-                    <w:rFonts w:ascii="Georgia"/>
-                    <w:b/>
-                    <w:sz w:val="49"/>
-                  </w:rPr>
-                  <w:instrText xml:space="preserve"> PAGE </w:instrText>
-                </w:r>
-                <w:r>
-                  <w:fldChar w:fldCharType="separate"/>
-                </w:r>
-                <w:r>
-                  <w:t>2</w:t>
-                </w:r>
-                <w:r>
-                  <w:fldChar w:fldCharType="end"/>
-                </w:r>
-              </w:p>
-            </w:txbxContent>
-          </v:textbox>
-          <w10:wrap anchorx="page" anchory="page"/>
-        </v:shape>
-      </w:pict>
-    </w:r>
-  </w:p>
+  <w:p/>
 </w:hdr>
 </file>
 
 <file path=word/header4.xml><?xml version="1.0" encoding="utf-8"?>
 <w:hdr xmlns:wpc="http://schemas.microsoft.com/office/word/2010/wordprocessingCanvas" xmlns:cx="http://schemas.microsoft.com/office/drawing/2014/chartex" xmlns:cx1="http://schemas.microsoft.com/office/drawing/2015/9/8/chartex" xmlns:cx2="http://schemas.microsoft.com/office/drawing/2015/10/21/chartex" xmlns:cx3="http://schemas.microsoft.com/office/drawing/2016/5/9/chartex" xmlns:cx4="http://schemas.microsoft.com/office/drawing/2016/5/10/chartex" xmlns:cx5="http://schemas.microsoft.com/office/drawing/2016/5/11/chartex" xmlns:cx6="http://schemas.microsoft.com/office/drawing/2016/5/12/chartex" xmlns:cx7="http://schemas.microsoft.com/office/drawing/2016/5/13/chartex" xmlns:cx8="http://schemas.microsoft.com/office/drawing/2016/5/14/chartex" xmlns:mc="http://schemas.openxmlformats.org/markup-compatibility/2006" xmlns:aink="http://schemas.microsoft.com/office/drawing/2016/ink" xmlns:am3d="http://schemas.microsoft.com/office/drawing/2017/model3d" xmlns:o="urn:schemas-microsoft-com:office:office" xmlns:oel="http://schemas.microsoft.com/office/2019/extlst" xmlns:r="http://schemas.openxmlformats.org/officeDocument/2006/relationships" xmlns:m="http://schemas.openxmlformats.org/officeDocument/2006/math" xmlns:v="urn:schemas-microsoft-com:vml" xmlns:wp14="http://schemas.microsoft.com/office/word/2010/wordprocessingDrawing" xmlns:wp="http://schemas.openxmlformats.org/drawingml/2006/wordprocessingDrawing" xmlns:w10="urn:schemas-microsoft-com:office:word" xmlns:w="http://schemas.openxmlformats.org/wordprocessingml/2006/main" xmlns:w14="http://schemas.microsoft.com/office/word/2010/wordml" xmlns:w15="http://schemas.microsoft.com/office/word/2012/wordml" xmlns:w16cex="http://schemas.microsoft.com/office/word/2018/wordml/cex" xmlns:w16cid="http://schemas.microsoft.com/office/word/2016/wordml/cid" xmlns:w16="http://schemas.microsoft.com/office/word/2018/wordml" xmlns:w16du="http://schemas.microsoft.com/office/word/2023/wordml/word16du" xmlns:w16sdtdh="http://schemas.microsoft.com/office/word/2020/wordml/sdtdatahash" xmlns:w16se="http://schemas.microsoft.com/office/word/2015/wordml/symex" xmlns:wpg="http://schemas.microsoft.com/office/word/2010/wordprocessingGroup" xmlns:wpi="http://schemas.microsoft.com/office/word/2010/wordprocessingInk" xmlns:wne="http://schemas.microsoft.com/office/word/2006/wordml" xmlns:wps="http://schemas.microsoft.com/office/word/2010/wordprocessingShape" mc:Ignorable="w14 w15 w16se w16cid w16 w16cex w16sdtdh w16du wp14">
-  <w:p>
-    <w:pPr>
-      <w:pStyle w:val="BodyText"/>
-      <w:spacing w:line="14" w:lineRule="auto"/>
-      <w:rPr>
-        <w:sz w:val="20"/>
-      </w:rPr>
-    </w:pPr>
-    <w:r>
-      <w:pict w14:anchorId="10229D60">
-        <v:shapetype id="_x0000_t202" coordsize="21600,21600" o:spt="202" path="m,l,21600r21600,l21600,xe">
-          <v:stroke joinstyle="miter"/>
-          <v:path gradientshapeok="t" o:connecttype="rect"/>
-        </v:shapetype>
-        <v:shape id="_x0000_s1028" type="#_x0000_t202" alt="" style="position:absolute;margin-left:69.85pt;margin-top:140.55pt;width:140.05pt;height:37.35pt;z-index:-15847424;mso-wrap-style:square;mso-wrap-edited:f;mso-width-percent:0;mso-height-percent:0;mso-position-horizontal-relative:page;mso-position-vertical-relative:page;mso-width-percent:0;mso-height-percent:0;v-text-anchor:top" filled="f" stroked="f">
-          <v:textbox inset="0,0,0,0">
-            <w:txbxContent>
-              <w:p>
-                <w:pPr>
-                  <w:spacing w:before="134"/>
-                  <w:ind w:left="20"/>
-                  <w:rPr>
-                    <w:rFonts w:ascii="Georgia"/>
-                    <w:b/>
-                    <w:sz w:val="49"/>
-                  </w:rPr>
-                </w:pPr>
-                <w:r>
-                  <w:rPr>
-                    <w:rFonts w:ascii="Georgia"/>
-                    <w:b/>
-                    <w:sz w:val="49"/>
-                  </w:rPr>
-                  <w:t>Capitolul</w:t>
-                </w:r>
-                <w:r>
-                  <w:rPr>
-                    <w:rFonts w:ascii="Georgia"/>
-                    <w:b/>
-                    <w:spacing w:val="-3"/>
-                    <w:sz w:val="49"/>
-                  </w:rPr>
-                  <w:t xml:space="preserve"> </w:t>
-                </w:r>
-                <w:r>
-                  <w:fldChar w:fldCharType="begin"/>
-                </w:r>
-                <w:r>
-                  <w:rPr>
-                    <w:rFonts w:ascii="Georgia"/>
-                    <w:b/>
-                    <w:sz w:val="49"/>
-                  </w:rPr>
-                  <w:instrText xml:space="preserve"> PAGE </w:instrText>
-                </w:r>
-                <w:r>
-                  <w:fldChar w:fldCharType="separate"/>
-                </w:r>
-                <w:r>
-                  <w:t>3</w:t>
-                </w:r>
-                <w:r>
-                  <w:fldChar w:fldCharType="end"/>
-                </w:r>
-              </w:p>
-            </w:txbxContent>
-          </v:textbox>
-          <w10:wrap anchorx="page" anchory="page"/>
-        </v:shape>
-      </w:pict>
-    </w:r>
-  </w:p>
+  <w:p/>
 </w:hdr>
 </file>
 
 <file path=word/header5.xml><?xml version="1.0" encoding="utf-8"?>
 <w:hdr xmlns:wpc="http://schemas.microsoft.com/office/word/2010/wordprocessingCanvas" xmlns:cx="http://schemas.microsoft.com/office/drawing/2014/chartex" xmlns:cx1="http://schemas.microsoft.com/office/drawing/2015/9/8/chartex" xmlns:cx2="http://schemas.microsoft.com/office/drawing/2015/10/21/chartex" xmlns:cx3="http://schemas.microsoft.com/office/drawing/2016/5/9/chartex" xmlns:cx4="http://schemas.microsoft.com/office/drawing/2016/5/10/chartex" xmlns:cx5="http://schemas.microsoft.com/office/drawing/2016/5/11/chartex" xmlns:cx6="http://schemas.microsoft.com/office/drawing/2016/5/12/chartex" xmlns:cx7="http://schemas.microsoft.com/office/drawing/2016/5/13/chartex" xmlns:cx8="http://schemas.microsoft.com/office/drawing/2016/5/14/chartex" xmlns:mc="http://schemas.openxmlformats.org/markup-compatibility/2006" xmlns:aink="http://schemas.microsoft.com/office/drawing/2016/ink" xmlns:am3d="http://schemas.microsoft.com/office/drawing/2017/model3d" xmlns:o="urn:schemas-microsoft-com:office:office" xmlns:oel="http://schemas.microsoft.com/office/2019/extlst" xmlns:r="http://schemas.openxmlformats.org/officeDocument/2006/relationships" xmlns:m="http://schemas.openxmlformats.org/officeDocument/2006/math" xmlns:v="urn:schemas-microsoft-com:vml" xmlns:wp14="http://schemas.microsoft.com/office/word/2010/wordprocessingDrawing" xmlns:wp="http://schemas.openxmlformats.org/drawingml/2006/wordprocessingDrawing" xmlns:w10="urn:schemas-microsoft-com:office:word" xmlns:w="http://schemas.openxmlformats.org/wordprocessingml/2006/main" xmlns:w14="http://schemas.microsoft.com/office/word/2010/wordml" xmlns:w15="http://schemas.microsoft.com/office/word/2012/wordml" xmlns:w16cex="http://schemas.microsoft.com/office/word/2018/wordml/cex" xmlns:w16cid="http://schemas.microsoft.com/office/word/2016/wordml/cid" xmlns:w16="http://schemas.microsoft.com/office/word/2018/wordml" xmlns:w16du="http://schemas.microsoft.com/office/word/2023/wordml/word16du" xmlns:w16sdtdh="http://schemas.microsoft.com/office/word/2020/wordml/sdtdatahash" xmlns:w16se="http://schemas.microsoft.com/office/word/2015/wordml/symex" xmlns:wpg="http://schemas.microsoft.com/office/word/2010/wordprocessingGroup" xmlns:wpi="http://schemas.microsoft.com/office/word/2010/wordprocessingInk" xmlns:wne="http://schemas.microsoft.com/office/word/2006/wordml" xmlns:wps="http://schemas.microsoft.com/office/word/2010/wordprocessingShape" mc:Ignorable="w14 w15 w16se w16cid w16 w16cex w16sdtdh w16du wp14">
-  <w:p>
-    <w:pPr>
-      <w:pStyle w:val="BodyText"/>
-      <w:spacing w:line="14" w:lineRule="auto"/>
-      <w:rPr>
-        <w:sz w:val="20"/>
-      </w:rPr>
-    </w:pPr>
-    <w:r>
-      <w:pict w14:anchorId="60D9A03F">
-        <v:shapetype id="_x0000_t202" coordsize="21600,21600" o:spt="202" path="m,l,21600r21600,l21600,xe">
-          <v:stroke joinstyle="miter"/>
-          <v:path gradientshapeok="t" o:connecttype="rect"/>
-        </v:shapetype>
-        <v:shape id="_x0000_s1026" type="#_x0000_t202" alt="" style="position:absolute;margin-left:69.85pt;margin-top:140.55pt;width:141.7pt;height:37.35pt;z-index:-15846400;mso-wrap-style:square;mso-wrap-edited:f;mso-width-percent:0;mso-height-percent:0;mso-position-horizontal-relative:page;mso-position-vertical-relative:page;mso-width-percent:0;mso-height-percent:0;v-text-anchor:top" filled="f" stroked="f">
-          <v:textbox inset="0,0,0,0">
-            <w:txbxContent>
-              <w:p>
-                <w:pPr>
-                  <w:spacing w:before="134"/>
-                  <w:ind w:left="20"/>
-                  <w:rPr>
-                    <w:rFonts w:ascii="Georgia"/>
-                    <w:b/>
-                    <w:sz w:val="49"/>
-                  </w:rPr>
-                </w:pPr>
-                <w:r>
-                  <w:rPr>
-                    <w:rFonts w:ascii="Georgia"/>
-                    <w:b/>
-                    <w:w w:val="90"/>
-                    <w:sz w:val="49"/>
-                  </w:rPr>
-                  <w:t>Bibliografie</w:t>
-                </w:r>
-              </w:p>
-            </w:txbxContent>
-          </v:textbox>
-          <w10:wrap anchorx="page" anchory="page"/>
-        </v:shape>
-      </w:pict>
-    </w:r>
-  </w:p>
+  <w:p/>
 </w:hdr>
 </file>
 

--- a/Thesis/Lucrare_licenta_QLearning_Unity.docx
+++ b/Thesis/Lucrare_licenta_QLearning_Unity.docx
@@ -4020,51 +4020,46 @@
 <w:ftr xmlns:wpc="http://schemas.microsoft.com/office/word/2010/wordprocessingCanvas" xmlns:cx="http://schemas.microsoft.com/office/drawing/2014/chartex" xmlns:cx1="http://schemas.microsoft.com/office/drawing/2015/9/8/chartex" xmlns:cx2="http://schemas.microsoft.com/office/drawing/2015/10/21/chartex" xmlns:cx3="http://schemas.microsoft.com/office/drawing/2016/5/9/chartex" xmlns:cx4="http://schemas.microsoft.com/office/drawing/2016/5/10/chartex" xmlns:cx5="http://schemas.microsoft.com/office/drawing/2016/5/11/chartex" xmlns:cx6="http://schemas.microsoft.com/office/drawing/2016/5/12/chartex" xmlns:cx7="http://schemas.microsoft.com/office/drawing/2016/5/13/chartex" xmlns:cx8="http://schemas.microsoft.com/office/drawing/2016/5/14/chartex" xmlns:mc="http://schemas.openxmlformats.org/markup-compatibility/2006" xmlns:aink="http://schemas.microsoft.com/office/drawing/2016/ink" xmlns:am3d="http://schemas.microsoft.com/office/drawing/2017/model3d" xmlns:o="urn:schemas-microsoft-com:office:office" xmlns:oel="http://schemas.microsoft.com/office/2019/extlst" xmlns:r="http://schemas.openxmlformats.org/officeDocument/2006/relationships" xmlns:m="http://schemas.openxmlformats.org/officeDocument/2006/math" xmlns:v="urn:schemas-microsoft-com:vml" xmlns:wp14="http://schemas.microsoft.com/office/word/2010/wordprocessingDrawing" xmlns:wp="http://schemas.openxmlformats.org/drawingml/2006/wordprocessingDrawing" xmlns:w10="urn:schemas-microsoft-com:office:word" xmlns:w="http://schemas.openxmlformats.org/wordprocessingml/2006/main" xmlns:w14="http://schemas.microsoft.com/office/word/2010/wordml" xmlns:w15="http://schemas.microsoft.com/office/word/2012/wordml" xmlns:w16cex="http://schemas.microsoft.com/office/word/2018/wordml/cex" xmlns:w16cid="http://schemas.microsoft.com/office/word/2016/wordml/cid" xmlns:w16="http://schemas.microsoft.com/office/word/2018/wordml" xmlns:w16du="http://schemas.microsoft.com/office/word/2023/wordml/word16du" xmlns:w16sdtdh="http://schemas.microsoft.com/office/word/2020/wordml/sdtdatahash" xmlns:w16se="http://schemas.microsoft.com/office/word/2015/wordml/symex" xmlns:wpg="http://schemas.microsoft.com/office/word/2010/wordprocessingGroup" xmlns:wpi="http://schemas.microsoft.com/office/word/2010/wordprocessingInk" xmlns:wne="http://schemas.microsoft.com/office/word/2006/wordml" xmlns:wps="http://schemas.microsoft.com/office/word/2010/wordprocessingShape" mc:Ignorable="w14 w15 w16se w16cid w16 w16cex w16sdtdh w16du wp14">
   <w:p>
     <w:pPr>
-      <w:pStyle w:val="BodyText"/>
-      <w:spacing w:line="14" w:lineRule="auto"/>
+      <w:jc w:val="center"/>
       <w:rPr>
-        <w:sz w:val="20"/>
+        <w:rFonts w:ascii="Times New Roman" w:hAnsi="Times New Roman" w:cs="Times New Roman"/>
+        <w:sz w:val="22"/>
       </w:rPr>
     </w:pPr>
     <w:r>
-      <w:pict w14:anchorId="408533D6">
-        <v:shapetype id="_x0000_t202" coordsize="21600,21600" o:spt="202" path="m,l,21600r21600,l21600,xe">
-          <v:stroke joinstyle="miter"/>
-          <v:path gradientshapeok="t" o:connecttype="rect"/>
-        </v:shapetype>
-        <v:shape id="_x0000_s1032" type="#_x0000_t202" alt="" style="position:absolute;margin-left:291.7pt;margin-top:786.45pt;width:11.9pt;height:18.85pt;z-index:-15850496;mso-wrap-style:square;mso-wrap-edited:f;mso-width-percent:0;mso-height-percent:0;mso-position-horizontal-relative:page;mso-position-vertical-relative:page;mso-width-percent:0;mso-height-percent:0;v-text-anchor:top" filled="f" stroked="f">
-          <v:textbox inset="0,0,0,0">
-            <w:txbxContent>
-              <w:p>
-                <w:pPr>
-                  <w:pStyle w:val="BodyText"/>
-                  <w:spacing w:before="65"/>
-                  <w:ind w:left="60"/>
-                </w:pPr>
-                <w:r>
-                  <w:fldChar w:fldCharType="begin"/>
-                </w:r>
-                <w:r>
-                  <w:rPr>
-                    <w:w w:val="97"/>
-                  </w:rPr>
-                  <w:instrText xml:space="preserve"> PAGE </w:instrText>
-                </w:r>
-                <w:r>
-                  <w:fldChar w:fldCharType="separate"/>
-                </w:r>
-                <w:r>
-                  <w:t>3</w:t>
-                </w:r>
-                <w:r>
-                  <w:fldChar w:fldCharType="end"/>
-                </w:r>
-              </w:p>
-            </w:txbxContent>
-          </v:textbox>
-          <w10:wrap anchorx="page" anchory="page"/>
-        </v:shape>
-      </w:pict>
+      <w:rPr>
+        <w:rFonts w:ascii="Times New Roman" w:hAnsi="Times New Roman" w:cs="Times New Roman"/>
+        <w:sz w:val="22"/>
+      </w:rPr>
+      <w:fldChar w:fldCharType="begin"/>
+    </w:r>
+    <w:r>
+      <w:rPr>
+        <w:rFonts w:ascii="Times New Roman" w:hAnsi="Times New Roman" w:cs="Times New Roman"/>
+        <w:sz w:val="22"/>
+      </w:rPr>
+      <w:instrText xml:space="preserve"> PAGE </w:instrText>
+    </w:r>
+    <w:r>
+      <w:rPr>
+        <w:rFonts w:ascii="Times New Roman" w:hAnsi="Times New Roman" w:cs="Times New Roman"/>
+        <w:sz w:val="22"/>
+      </w:rPr>
+      <w:fldChar w:fldCharType="separate"/>
+    </w:r>
+    <w:r>
+      <w:rPr>
+        <w:rFonts w:ascii="Times New Roman" w:hAnsi="Times New Roman" w:cs="Times New Roman"/>
+        <w:sz w:val="22"/>
+      </w:rPr>
+      <w:t>1</w:t>
+    </w:r>
+    <w:r>
+      <w:rPr>
+        <w:rFonts w:ascii="Times New Roman" w:hAnsi="Times New Roman" w:cs="Times New Roman"/>
+        <w:sz w:val="22"/>
+      </w:rPr>
+      <w:fldChar w:fldCharType="end"/>
     </w:r>
   </w:p>
 </w:ftr>
@@ -4074,51 +4069,46 @@
 <w:ftr xmlns:wpc="http://schemas.microsoft.com/office/word/2010/wordprocessingCanvas" xmlns:cx="http://schemas.microsoft.com/office/drawing/2014/chartex" xmlns:cx1="http://schemas.microsoft.com/office/drawing/2015/9/8/chartex" xmlns:cx2="http://schemas.microsoft.com/office/drawing/2015/10/21/chartex" xmlns:cx3="http://schemas.microsoft.com/office/drawing/2016/5/9/chartex" xmlns:cx4="http://schemas.microsoft.com/office/drawing/2016/5/10/chartex" xmlns:cx5="http://schemas.microsoft.com/office/drawing/2016/5/11/chartex" xmlns:cx6="http://schemas.microsoft.com/office/drawing/2016/5/12/chartex" xmlns:cx7="http://schemas.microsoft.com/office/drawing/2016/5/13/chartex" xmlns:cx8="http://schemas.microsoft.com/office/drawing/2016/5/14/chartex" xmlns:mc="http://schemas.openxmlformats.org/markup-compatibility/2006" xmlns:aink="http://schemas.microsoft.com/office/drawing/2016/ink" xmlns:am3d="http://schemas.microsoft.com/office/drawing/2017/model3d" xmlns:o="urn:schemas-microsoft-com:office:office" xmlns:oel="http://schemas.microsoft.com/office/2019/extlst" xmlns:r="http://schemas.openxmlformats.org/officeDocument/2006/relationships" xmlns:m="http://schemas.openxmlformats.org/officeDocument/2006/math" xmlns:v="urn:schemas-microsoft-com:vml" xmlns:wp14="http://schemas.microsoft.com/office/word/2010/wordprocessingDrawing" xmlns:wp="http://schemas.openxmlformats.org/drawingml/2006/wordprocessingDrawing" xmlns:w10="urn:schemas-microsoft-com:office:word" xmlns:w="http://schemas.openxmlformats.org/wordprocessingml/2006/main" xmlns:w14="http://schemas.microsoft.com/office/word/2010/wordml" xmlns:w15="http://schemas.microsoft.com/office/word/2012/wordml" xmlns:w16cex="http://schemas.microsoft.com/office/word/2018/wordml/cex" xmlns:w16cid="http://schemas.microsoft.com/office/word/2016/wordml/cid" xmlns:w16="http://schemas.microsoft.com/office/word/2018/wordml" xmlns:w16du="http://schemas.microsoft.com/office/word/2023/wordml/word16du" xmlns:w16sdtdh="http://schemas.microsoft.com/office/word/2020/wordml/sdtdatahash" xmlns:w16se="http://schemas.microsoft.com/office/word/2015/wordml/symex" xmlns:wpg="http://schemas.microsoft.com/office/word/2010/wordprocessingGroup" xmlns:wpi="http://schemas.microsoft.com/office/word/2010/wordprocessingInk" xmlns:wne="http://schemas.microsoft.com/office/word/2006/wordml" xmlns:wps="http://schemas.microsoft.com/office/word/2010/wordprocessingShape" mc:Ignorable="w14 w15 w16se w16cid w16 w16cex w16sdtdh w16du wp14">
   <w:p>
     <w:pPr>
-      <w:pStyle w:val="BodyText"/>
-      <w:spacing w:line="14" w:lineRule="auto"/>
+      <w:jc w:val="center"/>
       <w:rPr>
-        <w:sz w:val="20"/>
+        <w:rFonts w:ascii="Times New Roman" w:hAnsi="Times New Roman" w:cs="Times New Roman"/>
+        <w:sz w:val="22"/>
       </w:rPr>
     </w:pPr>
     <w:r>
-      <w:pict w14:anchorId="62D2F89C">
-        <v:shapetype id="_x0000_t202" coordsize="21600,21600" o:spt="202" path="m,l,21600r21600,l21600,xe">
-          <v:stroke joinstyle="miter"/>
-          <v:path gradientshapeok="t" o:connecttype="rect"/>
-        </v:shapetype>
-        <v:shape id="_x0000_s1031" type="#_x0000_t202" alt="" style="position:absolute;margin-left:291.7pt;margin-top:786.45pt;width:11.9pt;height:18.85pt;z-index:-15848960;mso-wrap-style:square;mso-wrap-edited:f;mso-width-percent:0;mso-height-percent:0;mso-position-horizontal-relative:page;mso-position-vertical-relative:page;mso-width-percent:0;mso-height-percent:0;v-text-anchor:top" filled="f" stroked="f">
-          <v:textbox inset="0,0,0,0">
-            <w:txbxContent>
-              <w:p>
-                <w:pPr>
-                  <w:pStyle w:val="BodyText"/>
-                  <w:spacing w:before="65"/>
-                  <w:ind w:left="60"/>
-                </w:pPr>
-                <w:r>
-                  <w:fldChar w:fldCharType="begin"/>
-                </w:r>
-                <w:r>
-                  <w:rPr>
-                    <w:w w:val="97"/>
-                  </w:rPr>
-                  <w:instrText xml:space="preserve"> PAGE </w:instrText>
-                </w:r>
-                <w:r>
-                  <w:fldChar w:fldCharType="separate"/>
-                </w:r>
-                <w:r>
-                  <w:t>5</w:t>
-                </w:r>
-                <w:r>
-                  <w:fldChar w:fldCharType="end"/>
-                </w:r>
-              </w:p>
-            </w:txbxContent>
-          </v:textbox>
-          <w10:wrap anchorx="page" anchory="page"/>
-        </v:shape>
-      </w:pict>
+      <w:rPr>
+        <w:rFonts w:ascii="Times New Roman" w:hAnsi="Times New Roman" w:cs="Times New Roman"/>
+        <w:sz w:val="22"/>
+      </w:rPr>
+      <w:fldChar w:fldCharType="begin"/>
+    </w:r>
+    <w:r>
+      <w:rPr>
+        <w:rFonts w:ascii="Times New Roman" w:hAnsi="Times New Roman" w:cs="Times New Roman"/>
+        <w:sz w:val="22"/>
+      </w:rPr>
+      <w:instrText xml:space="preserve"> PAGE </w:instrText>
+    </w:r>
+    <w:r>
+      <w:rPr>
+        <w:rFonts w:ascii="Times New Roman" w:hAnsi="Times New Roman" w:cs="Times New Roman"/>
+        <w:sz w:val="22"/>
+      </w:rPr>
+      <w:fldChar w:fldCharType="separate"/>
+    </w:r>
+    <w:r>
+      <w:rPr>
+        <w:rFonts w:ascii="Times New Roman" w:hAnsi="Times New Roman" w:cs="Times New Roman"/>
+        <w:sz w:val="22"/>
+      </w:rPr>
+      <w:t>1</w:t>
+    </w:r>
+    <w:r>
+      <w:rPr>
+        <w:rFonts w:ascii="Times New Roman" w:hAnsi="Times New Roman" w:cs="Times New Roman"/>
+        <w:sz w:val="22"/>
+      </w:rPr>
+      <w:fldChar w:fldCharType="end"/>
     </w:r>
   </w:p>
 </w:ftr>
@@ -4128,51 +4118,46 @@
 <w:ftr xmlns:wpc="http://schemas.microsoft.com/office/word/2010/wordprocessingCanvas" xmlns:cx="http://schemas.microsoft.com/office/drawing/2014/chartex" xmlns:cx1="http://schemas.microsoft.com/office/drawing/2015/9/8/chartex" xmlns:cx2="http://schemas.microsoft.com/office/drawing/2015/10/21/chartex" xmlns:cx3="http://schemas.microsoft.com/office/drawing/2016/5/9/chartex" xmlns:cx4="http://schemas.microsoft.com/office/drawing/2016/5/10/chartex" xmlns:cx5="http://schemas.microsoft.com/office/drawing/2016/5/11/chartex" xmlns:cx6="http://schemas.microsoft.com/office/drawing/2016/5/12/chartex" xmlns:cx7="http://schemas.microsoft.com/office/drawing/2016/5/13/chartex" xmlns:cx8="http://schemas.microsoft.com/office/drawing/2016/5/14/chartex" xmlns:mc="http://schemas.openxmlformats.org/markup-compatibility/2006" xmlns:aink="http://schemas.microsoft.com/office/drawing/2016/ink" xmlns:am3d="http://schemas.microsoft.com/office/drawing/2017/model3d" xmlns:o="urn:schemas-microsoft-com:office:office" xmlns:oel="http://schemas.microsoft.com/office/2019/extlst" xmlns:r="http://schemas.openxmlformats.org/officeDocument/2006/relationships" xmlns:m="http://schemas.openxmlformats.org/officeDocument/2006/math" xmlns:v="urn:schemas-microsoft-com:vml" xmlns:wp14="http://schemas.microsoft.com/office/word/2010/wordprocessingDrawing" xmlns:wp="http://schemas.openxmlformats.org/drawingml/2006/wordprocessingDrawing" xmlns:w10="urn:schemas-microsoft-com:office:word" xmlns:w="http://schemas.openxmlformats.org/wordprocessingml/2006/main" xmlns:w14="http://schemas.microsoft.com/office/word/2010/wordml" xmlns:w15="http://schemas.microsoft.com/office/word/2012/wordml" xmlns:w16cex="http://schemas.microsoft.com/office/word/2018/wordml/cex" xmlns:w16cid="http://schemas.microsoft.com/office/word/2016/wordml/cid" xmlns:w16="http://schemas.microsoft.com/office/word/2018/wordml" xmlns:w16du="http://schemas.microsoft.com/office/word/2023/wordml/word16du" xmlns:w16sdtdh="http://schemas.microsoft.com/office/word/2020/wordml/sdtdatahash" xmlns:w16se="http://schemas.microsoft.com/office/word/2015/wordml/symex" xmlns:wpg="http://schemas.microsoft.com/office/word/2010/wordprocessingGroup" xmlns:wpi="http://schemas.microsoft.com/office/word/2010/wordprocessingInk" xmlns:wne="http://schemas.microsoft.com/office/word/2006/wordml" xmlns:wps="http://schemas.microsoft.com/office/word/2010/wordprocessingShape" mc:Ignorable="w14 w15 w16se w16cid w16 w16cex w16sdtdh w16du wp14">
   <w:p>
     <w:pPr>
-      <w:pStyle w:val="BodyText"/>
-      <w:spacing w:line="14" w:lineRule="auto"/>
+      <w:jc w:val="center"/>
       <w:rPr>
-        <w:sz w:val="20"/>
+        <w:rFonts w:ascii="Times New Roman" w:hAnsi="Times New Roman" w:cs="Times New Roman"/>
+        <w:sz w:val="22"/>
       </w:rPr>
     </w:pPr>
     <w:r>
-      <w:pict w14:anchorId="60B96C24">
-        <v:shapetype id="_x0000_t202" coordsize="21600,21600" o:spt="202" path="m,l,21600r21600,l21600,xe">
-          <v:stroke joinstyle="miter"/>
-          <v:path gradientshapeok="t" o:connecttype="rect"/>
-        </v:shapetype>
-        <v:shape id="_x0000_s1029" type="#_x0000_t202" alt="" style="position:absolute;margin-left:291.7pt;margin-top:786.45pt;width:11.9pt;height:18.85pt;z-index:-15847936;mso-wrap-style:square;mso-wrap-edited:f;mso-width-percent:0;mso-height-percent:0;mso-position-horizontal-relative:page;mso-position-vertical-relative:page;mso-width-percent:0;mso-height-percent:0;v-text-anchor:top" filled="f" stroked="f">
-          <v:textbox inset="0,0,0,0">
-            <w:txbxContent>
-              <w:p>
-                <w:pPr>
-                  <w:pStyle w:val="BodyText"/>
-                  <w:spacing w:before="65"/>
-                  <w:ind w:left="60"/>
-                </w:pPr>
-                <w:r>
-                  <w:fldChar w:fldCharType="begin"/>
-                </w:r>
-                <w:r>
-                  <w:rPr>
-                    <w:w w:val="97"/>
-                  </w:rPr>
-                  <w:instrText xml:space="preserve"> PAGE </w:instrText>
-                </w:r>
-                <w:r>
-                  <w:fldChar w:fldCharType="separate"/>
-                </w:r>
-                <w:r>
-                  <w:t>6</w:t>
-                </w:r>
-                <w:r>
-                  <w:fldChar w:fldCharType="end"/>
-                </w:r>
-              </w:p>
-            </w:txbxContent>
-          </v:textbox>
-          <w10:wrap anchorx="page" anchory="page"/>
-        </v:shape>
-      </w:pict>
+      <w:rPr>
+        <w:rFonts w:ascii="Times New Roman" w:hAnsi="Times New Roman" w:cs="Times New Roman"/>
+        <w:sz w:val="22"/>
+      </w:rPr>
+      <w:fldChar w:fldCharType="begin"/>
+    </w:r>
+    <w:r>
+      <w:rPr>
+        <w:rFonts w:ascii="Times New Roman" w:hAnsi="Times New Roman" w:cs="Times New Roman"/>
+        <w:sz w:val="22"/>
+      </w:rPr>
+      <w:instrText xml:space="preserve"> PAGE </w:instrText>
+    </w:r>
+    <w:r>
+      <w:rPr>
+        <w:rFonts w:ascii="Times New Roman" w:hAnsi="Times New Roman" w:cs="Times New Roman"/>
+        <w:sz w:val="22"/>
+      </w:rPr>
+      <w:fldChar w:fldCharType="separate"/>
+    </w:r>
+    <w:r>
+      <w:rPr>
+        <w:rFonts w:ascii="Times New Roman" w:hAnsi="Times New Roman" w:cs="Times New Roman"/>
+        <w:sz w:val="22"/>
+      </w:rPr>
+      <w:t>1</w:t>
+    </w:r>
+    <w:r>
+      <w:rPr>
+        <w:rFonts w:ascii="Times New Roman" w:hAnsi="Times New Roman" w:cs="Times New Roman"/>
+        <w:sz w:val="22"/>
+      </w:rPr>
+      <w:fldChar w:fldCharType="end"/>
     </w:r>
   </w:p>
 </w:ftr>
@@ -4182,51 +4167,46 @@
 <w:ftr xmlns:wpc="http://schemas.microsoft.com/office/word/2010/wordprocessingCanvas" xmlns:cx="http://schemas.microsoft.com/office/drawing/2014/chartex" xmlns:cx1="http://schemas.microsoft.com/office/drawing/2015/9/8/chartex" xmlns:cx2="http://schemas.microsoft.com/office/drawing/2015/10/21/chartex" xmlns:cx3="http://schemas.microsoft.com/office/drawing/2016/5/9/chartex" xmlns:cx4="http://schemas.microsoft.com/office/drawing/2016/5/10/chartex" xmlns:cx5="http://schemas.microsoft.com/office/drawing/2016/5/11/chartex" xmlns:cx6="http://schemas.microsoft.com/office/drawing/2016/5/12/chartex" xmlns:cx7="http://schemas.microsoft.com/office/drawing/2016/5/13/chartex" xmlns:cx8="http://schemas.microsoft.com/office/drawing/2016/5/14/chartex" xmlns:mc="http://schemas.openxmlformats.org/markup-compatibility/2006" xmlns:aink="http://schemas.microsoft.com/office/drawing/2016/ink" xmlns:am3d="http://schemas.microsoft.com/office/drawing/2017/model3d" xmlns:o="urn:schemas-microsoft-com:office:office" xmlns:oel="http://schemas.microsoft.com/office/2019/extlst" xmlns:r="http://schemas.openxmlformats.org/officeDocument/2006/relationships" xmlns:m="http://schemas.openxmlformats.org/officeDocument/2006/math" xmlns:v="urn:schemas-microsoft-com:vml" xmlns:wp14="http://schemas.microsoft.com/office/word/2010/wordprocessingDrawing" xmlns:wp="http://schemas.openxmlformats.org/drawingml/2006/wordprocessingDrawing" xmlns:w10="urn:schemas-microsoft-com:office:word" xmlns:w="http://schemas.openxmlformats.org/wordprocessingml/2006/main" xmlns:w14="http://schemas.microsoft.com/office/word/2010/wordml" xmlns:w15="http://schemas.microsoft.com/office/word/2012/wordml" xmlns:w16cex="http://schemas.microsoft.com/office/word/2018/wordml/cex" xmlns:w16cid="http://schemas.microsoft.com/office/word/2016/wordml/cid" xmlns:w16="http://schemas.microsoft.com/office/word/2018/wordml" xmlns:w16du="http://schemas.microsoft.com/office/word/2023/wordml/word16du" xmlns:w16sdtdh="http://schemas.microsoft.com/office/word/2020/wordml/sdtdatahash" xmlns:w16se="http://schemas.microsoft.com/office/word/2015/wordml/symex" xmlns:wpg="http://schemas.microsoft.com/office/word/2010/wordprocessingGroup" xmlns:wpi="http://schemas.microsoft.com/office/word/2010/wordprocessingInk" xmlns:wne="http://schemas.microsoft.com/office/word/2006/wordml" xmlns:wps="http://schemas.microsoft.com/office/word/2010/wordprocessingShape" mc:Ignorable="w14 w15 w16se w16cid w16 w16cex w16sdtdh w16du wp14">
   <w:p>
     <w:pPr>
-      <w:pStyle w:val="BodyText"/>
-      <w:spacing w:line="14" w:lineRule="auto"/>
+      <w:jc w:val="center"/>
       <w:rPr>
-        <w:sz w:val="20"/>
+        <w:rFonts w:ascii="Times New Roman" w:hAnsi="Times New Roman" w:cs="Times New Roman"/>
+        <w:sz w:val="22"/>
       </w:rPr>
     </w:pPr>
     <w:r>
-      <w:pict w14:anchorId="54D8968A">
-        <v:shapetype id="_x0000_t202" coordsize="21600,21600" o:spt="202" path="m,l,21600r21600,l21600,xe">
-          <v:stroke joinstyle="miter"/>
-          <v:path gradientshapeok="t" o:connecttype="rect"/>
-        </v:shapetype>
-        <v:shape id="_x0000_s1027" type="#_x0000_t202" alt="" style="position:absolute;margin-left:291.7pt;margin-top:786.45pt;width:11.9pt;height:18.85pt;z-index:-15846912;mso-wrap-style:square;mso-wrap-edited:f;mso-width-percent:0;mso-height-percent:0;mso-position-horizontal-relative:page;mso-position-vertical-relative:page;mso-width-percent:0;mso-height-percent:0;v-text-anchor:top" filled="f" stroked="f">
-          <v:textbox inset="0,0,0,0">
-            <w:txbxContent>
-              <w:p>
-                <w:pPr>
-                  <w:pStyle w:val="BodyText"/>
-                  <w:spacing w:before="65"/>
-                  <w:ind w:left="60"/>
-                </w:pPr>
-                <w:r>
-                  <w:fldChar w:fldCharType="begin"/>
-                </w:r>
-                <w:r>
-                  <w:rPr>
-                    <w:w w:val="97"/>
-                  </w:rPr>
-                  <w:instrText xml:space="preserve"> PAGE </w:instrText>
-                </w:r>
-                <w:r>
-                  <w:fldChar w:fldCharType="separate"/>
-                </w:r>
-                <w:r>
-                  <w:t>7</w:t>
-                </w:r>
-                <w:r>
-                  <w:fldChar w:fldCharType="end"/>
-                </w:r>
-              </w:p>
-            </w:txbxContent>
-          </v:textbox>
-          <w10:wrap anchorx="page" anchory="page"/>
-        </v:shape>
-      </w:pict>
+      <w:rPr>
+        <w:rFonts w:ascii="Times New Roman" w:hAnsi="Times New Roman" w:cs="Times New Roman"/>
+        <w:sz w:val="22"/>
+      </w:rPr>
+      <w:fldChar w:fldCharType="begin"/>
+    </w:r>
+    <w:r>
+      <w:rPr>
+        <w:rFonts w:ascii="Times New Roman" w:hAnsi="Times New Roman" w:cs="Times New Roman"/>
+        <w:sz w:val="22"/>
+      </w:rPr>
+      <w:instrText xml:space="preserve"> PAGE </w:instrText>
+    </w:r>
+    <w:r>
+      <w:rPr>
+        <w:rFonts w:ascii="Times New Roman" w:hAnsi="Times New Roman" w:cs="Times New Roman"/>
+        <w:sz w:val="22"/>
+      </w:rPr>
+      <w:fldChar w:fldCharType="separate"/>
+    </w:r>
+    <w:r>
+      <w:rPr>
+        <w:rFonts w:ascii="Times New Roman" w:hAnsi="Times New Roman" w:cs="Times New Roman"/>
+        <w:sz w:val="22"/>
+      </w:rPr>
+      <w:t>1</w:t>
+    </w:r>
+    <w:r>
+      <w:rPr>
+        <w:rFonts w:ascii="Times New Roman" w:hAnsi="Times New Roman" w:cs="Times New Roman"/>
+        <w:sz w:val="22"/>
+      </w:rPr>
+      <w:fldChar w:fldCharType="end"/>
     </w:r>
   </w:p>
 </w:ftr>
@@ -4236,51 +4216,46 @@
 <w:ftr xmlns:wpc="http://schemas.microsoft.com/office/word/2010/wordprocessingCanvas" xmlns:cx="http://schemas.microsoft.com/office/drawing/2014/chartex" xmlns:cx1="http://schemas.microsoft.com/office/drawing/2015/9/8/chartex" xmlns:cx2="http://schemas.microsoft.com/office/drawing/2015/10/21/chartex" xmlns:cx3="http://schemas.microsoft.com/office/drawing/2016/5/9/chartex" xmlns:cx4="http://schemas.microsoft.com/office/drawing/2016/5/10/chartex" xmlns:cx5="http://schemas.microsoft.com/office/drawing/2016/5/11/chartex" xmlns:cx6="http://schemas.microsoft.com/office/drawing/2016/5/12/chartex" xmlns:cx7="http://schemas.microsoft.com/office/drawing/2016/5/13/chartex" xmlns:cx8="http://schemas.microsoft.com/office/drawing/2016/5/14/chartex" xmlns:mc="http://schemas.openxmlformats.org/markup-compatibility/2006" xmlns:aink="http://schemas.microsoft.com/office/drawing/2016/ink" xmlns:am3d="http://schemas.microsoft.com/office/drawing/2017/model3d" xmlns:o="urn:schemas-microsoft-com:office:office" xmlns:oel="http://schemas.microsoft.com/office/2019/extlst" xmlns:r="http://schemas.openxmlformats.org/officeDocument/2006/relationships" xmlns:m="http://schemas.openxmlformats.org/officeDocument/2006/math" xmlns:v="urn:schemas-microsoft-com:vml" xmlns:wp14="http://schemas.microsoft.com/office/word/2010/wordprocessingDrawing" xmlns:wp="http://schemas.openxmlformats.org/drawingml/2006/wordprocessingDrawing" xmlns:w10="urn:schemas-microsoft-com:office:word" xmlns:w="http://schemas.openxmlformats.org/wordprocessingml/2006/main" xmlns:w14="http://schemas.microsoft.com/office/word/2010/wordml" xmlns:w15="http://schemas.microsoft.com/office/word/2012/wordml" xmlns:w16cex="http://schemas.microsoft.com/office/word/2018/wordml/cex" xmlns:w16cid="http://schemas.microsoft.com/office/word/2016/wordml/cid" xmlns:w16="http://schemas.microsoft.com/office/word/2018/wordml" xmlns:w16du="http://schemas.microsoft.com/office/word/2023/wordml/word16du" xmlns:w16sdtdh="http://schemas.microsoft.com/office/word/2020/wordml/sdtdatahash" xmlns:w16se="http://schemas.microsoft.com/office/word/2015/wordml/symex" xmlns:wpg="http://schemas.microsoft.com/office/word/2010/wordprocessingGroup" xmlns:wpi="http://schemas.microsoft.com/office/word/2010/wordprocessingInk" xmlns:wne="http://schemas.microsoft.com/office/word/2006/wordml" xmlns:wps="http://schemas.microsoft.com/office/word/2010/wordprocessingShape" mc:Ignorable="w14 w15 w16se w16cid w16 w16cex w16sdtdh w16du wp14">
   <w:p>
     <w:pPr>
-      <w:pStyle w:val="BodyText"/>
-      <w:spacing w:line="14" w:lineRule="auto"/>
+      <w:jc w:val="center"/>
       <w:rPr>
-        <w:sz w:val="20"/>
+        <w:rFonts w:ascii="Times New Roman" w:hAnsi="Times New Roman" w:cs="Times New Roman"/>
+        <w:sz w:val="22"/>
       </w:rPr>
     </w:pPr>
     <w:r>
-      <w:pict w14:anchorId="58FC9F11">
-        <v:shapetype id="_x0000_t202" coordsize="21600,21600" o:spt="202" path="m,l,21600r21600,l21600,xe">
-          <v:stroke joinstyle="miter"/>
-          <v:path gradientshapeok="t" o:connecttype="rect"/>
-        </v:shapetype>
-        <v:shape id="_x0000_s1025" type="#_x0000_t202" alt="" style="position:absolute;margin-left:291.7pt;margin-top:786.45pt;width:11.9pt;height:18.85pt;z-index:-15845888;mso-wrap-style:square;mso-wrap-edited:f;mso-width-percent:0;mso-height-percent:0;mso-position-horizontal-relative:page;mso-position-vertical-relative:page;mso-width-percent:0;mso-height-percent:0;v-text-anchor:top" filled="f" stroked="f">
-          <v:textbox inset="0,0,0,0">
-            <w:txbxContent>
-              <w:p>
-                <w:pPr>
-                  <w:pStyle w:val="BodyText"/>
-                  <w:spacing w:before="65"/>
-                  <w:ind w:left="60"/>
-                </w:pPr>
-                <w:r>
-                  <w:fldChar w:fldCharType="begin"/>
-                </w:r>
-                <w:r>
-                  <w:rPr>
-                    <w:w w:val="97"/>
-                  </w:rPr>
-                  <w:instrText xml:space="preserve"> PAGE </w:instrText>
-                </w:r>
-                <w:r>
-                  <w:fldChar w:fldCharType="separate"/>
-                </w:r>
-                <w:r>
-                  <w:t>8</w:t>
-                </w:r>
-                <w:r>
-                  <w:fldChar w:fldCharType="end"/>
-                </w:r>
-              </w:p>
-            </w:txbxContent>
-          </v:textbox>
-          <w10:wrap anchorx="page" anchory="page"/>
-        </v:shape>
-      </w:pict>
+      <w:rPr>
+        <w:rFonts w:ascii="Times New Roman" w:hAnsi="Times New Roman" w:cs="Times New Roman"/>
+        <w:sz w:val="22"/>
+      </w:rPr>
+      <w:fldChar w:fldCharType="begin"/>
+    </w:r>
+    <w:r>
+      <w:rPr>
+        <w:rFonts w:ascii="Times New Roman" w:hAnsi="Times New Roman" w:cs="Times New Roman"/>
+        <w:sz w:val="22"/>
+      </w:rPr>
+      <w:instrText xml:space="preserve"> PAGE </w:instrText>
+    </w:r>
+    <w:r>
+      <w:rPr>
+        <w:rFonts w:ascii="Times New Roman" w:hAnsi="Times New Roman" w:cs="Times New Roman"/>
+        <w:sz w:val="22"/>
+      </w:rPr>
+      <w:fldChar w:fldCharType="separate"/>
+    </w:r>
+    <w:r>
+      <w:rPr>
+        <w:rFonts w:ascii="Times New Roman" w:hAnsi="Times New Roman" w:cs="Times New Roman"/>
+        <w:sz w:val="22"/>
+      </w:rPr>
+      <w:t>1</w:t>
+    </w:r>
+    <w:r>
+      <w:rPr>
+        <w:rFonts w:ascii="Times New Roman" w:hAnsi="Times New Roman" w:cs="Times New Roman"/>
+        <w:sz w:val="22"/>
+      </w:rPr>
+      <w:fldChar w:fldCharType="end"/>
     </w:r>
   </w:p>
 </w:ftr>
